--- a/Шлапак М.Р._Отчёт ЛБ 5.docx
+++ b/Шлапак М.Р._Отчёт ЛБ 5.docx
@@ -1965,7 +1965,7 @@
                     </pic:cNvPicPr>
                   </pic:nvPicPr>
                   <pic:blipFill>
-                    <a:blip r:embed="rId6">
+                    <a:blip r:embed="rId8">
                       <a:extLst>
                         <a:ext uri="{28A0092B-C50C-407E-A947-70E740481C1C}">
                           <a14:useLocalDpi xmlns:a14="http://schemas.microsoft.com/office/drawing/2010/main" val="0"/>
@@ -2081,7 +2081,7 @@
     <w:p>
       <w:pPr>
         <w:sectPr>
-          <w:footerReference w:type="default" r:id="rId7"/>
+          <w:footerReference w:type="default" r:id="rId9"/>
           <w:pgSz w:w="11906" w:h="16838"/>
           <w:pgMar w:top="1134" w:right="567" w:bottom="1134" w:left="1701" w:header="709" w:footer="709" w:gutter="0"/>
           <w:cols w:space="708"/>
@@ -2105,2932 +2105,6 @@
             <wp:extent cx="6859905" cy="5360883"/>
             <wp:effectExtent l="0" t="0" r="0" b="0"/>
             <wp:docPr id="1" name="Рисунок 1"/>
-            <wp:cNvGraphicFramePr>
-              <a:graphicFrameLocks xmlns:a="http://schemas.openxmlformats.org/drawingml/2006/main" noChangeAspect="1"/>
-            </wp:cNvGraphicFramePr>
-            <a:graphic xmlns:a="http://schemas.openxmlformats.org/drawingml/2006/main">
-              <a:graphicData uri="http://schemas.openxmlformats.org/drawingml/2006/picture">
-                <pic:pic xmlns:pic="http://schemas.openxmlformats.org/drawingml/2006/picture">
-                  <pic:nvPicPr>
-                    <pic:cNvPr id="1" name=""/>
-                    <pic:cNvPicPr/>
-                  </pic:nvPicPr>
-                  <pic:blipFill>
-                    <a:blip r:embed="rId8"/>
-                    <a:stretch>
-                      <a:fillRect/>
-                    </a:stretch>
-                  </pic:blipFill>
-                  <pic:spPr>
-                    <a:xfrm>
-                      <a:off x="0" y="0"/>
-                      <a:ext cx="6864065" cy="5364134"/>
-                    </a:xfrm>
-                    <a:prstGeom prst="rect">
-                      <a:avLst/>
-                    </a:prstGeom>
-                  </pic:spPr>
-                </pic:pic>
-              </a:graphicData>
-            </a:graphic>
-          </wp:inline>
-        </w:drawing>
-      </w:r>
-    </w:p>
-    <w:p>
-      <w:pPr>
-        <w:ind w:firstLine="0"/>
-        <w:jc w:val="center"/>
-        <w:sectPr>
-          <w:pgSz w:w="16838" w:h="11906" w:orient="landscape"/>
-          <w:pgMar w:top="1701" w:right="1134" w:bottom="567" w:left="1134" w:header="709" w:footer="709" w:gutter="0"/>
-          <w:cols w:space="708"/>
-          <w:docGrid w:linePitch="381"/>
-        </w:sectPr>
-      </w:pPr>
-      <w:r>
-        <w:t xml:space="preserve">Рисунок 2 – </w:t>
-      </w:r>
-      <w:r>
-        <w:rPr>
-          <w:lang w:val="en-US"/>
-        </w:rPr>
-        <w:t>UML</w:t>
-      </w:r>
-      <w:r>
-        <w:t xml:space="preserve"> диаграмма классов</w:t>
-      </w:r>
-    </w:p>
-    <w:p>
-      <w:pPr>
-        <w:spacing w:after="240"/>
-        <w:ind w:firstLine="709"/>
-        <w:outlineLvl w:val="1"/>
-        <w:rPr>
-          <w:b/>
-          <w:bCs/>
-        </w:rPr>
-      </w:pPr>
-      <w:bookmarkStart w:id="8" w:name="_Toc74829066"/>
-      <w:bookmarkStart w:id="9" w:name="_Toc215716519"/>
-      <w:r>
-        <w:rPr>
-          <w:b/>
-          <w:bCs/>
-        </w:rPr>
-        <w:lastRenderedPageBreak/>
-        <w:t>1.3 Описание классов, образующих связь типа «общее-частное»</w:t>
-      </w:r>
-      <w:bookmarkEnd w:id="8"/>
-      <w:bookmarkEnd w:id="9"/>
-    </w:p>
-    <w:p>
-      <w:pPr>
-        <w:spacing w:after="240"/>
-        <w:ind w:firstLine="709"/>
-      </w:pPr>
-      <w:r>
-        <w:t xml:space="preserve">В таблице 1 приведено описание абстрактного класса </w:t>
-      </w:r>
-      <w:proofErr w:type="spellStart"/>
-      <w:r>
-        <w:rPr>
-          <w:i/>
-          <w:lang w:val="en-US"/>
-        </w:rPr>
-        <w:t>FigureBase</w:t>
-      </w:r>
-      <w:proofErr w:type="spellEnd"/>
-      <w:r>
-        <w:t xml:space="preserve"> </w:t>
-      </w:r>
-      <w:r>
-        <w:t>с его полями, свойствами и методами.</w:t>
-      </w:r>
-    </w:p>
-    <w:p>
-      <w:pPr>
-        <w:ind w:firstLine="0"/>
-        <w:rPr>
-          <w:lang w:val="en-US"/>
-        </w:rPr>
-      </w:pPr>
-      <w:r>
-        <w:t xml:space="preserve">Таблица 1 – Описание класса </w:t>
-      </w:r>
-      <w:proofErr w:type="spellStart"/>
-      <w:r>
-        <w:rPr>
-          <w:i/>
-          <w:lang w:val="en-US"/>
-        </w:rPr>
-        <w:t>FigureBase</w:t>
-      </w:r>
-      <w:proofErr w:type="spellEnd"/>
-    </w:p>
-    <w:tbl>
-      <w:tblPr>
-        <w:tblStyle w:val="a3"/>
-        <w:tblW w:w="5000" w:type="pct"/>
-        <w:tblLook w:val="04A0" w:firstRow="1" w:lastRow="0" w:firstColumn="1" w:lastColumn="0" w:noHBand="0" w:noVBand="1"/>
-      </w:tblPr>
-      <w:tblGrid>
-        <w:gridCol w:w="3435"/>
-        <w:gridCol w:w="1244"/>
-        <w:gridCol w:w="4949"/>
-      </w:tblGrid>
-      <w:tr>
-        <w:tc>
-          <w:tcPr>
-            <w:tcW w:w="1784" w:type="pct"/>
-            <w:vAlign w:val="center"/>
-          </w:tcPr>
-          <w:p>
-            <w:pPr>
-              <w:ind w:firstLine="0"/>
-              <w:jc w:val="center"/>
-              <w:rPr>
-                <w:sz w:val="24"/>
-              </w:rPr>
-            </w:pPr>
-            <w:r>
-              <w:rPr>
-                <w:sz w:val="24"/>
-              </w:rPr>
-              <w:t>Название</w:t>
-            </w:r>
-          </w:p>
-        </w:tc>
-        <w:tc>
-          <w:tcPr>
-            <w:tcW w:w="646" w:type="pct"/>
-            <w:vAlign w:val="center"/>
-          </w:tcPr>
-          <w:p>
-            <w:pPr>
-              <w:ind w:firstLine="0"/>
-              <w:jc w:val="center"/>
-              <w:rPr>
-                <w:sz w:val="24"/>
-              </w:rPr>
-            </w:pPr>
-            <w:r>
-              <w:rPr>
-                <w:sz w:val="24"/>
-              </w:rPr>
-              <w:t>Тип</w:t>
-            </w:r>
-          </w:p>
-        </w:tc>
-        <w:tc>
-          <w:tcPr>
-            <w:tcW w:w="2570" w:type="pct"/>
-            <w:vAlign w:val="center"/>
-          </w:tcPr>
-          <w:p>
-            <w:pPr>
-              <w:ind w:firstLine="0"/>
-              <w:jc w:val="center"/>
-              <w:rPr>
-                <w:sz w:val="24"/>
-              </w:rPr>
-            </w:pPr>
-            <w:r>
-              <w:rPr>
-                <w:sz w:val="24"/>
-              </w:rPr>
-              <w:t>Описание</w:t>
-            </w:r>
-          </w:p>
-        </w:tc>
-      </w:tr>
-      <w:tr>
-        <w:tc>
-          <w:tcPr>
-            <w:tcW w:w="5000" w:type="pct"/>
-            <w:gridSpan w:val="3"/>
-            <w:vAlign w:val="center"/>
-          </w:tcPr>
-          <w:p>
-            <w:pPr>
-              <w:ind w:firstLine="0"/>
-              <w:jc w:val="center"/>
-              <w:rPr>
-                <w:sz w:val="24"/>
-                <w:lang w:val="en-US"/>
-              </w:rPr>
-            </w:pPr>
-            <w:r>
-              <w:rPr>
-                <w:sz w:val="24"/>
-              </w:rPr>
-              <w:t>Описание класса</w:t>
-            </w:r>
-          </w:p>
-        </w:tc>
-      </w:tr>
-      <w:tr>
-        <w:tc>
-          <w:tcPr>
-            <w:tcW w:w="5000" w:type="pct"/>
-            <w:gridSpan w:val="3"/>
-            <w:vAlign w:val="center"/>
-          </w:tcPr>
-          <w:p>
-            <w:pPr>
-              <w:ind w:firstLine="0"/>
-              <w:jc w:val="left"/>
-              <w:rPr>
-                <w:sz w:val="24"/>
-              </w:rPr>
-            </w:pPr>
-            <w:r>
-              <w:rPr>
-                <w:sz w:val="24"/>
-              </w:rPr>
-              <w:t xml:space="preserve">Класс </w:t>
-            </w:r>
-            <w:proofErr w:type="spellStart"/>
-            <w:r>
-              <w:rPr>
-                <w:i/>
-                <w:sz w:val="24"/>
-                <w:lang w:val="en-US"/>
-              </w:rPr>
-              <w:t>FigureBase</w:t>
-            </w:r>
-            <w:proofErr w:type="spellEnd"/>
-            <w:r>
-              <w:rPr>
-                <w:sz w:val="24"/>
-              </w:rPr>
-              <w:t xml:space="preserve"> – абстрактный базовый класс для </w:t>
-            </w:r>
-            <w:r>
-              <w:rPr>
-                <w:sz w:val="24"/>
-              </w:rPr>
-              <w:t xml:space="preserve">двумерных </w:t>
-            </w:r>
-            <w:r>
-              <w:rPr>
-                <w:sz w:val="24"/>
-              </w:rPr>
-              <w:t>фигур</w:t>
-            </w:r>
-          </w:p>
-        </w:tc>
-      </w:tr>
-      <w:tr>
-        <w:tc>
-          <w:tcPr>
-            <w:tcW w:w="5000" w:type="pct"/>
-            <w:gridSpan w:val="3"/>
-            <w:vAlign w:val="center"/>
-          </w:tcPr>
-          <w:p>
-            <w:pPr>
-              <w:ind w:firstLine="0"/>
-              <w:jc w:val="center"/>
-              <w:rPr>
-                <w:sz w:val="24"/>
-              </w:rPr>
-            </w:pPr>
-            <w:r>
-              <w:rPr>
-                <w:sz w:val="24"/>
-              </w:rPr>
-              <w:t>Свойства</w:t>
-            </w:r>
-          </w:p>
-        </w:tc>
-      </w:tr>
-      <w:tr>
-        <w:tc>
-          <w:tcPr>
-            <w:tcW w:w="1784" w:type="pct"/>
-            <w:vAlign w:val="center"/>
-          </w:tcPr>
-          <w:p>
-            <w:pPr>
-              <w:ind w:firstLine="0"/>
-              <w:jc w:val="left"/>
-              <w:rPr>
-                <w:sz w:val="24"/>
-                <w:lang w:val="en-US"/>
-              </w:rPr>
-            </w:pPr>
-            <w:r>
-              <w:rPr>
-                <w:sz w:val="24"/>
-              </w:rPr>
-              <w:t xml:space="preserve">+ </w:t>
-            </w:r>
-            <w:proofErr w:type="spellStart"/>
-            <w:r>
-              <w:rPr>
-                <w:sz w:val="24"/>
-                <w:lang w:val="en-US"/>
-              </w:rPr>
-              <w:t>FigureType</w:t>
-            </w:r>
-            <w:proofErr w:type="spellEnd"/>
-          </w:p>
-        </w:tc>
-        <w:tc>
-          <w:tcPr>
-            <w:tcW w:w="646" w:type="pct"/>
-            <w:vAlign w:val="center"/>
-          </w:tcPr>
-          <w:p>
-            <w:pPr>
-              <w:ind w:firstLine="0"/>
-              <w:jc w:val="center"/>
-              <w:rPr>
-                <w:sz w:val="24"/>
-                <w:lang w:val="en-US"/>
-              </w:rPr>
-            </w:pPr>
-            <w:r>
-              <w:rPr>
-                <w:sz w:val="24"/>
-                <w:lang w:val="en-US"/>
-              </w:rPr>
-              <w:t>string</w:t>
-            </w:r>
-          </w:p>
-        </w:tc>
-        <w:tc>
-          <w:tcPr>
-            <w:tcW w:w="2570" w:type="pct"/>
-            <w:vAlign w:val="center"/>
-          </w:tcPr>
-          <w:p>
-            <w:pPr>
-              <w:ind w:firstLine="0"/>
-              <w:jc w:val="left"/>
-              <w:rPr>
-                <w:sz w:val="24"/>
-              </w:rPr>
-            </w:pPr>
-            <w:r>
-              <w:rPr>
-                <w:sz w:val="24"/>
-              </w:rPr>
-              <w:t>Тип фигуры</w:t>
-            </w:r>
-            <w:r>
-              <w:rPr>
-                <w:sz w:val="24"/>
-              </w:rPr>
-              <w:t>.</w:t>
-            </w:r>
-          </w:p>
-          <w:p>
-            <w:pPr>
-              <w:ind w:firstLine="0"/>
-              <w:jc w:val="left"/>
-              <w:rPr>
-                <w:sz w:val="24"/>
-              </w:rPr>
-            </w:pPr>
-            <w:r>
-              <w:rPr>
-                <w:sz w:val="24"/>
-              </w:rPr>
-              <w:t>Абстрактное свойство, переопределяется в производных классах</w:t>
-            </w:r>
-            <w:r>
-              <w:rPr>
-                <w:sz w:val="24"/>
-              </w:rPr>
-              <w:t>.</w:t>
-            </w:r>
-          </w:p>
-        </w:tc>
-      </w:tr>
-      <w:tr>
-        <w:tc>
-          <w:tcPr>
-            <w:tcW w:w="1784" w:type="pct"/>
-            <w:vAlign w:val="center"/>
-          </w:tcPr>
-          <w:p>
-            <w:pPr>
-              <w:ind w:firstLine="0"/>
-              <w:jc w:val="left"/>
-              <w:rPr>
-                <w:sz w:val="24"/>
-                <w:lang w:val="en-US"/>
-              </w:rPr>
-            </w:pPr>
-            <w:r>
-              <w:rPr>
-                <w:sz w:val="24"/>
-              </w:rPr>
-              <w:t xml:space="preserve">+ </w:t>
-            </w:r>
-            <w:r>
-              <w:rPr>
-                <w:sz w:val="24"/>
-                <w:lang w:val="en-US"/>
-              </w:rPr>
-              <w:t>Square</w:t>
-            </w:r>
-          </w:p>
-        </w:tc>
-        <w:tc>
-          <w:tcPr>
-            <w:tcW w:w="646" w:type="pct"/>
-            <w:vAlign w:val="center"/>
-          </w:tcPr>
-          <w:p>
-            <w:pPr>
-              <w:ind w:firstLine="0"/>
-              <w:jc w:val="center"/>
-              <w:rPr>
-                <w:sz w:val="24"/>
-                <w:lang w:val="en-US"/>
-              </w:rPr>
-            </w:pPr>
-            <w:r>
-              <w:rPr>
-                <w:sz w:val="24"/>
-                <w:lang w:val="en-US"/>
-              </w:rPr>
-              <w:t>double</w:t>
-            </w:r>
-          </w:p>
-        </w:tc>
-        <w:tc>
-          <w:tcPr>
-            <w:tcW w:w="2570" w:type="pct"/>
-            <w:vAlign w:val="center"/>
-          </w:tcPr>
-          <w:p>
-            <w:pPr>
-              <w:ind w:firstLine="0"/>
-              <w:jc w:val="left"/>
-              <w:rPr>
-                <w:sz w:val="24"/>
-              </w:rPr>
-            </w:pPr>
-            <w:r>
-              <w:rPr>
-                <w:sz w:val="24"/>
-              </w:rPr>
-              <w:t>Площадь</w:t>
-            </w:r>
-            <w:r>
-              <w:rPr>
-                <w:sz w:val="24"/>
-              </w:rPr>
-              <w:t xml:space="preserve"> фигуры.</w:t>
-            </w:r>
-          </w:p>
-          <w:p>
-            <w:pPr>
-              <w:ind w:firstLine="0"/>
-              <w:jc w:val="left"/>
-              <w:rPr>
-                <w:sz w:val="24"/>
-              </w:rPr>
-            </w:pPr>
-            <w:r>
-              <w:rPr>
-                <w:sz w:val="24"/>
-              </w:rPr>
-              <w:t>Абстрактное свойство, переопределяется в производных классах</w:t>
-            </w:r>
-            <w:r>
-              <w:rPr>
-                <w:sz w:val="24"/>
-              </w:rPr>
-              <w:t>.</w:t>
-            </w:r>
-          </w:p>
-        </w:tc>
-      </w:tr>
-      <w:tr>
-        <w:tc>
-          <w:tcPr>
-            <w:tcW w:w="5000" w:type="pct"/>
-            <w:gridSpan w:val="3"/>
-            <w:vAlign w:val="center"/>
-          </w:tcPr>
-          <w:p>
-            <w:pPr>
-              <w:ind w:firstLine="0"/>
-              <w:jc w:val="center"/>
-              <w:rPr>
-                <w:sz w:val="24"/>
-              </w:rPr>
-            </w:pPr>
-            <w:r>
-              <w:rPr>
-                <w:sz w:val="24"/>
-              </w:rPr>
-              <w:t>Методы</w:t>
-            </w:r>
-          </w:p>
-        </w:tc>
-      </w:tr>
-      <w:tr>
-        <w:tc>
-          <w:tcPr>
-            <w:tcW w:w="1784" w:type="pct"/>
-            <w:vAlign w:val="center"/>
-          </w:tcPr>
-          <w:p>
-            <w:pPr>
-              <w:ind w:firstLine="0"/>
-              <w:jc w:val="left"/>
-              <w:rPr>
-                <w:sz w:val="24"/>
-                <w:lang w:val="en-US"/>
-              </w:rPr>
-            </w:pPr>
-            <w:r>
-              <w:rPr>
-                <w:sz w:val="24"/>
-                <w:lang w:val="en-US"/>
-              </w:rPr>
-              <w:t>+</w:t>
-            </w:r>
-            <w:r>
-              <w:rPr>
-                <w:sz w:val="24"/>
-              </w:rPr>
-              <w:t xml:space="preserve"> </w:t>
-            </w:r>
-            <w:proofErr w:type="spellStart"/>
-            <w:r>
-              <w:rPr>
-                <w:sz w:val="24"/>
-                <w:u w:val="single"/>
-                <w:lang w:val="en-US"/>
-              </w:rPr>
-              <w:t>CheckingNumber</w:t>
-            </w:r>
-            <w:proofErr w:type="spellEnd"/>
-            <w:r>
-              <w:rPr>
-                <w:sz w:val="24"/>
-                <w:u w:val="single"/>
-                <w:lang w:val="en-US"/>
-              </w:rPr>
-              <w:t xml:space="preserve"> </w:t>
-            </w:r>
-            <w:r>
-              <w:rPr>
-                <w:sz w:val="24"/>
-                <w:u w:val="single"/>
-              </w:rPr>
-              <w:t>(</w:t>
-            </w:r>
-            <w:r>
-              <w:rPr>
-                <w:sz w:val="24"/>
-                <w:u w:val="single"/>
-                <w:lang w:val="en-US"/>
-              </w:rPr>
-              <w:t>double)</w:t>
-            </w:r>
-          </w:p>
-        </w:tc>
-        <w:tc>
-          <w:tcPr>
-            <w:tcW w:w="646" w:type="pct"/>
-            <w:vAlign w:val="center"/>
-          </w:tcPr>
-          <w:p>
-            <w:pPr>
-              <w:ind w:firstLine="0"/>
-              <w:jc w:val="center"/>
-              <w:rPr>
-                <w:sz w:val="24"/>
-                <w:lang w:val="en-US"/>
-              </w:rPr>
-            </w:pPr>
-            <w:r>
-              <w:rPr>
-                <w:sz w:val="24"/>
-                <w:lang w:val="en-US"/>
-              </w:rPr>
-              <w:t>double</w:t>
-            </w:r>
-          </w:p>
-        </w:tc>
-        <w:tc>
-          <w:tcPr>
-            <w:tcW w:w="2570" w:type="pct"/>
-            <w:vAlign w:val="center"/>
-          </w:tcPr>
-          <w:p>
-            <w:pPr>
-              <w:ind w:firstLine="0"/>
-              <w:jc w:val="left"/>
-              <w:rPr>
-                <w:sz w:val="24"/>
-              </w:rPr>
-            </w:pPr>
-            <w:r>
-              <w:rPr>
-                <w:sz w:val="24"/>
-              </w:rPr>
-              <w:t xml:space="preserve">Проверяет </w:t>
-            </w:r>
-            <w:r>
-              <w:rPr>
-                <w:sz w:val="24"/>
-              </w:rPr>
-              <w:t>корректность ввода параметров фигур</w:t>
-            </w:r>
-          </w:p>
-          <w:p>
-            <w:pPr>
-              <w:ind w:firstLine="0"/>
-              <w:jc w:val="left"/>
-              <w:rPr>
-                <w:sz w:val="24"/>
-              </w:rPr>
-            </w:pPr>
-            <w:r>
-              <w:rPr>
-                <w:sz w:val="24"/>
-                <w:lang w:val="en-US"/>
-              </w:rPr>
-              <w:t>double</w:t>
-            </w:r>
-            <w:r>
-              <w:rPr>
-                <w:sz w:val="24"/>
-              </w:rPr>
-              <w:t xml:space="preserve"> – </w:t>
-            </w:r>
-            <w:r>
-              <w:rPr>
-                <w:sz w:val="24"/>
-              </w:rPr>
-              <w:t xml:space="preserve">любой параметр фигуры </w:t>
-            </w:r>
-          </w:p>
-        </w:tc>
-      </w:tr>
-    </w:tbl>
-    <w:p/>
-    <w:p>
-      <w:r>
-        <w:t xml:space="preserve">В таблицах 2–4 приведены описания классов </w:t>
-      </w:r>
-      <w:r>
-        <w:t>Прямоугольник</w:t>
-      </w:r>
-      <w:r>
-        <w:t xml:space="preserve"> (</w:t>
-      </w:r>
-      <w:r>
-        <w:rPr>
-          <w:lang w:val="en-US"/>
-        </w:rPr>
-        <w:t>Rectangle</w:t>
-      </w:r>
-      <w:r>
-        <w:t>)</w:t>
-      </w:r>
-      <w:r>
-        <w:t xml:space="preserve">, </w:t>
-      </w:r>
-      <w:r>
-        <w:t>Треугольник</w:t>
-      </w:r>
-      <w:r>
-        <w:t xml:space="preserve"> (</w:t>
-      </w:r>
-      <w:r>
-        <w:rPr>
-          <w:lang w:val="en-US"/>
-        </w:rPr>
-        <w:t>Triangle</w:t>
-      </w:r>
-      <w:r>
-        <w:t>)</w:t>
-      </w:r>
-      <w:r>
-        <w:t xml:space="preserve"> </w:t>
-      </w:r>
-      <w:r>
-        <w:t xml:space="preserve">и </w:t>
-      </w:r>
-      <w:r>
-        <w:t>Круг</w:t>
-      </w:r>
-      <w:r>
-        <w:t xml:space="preserve"> (</w:t>
-      </w:r>
-      <w:r>
-        <w:rPr>
-          <w:lang w:val="en-US"/>
-        </w:rPr>
-        <w:t>Circle</w:t>
-      </w:r>
-      <w:r>
-        <w:t>)</w:t>
-      </w:r>
-      <w:r>
-        <w:t xml:space="preserve">, которые наследуются от </w:t>
-      </w:r>
-      <w:proofErr w:type="spellStart"/>
-      <w:r>
-        <w:rPr>
-          <w:i/>
-          <w:lang w:val="en-US"/>
-        </w:rPr>
-        <w:t>FigureBase</w:t>
-      </w:r>
-      <w:proofErr w:type="spellEnd"/>
-      <w:r>
-        <w:t>.</w:t>
-      </w:r>
-    </w:p>
-    <w:p>
-      <w:pPr>
-        <w:spacing w:before="240"/>
-        <w:ind w:firstLine="0"/>
-        <w:rPr>
-          <w:lang w:val="en-US"/>
-        </w:rPr>
-      </w:pPr>
-      <w:r>
-        <w:t>Таблица</w:t>
-      </w:r>
-      <w:r>
-        <w:rPr>
-          <w:lang w:val="en-US"/>
-        </w:rPr>
-        <w:t xml:space="preserve"> 2</w:t>
-      </w:r>
-      <w:r>
-        <w:t xml:space="preserve"> – Описание класса </w:t>
-      </w:r>
-      <w:r>
-        <w:rPr>
-          <w:lang w:val="en-US"/>
-        </w:rPr>
-        <w:t>Rectangle</w:t>
-      </w:r>
-    </w:p>
-    <w:tbl>
-      <w:tblPr>
-        <w:tblStyle w:val="a3"/>
-        <w:tblW w:w="5000" w:type="pct"/>
-        <w:tblLook w:val="04A0" w:firstRow="1" w:lastRow="0" w:firstColumn="1" w:lastColumn="0" w:noHBand="0" w:noVBand="1"/>
-      </w:tblPr>
-      <w:tblGrid>
-        <w:gridCol w:w="3435"/>
-        <w:gridCol w:w="1244"/>
-        <w:gridCol w:w="4949"/>
-      </w:tblGrid>
-      <w:tr>
-        <w:tc>
-          <w:tcPr>
-            <w:tcW w:w="1784" w:type="pct"/>
-            <w:vAlign w:val="center"/>
-          </w:tcPr>
-          <w:p>
-            <w:pPr>
-              <w:ind w:firstLine="0"/>
-              <w:jc w:val="center"/>
-              <w:rPr>
-                <w:sz w:val="24"/>
-              </w:rPr>
-            </w:pPr>
-            <w:r>
-              <w:rPr>
-                <w:sz w:val="24"/>
-              </w:rPr>
-              <w:t>Название</w:t>
-            </w:r>
-          </w:p>
-        </w:tc>
-        <w:tc>
-          <w:tcPr>
-            <w:tcW w:w="646" w:type="pct"/>
-            <w:vAlign w:val="center"/>
-          </w:tcPr>
-          <w:p>
-            <w:pPr>
-              <w:ind w:firstLine="0"/>
-              <w:jc w:val="center"/>
-              <w:rPr>
-                <w:sz w:val="24"/>
-              </w:rPr>
-            </w:pPr>
-            <w:r>
-              <w:rPr>
-                <w:sz w:val="24"/>
-              </w:rPr>
-              <w:t>Тип</w:t>
-            </w:r>
-          </w:p>
-        </w:tc>
-        <w:tc>
-          <w:tcPr>
-            <w:tcW w:w="2570" w:type="pct"/>
-            <w:vAlign w:val="center"/>
-          </w:tcPr>
-          <w:p>
-            <w:pPr>
-              <w:ind w:firstLine="0"/>
-              <w:jc w:val="center"/>
-              <w:rPr>
-                <w:sz w:val="24"/>
-              </w:rPr>
-            </w:pPr>
-            <w:r>
-              <w:rPr>
-                <w:sz w:val="24"/>
-              </w:rPr>
-              <w:t>Описание</w:t>
-            </w:r>
-          </w:p>
-        </w:tc>
-      </w:tr>
-      <w:tr>
-        <w:tc>
-          <w:tcPr>
-            <w:tcW w:w="5000" w:type="pct"/>
-            <w:gridSpan w:val="3"/>
-            <w:vAlign w:val="center"/>
-          </w:tcPr>
-          <w:p>
-            <w:pPr>
-              <w:ind w:firstLine="0"/>
-              <w:jc w:val="center"/>
-              <w:rPr>
-                <w:sz w:val="24"/>
-                <w:lang w:val="en-US"/>
-              </w:rPr>
-            </w:pPr>
-            <w:r>
-              <w:rPr>
-                <w:sz w:val="24"/>
-              </w:rPr>
-              <w:t>Описание класса</w:t>
-            </w:r>
-          </w:p>
-        </w:tc>
-      </w:tr>
-      <w:tr>
-        <w:tc>
-          <w:tcPr>
-            <w:tcW w:w="5000" w:type="pct"/>
-            <w:gridSpan w:val="3"/>
-            <w:vAlign w:val="center"/>
-          </w:tcPr>
-          <w:p>
-            <w:pPr>
-              <w:ind w:firstLine="0"/>
-              <w:jc w:val="left"/>
-              <w:rPr>
-                <w:sz w:val="24"/>
-              </w:rPr>
-            </w:pPr>
-            <w:r>
-              <w:rPr>
-                <w:sz w:val="24"/>
-              </w:rPr>
-              <w:t xml:space="preserve">Класс </w:t>
-            </w:r>
-            <w:proofErr w:type="spellStart"/>
-            <w:r>
-              <w:rPr>
-                <w:sz w:val="24"/>
-              </w:rPr>
-              <w:t>Rectangle</w:t>
-            </w:r>
-            <w:proofErr w:type="spellEnd"/>
-            <w:r>
-              <w:rPr>
-                <w:sz w:val="24"/>
-              </w:rPr>
-              <w:t xml:space="preserve"> </w:t>
-            </w:r>
-            <w:r>
-              <w:rPr>
-                <w:sz w:val="24"/>
-              </w:rPr>
-              <w:t xml:space="preserve">– </w:t>
-            </w:r>
-            <w:r>
-              <w:rPr>
-                <w:sz w:val="24"/>
-              </w:rPr>
-              <w:t>прямоугольник</w:t>
-            </w:r>
-          </w:p>
-        </w:tc>
-      </w:tr>
-      <w:tr>
-        <w:tc>
-          <w:tcPr>
-            <w:tcW w:w="5000" w:type="pct"/>
-            <w:gridSpan w:val="3"/>
-            <w:vAlign w:val="center"/>
-          </w:tcPr>
-          <w:p>
-            <w:pPr>
-              <w:ind w:firstLine="0"/>
-              <w:jc w:val="center"/>
-              <w:rPr>
-                <w:sz w:val="24"/>
-              </w:rPr>
-            </w:pPr>
-            <w:r>
-              <w:rPr>
-                <w:sz w:val="24"/>
-              </w:rPr>
-              <w:t>Поля</w:t>
-            </w:r>
-          </w:p>
-        </w:tc>
-      </w:tr>
-      <w:tr>
-        <w:tc>
-          <w:tcPr>
-            <w:tcW w:w="1784" w:type="pct"/>
-            <w:vAlign w:val="center"/>
-          </w:tcPr>
-          <w:p>
-            <w:pPr>
-              <w:ind w:firstLine="0"/>
-              <w:jc w:val="left"/>
-              <w:rPr>
-                <w:sz w:val="24"/>
-                <w:lang w:val="en-US"/>
-              </w:rPr>
-            </w:pPr>
-            <w:r>
-              <w:rPr>
-                <w:sz w:val="24"/>
-              </w:rPr>
-              <w:t>–</w:t>
-            </w:r>
-            <w:r>
-              <w:rPr>
-                <w:sz w:val="24"/>
-                <w:lang w:val="en-US"/>
-              </w:rPr>
-              <w:t>_length</w:t>
-            </w:r>
-          </w:p>
-        </w:tc>
-        <w:tc>
-          <w:tcPr>
-            <w:tcW w:w="646" w:type="pct"/>
-            <w:vAlign w:val="center"/>
-          </w:tcPr>
-          <w:p>
-            <w:pPr>
-              <w:ind w:firstLine="0"/>
-              <w:jc w:val="center"/>
-              <w:rPr>
-                <w:sz w:val="24"/>
-                <w:lang w:val="en-US"/>
-              </w:rPr>
-            </w:pPr>
-            <w:r>
-              <w:rPr>
-                <w:sz w:val="24"/>
-                <w:lang w:val="en-US"/>
-              </w:rPr>
-              <w:t>double</w:t>
-            </w:r>
-          </w:p>
-        </w:tc>
-        <w:tc>
-          <w:tcPr>
-            <w:tcW w:w="2570" w:type="pct"/>
-            <w:vAlign w:val="center"/>
-          </w:tcPr>
-          <w:p>
-            <w:pPr>
-              <w:ind w:firstLine="0"/>
-              <w:jc w:val="left"/>
-              <w:rPr>
-                <w:sz w:val="24"/>
-              </w:rPr>
-            </w:pPr>
-            <w:r>
-              <w:rPr>
-                <w:sz w:val="24"/>
-              </w:rPr>
-              <w:t>Длина</w:t>
-            </w:r>
-            <w:r>
-              <w:rPr>
-                <w:sz w:val="24"/>
-              </w:rPr>
-              <w:t xml:space="preserve"> </w:t>
-            </w:r>
-            <w:r>
-              <w:rPr>
-                <w:sz w:val="24"/>
-              </w:rPr>
-              <w:t>прямоугольника</w:t>
-            </w:r>
-          </w:p>
-        </w:tc>
-      </w:tr>
-      <w:tr>
-        <w:tc>
-          <w:tcPr>
-            <w:tcW w:w="1784" w:type="pct"/>
-            <w:vAlign w:val="center"/>
-          </w:tcPr>
-          <w:p>
-            <w:pPr>
-              <w:ind w:firstLine="0"/>
-              <w:jc w:val="left"/>
-              <w:rPr>
-                <w:sz w:val="24"/>
-              </w:rPr>
-            </w:pPr>
-            <w:r>
-              <w:rPr>
-                <w:sz w:val="24"/>
-              </w:rPr>
-              <w:t xml:space="preserve">– </w:t>
-            </w:r>
-            <w:r>
-              <w:rPr>
-                <w:sz w:val="24"/>
-                <w:lang w:val="en-US"/>
-              </w:rPr>
-              <w:t>_</w:t>
-            </w:r>
-            <w:r>
-              <w:rPr>
-                <w:sz w:val="24"/>
-                <w:lang w:val="en-US"/>
-              </w:rPr>
-              <w:t>width</w:t>
-            </w:r>
-          </w:p>
-        </w:tc>
-        <w:tc>
-          <w:tcPr>
-            <w:tcW w:w="646" w:type="pct"/>
-            <w:vAlign w:val="center"/>
-          </w:tcPr>
-          <w:p>
-            <w:pPr>
-              <w:ind w:firstLine="0"/>
-              <w:jc w:val="center"/>
-              <w:rPr>
-                <w:sz w:val="24"/>
-                <w:lang w:val="en-US"/>
-              </w:rPr>
-            </w:pPr>
-            <w:r>
-              <w:rPr>
-                <w:sz w:val="24"/>
-                <w:lang w:val="en-US"/>
-              </w:rPr>
-              <w:t>double</w:t>
-            </w:r>
-          </w:p>
-        </w:tc>
-        <w:tc>
-          <w:tcPr>
-            <w:tcW w:w="2570" w:type="pct"/>
-            <w:vAlign w:val="center"/>
-          </w:tcPr>
-          <w:p>
-            <w:pPr>
-              <w:ind w:firstLine="0"/>
-              <w:jc w:val="left"/>
-              <w:rPr>
-                <w:sz w:val="24"/>
-                <w:lang w:val="en-US"/>
-              </w:rPr>
-            </w:pPr>
-            <w:r>
-              <w:rPr>
-                <w:sz w:val="24"/>
-              </w:rPr>
-              <w:t>Ширина</w:t>
-            </w:r>
-            <w:r>
-              <w:rPr>
-                <w:sz w:val="24"/>
-              </w:rPr>
-              <w:t xml:space="preserve"> </w:t>
-            </w:r>
-            <w:r>
-              <w:rPr>
-                <w:sz w:val="24"/>
-              </w:rPr>
-              <w:t>прямоугольника</w:t>
-            </w:r>
-          </w:p>
-        </w:tc>
-      </w:tr>
-      <w:tr>
-        <w:tc>
-          <w:tcPr>
-            <w:tcW w:w="5000" w:type="pct"/>
-            <w:gridSpan w:val="3"/>
-            <w:vAlign w:val="center"/>
-          </w:tcPr>
-          <w:p>
-            <w:pPr>
-              <w:ind w:firstLine="0"/>
-              <w:jc w:val="center"/>
-              <w:rPr>
-                <w:sz w:val="24"/>
-              </w:rPr>
-            </w:pPr>
-            <w:r>
-              <w:rPr>
-                <w:sz w:val="24"/>
-              </w:rPr>
-              <w:t>Свойства</w:t>
-            </w:r>
-          </w:p>
-        </w:tc>
-      </w:tr>
-      <w:tr>
-        <w:tc>
-          <w:tcPr>
-            <w:tcW w:w="1784" w:type="pct"/>
-            <w:vAlign w:val="center"/>
-          </w:tcPr>
-          <w:p>
-            <w:pPr>
-              <w:ind w:firstLine="0"/>
-              <w:jc w:val="left"/>
-              <w:rPr>
-                <w:sz w:val="24"/>
-                <w:lang w:val="en-US"/>
-              </w:rPr>
-            </w:pPr>
-            <w:r>
-              <w:rPr>
-                <w:sz w:val="24"/>
-                <w:lang w:val="en-US"/>
-              </w:rPr>
-              <w:t xml:space="preserve">+ </w:t>
-            </w:r>
-            <w:proofErr w:type="spellStart"/>
-            <w:r>
-              <w:rPr>
-                <w:sz w:val="24"/>
-                <w:lang w:val="en-US"/>
-              </w:rPr>
-              <w:t>FigureType</w:t>
-            </w:r>
-            <w:proofErr w:type="spellEnd"/>
-          </w:p>
-        </w:tc>
-        <w:tc>
-          <w:tcPr>
-            <w:tcW w:w="646" w:type="pct"/>
-            <w:vAlign w:val="center"/>
-          </w:tcPr>
-          <w:p>
-            <w:pPr>
-              <w:ind w:firstLine="0"/>
-              <w:jc w:val="center"/>
-              <w:rPr>
-                <w:sz w:val="24"/>
-                <w:lang w:val="en-US"/>
-              </w:rPr>
-            </w:pPr>
-            <w:r>
-              <w:rPr>
-                <w:sz w:val="24"/>
-                <w:lang w:val="en-US"/>
-              </w:rPr>
-              <w:t>string</w:t>
-            </w:r>
-          </w:p>
-        </w:tc>
-        <w:tc>
-          <w:tcPr>
-            <w:tcW w:w="2570" w:type="pct"/>
-            <w:vAlign w:val="center"/>
-          </w:tcPr>
-          <w:p>
-            <w:pPr>
-              <w:ind w:firstLine="0"/>
-              <w:jc w:val="left"/>
-              <w:rPr>
-                <w:sz w:val="24"/>
-              </w:rPr>
-            </w:pPr>
-            <w:r>
-              <w:rPr>
-                <w:sz w:val="24"/>
-              </w:rPr>
-              <w:t>Тип фигуры</w:t>
-            </w:r>
-          </w:p>
-        </w:tc>
-      </w:tr>
-      <w:tr>
-        <w:tc>
-          <w:tcPr>
-            <w:tcW w:w="1784" w:type="pct"/>
-            <w:vAlign w:val="center"/>
-          </w:tcPr>
-          <w:p>
-            <w:pPr>
-              <w:ind w:firstLine="0"/>
-              <w:jc w:val="left"/>
-              <w:rPr>
-                <w:sz w:val="24"/>
-                <w:lang w:val="en-US"/>
-              </w:rPr>
-            </w:pPr>
-            <w:r>
-              <w:rPr>
-                <w:sz w:val="24"/>
-              </w:rPr>
-              <w:t xml:space="preserve">+ </w:t>
-            </w:r>
-            <w:r>
-              <w:rPr>
-                <w:sz w:val="24"/>
-                <w:lang w:val="en-US"/>
-              </w:rPr>
-              <w:t>Length</w:t>
-            </w:r>
-          </w:p>
-        </w:tc>
-        <w:tc>
-          <w:tcPr>
-            <w:tcW w:w="646" w:type="pct"/>
-            <w:vAlign w:val="center"/>
-          </w:tcPr>
-          <w:p>
-            <w:pPr>
-              <w:ind w:firstLine="0"/>
-              <w:jc w:val="center"/>
-              <w:rPr>
-                <w:sz w:val="24"/>
-                <w:lang w:val="en-US"/>
-              </w:rPr>
-            </w:pPr>
-            <w:r>
-              <w:rPr>
-                <w:sz w:val="24"/>
-                <w:lang w:val="en-US"/>
-              </w:rPr>
-              <w:t>double</w:t>
-            </w:r>
-          </w:p>
-        </w:tc>
-        <w:tc>
-          <w:tcPr>
-            <w:tcW w:w="2570" w:type="pct"/>
-            <w:vAlign w:val="center"/>
-          </w:tcPr>
-          <w:p>
-            <w:pPr>
-              <w:ind w:firstLine="0"/>
-              <w:jc w:val="left"/>
-              <w:rPr>
-                <w:sz w:val="24"/>
-              </w:rPr>
-            </w:pPr>
-            <w:r>
-              <w:rPr>
-                <w:sz w:val="24"/>
-              </w:rPr>
-              <w:t>Длина</w:t>
-            </w:r>
-            <w:r>
-              <w:rPr>
-                <w:sz w:val="24"/>
-              </w:rPr>
-              <w:t xml:space="preserve"> </w:t>
-            </w:r>
-            <w:r>
-              <w:rPr>
-                <w:sz w:val="24"/>
-              </w:rPr>
-              <w:t>прямоугольника</w:t>
-            </w:r>
-          </w:p>
-        </w:tc>
-      </w:tr>
-      <w:tr>
-        <w:tc>
-          <w:tcPr>
-            <w:tcW w:w="1784" w:type="pct"/>
-            <w:vAlign w:val="center"/>
-          </w:tcPr>
-          <w:p>
-            <w:pPr>
-              <w:ind w:firstLine="0"/>
-              <w:jc w:val="left"/>
-              <w:rPr>
-                <w:sz w:val="24"/>
-                <w:lang w:val="en-US"/>
-              </w:rPr>
-            </w:pPr>
-            <w:r>
-              <w:rPr>
-                <w:sz w:val="24"/>
-              </w:rPr>
-              <w:lastRenderedPageBreak/>
-              <w:t xml:space="preserve">+ </w:t>
-            </w:r>
-            <w:r>
-              <w:rPr>
-                <w:sz w:val="24"/>
-                <w:lang w:val="en-US"/>
-              </w:rPr>
-              <w:t>Square</w:t>
-            </w:r>
-          </w:p>
-        </w:tc>
-        <w:tc>
-          <w:tcPr>
-            <w:tcW w:w="646" w:type="pct"/>
-            <w:vAlign w:val="center"/>
-          </w:tcPr>
-          <w:p>
-            <w:pPr>
-              <w:ind w:firstLine="0"/>
-              <w:jc w:val="center"/>
-              <w:rPr>
-                <w:sz w:val="24"/>
-                <w:lang w:val="en-US"/>
-              </w:rPr>
-            </w:pPr>
-            <w:r>
-              <w:rPr>
-                <w:sz w:val="24"/>
-                <w:lang w:val="en-US"/>
-              </w:rPr>
-              <w:t>double</w:t>
-            </w:r>
-          </w:p>
-        </w:tc>
-        <w:tc>
-          <w:tcPr>
-            <w:tcW w:w="2570" w:type="pct"/>
-            <w:vAlign w:val="center"/>
-          </w:tcPr>
-          <w:p>
-            <w:pPr>
-              <w:ind w:firstLine="0"/>
-              <w:jc w:val="left"/>
-              <w:rPr>
-                <w:sz w:val="24"/>
-              </w:rPr>
-            </w:pPr>
-            <w:r>
-              <w:rPr>
-                <w:sz w:val="24"/>
-              </w:rPr>
-              <w:t>Вычисление площади прямоугольника</w:t>
-            </w:r>
-          </w:p>
-        </w:tc>
-      </w:tr>
-      <w:tr>
-        <w:tc>
-          <w:tcPr>
-            <w:tcW w:w="1784" w:type="pct"/>
-            <w:vAlign w:val="center"/>
-          </w:tcPr>
-          <w:p>
-            <w:pPr>
-              <w:ind w:firstLine="0"/>
-              <w:jc w:val="left"/>
-              <w:rPr>
-                <w:sz w:val="24"/>
-                <w:lang w:val="en-US"/>
-              </w:rPr>
-            </w:pPr>
-            <w:r>
-              <w:rPr>
-                <w:sz w:val="24"/>
-                <w:lang w:val="en-US"/>
-              </w:rPr>
-              <w:t>+ Width</w:t>
-            </w:r>
-          </w:p>
-        </w:tc>
-        <w:tc>
-          <w:tcPr>
-            <w:tcW w:w="646" w:type="pct"/>
-            <w:vAlign w:val="center"/>
-          </w:tcPr>
-          <w:p>
-            <w:pPr>
-              <w:ind w:firstLine="0"/>
-              <w:jc w:val="center"/>
-              <w:rPr>
-                <w:sz w:val="24"/>
-                <w:lang w:val="en-US"/>
-              </w:rPr>
-            </w:pPr>
-            <w:r>
-              <w:rPr>
-                <w:sz w:val="24"/>
-                <w:lang w:val="en-US"/>
-              </w:rPr>
-              <w:t>double</w:t>
-            </w:r>
-          </w:p>
-        </w:tc>
-        <w:tc>
-          <w:tcPr>
-            <w:tcW w:w="2570" w:type="pct"/>
-            <w:vAlign w:val="center"/>
-          </w:tcPr>
-          <w:p>
-            <w:pPr>
-              <w:ind w:firstLine="0"/>
-              <w:jc w:val="left"/>
-              <w:rPr>
-                <w:sz w:val="24"/>
-              </w:rPr>
-            </w:pPr>
-            <w:r>
-              <w:rPr>
-                <w:sz w:val="24"/>
-              </w:rPr>
-              <w:t>Ширина прямоугольника</w:t>
-            </w:r>
-          </w:p>
-        </w:tc>
-      </w:tr>
-    </w:tbl>
-    <w:p>
-      <w:pPr>
-        <w:spacing w:before="240"/>
-        <w:ind w:firstLine="0"/>
-        <w:rPr>
-          <w:lang w:val="en-US"/>
-        </w:rPr>
-      </w:pPr>
-      <w:r>
-        <w:t>Таблица</w:t>
-      </w:r>
-      <w:r>
-        <w:rPr>
-          <w:lang w:val="en-US"/>
-        </w:rPr>
-        <w:t xml:space="preserve"> </w:t>
-      </w:r>
-      <w:r>
-        <w:t xml:space="preserve">3 – Описание класса </w:t>
-      </w:r>
-      <w:r>
-        <w:rPr>
-          <w:lang w:val="en-US"/>
-        </w:rPr>
-        <w:t>Triangle</w:t>
-      </w:r>
-    </w:p>
-    <w:tbl>
-      <w:tblPr>
-        <w:tblStyle w:val="a3"/>
-        <w:tblW w:w="5000" w:type="pct"/>
-        <w:tblLook w:val="04A0" w:firstRow="1" w:lastRow="0" w:firstColumn="1" w:lastColumn="0" w:noHBand="0" w:noVBand="1"/>
-      </w:tblPr>
-      <w:tblGrid>
-        <w:gridCol w:w="3435"/>
-        <w:gridCol w:w="1244"/>
-        <w:gridCol w:w="4949"/>
-      </w:tblGrid>
-      <w:tr>
-        <w:tc>
-          <w:tcPr>
-            <w:tcW w:w="1784" w:type="pct"/>
-            <w:vAlign w:val="center"/>
-          </w:tcPr>
-          <w:p>
-            <w:pPr>
-              <w:ind w:firstLine="0"/>
-              <w:jc w:val="center"/>
-              <w:rPr>
-                <w:sz w:val="24"/>
-              </w:rPr>
-            </w:pPr>
-            <w:r>
-              <w:rPr>
-                <w:sz w:val="24"/>
-              </w:rPr>
-              <w:t>Название</w:t>
-            </w:r>
-          </w:p>
-        </w:tc>
-        <w:tc>
-          <w:tcPr>
-            <w:tcW w:w="646" w:type="pct"/>
-            <w:vAlign w:val="center"/>
-          </w:tcPr>
-          <w:p>
-            <w:pPr>
-              <w:ind w:firstLine="0"/>
-              <w:jc w:val="center"/>
-              <w:rPr>
-                <w:sz w:val="24"/>
-              </w:rPr>
-            </w:pPr>
-            <w:r>
-              <w:rPr>
-                <w:sz w:val="24"/>
-              </w:rPr>
-              <w:t>Тип</w:t>
-            </w:r>
-          </w:p>
-        </w:tc>
-        <w:tc>
-          <w:tcPr>
-            <w:tcW w:w="2570" w:type="pct"/>
-            <w:vAlign w:val="center"/>
-          </w:tcPr>
-          <w:p>
-            <w:pPr>
-              <w:ind w:firstLine="0"/>
-              <w:jc w:val="center"/>
-              <w:rPr>
-                <w:sz w:val="24"/>
-              </w:rPr>
-            </w:pPr>
-            <w:r>
-              <w:rPr>
-                <w:sz w:val="24"/>
-              </w:rPr>
-              <w:t>Описание</w:t>
-            </w:r>
-          </w:p>
-        </w:tc>
-      </w:tr>
-      <w:tr>
-        <w:tc>
-          <w:tcPr>
-            <w:tcW w:w="5000" w:type="pct"/>
-            <w:gridSpan w:val="3"/>
-            <w:vAlign w:val="center"/>
-          </w:tcPr>
-          <w:p>
-            <w:pPr>
-              <w:ind w:firstLine="0"/>
-              <w:jc w:val="center"/>
-              <w:rPr>
-                <w:sz w:val="24"/>
-                <w:lang w:val="en-US"/>
-              </w:rPr>
-            </w:pPr>
-            <w:r>
-              <w:rPr>
-                <w:sz w:val="24"/>
-              </w:rPr>
-              <w:t>Описание класса</w:t>
-            </w:r>
-          </w:p>
-        </w:tc>
-      </w:tr>
-      <w:tr>
-        <w:tc>
-          <w:tcPr>
-            <w:tcW w:w="5000" w:type="pct"/>
-            <w:gridSpan w:val="3"/>
-            <w:vAlign w:val="center"/>
-          </w:tcPr>
-          <w:p>
-            <w:pPr>
-              <w:ind w:firstLine="0"/>
-              <w:jc w:val="left"/>
-              <w:rPr>
-                <w:sz w:val="24"/>
-                <w:lang w:val="en-US"/>
-              </w:rPr>
-            </w:pPr>
-            <w:r>
-              <w:rPr>
-                <w:sz w:val="24"/>
-              </w:rPr>
-              <w:t xml:space="preserve">Класс </w:t>
-            </w:r>
-            <w:proofErr w:type="spellStart"/>
-            <w:r>
-              <w:rPr>
-                <w:sz w:val="24"/>
-              </w:rPr>
-              <w:t>Triangle</w:t>
-            </w:r>
-            <w:proofErr w:type="spellEnd"/>
-            <w:r>
-              <w:rPr>
-                <w:sz w:val="24"/>
-              </w:rPr>
-              <w:t xml:space="preserve"> </w:t>
-            </w:r>
-            <w:r>
-              <w:rPr>
-                <w:sz w:val="24"/>
-              </w:rPr>
-              <w:t xml:space="preserve">– </w:t>
-            </w:r>
-            <w:r>
-              <w:rPr>
-                <w:sz w:val="24"/>
-              </w:rPr>
-              <w:t>треугольник</w:t>
-            </w:r>
-          </w:p>
-        </w:tc>
-      </w:tr>
-      <w:tr>
-        <w:tc>
-          <w:tcPr>
-            <w:tcW w:w="5000" w:type="pct"/>
-            <w:gridSpan w:val="3"/>
-            <w:vAlign w:val="center"/>
-          </w:tcPr>
-          <w:p>
-            <w:pPr>
-              <w:ind w:firstLine="0"/>
-              <w:jc w:val="center"/>
-              <w:rPr>
-                <w:sz w:val="24"/>
-              </w:rPr>
-            </w:pPr>
-            <w:r>
-              <w:rPr>
-                <w:sz w:val="24"/>
-              </w:rPr>
-              <w:t>Поля</w:t>
-            </w:r>
-          </w:p>
-        </w:tc>
-      </w:tr>
-      <w:tr>
-        <w:tc>
-          <w:tcPr>
-            <w:tcW w:w="1784" w:type="pct"/>
-            <w:vAlign w:val="center"/>
-          </w:tcPr>
-          <w:p>
-            <w:pPr>
-              <w:ind w:firstLine="0"/>
-              <w:jc w:val="left"/>
-              <w:rPr>
-                <w:sz w:val="24"/>
-              </w:rPr>
-            </w:pPr>
-            <w:r>
-              <w:rPr>
-                <w:sz w:val="24"/>
-              </w:rPr>
-              <w:t xml:space="preserve">– </w:t>
-            </w:r>
-            <w:r>
-              <w:rPr>
-                <w:sz w:val="24"/>
-                <w:lang w:val="en-US"/>
-              </w:rPr>
-              <w:t>_height</w:t>
-            </w:r>
-          </w:p>
-        </w:tc>
-        <w:tc>
-          <w:tcPr>
-            <w:tcW w:w="646" w:type="pct"/>
-            <w:vAlign w:val="center"/>
-          </w:tcPr>
-          <w:p>
-            <w:pPr>
-              <w:ind w:firstLine="0"/>
-              <w:jc w:val="center"/>
-              <w:rPr>
-                <w:sz w:val="24"/>
-                <w:lang w:val="en-US"/>
-              </w:rPr>
-            </w:pPr>
-            <w:r>
-              <w:rPr>
-                <w:sz w:val="24"/>
-                <w:lang w:val="en-US"/>
-              </w:rPr>
-              <w:t>double</w:t>
-            </w:r>
-          </w:p>
-        </w:tc>
-        <w:tc>
-          <w:tcPr>
-            <w:tcW w:w="2570" w:type="pct"/>
-            <w:vAlign w:val="center"/>
-          </w:tcPr>
-          <w:p>
-            <w:pPr>
-              <w:ind w:firstLine="0"/>
-              <w:jc w:val="left"/>
-              <w:rPr>
-                <w:sz w:val="24"/>
-              </w:rPr>
-            </w:pPr>
-            <w:r>
-              <w:rPr>
-                <w:sz w:val="24"/>
-              </w:rPr>
-              <w:t xml:space="preserve">Высота </w:t>
-            </w:r>
-            <w:r>
-              <w:rPr>
-                <w:sz w:val="24"/>
-              </w:rPr>
-              <w:t>треугольника, проведённая к стороне</w:t>
-            </w:r>
-          </w:p>
-        </w:tc>
-      </w:tr>
-      <w:tr>
-        <w:tc>
-          <w:tcPr>
-            <w:tcW w:w="1784" w:type="pct"/>
-            <w:vAlign w:val="center"/>
-          </w:tcPr>
-          <w:p>
-            <w:pPr>
-              <w:ind w:firstLine="0"/>
-              <w:jc w:val="left"/>
-              <w:rPr>
-                <w:sz w:val="24"/>
-              </w:rPr>
-            </w:pPr>
-            <w:r>
-              <w:rPr>
-                <w:sz w:val="24"/>
-              </w:rPr>
-              <w:t>–</w:t>
-            </w:r>
-            <w:r>
-              <w:rPr>
-                <w:sz w:val="24"/>
-                <w:lang w:val="en-US"/>
-              </w:rPr>
-              <w:t>_length</w:t>
-            </w:r>
-          </w:p>
-        </w:tc>
-        <w:tc>
-          <w:tcPr>
-            <w:tcW w:w="646" w:type="pct"/>
-            <w:vAlign w:val="center"/>
-          </w:tcPr>
-          <w:p>
-            <w:pPr>
-              <w:ind w:firstLine="0"/>
-              <w:jc w:val="center"/>
-              <w:rPr>
-                <w:sz w:val="24"/>
-                <w:lang w:val="en-US"/>
-              </w:rPr>
-            </w:pPr>
-            <w:r>
-              <w:rPr>
-                <w:sz w:val="24"/>
-                <w:lang w:val="en-US"/>
-              </w:rPr>
-              <w:t>double</w:t>
-            </w:r>
-          </w:p>
-        </w:tc>
-        <w:tc>
-          <w:tcPr>
-            <w:tcW w:w="2570" w:type="pct"/>
-            <w:vAlign w:val="center"/>
-          </w:tcPr>
-          <w:p>
-            <w:pPr>
-              <w:ind w:firstLine="0"/>
-              <w:jc w:val="left"/>
-              <w:rPr>
-                <w:sz w:val="24"/>
-              </w:rPr>
-            </w:pPr>
-            <w:r>
-              <w:rPr>
-                <w:sz w:val="24"/>
-              </w:rPr>
-              <w:t xml:space="preserve">Длина </w:t>
-            </w:r>
-            <w:r>
-              <w:rPr>
-                <w:sz w:val="24"/>
-              </w:rPr>
-              <w:t>стороны треугольника</w:t>
-            </w:r>
-          </w:p>
-        </w:tc>
-      </w:tr>
-      <w:tr>
-        <w:tc>
-          <w:tcPr>
-            <w:tcW w:w="5000" w:type="pct"/>
-            <w:gridSpan w:val="3"/>
-            <w:vAlign w:val="center"/>
-          </w:tcPr>
-          <w:p>
-            <w:pPr>
-              <w:ind w:firstLine="0"/>
-              <w:jc w:val="center"/>
-              <w:rPr>
-                <w:sz w:val="24"/>
-              </w:rPr>
-            </w:pPr>
-            <w:r>
-              <w:rPr>
-                <w:sz w:val="24"/>
-              </w:rPr>
-              <w:t>Свойства</w:t>
-            </w:r>
-          </w:p>
-        </w:tc>
-      </w:tr>
-      <w:tr>
-        <w:tc>
-          <w:tcPr>
-            <w:tcW w:w="1784" w:type="pct"/>
-            <w:vAlign w:val="center"/>
-          </w:tcPr>
-          <w:p>
-            <w:pPr>
-              <w:ind w:firstLine="0"/>
-              <w:jc w:val="left"/>
-              <w:rPr>
-                <w:sz w:val="24"/>
-                <w:lang w:val="en-US"/>
-              </w:rPr>
-            </w:pPr>
-            <w:r>
-              <w:rPr>
-                <w:sz w:val="24"/>
-                <w:lang w:val="en-US"/>
-              </w:rPr>
-              <w:t xml:space="preserve">+ </w:t>
-            </w:r>
-            <w:proofErr w:type="spellStart"/>
-            <w:r>
-              <w:rPr>
-                <w:sz w:val="24"/>
-                <w:lang w:val="en-US"/>
-              </w:rPr>
-              <w:t>FigureType</w:t>
-            </w:r>
-            <w:proofErr w:type="spellEnd"/>
-          </w:p>
-        </w:tc>
-        <w:tc>
-          <w:tcPr>
-            <w:tcW w:w="646" w:type="pct"/>
-            <w:vAlign w:val="center"/>
-          </w:tcPr>
-          <w:p>
-            <w:pPr>
-              <w:ind w:firstLine="0"/>
-              <w:jc w:val="center"/>
-              <w:rPr>
-                <w:sz w:val="24"/>
-                <w:lang w:val="en-US"/>
-              </w:rPr>
-            </w:pPr>
-            <w:r>
-              <w:rPr>
-                <w:sz w:val="24"/>
-                <w:lang w:val="en-US"/>
-              </w:rPr>
-              <w:t>string</w:t>
-            </w:r>
-          </w:p>
-        </w:tc>
-        <w:tc>
-          <w:tcPr>
-            <w:tcW w:w="2570" w:type="pct"/>
-            <w:vAlign w:val="center"/>
-          </w:tcPr>
-          <w:p>
-            <w:pPr>
-              <w:ind w:firstLine="0"/>
-              <w:jc w:val="left"/>
-              <w:rPr>
-                <w:sz w:val="24"/>
-              </w:rPr>
-            </w:pPr>
-            <w:r>
-              <w:rPr>
-                <w:sz w:val="24"/>
-              </w:rPr>
-              <w:t>Тип фигуры</w:t>
-            </w:r>
-          </w:p>
-        </w:tc>
-      </w:tr>
-      <w:tr>
-        <w:tc>
-          <w:tcPr>
-            <w:tcW w:w="1784" w:type="pct"/>
-            <w:vAlign w:val="center"/>
-          </w:tcPr>
-          <w:p>
-            <w:pPr>
-              <w:ind w:firstLine="0"/>
-              <w:jc w:val="left"/>
-              <w:rPr>
-                <w:sz w:val="24"/>
-                <w:lang w:val="en-US"/>
-              </w:rPr>
-            </w:pPr>
-            <w:r>
-              <w:rPr>
-                <w:sz w:val="24"/>
-                <w:lang w:val="en-US"/>
-              </w:rPr>
-              <w:t>+ Height</w:t>
-            </w:r>
-          </w:p>
-        </w:tc>
-        <w:tc>
-          <w:tcPr>
-            <w:tcW w:w="646" w:type="pct"/>
-            <w:vAlign w:val="center"/>
-          </w:tcPr>
-          <w:p>
-            <w:pPr>
-              <w:ind w:firstLine="0"/>
-              <w:jc w:val="center"/>
-              <w:rPr>
-                <w:sz w:val="24"/>
-                <w:lang w:val="en-US"/>
-              </w:rPr>
-            </w:pPr>
-            <w:r>
-              <w:rPr>
-                <w:sz w:val="24"/>
-                <w:lang w:val="en-US"/>
-              </w:rPr>
-              <w:t>double</w:t>
-            </w:r>
-          </w:p>
-        </w:tc>
-        <w:tc>
-          <w:tcPr>
-            <w:tcW w:w="2570" w:type="pct"/>
-            <w:vAlign w:val="center"/>
-          </w:tcPr>
-          <w:p>
-            <w:pPr>
-              <w:ind w:firstLine="0"/>
-              <w:jc w:val="left"/>
-              <w:rPr>
-                <w:sz w:val="24"/>
-              </w:rPr>
-            </w:pPr>
-            <w:r>
-              <w:rPr>
-                <w:sz w:val="24"/>
-              </w:rPr>
-              <w:t>Высота треугольника, проведённая к стороне</w:t>
-            </w:r>
-          </w:p>
-        </w:tc>
-      </w:tr>
-      <w:tr>
-        <w:tc>
-          <w:tcPr>
-            <w:tcW w:w="1784" w:type="pct"/>
-            <w:vAlign w:val="center"/>
-          </w:tcPr>
-          <w:p>
-            <w:pPr>
-              <w:ind w:firstLine="0"/>
-              <w:jc w:val="left"/>
-              <w:rPr>
-                <w:sz w:val="24"/>
-              </w:rPr>
-            </w:pPr>
-            <w:r>
-              <w:rPr>
-                <w:sz w:val="24"/>
-              </w:rPr>
-              <w:t xml:space="preserve">+ </w:t>
-            </w:r>
-            <w:r>
-              <w:rPr>
-                <w:sz w:val="24"/>
-                <w:lang w:val="en-US"/>
-              </w:rPr>
-              <w:t>Length</w:t>
-            </w:r>
-          </w:p>
-        </w:tc>
-        <w:tc>
-          <w:tcPr>
-            <w:tcW w:w="646" w:type="pct"/>
-            <w:vAlign w:val="center"/>
-          </w:tcPr>
-          <w:p>
-            <w:pPr>
-              <w:ind w:firstLine="0"/>
-              <w:jc w:val="center"/>
-              <w:rPr>
-                <w:sz w:val="24"/>
-                <w:lang w:val="en-US"/>
-              </w:rPr>
-            </w:pPr>
-            <w:r>
-              <w:rPr>
-                <w:sz w:val="24"/>
-                <w:lang w:val="en-US"/>
-              </w:rPr>
-              <w:t>double</w:t>
-            </w:r>
-          </w:p>
-        </w:tc>
-        <w:tc>
-          <w:tcPr>
-            <w:tcW w:w="2570" w:type="pct"/>
-            <w:vAlign w:val="center"/>
-          </w:tcPr>
-          <w:p>
-            <w:pPr>
-              <w:ind w:firstLine="0"/>
-              <w:jc w:val="left"/>
-              <w:rPr>
-                <w:sz w:val="24"/>
-              </w:rPr>
-            </w:pPr>
-            <w:r>
-              <w:rPr>
-                <w:sz w:val="24"/>
-              </w:rPr>
-              <w:t>Длина</w:t>
-            </w:r>
-            <w:r>
-              <w:rPr>
-                <w:sz w:val="24"/>
-              </w:rPr>
-              <w:t xml:space="preserve"> </w:t>
-            </w:r>
-            <w:r>
-              <w:rPr>
-                <w:sz w:val="24"/>
-              </w:rPr>
-              <w:t>стороны треугольника</w:t>
-            </w:r>
-          </w:p>
-        </w:tc>
-      </w:tr>
-      <w:tr>
-        <w:tc>
-          <w:tcPr>
-            <w:tcW w:w="1784" w:type="pct"/>
-            <w:vAlign w:val="center"/>
-          </w:tcPr>
-          <w:p>
-            <w:pPr>
-              <w:ind w:firstLine="0"/>
-              <w:jc w:val="left"/>
-              <w:rPr>
-                <w:sz w:val="24"/>
-                <w:lang w:val="en-US"/>
-              </w:rPr>
-            </w:pPr>
-            <w:r>
-              <w:rPr>
-                <w:sz w:val="24"/>
-              </w:rPr>
-              <w:t xml:space="preserve">+ </w:t>
-            </w:r>
-            <w:r>
-              <w:rPr>
-                <w:sz w:val="24"/>
-                <w:lang w:val="en-US"/>
-              </w:rPr>
-              <w:t>Square</w:t>
-            </w:r>
-          </w:p>
-        </w:tc>
-        <w:tc>
-          <w:tcPr>
-            <w:tcW w:w="646" w:type="pct"/>
-            <w:vAlign w:val="center"/>
-          </w:tcPr>
-          <w:p>
-            <w:pPr>
-              <w:ind w:firstLine="0"/>
-              <w:jc w:val="center"/>
-              <w:rPr>
-                <w:sz w:val="24"/>
-                <w:lang w:val="en-US"/>
-              </w:rPr>
-            </w:pPr>
-            <w:r>
-              <w:rPr>
-                <w:sz w:val="24"/>
-                <w:lang w:val="en-US"/>
-              </w:rPr>
-              <w:t>double</w:t>
-            </w:r>
-          </w:p>
-        </w:tc>
-        <w:tc>
-          <w:tcPr>
-            <w:tcW w:w="2570" w:type="pct"/>
-            <w:vAlign w:val="center"/>
-          </w:tcPr>
-          <w:p>
-            <w:pPr>
-              <w:ind w:firstLine="0"/>
-              <w:jc w:val="left"/>
-              <w:rPr>
-                <w:sz w:val="24"/>
-              </w:rPr>
-            </w:pPr>
-            <w:r>
-              <w:rPr>
-                <w:sz w:val="24"/>
-              </w:rPr>
-              <w:t xml:space="preserve">Вычисление площади </w:t>
-            </w:r>
-            <w:r>
-              <w:rPr>
-                <w:sz w:val="24"/>
-              </w:rPr>
-              <w:t>треугольника</w:t>
-            </w:r>
-          </w:p>
-        </w:tc>
-      </w:tr>
-    </w:tbl>
-    <w:p>
-      <w:pPr>
-        <w:spacing w:before="240"/>
-        <w:ind w:firstLine="0"/>
-        <w:rPr>
-          <w:lang w:val="en-US"/>
-        </w:rPr>
-      </w:pPr>
-      <w:r>
-        <w:t>Таблица</w:t>
-      </w:r>
-      <w:r>
-        <w:rPr>
-          <w:lang w:val="en-US"/>
-        </w:rPr>
-        <w:t xml:space="preserve"> </w:t>
-      </w:r>
-      <w:r>
-        <w:t xml:space="preserve">4 – Описание класса </w:t>
-      </w:r>
-      <w:r>
-        <w:rPr>
-          <w:lang w:val="en-US"/>
-        </w:rPr>
-        <w:t>Circle</w:t>
-      </w:r>
-    </w:p>
-    <w:tbl>
-      <w:tblPr>
-        <w:tblStyle w:val="a3"/>
-        <w:tblW w:w="5000" w:type="pct"/>
-        <w:tblLook w:val="04A0" w:firstRow="1" w:lastRow="0" w:firstColumn="1" w:lastColumn="0" w:noHBand="0" w:noVBand="1"/>
-      </w:tblPr>
-      <w:tblGrid>
-        <w:gridCol w:w="3435"/>
-        <w:gridCol w:w="1244"/>
-        <w:gridCol w:w="4949"/>
-      </w:tblGrid>
-      <w:tr>
-        <w:tc>
-          <w:tcPr>
-            <w:tcW w:w="1784" w:type="pct"/>
-            <w:vAlign w:val="center"/>
-          </w:tcPr>
-          <w:p>
-            <w:pPr>
-              <w:ind w:firstLine="0"/>
-              <w:jc w:val="center"/>
-              <w:rPr>
-                <w:sz w:val="24"/>
-              </w:rPr>
-            </w:pPr>
-            <w:r>
-              <w:rPr>
-                <w:sz w:val="24"/>
-              </w:rPr>
-              <w:t>Название</w:t>
-            </w:r>
-          </w:p>
-        </w:tc>
-        <w:tc>
-          <w:tcPr>
-            <w:tcW w:w="646" w:type="pct"/>
-            <w:vAlign w:val="center"/>
-          </w:tcPr>
-          <w:p>
-            <w:pPr>
-              <w:ind w:firstLine="0"/>
-              <w:jc w:val="center"/>
-              <w:rPr>
-                <w:sz w:val="24"/>
-              </w:rPr>
-            </w:pPr>
-            <w:r>
-              <w:rPr>
-                <w:sz w:val="24"/>
-              </w:rPr>
-              <w:t>Тип</w:t>
-            </w:r>
-          </w:p>
-        </w:tc>
-        <w:tc>
-          <w:tcPr>
-            <w:tcW w:w="2570" w:type="pct"/>
-            <w:vAlign w:val="center"/>
-          </w:tcPr>
-          <w:p>
-            <w:pPr>
-              <w:ind w:firstLine="0"/>
-              <w:jc w:val="center"/>
-              <w:rPr>
-                <w:sz w:val="24"/>
-              </w:rPr>
-            </w:pPr>
-            <w:r>
-              <w:rPr>
-                <w:sz w:val="24"/>
-              </w:rPr>
-              <w:t>Описание</w:t>
-            </w:r>
-          </w:p>
-        </w:tc>
-      </w:tr>
-      <w:tr>
-        <w:tc>
-          <w:tcPr>
-            <w:tcW w:w="5000" w:type="pct"/>
-            <w:gridSpan w:val="3"/>
-            <w:vAlign w:val="center"/>
-          </w:tcPr>
-          <w:p>
-            <w:pPr>
-              <w:ind w:firstLine="0"/>
-              <w:jc w:val="center"/>
-              <w:rPr>
-                <w:sz w:val="24"/>
-                <w:lang w:val="en-US"/>
-              </w:rPr>
-            </w:pPr>
-            <w:r>
-              <w:rPr>
-                <w:sz w:val="24"/>
-              </w:rPr>
-              <w:t>Описание класса</w:t>
-            </w:r>
-          </w:p>
-        </w:tc>
-      </w:tr>
-      <w:tr>
-        <w:tc>
-          <w:tcPr>
-            <w:tcW w:w="5000" w:type="pct"/>
-            <w:gridSpan w:val="3"/>
-            <w:vAlign w:val="center"/>
-          </w:tcPr>
-          <w:p>
-            <w:pPr>
-              <w:ind w:firstLine="0"/>
-              <w:jc w:val="left"/>
-              <w:rPr>
-                <w:sz w:val="24"/>
-                <w:lang w:val="en-US"/>
-              </w:rPr>
-            </w:pPr>
-            <w:r>
-              <w:rPr>
-                <w:sz w:val="24"/>
-              </w:rPr>
-              <w:t xml:space="preserve">Класс </w:t>
-            </w:r>
-            <w:r>
-              <w:rPr>
-                <w:sz w:val="24"/>
-                <w:lang w:val="en-US"/>
-              </w:rPr>
-              <w:t>Circle</w:t>
-            </w:r>
-            <w:r>
-              <w:rPr>
-                <w:sz w:val="24"/>
-                <w:lang w:val="en-US"/>
-              </w:rPr>
-              <w:t xml:space="preserve"> </w:t>
-            </w:r>
-            <w:r>
-              <w:rPr>
-                <w:sz w:val="24"/>
-              </w:rPr>
-              <w:t xml:space="preserve">– </w:t>
-            </w:r>
-            <w:r>
-              <w:rPr>
-                <w:sz w:val="24"/>
-              </w:rPr>
-              <w:t>круг</w:t>
-            </w:r>
-            <w:r>
-              <w:rPr>
-                <w:sz w:val="24"/>
-              </w:rPr>
-              <w:t xml:space="preserve"> </w:t>
-            </w:r>
-          </w:p>
-        </w:tc>
-      </w:tr>
-      <w:tr>
-        <w:tc>
-          <w:tcPr>
-            <w:tcW w:w="5000" w:type="pct"/>
-            <w:gridSpan w:val="3"/>
-            <w:vAlign w:val="center"/>
-          </w:tcPr>
-          <w:p>
-            <w:pPr>
-              <w:ind w:firstLine="0"/>
-              <w:jc w:val="center"/>
-              <w:rPr>
-                <w:sz w:val="24"/>
-              </w:rPr>
-            </w:pPr>
-            <w:r>
-              <w:rPr>
-                <w:sz w:val="24"/>
-              </w:rPr>
-              <w:t>Поля</w:t>
-            </w:r>
-          </w:p>
-        </w:tc>
-      </w:tr>
-      <w:tr>
-        <w:tc>
-          <w:tcPr>
-            <w:tcW w:w="1784" w:type="pct"/>
-            <w:vAlign w:val="center"/>
-          </w:tcPr>
-          <w:p>
-            <w:pPr>
-              <w:ind w:firstLine="0"/>
-              <w:jc w:val="left"/>
-              <w:rPr>
-                <w:sz w:val="24"/>
-                <w:lang w:val="en-US"/>
-              </w:rPr>
-            </w:pPr>
-            <w:r>
-              <w:rPr>
-                <w:sz w:val="24"/>
-              </w:rPr>
-              <w:t>–</w:t>
-            </w:r>
-            <w:r>
-              <w:rPr>
-                <w:sz w:val="24"/>
-                <w:lang w:val="en-US"/>
-              </w:rPr>
-              <w:t>_</w:t>
-            </w:r>
-            <w:proofErr w:type="spellStart"/>
-            <w:r>
-              <w:rPr>
-                <w:sz w:val="24"/>
-                <w:lang w:val="en-US"/>
-              </w:rPr>
-              <w:t>radiusOfFigure</w:t>
-            </w:r>
-            <w:proofErr w:type="spellEnd"/>
-          </w:p>
-        </w:tc>
-        <w:tc>
-          <w:tcPr>
-            <w:tcW w:w="646" w:type="pct"/>
-            <w:vAlign w:val="center"/>
-          </w:tcPr>
-          <w:p>
-            <w:pPr>
-              <w:ind w:firstLine="0"/>
-              <w:jc w:val="center"/>
-              <w:rPr>
-                <w:sz w:val="24"/>
-                <w:lang w:val="en-US"/>
-              </w:rPr>
-            </w:pPr>
-            <w:r>
-              <w:rPr>
-                <w:sz w:val="24"/>
-                <w:lang w:val="en-US"/>
-              </w:rPr>
-              <w:t>double</w:t>
-            </w:r>
-          </w:p>
-        </w:tc>
-        <w:tc>
-          <w:tcPr>
-            <w:tcW w:w="2570" w:type="pct"/>
-            <w:vAlign w:val="center"/>
-          </w:tcPr>
-          <w:p>
-            <w:pPr>
-              <w:ind w:firstLine="0"/>
-              <w:jc w:val="left"/>
-              <w:rPr>
-                <w:sz w:val="24"/>
-              </w:rPr>
-            </w:pPr>
-            <w:r>
-              <w:rPr>
-                <w:sz w:val="24"/>
-              </w:rPr>
-              <w:t xml:space="preserve">Радиус </w:t>
-            </w:r>
-            <w:r>
-              <w:rPr>
-                <w:sz w:val="24"/>
-              </w:rPr>
-              <w:t>круга</w:t>
-            </w:r>
-          </w:p>
-        </w:tc>
-      </w:tr>
-      <w:tr>
-        <w:tc>
-          <w:tcPr>
-            <w:tcW w:w="5000" w:type="pct"/>
-            <w:gridSpan w:val="3"/>
-            <w:vAlign w:val="center"/>
-          </w:tcPr>
-          <w:p>
-            <w:pPr>
-              <w:ind w:firstLine="0"/>
-              <w:jc w:val="center"/>
-              <w:rPr>
-                <w:sz w:val="24"/>
-              </w:rPr>
-            </w:pPr>
-            <w:r>
-              <w:rPr>
-                <w:sz w:val="24"/>
-              </w:rPr>
-              <w:t>Свойства</w:t>
-            </w:r>
-          </w:p>
-        </w:tc>
-      </w:tr>
-      <w:tr>
-        <w:tc>
-          <w:tcPr>
-            <w:tcW w:w="1784" w:type="pct"/>
-            <w:vAlign w:val="center"/>
-          </w:tcPr>
-          <w:p>
-            <w:pPr>
-              <w:ind w:firstLine="0"/>
-              <w:jc w:val="left"/>
-              <w:rPr>
-                <w:sz w:val="24"/>
-                <w:lang w:val="en-US"/>
-              </w:rPr>
-            </w:pPr>
-            <w:r>
-              <w:rPr>
-                <w:sz w:val="24"/>
-                <w:lang w:val="en-US"/>
-              </w:rPr>
-              <w:t xml:space="preserve">+ </w:t>
-            </w:r>
-            <w:proofErr w:type="spellStart"/>
-            <w:r>
-              <w:rPr>
-                <w:sz w:val="24"/>
-                <w:lang w:val="en-US"/>
-              </w:rPr>
-              <w:t>FigureType</w:t>
-            </w:r>
-            <w:proofErr w:type="spellEnd"/>
-          </w:p>
-        </w:tc>
-        <w:tc>
-          <w:tcPr>
-            <w:tcW w:w="646" w:type="pct"/>
-            <w:vAlign w:val="center"/>
-          </w:tcPr>
-          <w:p>
-            <w:pPr>
-              <w:ind w:firstLine="0"/>
-              <w:jc w:val="center"/>
-              <w:rPr>
-                <w:sz w:val="24"/>
-                <w:lang w:val="en-US"/>
-              </w:rPr>
-            </w:pPr>
-            <w:r>
-              <w:rPr>
-                <w:sz w:val="24"/>
-                <w:lang w:val="en-US"/>
-              </w:rPr>
-              <w:t>string</w:t>
-            </w:r>
-          </w:p>
-        </w:tc>
-        <w:tc>
-          <w:tcPr>
-            <w:tcW w:w="2570" w:type="pct"/>
-            <w:vAlign w:val="center"/>
-          </w:tcPr>
-          <w:p>
-            <w:pPr>
-              <w:ind w:firstLine="0"/>
-              <w:jc w:val="left"/>
-              <w:rPr>
-                <w:sz w:val="24"/>
-              </w:rPr>
-            </w:pPr>
-            <w:r>
-              <w:rPr>
-                <w:sz w:val="24"/>
-              </w:rPr>
-              <w:t>Тип фигуры</w:t>
-            </w:r>
-          </w:p>
-        </w:tc>
-      </w:tr>
-      <w:tr>
-        <w:tc>
-          <w:tcPr>
-            <w:tcW w:w="1784" w:type="pct"/>
-            <w:vAlign w:val="center"/>
-          </w:tcPr>
-          <w:p>
-            <w:pPr>
-              <w:ind w:firstLine="0"/>
-              <w:jc w:val="left"/>
-              <w:rPr>
-                <w:sz w:val="24"/>
-                <w:lang w:val="en-US"/>
-              </w:rPr>
-            </w:pPr>
-            <w:r>
-              <w:rPr>
-                <w:sz w:val="24"/>
-                <w:lang w:val="en-US"/>
-              </w:rPr>
-              <w:t xml:space="preserve">+ </w:t>
-            </w:r>
-            <w:r>
-              <w:rPr>
-                <w:sz w:val="24"/>
-                <w:lang w:val="en-US"/>
-              </w:rPr>
-              <w:t>Radius</w:t>
-            </w:r>
-          </w:p>
-        </w:tc>
-        <w:tc>
-          <w:tcPr>
-            <w:tcW w:w="646" w:type="pct"/>
-            <w:vAlign w:val="center"/>
-          </w:tcPr>
-          <w:p>
-            <w:pPr>
-              <w:ind w:firstLine="0"/>
-              <w:jc w:val="center"/>
-              <w:rPr>
-                <w:sz w:val="24"/>
-                <w:lang w:val="en-US"/>
-              </w:rPr>
-            </w:pPr>
-            <w:r>
-              <w:rPr>
-                <w:sz w:val="24"/>
-                <w:lang w:val="en-US"/>
-              </w:rPr>
-              <w:t>double</w:t>
-            </w:r>
-          </w:p>
-        </w:tc>
-        <w:tc>
-          <w:tcPr>
-            <w:tcW w:w="2570" w:type="pct"/>
-            <w:vAlign w:val="center"/>
-          </w:tcPr>
-          <w:p>
-            <w:pPr>
-              <w:ind w:firstLine="0"/>
-              <w:jc w:val="left"/>
-              <w:rPr>
-                <w:sz w:val="24"/>
-              </w:rPr>
-            </w:pPr>
-            <w:r>
-              <w:rPr>
-                <w:sz w:val="24"/>
-              </w:rPr>
-              <w:t>Радиус круга</w:t>
-            </w:r>
-          </w:p>
-        </w:tc>
-      </w:tr>
-      <w:tr>
-        <w:tc>
-          <w:tcPr>
-            <w:tcW w:w="1784" w:type="pct"/>
-            <w:vAlign w:val="center"/>
-          </w:tcPr>
-          <w:p>
-            <w:pPr>
-              <w:ind w:firstLine="0"/>
-              <w:jc w:val="left"/>
-              <w:rPr>
-                <w:sz w:val="24"/>
-                <w:lang w:val="en-US"/>
-              </w:rPr>
-            </w:pPr>
-            <w:r>
-              <w:rPr>
-                <w:sz w:val="24"/>
-              </w:rPr>
-              <w:t xml:space="preserve">+ </w:t>
-            </w:r>
-            <w:r>
-              <w:rPr>
-                <w:sz w:val="24"/>
-                <w:lang w:val="en-US"/>
-              </w:rPr>
-              <w:t>Square</w:t>
-            </w:r>
-          </w:p>
-        </w:tc>
-        <w:tc>
-          <w:tcPr>
-            <w:tcW w:w="646" w:type="pct"/>
-            <w:vAlign w:val="center"/>
-          </w:tcPr>
-          <w:p>
-            <w:pPr>
-              <w:ind w:firstLine="0"/>
-              <w:jc w:val="center"/>
-              <w:rPr>
-                <w:sz w:val="24"/>
-                <w:lang w:val="en-US"/>
-              </w:rPr>
-            </w:pPr>
-            <w:r>
-              <w:rPr>
-                <w:sz w:val="24"/>
-                <w:lang w:val="en-US"/>
-              </w:rPr>
-              <w:t>double</w:t>
-            </w:r>
-          </w:p>
-        </w:tc>
-        <w:tc>
-          <w:tcPr>
-            <w:tcW w:w="2570" w:type="pct"/>
-            <w:vAlign w:val="center"/>
-          </w:tcPr>
-          <w:p>
-            <w:pPr>
-              <w:ind w:firstLine="0"/>
-              <w:jc w:val="left"/>
-              <w:rPr>
-                <w:sz w:val="24"/>
-              </w:rPr>
-            </w:pPr>
-            <w:r>
-              <w:rPr>
-                <w:sz w:val="24"/>
-              </w:rPr>
-              <w:t xml:space="preserve">Вычисление </w:t>
-            </w:r>
-            <w:r>
-              <w:rPr>
-                <w:sz w:val="24"/>
-              </w:rPr>
-              <w:t>площади</w:t>
-            </w:r>
-            <w:r>
-              <w:rPr>
-                <w:sz w:val="24"/>
-              </w:rPr>
-              <w:t xml:space="preserve"> </w:t>
-            </w:r>
-            <w:r>
-              <w:rPr>
-                <w:sz w:val="24"/>
-              </w:rPr>
-              <w:t>круга</w:t>
-            </w:r>
-          </w:p>
-        </w:tc>
-      </w:tr>
-    </w:tbl>
-    <w:p>
-      <w:pPr>
-        <w:ind w:firstLine="0"/>
-        <w:sectPr>
-          <w:pgSz w:w="11906" w:h="16838"/>
-          <w:pgMar w:top="1134" w:right="567" w:bottom="1134" w:left="1701" w:header="709" w:footer="494" w:gutter="0"/>
-          <w:cols w:space="708"/>
-          <w:docGrid w:linePitch="381"/>
-        </w:sectPr>
-      </w:pPr>
-    </w:p>
-    <w:p>
-      <w:pPr>
-        <w:ind w:firstLine="709"/>
-        <w:outlineLvl w:val="1"/>
-        <w:rPr>
-          <w:b/>
-          <w:bCs/>
-        </w:rPr>
-      </w:pPr>
-      <w:bookmarkStart w:id="10" w:name="_Toc74829067"/>
-      <w:bookmarkStart w:id="11" w:name="_Toc215716520"/>
-      <w:r>
-        <w:rPr>
-          <w:b/>
-          <w:bCs/>
-        </w:rPr>
-        <w:lastRenderedPageBreak/>
-        <w:t xml:space="preserve">1.4 Дерево ветвлений </w:t>
-      </w:r>
-      <w:r>
-        <w:rPr>
-          <w:b/>
-          <w:bCs/>
-          <w:lang w:val="en-US"/>
-        </w:rPr>
-        <w:t>Git</w:t>
-      </w:r>
-      <w:bookmarkEnd w:id="10"/>
-      <w:bookmarkEnd w:id="11"/>
-    </w:p>
-    <w:p>
-      <w:pPr>
-        <w:ind w:firstLine="709"/>
-      </w:pPr>
-      <w:r>
-        <w:t xml:space="preserve">На рисунке 3 представлено дерево ветвлений </w:t>
-      </w:r>
-      <w:r>
-        <w:rPr>
-          <w:lang w:val="en-US"/>
-        </w:rPr>
-        <w:t>Git</w:t>
-      </w:r>
-      <w:r>
-        <w:t>, полученное по окончании работы с проектом.</w:t>
-      </w:r>
-    </w:p>
-    <w:p>
-      <w:pPr>
-        <w:ind w:firstLine="0"/>
-        <w:jc w:val="center"/>
-      </w:pPr>
-      <w:r>
-        <w:rPr>
-          <w:noProof/>
-        </w:rPr>
-        <w:drawing>
-          <wp:inline distT="0" distB="0" distL="0" distR="0" wp14:anchorId="45BA571A" wp14:editId="43B9DE83">
-            <wp:extent cx="6120130" cy="1711325"/>
-            <wp:effectExtent l="0" t="0" r="0" b="3175"/>
-            <wp:docPr id="69" name="Рисунок 69"/>
-            <wp:cNvGraphicFramePr>
-              <a:graphicFrameLocks xmlns:a="http://schemas.openxmlformats.org/drawingml/2006/main" noChangeAspect="1"/>
-            </wp:cNvGraphicFramePr>
-            <a:graphic xmlns:a="http://schemas.openxmlformats.org/drawingml/2006/main">
-              <a:graphicData uri="http://schemas.openxmlformats.org/drawingml/2006/picture">
-                <pic:pic xmlns:pic="http://schemas.openxmlformats.org/drawingml/2006/picture">
-                  <pic:nvPicPr>
-                    <pic:cNvPr id="1" name=""/>
-                    <pic:cNvPicPr/>
-                  </pic:nvPicPr>
-                  <pic:blipFill>
-                    <a:blip r:embed="rId9"/>
-                    <a:stretch>
-                      <a:fillRect/>
-                    </a:stretch>
-                  </pic:blipFill>
-                  <pic:spPr>
-                    <a:xfrm>
-                      <a:off x="0" y="0"/>
-                      <a:ext cx="6120130" cy="1711325"/>
-                    </a:xfrm>
-                    <a:prstGeom prst="rect">
-                      <a:avLst/>
-                    </a:prstGeom>
-                  </pic:spPr>
-                </pic:pic>
-              </a:graphicData>
-            </a:graphic>
-          </wp:inline>
-        </w:drawing>
-      </w:r>
-    </w:p>
-    <w:p>
-      <w:pPr>
-        <w:ind w:firstLine="0"/>
-        <w:jc w:val="center"/>
-        <w:rPr>
-          <w:lang w:val="en-US"/>
-        </w:rPr>
-      </w:pPr>
-      <w:r>
-        <w:t xml:space="preserve">Рисунок 3 – Дерево ветвлений </w:t>
-      </w:r>
-      <w:r>
-        <w:rPr>
-          <w:lang w:val="en-US"/>
-        </w:rPr>
-        <w:t>Git</w:t>
-      </w:r>
-    </w:p>
-    <w:p>
-      <w:pPr>
-        <w:ind w:firstLine="0"/>
-        <w:jc w:val="center"/>
-        <w:sectPr>
-          <w:pgSz w:w="11906" w:h="16838"/>
-          <w:pgMar w:top="1134" w:right="567" w:bottom="1134" w:left="1701" w:header="709" w:footer="494" w:gutter="0"/>
-          <w:cols w:space="708"/>
-          <w:docGrid w:linePitch="381"/>
-        </w:sectPr>
-      </w:pPr>
-    </w:p>
-    <w:p>
-      <w:pPr>
-        <w:ind w:firstLine="709"/>
-        <w:outlineLvl w:val="1"/>
-        <w:rPr>
-          <w:b/>
-          <w:bCs/>
-        </w:rPr>
-      </w:pPr>
-      <w:bookmarkStart w:id="12" w:name="_Toc74829068"/>
-      <w:bookmarkStart w:id="13" w:name="_Toc215716521"/>
-      <w:r>
-        <w:rPr>
-          <w:b/>
-          <w:bCs/>
-        </w:rPr>
-        <w:lastRenderedPageBreak/>
-        <w:t>1.5 Тестирование программы</w:t>
-      </w:r>
-      <w:bookmarkEnd w:id="12"/>
-      <w:bookmarkEnd w:id="13"/>
-    </w:p>
-    <w:p>
-      <w:pPr>
-        <w:ind w:firstLine="709"/>
-      </w:pPr>
-      <w:r>
-        <w:t>Далее приводится процесс функционального тестирования программы.</w:t>
-      </w:r>
-    </w:p>
-    <w:p>
-      <w:pPr>
-        <w:spacing w:after="240"/>
-        <w:ind w:firstLine="709"/>
-      </w:pPr>
-      <w:r>
-        <w:t>Графический интерфейс пользователя представлен на рисунке 4.</w:t>
-      </w:r>
-    </w:p>
-    <w:p>
-      <w:pPr>
-        <w:ind w:firstLine="0"/>
-        <w:jc w:val="center"/>
-      </w:pPr>
-      <w:r>
-        <w:rPr>
-          <w:noProof/>
-        </w:rPr>
-        <w:drawing>
-          <wp:inline distT="0" distB="0" distL="0" distR="0" wp14:anchorId="39BF675F" wp14:editId="7EED6E64">
-            <wp:extent cx="2714625" cy="3381375"/>
-            <wp:effectExtent l="0" t="0" r="9525" b="9525"/>
-            <wp:docPr id="32" name="Рисунок 32"/>
             <wp:cNvGraphicFramePr>
               <a:graphicFrameLocks xmlns:a="http://schemas.openxmlformats.org/drawingml/2006/main" noChangeAspect="1"/>
             </wp:cNvGraphicFramePr>
@@ -5050,7 +2124,7 @@
                   <pic:spPr>
                     <a:xfrm>
                       <a:off x="0" y="0"/>
-                      <a:ext cx="2714625" cy="3381375"/>
+                      <a:ext cx="6864065" cy="5364134"/>
                     </a:xfrm>
                     <a:prstGeom prst="rect">
                       <a:avLst/>
@@ -5067,33 +2141,2753 @@
       <w:pPr>
         <w:ind w:firstLine="0"/>
         <w:jc w:val="center"/>
-      </w:pPr>
-      <w:r>
-        <w:t>Рисунок 4 – Графический интерфейс пользователя</w:t>
-      </w:r>
-    </w:p>
-    <w:p>
-      <w:pPr>
+        <w:sectPr>
+          <w:pgSz w:w="16838" w:h="11906" w:orient="landscape"/>
+          <w:pgMar w:top="1701" w:right="1134" w:bottom="567" w:left="1134" w:header="709" w:footer="709" w:gutter="0"/>
+          <w:cols w:space="708"/>
+          <w:docGrid w:linePitch="381"/>
+        </w:sectPr>
+      </w:pPr>
+      <w:r>
+        <w:t xml:space="preserve">Рисунок 2 – </w:t>
+      </w:r>
+      <w:r>
+        <w:rPr>
+          <w:lang w:val="en-US"/>
+        </w:rPr>
+        <w:t>UML</w:t>
+      </w:r>
+      <w:r>
+        <w:t xml:space="preserve"> диаграмма классов</w:t>
+      </w:r>
+    </w:p>
+    <w:p>
+      <w:pPr>
+        <w:spacing w:after="240"/>
         <w:ind w:firstLine="709"/>
-        <w:rPr>
-          <w:b/>
-          <w:bCs/>
-        </w:rPr>
-      </w:pPr>
-      <w:r>
-        <w:rPr>
-          <w:b/>
-          <w:bCs/>
-        </w:rPr>
-        <w:t>1.5.1 Тестовый случай «Добавить элемент»</w:t>
-      </w:r>
-    </w:p>
-    <w:p>
-      <w:pPr>
+        <w:outlineLvl w:val="1"/>
+        <w:rPr>
+          <w:b/>
+          <w:bCs/>
+        </w:rPr>
+      </w:pPr>
+      <w:bookmarkStart w:id="8" w:name="_Toc74829066"/>
+      <w:bookmarkStart w:id="9" w:name="_Toc215716519"/>
+      <w:r>
+        <w:rPr>
+          <w:b/>
+          <w:bCs/>
+        </w:rPr>
+        <w:lastRenderedPageBreak/>
+        <w:t>1.3 Описание классов, образующих связь типа «общее-частное»</w:t>
+      </w:r>
+      <w:bookmarkEnd w:id="8"/>
+      <w:bookmarkEnd w:id="9"/>
+    </w:p>
+    <w:p>
+      <w:pPr>
+        <w:spacing w:after="240"/>
         <w:ind w:firstLine="709"/>
       </w:pPr>
       <w:r>
-        <w:t>Для добавления элемента необходимо вызвать соответствующую форму путём нажатия кнопки «Добавить…» (рисунок 5).</w:t>
+        <w:t xml:space="preserve">В таблице 1 приведено описание абстрактного класса </w:t>
+      </w:r>
+      <w:proofErr w:type="spellStart"/>
+      <w:r>
+        <w:rPr>
+          <w:i/>
+          <w:lang w:val="en-US"/>
+        </w:rPr>
+        <w:t>FigureBase</w:t>
+      </w:r>
+      <w:proofErr w:type="spellEnd"/>
+      <w:r>
+        <w:t xml:space="preserve"> </w:t>
+      </w:r>
+      <w:r>
+        <w:t>с его полями, свойствами и методами.</w:t>
+      </w:r>
+    </w:p>
+    <w:p>
+      <w:pPr>
+        <w:ind w:firstLine="0"/>
+        <w:rPr>
+          <w:lang w:val="en-US"/>
+        </w:rPr>
+      </w:pPr>
+      <w:r>
+        <w:t xml:space="preserve">Таблица 1 – Описание класса </w:t>
+      </w:r>
+      <w:proofErr w:type="spellStart"/>
+      <w:r>
+        <w:rPr>
+          <w:i/>
+          <w:lang w:val="en-US"/>
+        </w:rPr>
+        <w:t>FigureBase</w:t>
+      </w:r>
+      <w:proofErr w:type="spellEnd"/>
+    </w:p>
+    <w:tbl>
+      <w:tblPr>
+        <w:tblStyle w:val="a3"/>
+        <w:tblW w:w="5000" w:type="pct"/>
+        <w:tblLook w:val="04A0" w:firstRow="1" w:lastRow="0" w:firstColumn="1" w:lastColumn="0" w:noHBand="0" w:noVBand="1"/>
+      </w:tblPr>
+      <w:tblGrid>
+        <w:gridCol w:w="3435"/>
+        <w:gridCol w:w="1244"/>
+        <w:gridCol w:w="4949"/>
+      </w:tblGrid>
+      <w:tr>
+        <w:tc>
+          <w:tcPr>
+            <w:tcW w:w="1784" w:type="pct"/>
+            <w:vAlign w:val="center"/>
+          </w:tcPr>
+          <w:p>
+            <w:pPr>
+              <w:ind w:firstLine="0"/>
+              <w:jc w:val="center"/>
+              <w:rPr>
+                <w:sz w:val="24"/>
+              </w:rPr>
+            </w:pPr>
+            <w:r>
+              <w:rPr>
+                <w:sz w:val="24"/>
+              </w:rPr>
+              <w:t>Название</w:t>
+            </w:r>
+          </w:p>
+        </w:tc>
+        <w:tc>
+          <w:tcPr>
+            <w:tcW w:w="646" w:type="pct"/>
+            <w:vAlign w:val="center"/>
+          </w:tcPr>
+          <w:p>
+            <w:pPr>
+              <w:ind w:firstLine="0"/>
+              <w:jc w:val="center"/>
+              <w:rPr>
+                <w:sz w:val="24"/>
+              </w:rPr>
+            </w:pPr>
+            <w:r>
+              <w:rPr>
+                <w:sz w:val="24"/>
+              </w:rPr>
+              <w:t>Тип</w:t>
+            </w:r>
+          </w:p>
+        </w:tc>
+        <w:tc>
+          <w:tcPr>
+            <w:tcW w:w="2570" w:type="pct"/>
+            <w:vAlign w:val="center"/>
+          </w:tcPr>
+          <w:p>
+            <w:pPr>
+              <w:ind w:firstLine="0"/>
+              <w:jc w:val="center"/>
+              <w:rPr>
+                <w:sz w:val="24"/>
+              </w:rPr>
+            </w:pPr>
+            <w:r>
+              <w:rPr>
+                <w:sz w:val="24"/>
+              </w:rPr>
+              <w:t>Описание</w:t>
+            </w:r>
+          </w:p>
+        </w:tc>
+      </w:tr>
+      <w:tr>
+        <w:tc>
+          <w:tcPr>
+            <w:tcW w:w="5000" w:type="pct"/>
+            <w:gridSpan w:val="3"/>
+            <w:vAlign w:val="center"/>
+          </w:tcPr>
+          <w:p>
+            <w:pPr>
+              <w:ind w:firstLine="0"/>
+              <w:jc w:val="center"/>
+              <w:rPr>
+                <w:sz w:val="24"/>
+                <w:lang w:val="en-US"/>
+              </w:rPr>
+            </w:pPr>
+            <w:r>
+              <w:rPr>
+                <w:sz w:val="24"/>
+              </w:rPr>
+              <w:t>Описание класса</w:t>
+            </w:r>
+          </w:p>
+        </w:tc>
+      </w:tr>
+      <w:tr>
+        <w:tc>
+          <w:tcPr>
+            <w:tcW w:w="5000" w:type="pct"/>
+            <w:gridSpan w:val="3"/>
+            <w:vAlign w:val="center"/>
+          </w:tcPr>
+          <w:p>
+            <w:pPr>
+              <w:ind w:firstLine="0"/>
+              <w:jc w:val="left"/>
+              <w:rPr>
+                <w:sz w:val="24"/>
+              </w:rPr>
+            </w:pPr>
+            <w:r>
+              <w:rPr>
+                <w:sz w:val="24"/>
+              </w:rPr>
+              <w:t xml:space="preserve">Класс </w:t>
+            </w:r>
+            <w:proofErr w:type="spellStart"/>
+            <w:r>
+              <w:rPr>
+                <w:i/>
+                <w:sz w:val="24"/>
+                <w:lang w:val="en-US"/>
+              </w:rPr>
+              <w:t>FigureBase</w:t>
+            </w:r>
+            <w:proofErr w:type="spellEnd"/>
+            <w:r>
+              <w:rPr>
+                <w:sz w:val="24"/>
+              </w:rPr>
+              <w:t xml:space="preserve"> – абстрактный базовый класс для </w:t>
+            </w:r>
+            <w:r>
+              <w:rPr>
+                <w:sz w:val="24"/>
+              </w:rPr>
+              <w:t xml:space="preserve">двумерных </w:t>
+            </w:r>
+            <w:r>
+              <w:rPr>
+                <w:sz w:val="24"/>
+              </w:rPr>
+              <w:t>фигур</w:t>
+            </w:r>
+          </w:p>
+        </w:tc>
+      </w:tr>
+      <w:tr>
+        <w:tc>
+          <w:tcPr>
+            <w:tcW w:w="5000" w:type="pct"/>
+            <w:gridSpan w:val="3"/>
+            <w:vAlign w:val="center"/>
+          </w:tcPr>
+          <w:p>
+            <w:pPr>
+              <w:ind w:firstLine="0"/>
+              <w:jc w:val="center"/>
+              <w:rPr>
+                <w:sz w:val="24"/>
+              </w:rPr>
+            </w:pPr>
+            <w:r>
+              <w:rPr>
+                <w:sz w:val="24"/>
+              </w:rPr>
+              <w:t>Свойства</w:t>
+            </w:r>
+          </w:p>
+        </w:tc>
+      </w:tr>
+      <w:tr>
+        <w:tc>
+          <w:tcPr>
+            <w:tcW w:w="1784" w:type="pct"/>
+            <w:vAlign w:val="center"/>
+          </w:tcPr>
+          <w:p>
+            <w:pPr>
+              <w:ind w:firstLine="0"/>
+              <w:jc w:val="left"/>
+              <w:rPr>
+                <w:sz w:val="24"/>
+                <w:lang w:val="en-US"/>
+              </w:rPr>
+            </w:pPr>
+            <w:r>
+              <w:rPr>
+                <w:sz w:val="24"/>
+              </w:rPr>
+              <w:t xml:space="preserve">+ </w:t>
+            </w:r>
+            <w:proofErr w:type="spellStart"/>
+            <w:r>
+              <w:rPr>
+                <w:sz w:val="24"/>
+                <w:lang w:val="en-US"/>
+              </w:rPr>
+              <w:t>FigureType</w:t>
+            </w:r>
+            <w:proofErr w:type="spellEnd"/>
+          </w:p>
+        </w:tc>
+        <w:tc>
+          <w:tcPr>
+            <w:tcW w:w="646" w:type="pct"/>
+            <w:vAlign w:val="center"/>
+          </w:tcPr>
+          <w:p>
+            <w:pPr>
+              <w:ind w:firstLine="0"/>
+              <w:jc w:val="center"/>
+              <w:rPr>
+                <w:sz w:val="24"/>
+                <w:lang w:val="en-US"/>
+              </w:rPr>
+            </w:pPr>
+            <w:r>
+              <w:rPr>
+                <w:sz w:val="24"/>
+                <w:lang w:val="en-US"/>
+              </w:rPr>
+              <w:t>string</w:t>
+            </w:r>
+          </w:p>
+        </w:tc>
+        <w:tc>
+          <w:tcPr>
+            <w:tcW w:w="2570" w:type="pct"/>
+            <w:vAlign w:val="center"/>
+          </w:tcPr>
+          <w:p>
+            <w:pPr>
+              <w:ind w:firstLine="0"/>
+              <w:jc w:val="left"/>
+              <w:rPr>
+                <w:sz w:val="24"/>
+              </w:rPr>
+            </w:pPr>
+            <w:r>
+              <w:rPr>
+                <w:sz w:val="24"/>
+              </w:rPr>
+              <w:t>Тип фигуры</w:t>
+            </w:r>
+            <w:r>
+              <w:rPr>
+                <w:sz w:val="24"/>
+              </w:rPr>
+              <w:t>.</w:t>
+            </w:r>
+          </w:p>
+          <w:p>
+            <w:pPr>
+              <w:ind w:firstLine="0"/>
+              <w:jc w:val="left"/>
+              <w:rPr>
+                <w:sz w:val="24"/>
+              </w:rPr>
+            </w:pPr>
+            <w:r>
+              <w:rPr>
+                <w:sz w:val="24"/>
+              </w:rPr>
+              <w:t>Абстрактное свойство, переопределяется в производных классах</w:t>
+            </w:r>
+            <w:r>
+              <w:rPr>
+                <w:sz w:val="24"/>
+              </w:rPr>
+              <w:t>.</w:t>
+            </w:r>
+          </w:p>
+        </w:tc>
+      </w:tr>
+      <w:tr>
+        <w:tc>
+          <w:tcPr>
+            <w:tcW w:w="1784" w:type="pct"/>
+            <w:vAlign w:val="center"/>
+          </w:tcPr>
+          <w:p>
+            <w:pPr>
+              <w:ind w:firstLine="0"/>
+              <w:jc w:val="left"/>
+              <w:rPr>
+                <w:sz w:val="24"/>
+                <w:lang w:val="en-US"/>
+              </w:rPr>
+            </w:pPr>
+            <w:r>
+              <w:rPr>
+                <w:sz w:val="24"/>
+              </w:rPr>
+              <w:t xml:space="preserve">+ </w:t>
+            </w:r>
+            <w:r>
+              <w:rPr>
+                <w:sz w:val="24"/>
+                <w:lang w:val="en-US"/>
+              </w:rPr>
+              <w:t>Square</w:t>
+            </w:r>
+          </w:p>
+        </w:tc>
+        <w:tc>
+          <w:tcPr>
+            <w:tcW w:w="646" w:type="pct"/>
+            <w:vAlign w:val="center"/>
+          </w:tcPr>
+          <w:p>
+            <w:pPr>
+              <w:ind w:firstLine="0"/>
+              <w:jc w:val="center"/>
+              <w:rPr>
+                <w:sz w:val="24"/>
+                <w:lang w:val="en-US"/>
+              </w:rPr>
+            </w:pPr>
+            <w:r>
+              <w:rPr>
+                <w:sz w:val="24"/>
+                <w:lang w:val="en-US"/>
+              </w:rPr>
+              <w:t>double</w:t>
+            </w:r>
+          </w:p>
+        </w:tc>
+        <w:tc>
+          <w:tcPr>
+            <w:tcW w:w="2570" w:type="pct"/>
+            <w:vAlign w:val="center"/>
+          </w:tcPr>
+          <w:p>
+            <w:pPr>
+              <w:ind w:firstLine="0"/>
+              <w:jc w:val="left"/>
+              <w:rPr>
+                <w:sz w:val="24"/>
+              </w:rPr>
+            </w:pPr>
+            <w:r>
+              <w:rPr>
+                <w:sz w:val="24"/>
+              </w:rPr>
+              <w:t>Площадь</w:t>
+            </w:r>
+            <w:r>
+              <w:rPr>
+                <w:sz w:val="24"/>
+              </w:rPr>
+              <w:t xml:space="preserve"> фигуры.</w:t>
+            </w:r>
+          </w:p>
+          <w:p>
+            <w:pPr>
+              <w:ind w:firstLine="0"/>
+              <w:jc w:val="left"/>
+              <w:rPr>
+                <w:sz w:val="24"/>
+              </w:rPr>
+            </w:pPr>
+            <w:r>
+              <w:rPr>
+                <w:sz w:val="24"/>
+              </w:rPr>
+              <w:t>Абстрактное свойство, переопределяется в производных классах</w:t>
+            </w:r>
+            <w:r>
+              <w:rPr>
+                <w:sz w:val="24"/>
+              </w:rPr>
+              <w:t>.</w:t>
+            </w:r>
+          </w:p>
+        </w:tc>
+      </w:tr>
+      <w:tr>
+        <w:tc>
+          <w:tcPr>
+            <w:tcW w:w="5000" w:type="pct"/>
+            <w:gridSpan w:val="3"/>
+            <w:vAlign w:val="center"/>
+          </w:tcPr>
+          <w:p>
+            <w:pPr>
+              <w:ind w:firstLine="0"/>
+              <w:jc w:val="center"/>
+              <w:rPr>
+                <w:sz w:val="24"/>
+              </w:rPr>
+            </w:pPr>
+            <w:r>
+              <w:rPr>
+                <w:sz w:val="24"/>
+              </w:rPr>
+              <w:t>Методы</w:t>
+            </w:r>
+          </w:p>
+        </w:tc>
+      </w:tr>
+      <w:tr>
+        <w:tc>
+          <w:tcPr>
+            <w:tcW w:w="1784" w:type="pct"/>
+            <w:vAlign w:val="center"/>
+          </w:tcPr>
+          <w:p>
+            <w:pPr>
+              <w:ind w:firstLine="0"/>
+              <w:jc w:val="left"/>
+              <w:rPr>
+                <w:sz w:val="24"/>
+                <w:lang w:val="en-US"/>
+              </w:rPr>
+            </w:pPr>
+            <w:r>
+              <w:rPr>
+                <w:sz w:val="24"/>
+                <w:lang w:val="en-US"/>
+              </w:rPr>
+              <w:t>+</w:t>
+            </w:r>
+            <w:r>
+              <w:rPr>
+                <w:sz w:val="24"/>
+              </w:rPr>
+              <w:t xml:space="preserve"> </w:t>
+            </w:r>
+            <w:proofErr w:type="spellStart"/>
+            <w:r>
+              <w:rPr>
+                <w:sz w:val="24"/>
+                <w:u w:val="single"/>
+                <w:lang w:val="en-US"/>
+              </w:rPr>
+              <w:t>CheckingNumber</w:t>
+            </w:r>
+            <w:proofErr w:type="spellEnd"/>
+            <w:r>
+              <w:rPr>
+                <w:sz w:val="24"/>
+                <w:u w:val="single"/>
+                <w:lang w:val="en-US"/>
+              </w:rPr>
+              <w:t xml:space="preserve"> </w:t>
+            </w:r>
+            <w:r>
+              <w:rPr>
+                <w:sz w:val="24"/>
+                <w:u w:val="single"/>
+              </w:rPr>
+              <w:t>(</w:t>
+            </w:r>
+            <w:r>
+              <w:rPr>
+                <w:sz w:val="24"/>
+                <w:u w:val="single"/>
+                <w:lang w:val="en-US"/>
+              </w:rPr>
+              <w:t>double)</w:t>
+            </w:r>
+          </w:p>
+        </w:tc>
+        <w:tc>
+          <w:tcPr>
+            <w:tcW w:w="646" w:type="pct"/>
+            <w:vAlign w:val="center"/>
+          </w:tcPr>
+          <w:p>
+            <w:pPr>
+              <w:ind w:firstLine="0"/>
+              <w:jc w:val="center"/>
+              <w:rPr>
+                <w:sz w:val="24"/>
+                <w:lang w:val="en-US"/>
+              </w:rPr>
+            </w:pPr>
+            <w:r>
+              <w:rPr>
+                <w:sz w:val="24"/>
+                <w:lang w:val="en-US"/>
+              </w:rPr>
+              <w:t>double</w:t>
+            </w:r>
+          </w:p>
+        </w:tc>
+        <w:tc>
+          <w:tcPr>
+            <w:tcW w:w="2570" w:type="pct"/>
+            <w:vAlign w:val="center"/>
+          </w:tcPr>
+          <w:p>
+            <w:pPr>
+              <w:ind w:firstLine="0"/>
+              <w:jc w:val="left"/>
+              <w:rPr>
+                <w:sz w:val="24"/>
+              </w:rPr>
+            </w:pPr>
+            <w:r>
+              <w:rPr>
+                <w:sz w:val="24"/>
+              </w:rPr>
+              <w:t xml:space="preserve">Проверяет </w:t>
+            </w:r>
+            <w:r>
+              <w:rPr>
+                <w:sz w:val="24"/>
+              </w:rPr>
+              <w:t>корректность ввода параметров фигур</w:t>
+            </w:r>
+          </w:p>
+          <w:p>
+            <w:pPr>
+              <w:ind w:firstLine="0"/>
+              <w:jc w:val="left"/>
+              <w:rPr>
+                <w:sz w:val="24"/>
+              </w:rPr>
+            </w:pPr>
+            <w:r>
+              <w:rPr>
+                <w:sz w:val="24"/>
+                <w:lang w:val="en-US"/>
+              </w:rPr>
+              <w:t>double</w:t>
+            </w:r>
+            <w:r>
+              <w:rPr>
+                <w:sz w:val="24"/>
+              </w:rPr>
+              <w:t xml:space="preserve"> – </w:t>
+            </w:r>
+            <w:r>
+              <w:rPr>
+                <w:sz w:val="24"/>
+              </w:rPr>
+              <w:t xml:space="preserve">любой параметр фигуры </w:t>
+            </w:r>
+          </w:p>
+        </w:tc>
+      </w:tr>
+    </w:tbl>
+    <w:p/>
+    <w:p>
+      <w:r>
+        <w:t xml:space="preserve">В таблицах 2–4 приведены описания классов </w:t>
+      </w:r>
+      <w:r>
+        <w:t>Прямоугольник</w:t>
+      </w:r>
+      <w:r>
+        <w:t xml:space="preserve"> (</w:t>
+      </w:r>
+      <w:r>
+        <w:rPr>
+          <w:lang w:val="en-US"/>
+        </w:rPr>
+        <w:t>Rectangle</w:t>
+      </w:r>
+      <w:r>
+        <w:t>)</w:t>
+      </w:r>
+      <w:r>
+        <w:t xml:space="preserve">, </w:t>
+      </w:r>
+      <w:r>
+        <w:t>Треугольник</w:t>
+      </w:r>
+      <w:r>
+        <w:t xml:space="preserve"> (</w:t>
+      </w:r>
+      <w:r>
+        <w:rPr>
+          <w:lang w:val="en-US"/>
+        </w:rPr>
+        <w:t>Triangle</w:t>
+      </w:r>
+      <w:r>
+        <w:t>)</w:t>
+      </w:r>
+      <w:r>
+        <w:t xml:space="preserve"> </w:t>
+      </w:r>
+      <w:r>
+        <w:t xml:space="preserve">и </w:t>
+      </w:r>
+      <w:r>
+        <w:t>Круг</w:t>
+      </w:r>
+      <w:r>
+        <w:t xml:space="preserve"> (</w:t>
+      </w:r>
+      <w:r>
+        <w:rPr>
+          <w:lang w:val="en-US"/>
+        </w:rPr>
+        <w:t>Circle</w:t>
+      </w:r>
+      <w:r>
+        <w:t>)</w:t>
+      </w:r>
+      <w:r>
+        <w:t xml:space="preserve">, которые наследуются от </w:t>
+      </w:r>
+      <w:proofErr w:type="spellStart"/>
+      <w:r>
+        <w:rPr>
+          <w:i/>
+          <w:lang w:val="en-US"/>
+        </w:rPr>
+        <w:t>FigureBase</w:t>
+      </w:r>
+      <w:proofErr w:type="spellEnd"/>
+      <w:r>
+        <w:t>.</w:t>
+      </w:r>
+    </w:p>
+    <w:p>
+      <w:pPr>
+        <w:spacing w:before="240"/>
+        <w:ind w:firstLine="0"/>
+        <w:rPr>
+          <w:lang w:val="en-US"/>
+        </w:rPr>
+      </w:pPr>
+      <w:r>
+        <w:t>Таблица</w:t>
+      </w:r>
+      <w:r>
+        <w:rPr>
+          <w:lang w:val="en-US"/>
+        </w:rPr>
+        <w:t xml:space="preserve"> 2</w:t>
+      </w:r>
+      <w:r>
+        <w:t xml:space="preserve"> – Описание класса </w:t>
+      </w:r>
+      <w:r>
+        <w:rPr>
+          <w:lang w:val="en-US"/>
+        </w:rPr>
+        <w:t>Rectangle</w:t>
+      </w:r>
+    </w:p>
+    <w:tbl>
+      <w:tblPr>
+        <w:tblStyle w:val="a3"/>
+        <w:tblW w:w="5000" w:type="pct"/>
+        <w:tblLook w:val="04A0" w:firstRow="1" w:lastRow="0" w:firstColumn="1" w:lastColumn="0" w:noHBand="0" w:noVBand="1"/>
+      </w:tblPr>
+      <w:tblGrid>
+        <w:gridCol w:w="3435"/>
+        <w:gridCol w:w="1244"/>
+        <w:gridCol w:w="4949"/>
+      </w:tblGrid>
+      <w:tr>
+        <w:tc>
+          <w:tcPr>
+            <w:tcW w:w="1784" w:type="pct"/>
+            <w:vAlign w:val="center"/>
+          </w:tcPr>
+          <w:p>
+            <w:pPr>
+              <w:ind w:firstLine="0"/>
+              <w:jc w:val="center"/>
+              <w:rPr>
+                <w:sz w:val="24"/>
+              </w:rPr>
+            </w:pPr>
+            <w:r>
+              <w:rPr>
+                <w:sz w:val="24"/>
+              </w:rPr>
+              <w:t>Название</w:t>
+            </w:r>
+          </w:p>
+        </w:tc>
+        <w:tc>
+          <w:tcPr>
+            <w:tcW w:w="646" w:type="pct"/>
+            <w:vAlign w:val="center"/>
+          </w:tcPr>
+          <w:p>
+            <w:pPr>
+              <w:ind w:firstLine="0"/>
+              <w:jc w:val="center"/>
+              <w:rPr>
+                <w:sz w:val="24"/>
+              </w:rPr>
+            </w:pPr>
+            <w:r>
+              <w:rPr>
+                <w:sz w:val="24"/>
+              </w:rPr>
+              <w:t>Тип</w:t>
+            </w:r>
+          </w:p>
+        </w:tc>
+        <w:tc>
+          <w:tcPr>
+            <w:tcW w:w="2570" w:type="pct"/>
+            <w:vAlign w:val="center"/>
+          </w:tcPr>
+          <w:p>
+            <w:pPr>
+              <w:ind w:firstLine="0"/>
+              <w:jc w:val="center"/>
+              <w:rPr>
+                <w:sz w:val="24"/>
+              </w:rPr>
+            </w:pPr>
+            <w:r>
+              <w:rPr>
+                <w:sz w:val="24"/>
+              </w:rPr>
+              <w:t>Описание</w:t>
+            </w:r>
+          </w:p>
+        </w:tc>
+      </w:tr>
+      <w:tr>
+        <w:tc>
+          <w:tcPr>
+            <w:tcW w:w="5000" w:type="pct"/>
+            <w:gridSpan w:val="3"/>
+            <w:vAlign w:val="center"/>
+          </w:tcPr>
+          <w:p>
+            <w:pPr>
+              <w:ind w:firstLine="0"/>
+              <w:jc w:val="center"/>
+              <w:rPr>
+                <w:sz w:val="24"/>
+                <w:lang w:val="en-US"/>
+              </w:rPr>
+            </w:pPr>
+            <w:r>
+              <w:rPr>
+                <w:sz w:val="24"/>
+              </w:rPr>
+              <w:t>Описание класса</w:t>
+            </w:r>
+          </w:p>
+        </w:tc>
+      </w:tr>
+      <w:tr>
+        <w:tc>
+          <w:tcPr>
+            <w:tcW w:w="5000" w:type="pct"/>
+            <w:gridSpan w:val="3"/>
+            <w:vAlign w:val="center"/>
+          </w:tcPr>
+          <w:p>
+            <w:pPr>
+              <w:ind w:firstLine="0"/>
+              <w:jc w:val="left"/>
+              <w:rPr>
+                <w:sz w:val="24"/>
+              </w:rPr>
+            </w:pPr>
+            <w:r>
+              <w:rPr>
+                <w:sz w:val="24"/>
+              </w:rPr>
+              <w:t xml:space="preserve">Класс </w:t>
+            </w:r>
+            <w:proofErr w:type="spellStart"/>
+            <w:r>
+              <w:rPr>
+                <w:sz w:val="24"/>
+              </w:rPr>
+              <w:t>Rectangle</w:t>
+            </w:r>
+            <w:proofErr w:type="spellEnd"/>
+            <w:r>
+              <w:rPr>
+                <w:sz w:val="24"/>
+              </w:rPr>
+              <w:t xml:space="preserve"> </w:t>
+            </w:r>
+            <w:r>
+              <w:rPr>
+                <w:sz w:val="24"/>
+              </w:rPr>
+              <w:t xml:space="preserve">– </w:t>
+            </w:r>
+            <w:r>
+              <w:rPr>
+                <w:sz w:val="24"/>
+              </w:rPr>
+              <w:t>прямоугольник</w:t>
+            </w:r>
+          </w:p>
+        </w:tc>
+      </w:tr>
+      <w:tr>
+        <w:tc>
+          <w:tcPr>
+            <w:tcW w:w="5000" w:type="pct"/>
+            <w:gridSpan w:val="3"/>
+            <w:vAlign w:val="center"/>
+          </w:tcPr>
+          <w:p>
+            <w:pPr>
+              <w:ind w:firstLine="0"/>
+              <w:jc w:val="center"/>
+              <w:rPr>
+                <w:sz w:val="24"/>
+              </w:rPr>
+            </w:pPr>
+            <w:r>
+              <w:rPr>
+                <w:sz w:val="24"/>
+              </w:rPr>
+              <w:t>Поля</w:t>
+            </w:r>
+          </w:p>
+        </w:tc>
+      </w:tr>
+      <w:tr>
+        <w:tc>
+          <w:tcPr>
+            <w:tcW w:w="1784" w:type="pct"/>
+            <w:vAlign w:val="center"/>
+          </w:tcPr>
+          <w:p>
+            <w:pPr>
+              <w:ind w:firstLine="0"/>
+              <w:jc w:val="left"/>
+              <w:rPr>
+                <w:sz w:val="24"/>
+                <w:lang w:val="en-US"/>
+              </w:rPr>
+            </w:pPr>
+            <w:r>
+              <w:rPr>
+                <w:sz w:val="24"/>
+              </w:rPr>
+              <w:t>–</w:t>
+            </w:r>
+            <w:r>
+              <w:rPr>
+                <w:sz w:val="24"/>
+                <w:lang w:val="en-US"/>
+              </w:rPr>
+              <w:t>_length</w:t>
+            </w:r>
+          </w:p>
+        </w:tc>
+        <w:tc>
+          <w:tcPr>
+            <w:tcW w:w="646" w:type="pct"/>
+            <w:vAlign w:val="center"/>
+          </w:tcPr>
+          <w:p>
+            <w:pPr>
+              <w:ind w:firstLine="0"/>
+              <w:jc w:val="center"/>
+              <w:rPr>
+                <w:sz w:val="24"/>
+                <w:lang w:val="en-US"/>
+              </w:rPr>
+            </w:pPr>
+            <w:r>
+              <w:rPr>
+                <w:sz w:val="24"/>
+                <w:lang w:val="en-US"/>
+              </w:rPr>
+              <w:t>double</w:t>
+            </w:r>
+          </w:p>
+        </w:tc>
+        <w:tc>
+          <w:tcPr>
+            <w:tcW w:w="2570" w:type="pct"/>
+            <w:vAlign w:val="center"/>
+          </w:tcPr>
+          <w:p>
+            <w:pPr>
+              <w:ind w:firstLine="0"/>
+              <w:jc w:val="left"/>
+              <w:rPr>
+                <w:sz w:val="24"/>
+              </w:rPr>
+            </w:pPr>
+            <w:r>
+              <w:rPr>
+                <w:sz w:val="24"/>
+              </w:rPr>
+              <w:t>Длина</w:t>
+            </w:r>
+            <w:r>
+              <w:rPr>
+                <w:sz w:val="24"/>
+              </w:rPr>
+              <w:t xml:space="preserve"> </w:t>
+            </w:r>
+            <w:r>
+              <w:rPr>
+                <w:sz w:val="24"/>
+              </w:rPr>
+              <w:t>прямоугольника</w:t>
+            </w:r>
+          </w:p>
+        </w:tc>
+      </w:tr>
+      <w:tr>
+        <w:tc>
+          <w:tcPr>
+            <w:tcW w:w="1784" w:type="pct"/>
+            <w:vAlign w:val="center"/>
+          </w:tcPr>
+          <w:p>
+            <w:pPr>
+              <w:ind w:firstLine="0"/>
+              <w:jc w:val="left"/>
+              <w:rPr>
+                <w:sz w:val="24"/>
+              </w:rPr>
+            </w:pPr>
+            <w:r>
+              <w:rPr>
+                <w:sz w:val="24"/>
+              </w:rPr>
+              <w:t xml:space="preserve">– </w:t>
+            </w:r>
+            <w:r>
+              <w:rPr>
+                <w:sz w:val="24"/>
+                <w:lang w:val="en-US"/>
+              </w:rPr>
+              <w:t>_</w:t>
+            </w:r>
+            <w:r>
+              <w:rPr>
+                <w:sz w:val="24"/>
+                <w:lang w:val="en-US"/>
+              </w:rPr>
+              <w:t>width</w:t>
+            </w:r>
+          </w:p>
+        </w:tc>
+        <w:tc>
+          <w:tcPr>
+            <w:tcW w:w="646" w:type="pct"/>
+            <w:vAlign w:val="center"/>
+          </w:tcPr>
+          <w:p>
+            <w:pPr>
+              <w:ind w:firstLine="0"/>
+              <w:jc w:val="center"/>
+              <w:rPr>
+                <w:sz w:val="24"/>
+                <w:lang w:val="en-US"/>
+              </w:rPr>
+            </w:pPr>
+            <w:r>
+              <w:rPr>
+                <w:sz w:val="24"/>
+                <w:lang w:val="en-US"/>
+              </w:rPr>
+              <w:t>double</w:t>
+            </w:r>
+          </w:p>
+        </w:tc>
+        <w:tc>
+          <w:tcPr>
+            <w:tcW w:w="2570" w:type="pct"/>
+            <w:vAlign w:val="center"/>
+          </w:tcPr>
+          <w:p>
+            <w:pPr>
+              <w:ind w:firstLine="0"/>
+              <w:jc w:val="left"/>
+              <w:rPr>
+                <w:sz w:val="24"/>
+                <w:lang w:val="en-US"/>
+              </w:rPr>
+            </w:pPr>
+            <w:r>
+              <w:rPr>
+                <w:sz w:val="24"/>
+              </w:rPr>
+              <w:t>Ширина</w:t>
+            </w:r>
+            <w:r>
+              <w:rPr>
+                <w:sz w:val="24"/>
+              </w:rPr>
+              <w:t xml:space="preserve"> </w:t>
+            </w:r>
+            <w:r>
+              <w:rPr>
+                <w:sz w:val="24"/>
+              </w:rPr>
+              <w:t>прямоугольника</w:t>
+            </w:r>
+          </w:p>
+        </w:tc>
+      </w:tr>
+      <w:tr>
+        <w:tc>
+          <w:tcPr>
+            <w:tcW w:w="5000" w:type="pct"/>
+            <w:gridSpan w:val="3"/>
+            <w:vAlign w:val="center"/>
+          </w:tcPr>
+          <w:p>
+            <w:pPr>
+              <w:ind w:firstLine="0"/>
+              <w:jc w:val="center"/>
+              <w:rPr>
+                <w:sz w:val="24"/>
+              </w:rPr>
+            </w:pPr>
+            <w:r>
+              <w:rPr>
+                <w:sz w:val="24"/>
+              </w:rPr>
+              <w:t>Свойства</w:t>
+            </w:r>
+          </w:p>
+        </w:tc>
+      </w:tr>
+      <w:tr>
+        <w:tc>
+          <w:tcPr>
+            <w:tcW w:w="1784" w:type="pct"/>
+            <w:vAlign w:val="center"/>
+          </w:tcPr>
+          <w:p>
+            <w:pPr>
+              <w:ind w:firstLine="0"/>
+              <w:jc w:val="left"/>
+              <w:rPr>
+                <w:sz w:val="24"/>
+                <w:lang w:val="en-US"/>
+              </w:rPr>
+            </w:pPr>
+            <w:r>
+              <w:rPr>
+                <w:sz w:val="24"/>
+                <w:lang w:val="en-US"/>
+              </w:rPr>
+              <w:t xml:space="preserve">+ </w:t>
+            </w:r>
+            <w:proofErr w:type="spellStart"/>
+            <w:r>
+              <w:rPr>
+                <w:sz w:val="24"/>
+                <w:lang w:val="en-US"/>
+              </w:rPr>
+              <w:t>FigureType</w:t>
+            </w:r>
+            <w:proofErr w:type="spellEnd"/>
+          </w:p>
+        </w:tc>
+        <w:tc>
+          <w:tcPr>
+            <w:tcW w:w="646" w:type="pct"/>
+            <w:vAlign w:val="center"/>
+          </w:tcPr>
+          <w:p>
+            <w:pPr>
+              <w:ind w:firstLine="0"/>
+              <w:jc w:val="center"/>
+              <w:rPr>
+                <w:sz w:val="24"/>
+                <w:lang w:val="en-US"/>
+              </w:rPr>
+            </w:pPr>
+            <w:r>
+              <w:rPr>
+                <w:sz w:val="24"/>
+                <w:lang w:val="en-US"/>
+              </w:rPr>
+              <w:t>string</w:t>
+            </w:r>
+          </w:p>
+        </w:tc>
+        <w:tc>
+          <w:tcPr>
+            <w:tcW w:w="2570" w:type="pct"/>
+            <w:vAlign w:val="center"/>
+          </w:tcPr>
+          <w:p>
+            <w:pPr>
+              <w:ind w:firstLine="0"/>
+              <w:jc w:val="left"/>
+              <w:rPr>
+                <w:sz w:val="24"/>
+              </w:rPr>
+            </w:pPr>
+            <w:r>
+              <w:rPr>
+                <w:sz w:val="24"/>
+              </w:rPr>
+              <w:t>Тип фигуры</w:t>
+            </w:r>
+          </w:p>
+        </w:tc>
+      </w:tr>
+      <w:tr>
+        <w:tc>
+          <w:tcPr>
+            <w:tcW w:w="1784" w:type="pct"/>
+            <w:vAlign w:val="center"/>
+          </w:tcPr>
+          <w:p>
+            <w:pPr>
+              <w:ind w:firstLine="0"/>
+              <w:jc w:val="left"/>
+              <w:rPr>
+                <w:sz w:val="24"/>
+                <w:lang w:val="en-US"/>
+              </w:rPr>
+            </w:pPr>
+            <w:r>
+              <w:rPr>
+                <w:sz w:val="24"/>
+              </w:rPr>
+              <w:t xml:space="preserve">+ </w:t>
+            </w:r>
+            <w:r>
+              <w:rPr>
+                <w:sz w:val="24"/>
+                <w:lang w:val="en-US"/>
+              </w:rPr>
+              <w:t>Length</w:t>
+            </w:r>
+          </w:p>
+        </w:tc>
+        <w:tc>
+          <w:tcPr>
+            <w:tcW w:w="646" w:type="pct"/>
+            <w:vAlign w:val="center"/>
+          </w:tcPr>
+          <w:p>
+            <w:pPr>
+              <w:ind w:firstLine="0"/>
+              <w:jc w:val="center"/>
+              <w:rPr>
+                <w:sz w:val="24"/>
+                <w:lang w:val="en-US"/>
+              </w:rPr>
+            </w:pPr>
+            <w:r>
+              <w:rPr>
+                <w:sz w:val="24"/>
+                <w:lang w:val="en-US"/>
+              </w:rPr>
+              <w:t>double</w:t>
+            </w:r>
+          </w:p>
+        </w:tc>
+        <w:tc>
+          <w:tcPr>
+            <w:tcW w:w="2570" w:type="pct"/>
+            <w:vAlign w:val="center"/>
+          </w:tcPr>
+          <w:p>
+            <w:pPr>
+              <w:ind w:firstLine="0"/>
+              <w:jc w:val="left"/>
+              <w:rPr>
+                <w:sz w:val="24"/>
+              </w:rPr>
+            </w:pPr>
+            <w:r>
+              <w:rPr>
+                <w:sz w:val="24"/>
+              </w:rPr>
+              <w:t>Длина</w:t>
+            </w:r>
+            <w:r>
+              <w:rPr>
+                <w:sz w:val="24"/>
+              </w:rPr>
+              <w:t xml:space="preserve"> </w:t>
+            </w:r>
+            <w:r>
+              <w:rPr>
+                <w:sz w:val="24"/>
+              </w:rPr>
+              <w:t>прямоугольника</w:t>
+            </w:r>
+          </w:p>
+        </w:tc>
+      </w:tr>
+      <w:tr>
+        <w:tc>
+          <w:tcPr>
+            <w:tcW w:w="1784" w:type="pct"/>
+            <w:vAlign w:val="center"/>
+          </w:tcPr>
+          <w:p>
+            <w:pPr>
+              <w:ind w:firstLine="0"/>
+              <w:jc w:val="left"/>
+              <w:rPr>
+                <w:sz w:val="24"/>
+                <w:lang w:val="en-US"/>
+              </w:rPr>
+            </w:pPr>
+            <w:r>
+              <w:rPr>
+                <w:sz w:val="24"/>
+              </w:rPr>
+              <w:lastRenderedPageBreak/>
+              <w:t xml:space="preserve">+ </w:t>
+            </w:r>
+            <w:r>
+              <w:rPr>
+                <w:sz w:val="24"/>
+                <w:lang w:val="en-US"/>
+              </w:rPr>
+              <w:t>Square</w:t>
+            </w:r>
+          </w:p>
+        </w:tc>
+        <w:tc>
+          <w:tcPr>
+            <w:tcW w:w="646" w:type="pct"/>
+            <w:vAlign w:val="center"/>
+          </w:tcPr>
+          <w:p>
+            <w:pPr>
+              <w:ind w:firstLine="0"/>
+              <w:jc w:val="center"/>
+              <w:rPr>
+                <w:sz w:val="24"/>
+                <w:lang w:val="en-US"/>
+              </w:rPr>
+            </w:pPr>
+            <w:r>
+              <w:rPr>
+                <w:sz w:val="24"/>
+                <w:lang w:val="en-US"/>
+              </w:rPr>
+              <w:t>double</w:t>
+            </w:r>
+          </w:p>
+        </w:tc>
+        <w:tc>
+          <w:tcPr>
+            <w:tcW w:w="2570" w:type="pct"/>
+            <w:vAlign w:val="center"/>
+          </w:tcPr>
+          <w:p>
+            <w:pPr>
+              <w:ind w:firstLine="0"/>
+              <w:jc w:val="left"/>
+              <w:rPr>
+                <w:sz w:val="24"/>
+              </w:rPr>
+            </w:pPr>
+            <w:r>
+              <w:rPr>
+                <w:sz w:val="24"/>
+              </w:rPr>
+              <w:t>Вычисление площади прямоугольника</w:t>
+            </w:r>
+          </w:p>
+        </w:tc>
+      </w:tr>
+      <w:tr>
+        <w:tc>
+          <w:tcPr>
+            <w:tcW w:w="1784" w:type="pct"/>
+            <w:vAlign w:val="center"/>
+          </w:tcPr>
+          <w:p>
+            <w:pPr>
+              <w:ind w:firstLine="0"/>
+              <w:jc w:val="left"/>
+              <w:rPr>
+                <w:sz w:val="24"/>
+                <w:lang w:val="en-US"/>
+              </w:rPr>
+            </w:pPr>
+            <w:r>
+              <w:rPr>
+                <w:sz w:val="24"/>
+                <w:lang w:val="en-US"/>
+              </w:rPr>
+              <w:t>+ Width</w:t>
+            </w:r>
+          </w:p>
+        </w:tc>
+        <w:tc>
+          <w:tcPr>
+            <w:tcW w:w="646" w:type="pct"/>
+            <w:vAlign w:val="center"/>
+          </w:tcPr>
+          <w:p>
+            <w:pPr>
+              <w:ind w:firstLine="0"/>
+              <w:jc w:val="center"/>
+              <w:rPr>
+                <w:sz w:val="24"/>
+                <w:lang w:val="en-US"/>
+              </w:rPr>
+            </w:pPr>
+            <w:r>
+              <w:rPr>
+                <w:sz w:val="24"/>
+                <w:lang w:val="en-US"/>
+              </w:rPr>
+              <w:t>double</w:t>
+            </w:r>
+          </w:p>
+        </w:tc>
+        <w:tc>
+          <w:tcPr>
+            <w:tcW w:w="2570" w:type="pct"/>
+            <w:vAlign w:val="center"/>
+          </w:tcPr>
+          <w:p>
+            <w:pPr>
+              <w:ind w:firstLine="0"/>
+              <w:jc w:val="left"/>
+              <w:rPr>
+                <w:sz w:val="24"/>
+              </w:rPr>
+            </w:pPr>
+            <w:r>
+              <w:rPr>
+                <w:sz w:val="24"/>
+              </w:rPr>
+              <w:t>Ширина прямоугольника</w:t>
+            </w:r>
+          </w:p>
+        </w:tc>
+      </w:tr>
+    </w:tbl>
+    <w:p>
+      <w:pPr>
+        <w:spacing w:before="240"/>
+        <w:ind w:firstLine="0"/>
+        <w:rPr>
+          <w:lang w:val="en-US"/>
+        </w:rPr>
+      </w:pPr>
+      <w:r>
+        <w:t>Таблица</w:t>
+      </w:r>
+      <w:r>
+        <w:rPr>
+          <w:lang w:val="en-US"/>
+        </w:rPr>
+        <w:t xml:space="preserve"> </w:t>
+      </w:r>
+      <w:r>
+        <w:t xml:space="preserve">3 – Описание класса </w:t>
+      </w:r>
+      <w:r>
+        <w:rPr>
+          <w:lang w:val="en-US"/>
+        </w:rPr>
+        <w:t>Triangle</w:t>
+      </w:r>
+    </w:p>
+    <w:tbl>
+      <w:tblPr>
+        <w:tblStyle w:val="a3"/>
+        <w:tblW w:w="5000" w:type="pct"/>
+        <w:tblLook w:val="04A0" w:firstRow="1" w:lastRow="0" w:firstColumn="1" w:lastColumn="0" w:noHBand="0" w:noVBand="1"/>
+      </w:tblPr>
+      <w:tblGrid>
+        <w:gridCol w:w="3435"/>
+        <w:gridCol w:w="1244"/>
+        <w:gridCol w:w="4949"/>
+      </w:tblGrid>
+      <w:tr>
+        <w:tc>
+          <w:tcPr>
+            <w:tcW w:w="1784" w:type="pct"/>
+            <w:vAlign w:val="center"/>
+          </w:tcPr>
+          <w:p>
+            <w:pPr>
+              <w:ind w:firstLine="0"/>
+              <w:jc w:val="center"/>
+              <w:rPr>
+                <w:sz w:val="24"/>
+              </w:rPr>
+            </w:pPr>
+            <w:r>
+              <w:rPr>
+                <w:sz w:val="24"/>
+              </w:rPr>
+              <w:t>Название</w:t>
+            </w:r>
+          </w:p>
+        </w:tc>
+        <w:tc>
+          <w:tcPr>
+            <w:tcW w:w="646" w:type="pct"/>
+            <w:vAlign w:val="center"/>
+          </w:tcPr>
+          <w:p>
+            <w:pPr>
+              <w:ind w:firstLine="0"/>
+              <w:jc w:val="center"/>
+              <w:rPr>
+                <w:sz w:val="24"/>
+              </w:rPr>
+            </w:pPr>
+            <w:r>
+              <w:rPr>
+                <w:sz w:val="24"/>
+              </w:rPr>
+              <w:t>Тип</w:t>
+            </w:r>
+          </w:p>
+        </w:tc>
+        <w:tc>
+          <w:tcPr>
+            <w:tcW w:w="2570" w:type="pct"/>
+            <w:vAlign w:val="center"/>
+          </w:tcPr>
+          <w:p>
+            <w:pPr>
+              <w:ind w:firstLine="0"/>
+              <w:jc w:val="center"/>
+              <w:rPr>
+                <w:sz w:val="24"/>
+              </w:rPr>
+            </w:pPr>
+            <w:r>
+              <w:rPr>
+                <w:sz w:val="24"/>
+              </w:rPr>
+              <w:t>Описание</w:t>
+            </w:r>
+          </w:p>
+        </w:tc>
+      </w:tr>
+      <w:tr>
+        <w:tc>
+          <w:tcPr>
+            <w:tcW w:w="5000" w:type="pct"/>
+            <w:gridSpan w:val="3"/>
+            <w:vAlign w:val="center"/>
+          </w:tcPr>
+          <w:p>
+            <w:pPr>
+              <w:ind w:firstLine="0"/>
+              <w:jc w:val="center"/>
+              <w:rPr>
+                <w:sz w:val="24"/>
+                <w:lang w:val="en-US"/>
+              </w:rPr>
+            </w:pPr>
+            <w:r>
+              <w:rPr>
+                <w:sz w:val="24"/>
+              </w:rPr>
+              <w:t>Описание класса</w:t>
+            </w:r>
+          </w:p>
+        </w:tc>
+      </w:tr>
+      <w:tr>
+        <w:tc>
+          <w:tcPr>
+            <w:tcW w:w="5000" w:type="pct"/>
+            <w:gridSpan w:val="3"/>
+            <w:vAlign w:val="center"/>
+          </w:tcPr>
+          <w:p>
+            <w:pPr>
+              <w:ind w:firstLine="0"/>
+              <w:jc w:val="left"/>
+              <w:rPr>
+                <w:sz w:val="24"/>
+                <w:lang w:val="en-US"/>
+              </w:rPr>
+            </w:pPr>
+            <w:r>
+              <w:rPr>
+                <w:sz w:val="24"/>
+              </w:rPr>
+              <w:t xml:space="preserve">Класс </w:t>
+            </w:r>
+            <w:proofErr w:type="spellStart"/>
+            <w:r>
+              <w:rPr>
+                <w:sz w:val="24"/>
+              </w:rPr>
+              <w:t>Triangle</w:t>
+            </w:r>
+            <w:proofErr w:type="spellEnd"/>
+            <w:r>
+              <w:rPr>
+                <w:sz w:val="24"/>
+              </w:rPr>
+              <w:t xml:space="preserve"> </w:t>
+            </w:r>
+            <w:r>
+              <w:rPr>
+                <w:sz w:val="24"/>
+              </w:rPr>
+              <w:t xml:space="preserve">– </w:t>
+            </w:r>
+            <w:r>
+              <w:rPr>
+                <w:sz w:val="24"/>
+              </w:rPr>
+              <w:t>треугольник</w:t>
+            </w:r>
+          </w:p>
+        </w:tc>
+      </w:tr>
+      <w:tr>
+        <w:tc>
+          <w:tcPr>
+            <w:tcW w:w="5000" w:type="pct"/>
+            <w:gridSpan w:val="3"/>
+            <w:vAlign w:val="center"/>
+          </w:tcPr>
+          <w:p>
+            <w:pPr>
+              <w:ind w:firstLine="0"/>
+              <w:jc w:val="center"/>
+              <w:rPr>
+                <w:sz w:val="24"/>
+              </w:rPr>
+            </w:pPr>
+            <w:r>
+              <w:rPr>
+                <w:sz w:val="24"/>
+              </w:rPr>
+              <w:t>Поля</w:t>
+            </w:r>
+          </w:p>
+        </w:tc>
+      </w:tr>
+      <w:tr>
+        <w:tc>
+          <w:tcPr>
+            <w:tcW w:w="1784" w:type="pct"/>
+            <w:vAlign w:val="center"/>
+          </w:tcPr>
+          <w:p>
+            <w:pPr>
+              <w:ind w:firstLine="0"/>
+              <w:jc w:val="left"/>
+              <w:rPr>
+                <w:sz w:val="24"/>
+              </w:rPr>
+            </w:pPr>
+            <w:r>
+              <w:rPr>
+                <w:sz w:val="24"/>
+              </w:rPr>
+              <w:t xml:space="preserve">– </w:t>
+            </w:r>
+            <w:r>
+              <w:rPr>
+                <w:sz w:val="24"/>
+                <w:lang w:val="en-US"/>
+              </w:rPr>
+              <w:t>_height</w:t>
+            </w:r>
+          </w:p>
+        </w:tc>
+        <w:tc>
+          <w:tcPr>
+            <w:tcW w:w="646" w:type="pct"/>
+            <w:vAlign w:val="center"/>
+          </w:tcPr>
+          <w:p>
+            <w:pPr>
+              <w:ind w:firstLine="0"/>
+              <w:jc w:val="center"/>
+              <w:rPr>
+                <w:sz w:val="24"/>
+                <w:lang w:val="en-US"/>
+              </w:rPr>
+            </w:pPr>
+            <w:r>
+              <w:rPr>
+                <w:sz w:val="24"/>
+                <w:lang w:val="en-US"/>
+              </w:rPr>
+              <w:t>double</w:t>
+            </w:r>
+          </w:p>
+        </w:tc>
+        <w:tc>
+          <w:tcPr>
+            <w:tcW w:w="2570" w:type="pct"/>
+            <w:vAlign w:val="center"/>
+          </w:tcPr>
+          <w:p>
+            <w:pPr>
+              <w:ind w:firstLine="0"/>
+              <w:jc w:val="left"/>
+              <w:rPr>
+                <w:sz w:val="24"/>
+              </w:rPr>
+            </w:pPr>
+            <w:r>
+              <w:rPr>
+                <w:sz w:val="24"/>
+              </w:rPr>
+              <w:t>Высота треугольника, проведённая к стороне</w:t>
+            </w:r>
+          </w:p>
+        </w:tc>
+      </w:tr>
+      <w:tr>
+        <w:tc>
+          <w:tcPr>
+            <w:tcW w:w="1784" w:type="pct"/>
+            <w:vAlign w:val="center"/>
+          </w:tcPr>
+          <w:p>
+            <w:pPr>
+              <w:ind w:firstLine="0"/>
+              <w:jc w:val="left"/>
+              <w:rPr>
+                <w:sz w:val="24"/>
+              </w:rPr>
+            </w:pPr>
+            <w:r>
+              <w:rPr>
+                <w:sz w:val="24"/>
+              </w:rPr>
+              <w:t>–</w:t>
+            </w:r>
+            <w:r>
+              <w:rPr>
+                <w:sz w:val="24"/>
+                <w:lang w:val="en-US"/>
+              </w:rPr>
+              <w:t>_length</w:t>
+            </w:r>
+          </w:p>
+        </w:tc>
+        <w:tc>
+          <w:tcPr>
+            <w:tcW w:w="646" w:type="pct"/>
+            <w:vAlign w:val="center"/>
+          </w:tcPr>
+          <w:p>
+            <w:pPr>
+              <w:ind w:firstLine="0"/>
+              <w:jc w:val="center"/>
+              <w:rPr>
+                <w:sz w:val="24"/>
+                <w:lang w:val="en-US"/>
+              </w:rPr>
+            </w:pPr>
+            <w:r>
+              <w:rPr>
+                <w:sz w:val="24"/>
+                <w:lang w:val="en-US"/>
+              </w:rPr>
+              <w:t>double</w:t>
+            </w:r>
+          </w:p>
+        </w:tc>
+        <w:tc>
+          <w:tcPr>
+            <w:tcW w:w="2570" w:type="pct"/>
+            <w:vAlign w:val="center"/>
+          </w:tcPr>
+          <w:p>
+            <w:pPr>
+              <w:ind w:firstLine="0"/>
+              <w:jc w:val="left"/>
+              <w:rPr>
+                <w:sz w:val="24"/>
+              </w:rPr>
+            </w:pPr>
+            <w:r>
+              <w:rPr>
+                <w:sz w:val="24"/>
+              </w:rPr>
+              <w:t>Длина стороны треугольника</w:t>
+            </w:r>
+          </w:p>
+        </w:tc>
+      </w:tr>
+      <w:tr>
+        <w:tc>
+          <w:tcPr>
+            <w:tcW w:w="5000" w:type="pct"/>
+            <w:gridSpan w:val="3"/>
+            <w:vAlign w:val="center"/>
+          </w:tcPr>
+          <w:p>
+            <w:pPr>
+              <w:ind w:firstLine="0"/>
+              <w:jc w:val="center"/>
+              <w:rPr>
+                <w:sz w:val="24"/>
+              </w:rPr>
+            </w:pPr>
+            <w:r>
+              <w:rPr>
+                <w:sz w:val="24"/>
+              </w:rPr>
+              <w:t>Свойства</w:t>
+            </w:r>
+          </w:p>
+        </w:tc>
+      </w:tr>
+      <w:tr>
+        <w:tc>
+          <w:tcPr>
+            <w:tcW w:w="1784" w:type="pct"/>
+            <w:vAlign w:val="center"/>
+          </w:tcPr>
+          <w:p>
+            <w:pPr>
+              <w:ind w:firstLine="0"/>
+              <w:jc w:val="left"/>
+              <w:rPr>
+                <w:sz w:val="24"/>
+                <w:lang w:val="en-US"/>
+              </w:rPr>
+            </w:pPr>
+            <w:r>
+              <w:rPr>
+                <w:sz w:val="24"/>
+                <w:lang w:val="en-US"/>
+              </w:rPr>
+              <w:t xml:space="preserve">+ </w:t>
+            </w:r>
+            <w:proofErr w:type="spellStart"/>
+            <w:r>
+              <w:rPr>
+                <w:sz w:val="24"/>
+                <w:lang w:val="en-US"/>
+              </w:rPr>
+              <w:t>FigureType</w:t>
+            </w:r>
+            <w:proofErr w:type="spellEnd"/>
+          </w:p>
+        </w:tc>
+        <w:tc>
+          <w:tcPr>
+            <w:tcW w:w="646" w:type="pct"/>
+            <w:vAlign w:val="center"/>
+          </w:tcPr>
+          <w:p>
+            <w:pPr>
+              <w:ind w:firstLine="0"/>
+              <w:jc w:val="center"/>
+              <w:rPr>
+                <w:sz w:val="24"/>
+                <w:lang w:val="en-US"/>
+              </w:rPr>
+            </w:pPr>
+            <w:r>
+              <w:rPr>
+                <w:sz w:val="24"/>
+                <w:lang w:val="en-US"/>
+              </w:rPr>
+              <w:t>string</w:t>
+            </w:r>
+          </w:p>
+        </w:tc>
+        <w:tc>
+          <w:tcPr>
+            <w:tcW w:w="2570" w:type="pct"/>
+            <w:vAlign w:val="center"/>
+          </w:tcPr>
+          <w:p>
+            <w:pPr>
+              <w:ind w:firstLine="0"/>
+              <w:jc w:val="left"/>
+              <w:rPr>
+                <w:sz w:val="24"/>
+              </w:rPr>
+            </w:pPr>
+            <w:r>
+              <w:rPr>
+                <w:sz w:val="24"/>
+              </w:rPr>
+              <w:t>Тип фигуры</w:t>
+            </w:r>
+          </w:p>
+        </w:tc>
+      </w:tr>
+      <w:tr>
+        <w:tc>
+          <w:tcPr>
+            <w:tcW w:w="1784" w:type="pct"/>
+            <w:vAlign w:val="center"/>
+          </w:tcPr>
+          <w:p>
+            <w:pPr>
+              <w:ind w:firstLine="0"/>
+              <w:jc w:val="left"/>
+              <w:rPr>
+                <w:sz w:val="24"/>
+                <w:lang w:val="en-US"/>
+              </w:rPr>
+            </w:pPr>
+            <w:r>
+              <w:rPr>
+                <w:sz w:val="24"/>
+                <w:lang w:val="en-US"/>
+              </w:rPr>
+              <w:t>+ Height</w:t>
+            </w:r>
+          </w:p>
+        </w:tc>
+        <w:tc>
+          <w:tcPr>
+            <w:tcW w:w="646" w:type="pct"/>
+            <w:vAlign w:val="center"/>
+          </w:tcPr>
+          <w:p>
+            <w:pPr>
+              <w:ind w:firstLine="0"/>
+              <w:jc w:val="center"/>
+              <w:rPr>
+                <w:sz w:val="24"/>
+                <w:lang w:val="en-US"/>
+              </w:rPr>
+            </w:pPr>
+            <w:r>
+              <w:rPr>
+                <w:sz w:val="24"/>
+                <w:lang w:val="en-US"/>
+              </w:rPr>
+              <w:t>double</w:t>
+            </w:r>
+          </w:p>
+        </w:tc>
+        <w:tc>
+          <w:tcPr>
+            <w:tcW w:w="2570" w:type="pct"/>
+            <w:vAlign w:val="center"/>
+          </w:tcPr>
+          <w:p>
+            <w:pPr>
+              <w:ind w:firstLine="0"/>
+              <w:jc w:val="left"/>
+              <w:rPr>
+                <w:sz w:val="24"/>
+              </w:rPr>
+            </w:pPr>
+            <w:r>
+              <w:rPr>
+                <w:sz w:val="24"/>
+              </w:rPr>
+              <w:t>Высота треугольника, проведённая к стороне</w:t>
+            </w:r>
+          </w:p>
+        </w:tc>
+      </w:tr>
+      <w:tr>
+        <w:tc>
+          <w:tcPr>
+            <w:tcW w:w="1784" w:type="pct"/>
+            <w:vAlign w:val="center"/>
+          </w:tcPr>
+          <w:p>
+            <w:pPr>
+              <w:ind w:firstLine="0"/>
+              <w:jc w:val="left"/>
+              <w:rPr>
+                <w:sz w:val="24"/>
+              </w:rPr>
+            </w:pPr>
+            <w:r>
+              <w:rPr>
+                <w:sz w:val="24"/>
+              </w:rPr>
+              <w:t xml:space="preserve">+ </w:t>
+            </w:r>
+            <w:r>
+              <w:rPr>
+                <w:sz w:val="24"/>
+                <w:lang w:val="en-US"/>
+              </w:rPr>
+              <w:t>Length</w:t>
+            </w:r>
+          </w:p>
+        </w:tc>
+        <w:tc>
+          <w:tcPr>
+            <w:tcW w:w="646" w:type="pct"/>
+            <w:vAlign w:val="center"/>
+          </w:tcPr>
+          <w:p>
+            <w:pPr>
+              <w:ind w:firstLine="0"/>
+              <w:jc w:val="center"/>
+              <w:rPr>
+                <w:sz w:val="24"/>
+                <w:lang w:val="en-US"/>
+              </w:rPr>
+            </w:pPr>
+            <w:r>
+              <w:rPr>
+                <w:sz w:val="24"/>
+                <w:lang w:val="en-US"/>
+              </w:rPr>
+              <w:t>double</w:t>
+            </w:r>
+          </w:p>
+        </w:tc>
+        <w:tc>
+          <w:tcPr>
+            <w:tcW w:w="2570" w:type="pct"/>
+            <w:vAlign w:val="center"/>
+          </w:tcPr>
+          <w:p>
+            <w:pPr>
+              <w:ind w:firstLine="0"/>
+              <w:jc w:val="left"/>
+              <w:rPr>
+                <w:sz w:val="24"/>
+              </w:rPr>
+            </w:pPr>
+            <w:r>
+              <w:rPr>
+                <w:sz w:val="24"/>
+              </w:rPr>
+              <w:t>Длина</w:t>
+            </w:r>
+            <w:r>
+              <w:rPr>
+                <w:sz w:val="24"/>
+              </w:rPr>
+              <w:t xml:space="preserve"> </w:t>
+            </w:r>
+            <w:r>
+              <w:rPr>
+                <w:sz w:val="24"/>
+              </w:rPr>
+              <w:t>стороны треугольника</w:t>
+            </w:r>
+          </w:p>
+        </w:tc>
+      </w:tr>
+      <w:tr>
+        <w:tc>
+          <w:tcPr>
+            <w:tcW w:w="1784" w:type="pct"/>
+            <w:vAlign w:val="center"/>
+          </w:tcPr>
+          <w:p>
+            <w:pPr>
+              <w:ind w:firstLine="0"/>
+              <w:jc w:val="left"/>
+              <w:rPr>
+                <w:sz w:val="24"/>
+                <w:lang w:val="en-US"/>
+              </w:rPr>
+            </w:pPr>
+            <w:r>
+              <w:rPr>
+                <w:sz w:val="24"/>
+              </w:rPr>
+              <w:t xml:space="preserve">+ </w:t>
+            </w:r>
+            <w:r>
+              <w:rPr>
+                <w:sz w:val="24"/>
+                <w:lang w:val="en-US"/>
+              </w:rPr>
+              <w:t>Square</w:t>
+            </w:r>
+          </w:p>
+        </w:tc>
+        <w:tc>
+          <w:tcPr>
+            <w:tcW w:w="646" w:type="pct"/>
+            <w:vAlign w:val="center"/>
+          </w:tcPr>
+          <w:p>
+            <w:pPr>
+              <w:ind w:firstLine="0"/>
+              <w:jc w:val="center"/>
+              <w:rPr>
+                <w:sz w:val="24"/>
+                <w:lang w:val="en-US"/>
+              </w:rPr>
+            </w:pPr>
+            <w:r>
+              <w:rPr>
+                <w:sz w:val="24"/>
+                <w:lang w:val="en-US"/>
+              </w:rPr>
+              <w:t>double</w:t>
+            </w:r>
+          </w:p>
+        </w:tc>
+        <w:tc>
+          <w:tcPr>
+            <w:tcW w:w="2570" w:type="pct"/>
+            <w:vAlign w:val="center"/>
+          </w:tcPr>
+          <w:p>
+            <w:pPr>
+              <w:ind w:firstLine="0"/>
+              <w:jc w:val="left"/>
+              <w:rPr>
+                <w:sz w:val="24"/>
+              </w:rPr>
+            </w:pPr>
+            <w:r>
+              <w:rPr>
+                <w:sz w:val="24"/>
+              </w:rPr>
+              <w:t xml:space="preserve">Вычисление площади </w:t>
+            </w:r>
+            <w:r>
+              <w:rPr>
+                <w:sz w:val="24"/>
+              </w:rPr>
+              <w:t>треугольника</w:t>
+            </w:r>
+          </w:p>
+        </w:tc>
+      </w:tr>
+    </w:tbl>
+    <w:p>
+      <w:pPr>
+        <w:spacing w:before="240"/>
+        <w:ind w:firstLine="0"/>
+        <w:rPr>
+          <w:lang w:val="en-US"/>
+        </w:rPr>
+      </w:pPr>
+      <w:r>
+        <w:t>Таблица</w:t>
+      </w:r>
+      <w:r>
+        <w:rPr>
+          <w:lang w:val="en-US"/>
+        </w:rPr>
+        <w:t xml:space="preserve"> </w:t>
+      </w:r>
+      <w:r>
+        <w:t xml:space="preserve">4 – Описание класса </w:t>
+      </w:r>
+      <w:r>
+        <w:rPr>
+          <w:lang w:val="en-US"/>
+        </w:rPr>
+        <w:t>Circle</w:t>
+      </w:r>
+    </w:p>
+    <w:tbl>
+      <w:tblPr>
+        <w:tblStyle w:val="a3"/>
+        <w:tblW w:w="5000" w:type="pct"/>
+        <w:tblLook w:val="04A0" w:firstRow="1" w:lastRow="0" w:firstColumn="1" w:lastColumn="0" w:noHBand="0" w:noVBand="1"/>
+      </w:tblPr>
+      <w:tblGrid>
+        <w:gridCol w:w="3435"/>
+        <w:gridCol w:w="1244"/>
+        <w:gridCol w:w="4949"/>
+      </w:tblGrid>
+      <w:tr>
+        <w:tc>
+          <w:tcPr>
+            <w:tcW w:w="1784" w:type="pct"/>
+            <w:vAlign w:val="center"/>
+          </w:tcPr>
+          <w:p>
+            <w:pPr>
+              <w:ind w:firstLine="0"/>
+              <w:jc w:val="center"/>
+              <w:rPr>
+                <w:sz w:val="24"/>
+              </w:rPr>
+            </w:pPr>
+            <w:r>
+              <w:rPr>
+                <w:sz w:val="24"/>
+              </w:rPr>
+              <w:t>Название</w:t>
+            </w:r>
+          </w:p>
+        </w:tc>
+        <w:tc>
+          <w:tcPr>
+            <w:tcW w:w="646" w:type="pct"/>
+            <w:vAlign w:val="center"/>
+          </w:tcPr>
+          <w:p>
+            <w:pPr>
+              <w:ind w:firstLine="0"/>
+              <w:jc w:val="center"/>
+              <w:rPr>
+                <w:sz w:val="24"/>
+              </w:rPr>
+            </w:pPr>
+            <w:r>
+              <w:rPr>
+                <w:sz w:val="24"/>
+              </w:rPr>
+              <w:t>Тип</w:t>
+            </w:r>
+          </w:p>
+        </w:tc>
+        <w:tc>
+          <w:tcPr>
+            <w:tcW w:w="2570" w:type="pct"/>
+            <w:vAlign w:val="center"/>
+          </w:tcPr>
+          <w:p>
+            <w:pPr>
+              <w:ind w:firstLine="0"/>
+              <w:jc w:val="center"/>
+              <w:rPr>
+                <w:sz w:val="24"/>
+              </w:rPr>
+            </w:pPr>
+            <w:r>
+              <w:rPr>
+                <w:sz w:val="24"/>
+              </w:rPr>
+              <w:t>Описание</w:t>
+            </w:r>
+          </w:p>
+        </w:tc>
+      </w:tr>
+      <w:tr>
+        <w:tc>
+          <w:tcPr>
+            <w:tcW w:w="5000" w:type="pct"/>
+            <w:gridSpan w:val="3"/>
+            <w:vAlign w:val="center"/>
+          </w:tcPr>
+          <w:p>
+            <w:pPr>
+              <w:ind w:firstLine="0"/>
+              <w:jc w:val="center"/>
+              <w:rPr>
+                <w:sz w:val="24"/>
+                <w:lang w:val="en-US"/>
+              </w:rPr>
+            </w:pPr>
+            <w:r>
+              <w:rPr>
+                <w:sz w:val="24"/>
+              </w:rPr>
+              <w:t>Описание класса</w:t>
+            </w:r>
+          </w:p>
+        </w:tc>
+      </w:tr>
+      <w:tr>
+        <w:tc>
+          <w:tcPr>
+            <w:tcW w:w="5000" w:type="pct"/>
+            <w:gridSpan w:val="3"/>
+            <w:vAlign w:val="center"/>
+          </w:tcPr>
+          <w:p>
+            <w:pPr>
+              <w:ind w:firstLine="0"/>
+              <w:jc w:val="left"/>
+              <w:rPr>
+                <w:sz w:val="24"/>
+                <w:lang w:val="en-US"/>
+              </w:rPr>
+            </w:pPr>
+            <w:r>
+              <w:rPr>
+                <w:sz w:val="24"/>
+              </w:rPr>
+              <w:t xml:space="preserve">Класс </w:t>
+            </w:r>
+            <w:r>
+              <w:rPr>
+                <w:sz w:val="24"/>
+                <w:lang w:val="en-US"/>
+              </w:rPr>
+              <w:t>Circle</w:t>
+            </w:r>
+            <w:r>
+              <w:rPr>
+                <w:sz w:val="24"/>
+                <w:lang w:val="en-US"/>
+              </w:rPr>
+              <w:t xml:space="preserve"> </w:t>
+            </w:r>
+            <w:r>
+              <w:rPr>
+                <w:sz w:val="24"/>
+              </w:rPr>
+              <w:t xml:space="preserve">– </w:t>
+            </w:r>
+            <w:r>
+              <w:rPr>
+                <w:sz w:val="24"/>
+              </w:rPr>
+              <w:t>круг</w:t>
+            </w:r>
+            <w:r>
+              <w:rPr>
+                <w:sz w:val="24"/>
+              </w:rPr>
+              <w:t xml:space="preserve"> </w:t>
+            </w:r>
+          </w:p>
+        </w:tc>
+      </w:tr>
+      <w:tr>
+        <w:tc>
+          <w:tcPr>
+            <w:tcW w:w="5000" w:type="pct"/>
+            <w:gridSpan w:val="3"/>
+            <w:vAlign w:val="center"/>
+          </w:tcPr>
+          <w:p>
+            <w:pPr>
+              <w:ind w:firstLine="0"/>
+              <w:jc w:val="center"/>
+              <w:rPr>
+                <w:sz w:val="24"/>
+              </w:rPr>
+            </w:pPr>
+            <w:r>
+              <w:rPr>
+                <w:sz w:val="24"/>
+              </w:rPr>
+              <w:t>Поля</w:t>
+            </w:r>
+          </w:p>
+        </w:tc>
+      </w:tr>
+      <w:tr>
+        <w:tc>
+          <w:tcPr>
+            <w:tcW w:w="1784" w:type="pct"/>
+            <w:vAlign w:val="center"/>
+          </w:tcPr>
+          <w:p>
+            <w:pPr>
+              <w:ind w:firstLine="0"/>
+              <w:jc w:val="left"/>
+              <w:rPr>
+                <w:sz w:val="24"/>
+                <w:lang w:val="en-US"/>
+              </w:rPr>
+            </w:pPr>
+            <w:r>
+              <w:rPr>
+                <w:sz w:val="24"/>
+              </w:rPr>
+              <w:t>–</w:t>
+            </w:r>
+            <w:r>
+              <w:rPr>
+                <w:sz w:val="24"/>
+                <w:lang w:val="en-US"/>
+              </w:rPr>
+              <w:t>_</w:t>
+            </w:r>
+            <w:proofErr w:type="spellStart"/>
+            <w:r>
+              <w:rPr>
+                <w:sz w:val="24"/>
+                <w:lang w:val="en-US"/>
+              </w:rPr>
+              <w:t>radiusOfFigure</w:t>
+            </w:r>
+            <w:proofErr w:type="spellEnd"/>
+          </w:p>
+        </w:tc>
+        <w:tc>
+          <w:tcPr>
+            <w:tcW w:w="646" w:type="pct"/>
+            <w:vAlign w:val="center"/>
+          </w:tcPr>
+          <w:p>
+            <w:pPr>
+              <w:ind w:firstLine="0"/>
+              <w:jc w:val="center"/>
+              <w:rPr>
+                <w:sz w:val="24"/>
+                <w:lang w:val="en-US"/>
+              </w:rPr>
+            </w:pPr>
+            <w:r>
+              <w:rPr>
+                <w:sz w:val="24"/>
+                <w:lang w:val="en-US"/>
+              </w:rPr>
+              <w:t>double</w:t>
+            </w:r>
+          </w:p>
+        </w:tc>
+        <w:tc>
+          <w:tcPr>
+            <w:tcW w:w="2570" w:type="pct"/>
+            <w:vAlign w:val="center"/>
+          </w:tcPr>
+          <w:p>
+            <w:pPr>
+              <w:ind w:firstLine="0"/>
+              <w:jc w:val="left"/>
+              <w:rPr>
+                <w:sz w:val="24"/>
+              </w:rPr>
+            </w:pPr>
+            <w:r>
+              <w:rPr>
+                <w:sz w:val="24"/>
+              </w:rPr>
+              <w:t xml:space="preserve">Радиус </w:t>
+            </w:r>
+            <w:r>
+              <w:rPr>
+                <w:sz w:val="24"/>
+              </w:rPr>
+              <w:t>круга</w:t>
+            </w:r>
+          </w:p>
+        </w:tc>
+      </w:tr>
+      <w:tr>
+        <w:tc>
+          <w:tcPr>
+            <w:tcW w:w="5000" w:type="pct"/>
+            <w:gridSpan w:val="3"/>
+            <w:vAlign w:val="center"/>
+          </w:tcPr>
+          <w:p>
+            <w:pPr>
+              <w:ind w:firstLine="0"/>
+              <w:jc w:val="center"/>
+              <w:rPr>
+                <w:sz w:val="24"/>
+              </w:rPr>
+            </w:pPr>
+            <w:r>
+              <w:rPr>
+                <w:sz w:val="24"/>
+              </w:rPr>
+              <w:t>Свойства</w:t>
+            </w:r>
+          </w:p>
+        </w:tc>
+      </w:tr>
+      <w:tr>
+        <w:tc>
+          <w:tcPr>
+            <w:tcW w:w="1784" w:type="pct"/>
+            <w:vAlign w:val="center"/>
+          </w:tcPr>
+          <w:p>
+            <w:pPr>
+              <w:ind w:firstLine="0"/>
+              <w:jc w:val="left"/>
+              <w:rPr>
+                <w:sz w:val="24"/>
+                <w:lang w:val="en-US"/>
+              </w:rPr>
+            </w:pPr>
+            <w:r>
+              <w:rPr>
+                <w:sz w:val="24"/>
+                <w:lang w:val="en-US"/>
+              </w:rPr>
+              <w:t xml:space="preserve">+ </w:t>
+            </w:r>
+            <w:proofErr w:type="spellStart"/>
+            <w:r>
+              <w:rPr>
+                <w:sz w:val="24"/>
+                <w:lang w:val="en-US"/>
+              </w:rPr>
+              <w:t>FigureType</w:t>
+            </w:r>
+            <w:proofErr w:type="spellEnd"/>
+          </w:p>
+        </w:tc>
+        <w:tc>
+          <w:tcPr>
+            <w:tcW w:w="646" w:type="pct"/>
+            <w:vAlign w:val="center"/>
+          </w:tcPr>
+          <w:p>
+            <w:pPr>
+              <w:ind w:firstLine="0"/>
+              <w:jc w:val="center"/>
+              <w:rPr>
+                <w:sz w:val="24"/>
+                <w:lang w:val="en-US"/>
+              </w:rPr>
+            </w:pPr>
+            <w:r>
+              <w:rPr>
+                <w:sz w:val="24"/>
+                <w:lang w:val="en-US"/>
+              </w:rPr>
+              <w:t>string</w:t>
+            </w:r>
+          </w:p>
+        </w:tc>
+        <w:tc>
+          <w:tcPr>
+            <w:tcW w:w="2570" w:type="pct"/>
+            <w:vAlign w:val="center"/>
+          </w:tcPr>
+          <w:p>
+            <w:pPr>
+              <w:ind w:firstLine="0"/>
+              <w:jc w:val="left"/>
+              <w:rPr>
+                <w:sz w:val="24"/>
+              </w:rPr>
+            </w:pPr>
+            <w:r>
+              <w:rPr>
+                <w:sz w:val="24"/>
+              </w:rPr>
+              <w:t>Тип фигуры</w:t>
+            </w:r>
+          </w:p>
+        </w:tc>
+      </w:tr>
+      <w:tr>
+        <w:tc>
+          <w:tcPr>
+            <w:tcW w:w="1784" w:type="pct"/>
+            <w:vAlign w:val="center"/>
+          </w:tcPr>
+          <w:p>
+            <w:pPr>
+              <w:ind w:firstLine="0"/>
+              <w:jc w:val="left"/>
+              <w:rPr>
+                <w:sz w:val="24"/>
+                <w:lang w:val="en-US"/>
+              </w:rPr>
+            </w:pPr>
+            <w:r>
+              <w:rPr>
+                <w:sz w:val="24"/>
+                <w:lang w:val="en-US"/>
+              </w:rPr>
+              <w:t xml:space="preserve">+ </w:t>
+            </w:r>
+            <w:r>
+              <w:rPr>
+                <w:sz w:val="24"/>
+                <w:lang w:val="en-US"/>
+              </w:rPr>
+              <w:t>Radius</w:t>
+            </w:r>
+          </w:p>
+        </w:tc>
+        <w:tc>
+          <w:tcPr>
+            <w:tcW w:w="646" w:type="pct"/>
+            <w:vAlign w:val="center"/>
+          </w:tcPr>
+          <w:p>
+            <w:pPr>
+              <w:ind w:firstLine="0"/>
+              <w:jc w:val="center"/>
+              <w:rPr>
+                <w:sz w:val="24"/>
+                <w:lang w:val="en-US"/>
+              </w:rPr>
+            </w:pPr>
+            <w:r>
+              <w:rPr>
+                <w:sz w:val="24"/>
+                <w:lang w:val="en-US"/>
+              </w:rPr>
+              <w:t>double</w:t>
+            </w:r>
+          </w:p>
+        </w:tc>
+        <w:tc>
+          <w:tcPr>
+            <w:tcW w:w="2570" w:type="pct"/>
+            <w:vAlign w:val="center"/>
+          </w:tcPr>
+          <w:p>
+            <w:pPr>
+              <w:ind w:firstLine="0"/>
+              <w:jc w:val="left"/>
+              <w:rPr>
+                <w:sz w:val="24"/>
+              </w:rPr>
+            </w:pPr>
+            <w:r>
+              <w:rPr>
+                <w:sz w:val="24"/>
+              </w:rPr>
+              <w:t>Радиус круга</w:t>
+            </w:r>
+          </w:p>
+        </w:tc>
+      </w:tr>
+      <w:tr>
+        <w:tc>
+          <w:tcPr>
+            <w:tcW w:w="1784" w:type="pct"/>
+            <w:vAlign w:val="center"/>
+          </w:tcPr>
+          <w:p>
+            <w:pPr>
+              <w:ind w:firstLine="0"/>
+              <w:jc w:val="left"/>
+              <w:rPr>
+                <w:sz w:val="24"/>
+                <w:lang w:val="en-US"/>
+              </w:rPr>
+            </w:pPr>
+            <w:r>
+              <w:rPr>
+                <w:sz w:val="24"/>
+              </w:rPr>
+              <w:t xml:space="preserve">+ </w:t>
+            </w:r>
+            <w:r>
+              <w:rPr>
+                <w:sz w:val="24"/>
+                <w:lang w:val="en-US"/>
+              </w:rPr>
+              <w:t>Square</w:t>
+            </w:r>
+          </w:p>
+        </w:tc>
+        <w:tc>
+          <w:tcPr>
+            <w:tcW w:w="646" w:type="pct"/>
+            <w:vAlign w:val="center"/>
+          </w:tcPr>
+          <w:p>
+            <w:pPr>
+              <w:ind w:firstLine="0"/>
+              <w:jc w:val="center"/>
+              <w:rPr>
+                <w:sz w:val="24"/>
+                <w:lang w:val="en-US"/>
+              </w:rPr>
+            </w:pPr>
+            <w:r>
+              <w:rPr>
+                <w:sz w:val="24"/>
+                <w:lang w:val="en-US"/>
+              </w:rPr>
+              <w:t>double</w:t>
+            </w:r>
+          </w:p>
+        </w:tc>
+        <w:tc>
+          <w:tcPr>
+            <w:tcW w:w="2570" w:type="pct"/>
+            <w:vAlign w:val="center"/>
+          </w:tcPr>
+          <w:p>
+            <w:pPr>
+              <w:ind w:firstLine="0"/>
+              <w:jc w:val="left"/>
+              <w:rPr>
+                <w:sz w:val="24"/>
+              </w:rPr>
+            </w:pPr>
+            <w:r>
+              <w:rPr>
+                <w:sz w:val="24"/>
+              </w:rPr>
+              <w:t xml:space="preserve">Вычисление </w:t>
+            </w:r>
+            <w:r>
+              <w:rPr>
+                <w:sz w:val="24"/>
+              </w:rPr>
+              <w:t>площади</w:t>
+            </w:r>
+            <w:r>
+              <w:rPr>
+                <w:sz w:val="24"/>
+              </w:rPr>
+              <w:t xml:space="preserve"> </w:t>
+            </w:r>
+            <w:r>
+              <w:rPr>
+                <w:sz w:val="24"/>
+              </w:rPr>
+              <w:t>круга</w:t>
+            </w:r>
+          </w:p>
+        </w:tc>
+      </w:tr>
+    </w:tbl>
+    <w:p>
+      <w:pPr>
+        <w:ind w:firstLine="0"/>
+        <w:sectPr>
+          <w:pgSz w:w="11906" w:h="16838"/>
+          <w:pgMar w:top="1134" w:right="567" w:bottom="1134" w:left="1701" w:header="709" w:footer="494" w:gutter="0"/>
+          <w:cols w:space="708"/>
+          <w:docGrid w:linePitch="381"/>
+        </w:sectPr>
+      </w:pPr>
+    </w:p>
+    <w:p>
+      <w:pPr>
+        <w:ind w:firstLine="709"/>
+        <w:outlineLvl w:val="1"/>
+        <w:rPr>
+          <w:b/>
+          <w:bCs/>
+        </w:rPr>
+      </w:pPr>
+      <w:bookmarkStart w:id="10" w:name="_Toc74829067"/>
+      <w:bookmarkStart w:id="11" w:name="_Toc215716520"/>
+      <w:r>
+        <w:rPr>
+          <w:b/>
+          <w:bCs/>
+        </w:rPr>
+        <w:lastRenderedPageBreak/>
+        <w:t xml:space="preserve">1.4 Дерево ветвлений </w:t>
+      </w:r>
+      <w:r>
+        <w:rPr>
+          <w:b/>
+          <w:bCs/>
+          <w:lang w:val="en-US"/>
+        </w:rPr>
+        <w:t>Git</w:t>
+      </w:r>
+      <w:bookmarkEnd w:id="10"/>
+      <w:bookmarkEnd w:id="11"/>
+    </w:p>
+    <w:p>
+      <w:pPr>
+        <w:ind w:firstLine="709"/>
+      </w:pPr>
+      <w:r>
+        <w:t xml:space="preserve">На рисунке 3 представлено дерево ветвлений </w:t>
+      </w:r>
+      <w:r>
+        <w:rPr>
+          <w:lang w:val="en-US"/>
+        </w:rPr>
+        <w:t>Git</w:t>
+      </w:r>
+      <w:r>
+        <w:t>, полученное по окончании работы с проектом.</w:t>
       </w:r>
     </w:p>
     <w:p>
@@ -5106,10 +4900,10 @@
           <w:noProof/>
         </w:rPr>
         <w:drawing>
-          <wp:inline distT="0" distB="0" distL="0" distR="0" wp14:anchorId="031771A0" wp14:editId="356EB967">
-            <wp:extent cx="2152650" cy="1876425"/>
-            <wp:effectExtent l="0" t="0" r="0" b="9525"/>
-            <wp:docPr id="29" name="Рисунок 29"/>
+          <wp:inline distT="0" distB="0" distL="0" distR="0" wp14:anchorId="45BA571A" wp14:editId="43B9DE83">
+            <wp:extent cx="6120130" cy="1711325"/>
+            <wp:effectExtent l="0" t="0" r="0" b="3175"/>
+            <wp:docPr id="69" name="Рисунок 69"/>
             <wp:cNvGraphicFramePr>
               <a:graphicFrameLocks xmlns:a="http://schemas.openxmlformats.org/drawingml/2006/main" noChangeAspect="1"/>
             </wp:cNvGraphicFramePr>
@@ -5129,7 +4923,7 @@
                   <pic:spPr>
                     <a:xfrm>
                       <a:off x="0" y="0"/>
-                      <a:ext cx="2152650" cy="1876425"/>
+                      <a:ext cx="6120130" cy="1711325"/>
                     </a:xfrm>
                     <a:prstGeom prst="rect">
                       <a:avLst/>
@@ -5148,56 +4942,80 @@
         <w:jc w:val="center"/>
       </w:pPr>
       <w:r>
-        <w:t>Рисунок 5 – Форма для добавления элемента</w:t>
-      </w:r>
-    </w:p>
-    <w:p>
-      <w:pPr>
-        <w:ind w:firstLine="709"/>
-        <w:rPr>
-          <w:noProof/>
-        </w:rPr>
-      </w:pPr>
-      <w:r>
-        <w:t>Для</w:t>
-      </w:r>
-      <w:r>
-        <w:t xml:space="preserve"> ввода параметров фигуры (прямоугольника, треугольника или круга) </w:t>
-      </w:r>
-      <w:r>
-        <w:t xml:space="preserve">необходимо </w:t>
-      </w:r>
-      <w:r>
-        <w:t xml:space="preserve">сначала </w:t>
-      </w:r>
-      <w:r>
-        <w:t xml:space="preserve">выбрать </w:t>
-      </w:r>
-      <w:r>
-        <w:t xml:space="preserve">нужный тип в выпадающем списке. После заполнения всех полей </w:t>
-      </w:r>
-      <w:r>
-        <w:t>необходимо нажать на</w:t>
-      </w:r>
-      <w:r>
-        <w:t xml:space="preserve"> кнопку «ОК» — новая фигура добавится в таблицу на главной форме (см. рисунки 6 и 7).</w:t>
+        <w:t xml:space="preserve">Рисунок 3 – Дерево ветвлений </w:t>
+      </w:r>
+      <w:r>
+        <w:rPr>
+          <w:lang w:val="en-US"/>
+        </w:rPr>
+        <w:t>Git</w:t>
       </w:r>
     </w:p>
     <w:p>
       <w:pPr>
         <w:ind w:firstLine="0"/>
         <w:jc w:val="center"/>
+        <w:sectPr>
+          <w:pgSz w:w="11906" w:h="16838"/>
+          <w:pgMar w:top="1134" w:right="567" w:bottom="1134" w:left="1701" w:header="709" w:footer="494" w:gutter="0"/>
+          <w:cols w:space="708"/>
+          <w:docGrid w:linePitch="381"/>
+        </w:sectPr>
+      </w:pPr>
+    </w:p>
+    <w:p>
+      <w:pPr>
+        <w:ind w:firstLine="709"/>
+        <w:outlineLvl w:val="1"/>
+        <w:rPr>
+          <w:b/>
+          <w:bCs/>
+        </w:rPr>
+      </w:pPr>
+      <w:bookmarkStart w:id="12" w:name="_Toc74829068"/>
+      <w:bookmarkStart w:id="13" w:name="_Toc215716521"/>
+      <w:r>
+        <w:rPr>
+          <w:b/>
+          <w:bCs/>
+        </w:rPr>
+        <w:lastRenderedPageBreak/>
+        <w:t>1.5 Тестирование программы</w:t>
+      </w:r>
+      <w:bookmarkEnd w:id="12"/>
+      <w:bookmarkEnd w:id="13"/>
+    </w:p>
+    <w:p>
+      <w:pPr>
+        <w:ind w:firstLine="709"/>
+      </w:pPr>
+      <w:r>
+        <w:t>Далее приводится процесс функционального тестирования программы.</w:t>
+      </w:r>
+    </w:p>
+    <w:p>
+      <w:pPr>
+        <w:spacing w:after="240"/>
+        <w:ind w:firstLine="709"/>
+      </w:pPr>
+      <w:r>
+        <w:t>Графический интерфейс пользователя представлен на рисунке 4.</w:t>
+      </w:r>
+    </w:p>
+    <w:p>
+      <w:pPr>
+        <w:ind w:firstLine="0"/>
+        <w:jc w:val="center"/>
       </w:pPr>
       <w:r>
         <w:rPr>
           <w:noProof/>
         </w:rPr>
-        <w:lastRenderedPageBreak/>
         <w:drawing>
-          <wp:inline distT="0" distB="0" distL="0" distR="0" wp14:anchorId="2478EE1F" wp14:editId="4E53E2AB">
-            <wp:extent cx="2152650" cy="2057400"/>
-            <wp:effectExtent l="0" t="0" r="0" b="0"/>
-            <wp:docPr id="30" name="Рисунок 30"/>
+          <wp:inline distT="0" distB="0" distL="0" distR="0" wp14:anchorId="39BF675F" wp14:editId="7EED6E64">
+            <wp:extent cx="2714625" cy="3381375"/>
+            <wp:effectExtent l="0" t="0" r="9525" b="9525"/>
+            <wp:docPr id="32" name="Рисунок 32"/>
             <wp:cNvGraphicFramePr>
               <a:graphicFrameLocks xmlns:a="http://schemas.openxmlformats.org/drawingml/2006/main" noChangeAspect="1"/>
             </wp:cNvGraphicFramePr>
@@ -5217,7 +5035,7 @@
                   <pic:spPr>
                     <a:xfrm>
                       <a:off x="0" y="0"/>
-                      <a:ext cx="2152650" cy="2057400"/>
+                      <a:ext cx="2714625" cy="3381375"/>
                     </a:xfrm>
                     <a:prstGeom prst="rect">
                       <a:avLst/>
@@ -5236,7 +5054,31 @@
         <w:jc w:val="center"/>
       </w:pPr>
       <w:r>
-        <w:t>Рисунок 6 – Заполнение полей</w:t>
+        <w:t>Рисунок 4 – Графический интерфейс пользователя</w:t>
+      </w:r>
+    </w:p>
+    <w:p>
+      <w:pPr>
+        <w:ind w:firstLine="709"/>
+        <w:rPr>
+          <w:b/>
+          <w:bCs/>
+        </w:rPr>
+      </w:pPr>
+      <w:r>
+        <w:rPr>
+          <w:b/>
+          <w:bCs/>
+        </w:rPr>
+        <w:t>1.5.1 Тестовый случай «Добавить элемент»</w:t>
+      </w:r>
+    </w:p>
+    <w:p>
+      <w:pPr>
+        <w:ind w:firstLine="709"/>
+      </w:pPr>
+      <w:r>
+        <w:t>Для добавления элемента необходимо вызвать соответствующую форму путём нажатия кнопки «Добавить…» (рисунок 5).</w:t>
       </w:r>
     </w:p>
     <w:p>
@@ -5249,10 +5091,10 @@
           <w:noProof/>
         </w:rPr>
         <w:drawing>
-          <wp:inline distT="0" distB="0" distL="0" distR="0" wp14:anchorId="30E08A7E" wp14:editId="6156BD1E">
-            <wp:extent cx="2129790" cy="2652896"/>
-            <wp:effectExtent l="0" t="0" r="3810" b="0"/>
-            <wp:docPr id="33" name="Рисунок 33"/>
+          <wp:inline distT="0" distB="0" distL="0" distR="0" wp14:anchorId="031771A0" wp14:editId="356EB967">
+            <wp:extent cx="2152650" cy="1876425"/>
+            <wp:effectExtent l="0" t="0" r="0" b="9525"/>
+            <wp:docPr id="29" name="Рисунок 29"/>
             <wp:cNvGraphicFramePr>
               <a:graphicFrameLocks xmlns:a="http://schemas.openxmlformats.org/drawingml/2006/main" noChangeAspect="1"/>
             </wp:cNvGraphicFramePr>
@@ -5272,7 +5114,7 @@
                   <pic:spPr>
                     <a:xfrm>
                       <a:off x="0" y="0"/>
-                      <a:ext cx="2137617" cy="2662645"/>
+                      <a:ext cx="2152650" cy="1876425"/>
                     </a:xfrm>
                     <a:prstGeom prst="rect">
                       <a:avLst/>
@@ -5291,7 +5133,7 @@
         <w:jc w:val="center"/>
       </w:pPr>
       <w:r>
-        <w:t>Рисунок 7 – Успешное добавление нового элемента</w:t>
+        <w:t>Рисунок 5 – Форма для добавления элемента</w:t>
       </w:r>
     </w:p>
     <w:p>
@@ -5302,15 +5144,28 @@
         </w:rPr>
       </w:pPr>
       <w:r>
-        <w:t xml:space="preserve">В программе реализована проверка вводимых данных. Если пользователь попытается указать некорректные значения — например, отрицательное число или специальное значение </w:t>
-      </w:r>
-      <w:proofErr w:type="spellStart"/>
-      <w:r>
-        <w:t>NaN</w:t>
-      </w:r>
-      <w:proofErr w:type="spellEnd"/>
-      <w:r>
-        <w:t xml:space="preserve"> — на экране появится сообщение об ошибке с пояснением (см. рисунки 8–9).</w:t>
+        <w:t>Для</w:t>
+      </w:r>
+      <w:r>
+        <w:t xml:space="preserve"> ввода параметров фигуры (прямоугольника, треугольника или круга) </w:t>
+      </w:r>
+      <w:r>
+        <w:t xml:space="preserve">необходимо </w:t>
+      </w:r>
+      <w:r>
+        <w:t xml:space="preserve">сначала </w:t>
+      </w:r>
+      <w:r>
+        <w:t xml:space="preserve">выбрать </w:t>
+      </w:r>
+      <w:r>
+        <w:t xml:space="preserve">нужный тип в выпадающем списке. После заполнения всех полей </w:t>
+      </w:r>
+      <w:r>
+        <w:t>необходимо нажать на</w:t>
+      </w:r>
+      <w:r>
+        <w:t xml:space="preserve"> кнопку «ОК» — новая фигура добавится в таблицу на главной форме (см. рисунки 6 и 7).</w:t>
       </w:r>
     </w:p>
     <w:p>
@@ -5322,11 +5177,12 @@
         <w:rPr>
           <w:noProof/>
         </w:rPr>
+        <w:lastRenderedPageBreak/>
         <w:drawing>
-          <wp:inline distT="0" distB="0" distL="0" distR="0" wp14:anchorId="28A2B5F7" wp14:editId="052B9356">
+          <wp:inline distT="0" distB="0" distL="0" distR="0" wp14:anchorId="2478EE1F" wp14:editId="4E53E2AB">
             <wp:extent cx="2152650" cy="2057400"/>
             <wp:effectExtent l="0" t="0" r="0" b="0"/>
-            <wp:docPr id="34" name="Рисунок 34"/>
+            <wp:docPr id="30" name="Рисунок 30"/>
             <wp:cNvGraphicFramePr>
               <a:graphicFrameLocks xmlns:a="http://schemas.openxmlformats.org/drawingml/2006/main" noChangeAspect="1"/>
             </wp:cNvGraphicFramePr>
@@ -5365,7 +5221,7 @@
         <w:jc w:val="center"/>
       </w:pPr>
       <w:r>
-        <w:t>Рисунок 8 – Некорректный ввод (отрицательное число)</w:t>
+        <w:t>Рисунок 6 – Заполнение полей</w:t>
       </w:r>
     </w:p>
     <w:p>
@@ -5377,12 +5233,11 @@
         <w:rPr>
           <w:noProof/>
         </w:rPr>
-        <w:lastRenderedPageBreak/>
         <w:drawing>
-          <wp:inline distT="0" distB="0" distL="0" distR="0" wp14:anchorId="7DB0B218" wp14:editId="7EAD470A">
-            <wp:extent cx="3924300" cy="1638300"/>
-            <wp:effectExtent l="0" t="0" r="0" b="0"/>
-            <wp:docPr id="35" name="Рисунок 35"/>
+          <wp:inline distT="0" distB="0" distL="0" distR="0" wp14:anchorId="30E08A7E" wp14:editId="6156BD1E">
+            <wp:extent cx="2129790" cy="2652896"/>
+            <wp:effectExtent l="0" t="0" r="3810" b="0"/>
+            <wp:docPr id="33" name="Рисунок 33"/>
             <wp:cNvGraphicFramePr>
               <a:graphicFrameLocks xmlns:a="http://schemas.openxmlformats.org/drawingml/2006/main" noChangeAspect="1"/>
             </wp:cNvGraphicFramePr>
@@ -5402,7 +5257,7 @@
                   <pic:spPr>
                     <a:xfrm>
                       <a:off x="0" y="0"/>
-                      <a:ext cx="3924300" cy="1638300"/>
+                      <a:ext cx="2137617" cy="2662645"/>
                     </a:xfrm>
                     <a:prstGeom prst="rect">
                       <a:avLst/>
@@ -5421,31 +5276,26 @@
         <w:jc w:val="center"/>
       </w:pPr>
       <w:r>
-        <w:t>Рисунок 9 – Сообщение об ошибке</w:t>
+        <w:t>Рисунок 7 – Успешное добавление нового элемента</w:t>
       </w:r>
     </w:p>
     <w:p>
       <w:pPr>
         <w:ind w:firstLine="709"/>
         <w:rPr>
-          <w:b/>
-          <w:bCs/>
-        </w:rPr>
-      </w:pPr>
-      <w:r>
-        <w:rPr>
-          <w:b/>
-          <w:bCs/>
-        </w:rPr>
-        <w:t>1.5.2 Тестовый случай «Удалить элемент»</w:t>
-      </w:r>
-    </w:p>
-    <w:p>
-      <w:pPr>
-        <w:ind w:firstLine="709"/>
-      </w:pPr>
-      <w:r>
-        <w:t>Для удаления одного элемента необходимо выбрать его в таблице и нажать на кнопку «Удалить» (рисунки 10 и 11).</w:t>
+          <w:noProof/>
+        </w:rPr>
+      </w:pPr>
+      <w:r>
+        <w:t xml:space="preserve">В программе реализована проверка вводимых данных. Если пользователь попытается указать некорректные значения — например, отрицательное число или специальное значение </w:t>
+      </w:r>
+      <w:proofErr w:type="spellStart"/>
+      <w:r>
+        <w:t>NaN</w:t>
+      </w:r>
+      <w:proofErr w:type="spellEnd"/>
+      <w:r>
+        <w:t xml:space="preserve"> — на экране появится сообщение об ошибке с пояснением (см. рисунки 8–9).</w:t>
       </w:r>
     </w:p>
     <w:p>
@@ -5458,10 +5308,10 @@
           <w:noProof/>
         </w:rPr>
         <w:drawing>
-          <wp:inline distT="0" distB="0" distL="0" distR="0" wp14:anchorId="32BF7C93" wp14:editId="771ACED1">
-            <wp:extent cx="2714625" cy="3381375"/>
-            <wp:effectExtent l="0" t="0" r="9525" b="9525"/>
-            <wp:docPr id="36" name="Рисунок 36"/>
+          <wp:inline distT="0" distB="0" distL="0" distR="0" wp14:anchorId="28A2B5F7" wp14:editId="052B9356">
+            <wp:extent cx="2152650" cy="2057400"/>
+            <wp:effectExtent l="0" t="0" r="0" b="0"/>
+            <wp:docPr id="34" name="Рисунок 34"/>
             <wp:cNvGraphicFramePr>
               <a:graphicFrameLocks xmlns:a="http://schemas.openxmlformats.org/drawingml/2006/main" noChangeAspect="1"/>
             </wp:cNvGraphicFramePr>
@@ -5481,7 +5331,7 @@
                   <pic:spPr>
                     <a:xfrm>
                       <a:off x="0" y="0"/>
-                      <a:ext cx="2714625" cy="3381375"/>
+                      <a:ext cx="2152650" cy="2057400"/>
                     </a:xfrm>
                     <a:prstGeom prst="rect">
                       <a:avLst/>
@@ -5500,7 +5350,7 @@
         <w:jc w:val="center"/>
       </w:pPr>
       <w:r>
-        <w:t>Рисунок 10 – Выбор элемента в таблице</w:t>
+        <w:t>Рисунок 8 – Некорректный ввод (отрицательное число)</w:t>
       </w:r>
     </w:p>
     <w:p>
@@ -5514,10 +5364,10 @@
         </w:rPr>
         <w:lastRenderedPageBreak/>
         <w:drawing>
-          <wp:inline distT="0" distB="0" distL="0" distR="0" wp14:anchorId="04EA6EE5" wp14:editId="30AD0575">
-            <wp:extent cx="2714625" cy="3381375"/>
-            <wp:effectExtent l="0" t="0" r="9525" b="9525"/>
-            <wp:docPr id="37" name="Рисунок 37"/>
+          <wp:inline distT="0" distB="0" distL="0" distR="0" wp14:anchorId="7DB0B218" wp14:editId="7EAD470A">
+            <wp:extent cx="3924300" cy="1638300"/>
+            <wp:effectExtent l="0" t="0" r="0" b="0"/>
+            <wp:docPr id="35" name="Рисунок 35"/>
             <wp:cNvGraphicFramePr>
               <a:graphicFrameLocks xmlns:a="http://schemas.openxmlformats.org/drawingml/2006/main" noChangeAspect="1"/>
             </wp:cNvGraphicFramePr>
@@ -5537,7 +5387,7 @@
                   <pic:spPr>
                     <a:xfrm>
                       <a:off x="0" y="0"/>
-                      <a:ext cx="2714625" cy="3381375"/>
+                      <a:ext cx="3924300" cy="1638300"/>
                     </a:xfrm>
                     <a:prstGeom prst="rect">
                       <a:avLst/>
@@ -5556,33 +5406,31 @@
         <w:jc w:val="center"/>
       </w:pPr>
       <w:r>
-        <w:t>Рисунок 11 – Результат нажатия кнопки «Удалить»</w:t>
-      </w:r>
-    </w:p>
-    <w:p>
-      <w:r>
-        <w:t>Для удаления всех элементов</w:t>
-      </w:r>
-      <w:r>
-        <w:t xml:space="preserve"> </w:t>
-      </w:r>
-      <w:r>
-        <w:t>в таблице</w:t>
-      </w:r>
-      <w:r>
-        <w:t xml:space="preserve"> не</w:t>
-      </w:r>
-      <w:r>
-        <w:t>обходимо</w:t>
-      </w:r>
-      <w:r>
-        <w:t xml:space="preserve"> нажать на кнопку «Удалить</w:t>
-      </w:r>
-      <w:r>
-        <w:t xml:space="preserve"> всё» (рисунки 12 и 13</w:t>
-      </w:r>
-      <w:r>
-        <w:t>).</w:t>
+        <w:t>Рисунок 9 – Сообщение об ошибке</w:t>
+      </w:r>
+    </w:p>
+    <w:p>
+      <w:pPr>
+        <w:ind w:firstLine="709"/>
+        <w:rPr>
+          <w:b/>
+          <w:bCs/>
+        </w:rPr>
+      </w:pPr>
+      <w:r>
+        <w:rPr>
+          <w:b/>
+          <w:bCs/>
+        </w:rPr>
+        <w:t>1.5.2 Тестовый случай «Удалить элемент»</w:t>
+      </w:r>
+    </w:p>
+    <w:p>
+      <w:pPr>
+        <w:ind w:firstLine="709"/>
+      </w:pPr>
+      <w:r>
+        <w:t>Для удаления одного элемента необходимо выбрать его в таблице и нажать на кнопку «Удалить» (рисунки 10 и 11).</w:t>
       </w:r>
     </w:p>
     <w:p>
@@ -5595,10 +5443,10 @@
           <w:noProof/>
         </w:rPr>
         <w:drawing>
-          <wp:inline distT="0" distB="0" distL="0" distR="0" wp14:anchorId="058EF963" wp14:editId="59020E2D">
+          <wp:inline distT="0" distB="0" distL="0" distR="0" wp14:anchorId="32BF7C93" wp14:editId="771ACED1">
             <wp:extent cx="2714625" cy="3381375"/>
             <wp:effectExtent l="0" t="0" r="9525" b="9525"/>
-            <wp:docPr id="38" name="Рисунок 38"/>
+            <wp:docPr id="36" name="Рисунок 36"/>
             <wp:cNvGraphicFramePr>
               <a:graphicFrameLocks xmlns:a="http://schemas.openxmlformats.org/drawingml/2006/main" noChangeAspect="1"/>
             </wp:cNvGraphicFramePr>
@@ -5637,14 +5485,24 @@
         <w:jc w:val="center"/>
       </w:pPr>
       <w:r>
+        <w:t>Рисунок 10 – Выбор элемента в таблице</w:t>
+      </w:r>
+    </w:p>
+    <w:p>
+      <w:pPr>
+        <w:ind w:firstLine="0"/>
+        <w:jc w:val="center"/>
+      </w:pPr>
+      <w:r>
         <w:rPr>
           <w:noProof/>
         </w:rPr>
+        <w:lastRenderedPageBreak/>
         <w:drawing>
-          <wp:inline distT="0" distB="0" distL="0" distR="0" wp14:anchorId="6A912FF8" wp14:editId="3AB8AD75">
-            <wp:extent cx="2635677" cy="1032197"/>
-            <wp:effectExtent l="0" t="0" r="0" b="0"/>
-            <wp:docPr id="40" name="Рисунок 40"/>
+          <wp:inline distT="0" distB="0" distL="0" distR="0" wp14:anchorId="04EA6EE5" wp14:editId="30AD0575">
+            <wp:extent cx="2714625" cy="3381375"/>
+            <wp:effectExtent l="0" t="0" r="9525" b="9525"/>
+            <wp:docPr id="37" name="Рисунок 37"/>
             <wp:cNvGraphicFramePr>
               <a:graphicFrameLocks xmlns:a="http://schemas.openxmlformats.org/drawingml/2006/main" noChangeAspect="1"/>
             </wp:cNvGraphicFramePr>
@@ -5664,7 +5522,7 @@
                   <pic:spPr>
                     <a:xfrm>
                       <a:off x="0" y="0"/>
-                      <a:ext cx="2661580" cy="1042341"/>
+                      <a:ext cx="2714625" cy="3381375"/>
                     </a:xfrm>
                     <a:prstGeom prst="rect">
                       <a:avLst/>
@@ -5683,7 +5541,33 @@
         <w:jc w:val="center"/>
       </w:pPr>
       <w:r>
-        <w:t>Рисунок 12 – Удаление всех элементов</w:t>
+        <w:t>Рисунок 11 – Результат нажатия кнопки «Удалить»</w:t>
+      </w:r>
+    </w:p>
+    <w:p>
+      <w:r>
+        <w:t>Для удаления всех элементов</w:t>
+      </w:r>
+      <w:r>
+        <w:t xml:space="preserve"> </w:t>
+      </w:r>
+      <w:r>
+        <w:t>в таблице</w:t>
+      </w:r>
+      <w:r>
+        <w:t xml:space="preserve"> не</w:t>
+      </w:r>
+      <w:r>
+        <w:t>обходимо</w:t>
+      </w:r>
+      <w:r>
+        <w:t xml:space="preserve"> нажать на кнопку «Удалить</w:t>
+      </w:r>
+      <w:r>
+        <w:t xml:space="preserve"> всё» (рисунки 12 и 13</w:t>
+      </w:r>
+      <w:r>
+        <w:t>).</w:t>
       </w:r>
     </w:p>
     <w:p>
@@ -5695,12 +5579,11 @@
         <w:rPr>
           <w:noProof/>
         </w:rPr>
-        <w:lastRenderedPageBreak/>
         <w:drawing>
-          <wp:inline distT="0" distB="0" distL="0" distR="0" wp14:anchorId="0585C5F5" wp14:editId="7807F0C3">
+          <wp:inline distT="0" distB="0" distL="0" distR="0" wp14:anchorId="058EF963" wp14:editId="59020E2D">
             <wp:extent cx="2714625" cy="3381375"/>
             <wp:effectExtent l="0" t="0" r="9525" b="9525"/>
-            <wp:docPr id="43" name="Рисунок 43"/>
+            <wp:docPr id="38" name="Рисунок 38"/>
             <wp:cNvGraphicFramePr>
               <a:graphicFrameLocks xmlns:a="http://schemas.openxmlformats.org/drawingml/2006/main" noChangeAspect="1"/>
             </wp:cNvGraphicFramePr>
@@ -5739,75 +5622,14 @@
         <w:jc w:val="center"/>
       </w:pPr>
       <w:r>
-        <w:t>Рисунок 13 – Результат удаления всех элементов</w:t>
-      </w:r>
-    </w:p>
-    <w:p>
-      <w:pPr>
-        <w:ind w:firstLine="709"/>
-        <w:rPr>
-          <w:b/>
-          <w:bCs/>
-        </w:rPr>
-      </w:pPr>
-      <w:r>
-        <w:rPr>
-          <w:b/>
-          <w:bCs/>
-        </w:rPr>
-        <w:t>1.5.</w:t>
-      </w:r>
-      <w:r>
-        <w:rPr>
-          <w:b/>
-          <w:bCs/>
-        </w:rPr>
-        <w:t>3</w:t>
-      </w:r>
-      <w:r>
-        <w:rPr>
-          <w:b/>
-          <w:bCs/>
-        </w:rPr>
-        <w:t xml:space="preserve"> Тестовый случай «</w:t>
-      </w:r>
-      <w:r>
-        <w:rPr>
-          <w:b/>
-          <w:bCs/>
-        </w:rPr>
-        <w:t>Случайная фигура</w:t>
-      </w:r>
-      <w:r>
-        <w:rPr>
-          <w:b/>
-          <w:bCs/>
-        </w:rPr>
-        <w:t>»</w:t>
-      </w:r>
-    </w:p>
-    <w:p>
-      <w:pPr>
-        <w:ind w:firstLine="709"/>
-      </w:pPr>
-      <w:r>
-        <w:t>Для создания фигуры случайного класса (круг, прямоугольник, треугольник) с произвольной площадью необходимо нажать на кнопку «Случайная фигура» (рис. 14). После этого в списке сразу же появится запись. На рисунке 15 – пример трёх использований данной функции.</w:t>
-      </w:r>
-    </w:p>
-    <w:p>
-      <w:pPr>
-        <w:ind w:firstLine="709"/>
-        <w:jc w:val="center"/>
-      </w:pPr>
-      <w:r>
         <w:rPr>
           <w:noProof/>
         </w:rPr>
         <w:drawing>
-          <wp:inline distT="0" distB="0" distL="0" distR="0" wp14:anchorId="7A00425F" wp14:editId="76FF28ED">
-            <wp:extent cx="2378165" cy="2962275"/>
-            <wp:effectExtent l="0" t="0" r="3175" b="0"/>
-            <wp:docPr id="47" name="Рисунок 47"/>
+          <wp:inline distT="0" distB="0" distL="0" distR="0" wp14:anchorId="6A912FF8" wp14:editId="3AB8AD75">
+            <wp:extent cx="2635677" cy="1032197"/>
+            <wp:effectExtent l="0" t="0" r="0" b="0"/>
+            <wp:docPr id="40" name="Рисунок 40"/>
             <wp:cNvGraphicFramePr>
               <a:graphicFrameLocks xmlns:a="http://schemas.openxmlformats.org/drawingml/2006/main" noChangeAspect="1"/>
             </wp:cNvGraphicFramePr>
@@ -5827,7 +5649,7 @@
                   <pic:spPr>
                     <a:xfrm>
                       <a:off x="0" y="0"/>
-                      <a:ext cx="2391500" cy="2978885"/>
+                      <a:ext cx="2661580" cy="1042341"/>
                     </a:xfrm>
                     <a:prstGeom prst="rect">
                       <a:avLst/>
@@ -5846,12 +5668,12 @@
         <w:jc w:val="center"/>
       </w:pPr>
       <w:r>
-        <w:t>Рисунок 14 – Случайная фигура</w:t>
-      </w:r>
-    </w:p>
-    <w:p>
-      <w:pPr>
-        <w:ind w:firstLine="709"/>
+        <w:t>Рисунок 12 – Удаление всех элементов</w:t>
+      </w:r>
+    </w:p>
+    <w:p>
+      <w:pPr>
+        <w:ind w:firstLine="0"/>
         <w:jc w:val="center"/>
       </w:pPr>
       <w:r>
@@ -5860,10 +5682,10 @@
         </w:rPr>
         <w:lastRenderedPageBreak/>
         <w:drawing>
-          <wp:inline distT="0" distB="0" distL="0" distR="0" wp14:anchorId="35D1F406" wp14:editId="528B619F">
-            <wp:extent cx="2402840" cy="2993011"/>
-            <wp:effectExtent l="0" t="0" r="0" b="0"/>
-            <wp:docPr id="48" name="Рисунок 48"/>
+          <wp:inline distT="0" distB="0" distL="0" distR="0" wp14:anchorId="0585C5F5" wp14:editId="7807F0C3">
+            <wp:extent cx="2714625" cy="3381375"/>
+            <wp:effectExtent l="0" t="0" r="9525" b="9525"/>
+            <wp:docPr id="43" name="Рисунок 43"/>
             <wp:cNvGraphicFramePr>
               <a:graphicFrameLocks xmlns:a="http://schemas.openxmlformats.org/drawingml/2006/main" noChangeAspect="1"/>
             </wp:cNvGraphicFramePr>
@@ -5883,7 +5705,7 @@
                   <pic:spPr>
                     <a:xfrm>
                       <a:off x="0" y="0"/>
-                      <a:ext cx="2409360" cy="3001133"/>
+                      <a:ext cx="2714625" cy="3381375"/>
                     </a:xfrm>
                     <a:prstGeom prst="rect">
                       <a:avLst/>
@@ -5902,7 +5724,7 @@
         <w:jc w:val="center"/>
       </w:pPr>
       <w:r>
-        <w:t>Рисунок 15 – Результат создания трёх случайных фигур</w:t>
+        <w:t>Рисунок 13 – Результат удаления всех элементов</w:t>
       </w:r>
     </w:p>
     <w:p>
@@ -5925,14 +5747,28 @@
           <w:b/>
           <w:bCs/>
         </w:rPr>
-        <w:t>4</w:t>
-      </w:r>
-      <w:r>
-        <w:rPr>
-          <w:b/>
-          <w:bCs/>
-        </w:rPr>
-        <w:t xml:space="preserve"> Тестовый случай «Найти элемент»</w:t>
+        <w:t>3</w:t>
+      </w:r>
+      <w:r>
+        <w:rPr>
+          <w:b/>
+          <w:bCs/>
+        </w:rPr>
+        <w:t xml:space="preserve"> Тестовый случай «</w:t>
+      </w:r>
+      <w:r>
+        <w:rPr>
+          <w:b/>
+          <w:bCs/>
+        </w:rPr>
+        <w:t>Случайная фигура</w:t>
+      </w:r>
+      <w:r>
+        <w:rPr>
+          <w:b/>
+          <w:bCs/>
+        </w:rPr>
+        <w:t>»</w:t>
       </w:r>
     </w:p>
     <w:p>
@@ -5940,38 +5776,23 @@
         <w:ind w:firstLine="709"/>
       </w:pPr>
       <w:r>
-        <w:t>Для поиска элементов в списке необходимо нажать кнопку «Найти…» (рисунок 1</w:t>
-      </w:r>
-      <w:r>
-        <w:t>6</w:t>
-      </w:r>
-      <w:r>
-        <w:t>). Откроется соответствующая форма для поиска (рисунок 1</w:t>
-      </w:r>
-      <w:r>
-        <w:t>7</w:t>
-      </w:r>
-      <w:r>
-        <w:t>).</w:t>
-      </w:r>
-    </w:p>
-    <w:p>
-      <w:pPr>
-        <w:ind w:firstLine="0"/>
+        <w:t>Для создания фигуры случайного класса (круг, прямоугольник, треугольник) с произвольной площадью необходимо нажать на кнопку «Случайная фигура» (рис. 14). После этого в списке сразу же появится запись. На рисунке 15 – пример трёх использований данной функции.</w:t>
+      </w:r>
+    </w:p>
+    <w:p>
+      <w:pPr>
+        <w:ind w:firstLine="709"/>
         <w:jc w:val="center"/>
-        <w:rPr>
-          <w:lang w:val="en-US"/>
-        </w:rPr>
       </w:pPr>
       <w:r>
         <w:rPr>
           <w:noProof/>
         </w:rPr>
         <w:drawing>
-          <wp:inline distT="0" distB="0" distL="0" distR="0" wp14:anchorId="7CAB884A" wp14:editId="5B988C45">
-            <wp:extent cx="2714625" cy="3381375"/>
-            <wp:effectExtent l="0" t="0" r="9525" b="9525"/>
-            <wp:docPr id="49" name="Рисунок 49"/>
+          <wp:inline distT="0" distB="0" distL="0" distR="0" wp14:anchorId="7A00425F" wp14:editId="76FF28ED">
+            <wp:extent cx="2378165" cy="2962275"/>
+            <wp:effectExtent l="0" t="0" r="3175" b="0"/>
+            <wp:docPr id="47" name="Рисунок 47"/>
             <wp:cNvGraphicFramePr>
               <a:graphicFrameLocks xmlns:a="http://schemas.openxmlformats.org/drawingml/2006/main" noChangeAspect="1"/>
             </wp:cNvGraphicFramePr>
@@ -5991,7 +5812,7 @@
                   <pic:spPr>
                     <a:xfrm>
                       <a:off x="0" y="0"/>
-                      <a:ext cx="2714625" cy="3381375"/>
+                      <a:ext cx="2391500" cy="2978885"/>
                     </a:xfrm>
                     <a:prstGeom prst="rect">
                       <a:avLst/>
@@ -6010,22 +5831,13 @@
         <w:jc w:val="center"/>
       </w:pPr>
       <w:r>
-        <w:t>Рисунок 1</w:t>
-      </w:r>
-      <w:r>
-        <w:t>6</w:t>
-      </w:r>
-      <w:r>
-        <w:t xml:space="preserve"> – Вызов формы для поиска элементов</w:t>
-      </w:r>
-    </w:p>
-    <w:p>
-      <w:pPr>
-        <w:ind w:firstLine="0"/>
+        <w:t>Рисунок 14 – Случайная фигура</w:t>
+      </w:r>
+    </w:p>
+    <w:p>
+      <w:pPr>
+        <w:ind w:firstLine="709"/>
         <w:jc w:val="center"/>
-        <w:rPr>
-          <w:lang w:val="en-US"/>
-        </w:rPr>
       </w:pPr>
       <w:r>
         <w:rPr>
@@ -6033,10 +5845,10 @@
         </w:rPr>
         <w:lastRenderedPageBreak/>
         <w:drawing>
-          <wp:inline distT="0" distB="0" distL="0" distR="0" wp14:anchorId="2A220495" wp14:editId="76167F59">
-            <wp:extent cx="2019300" cy="1924050"/>
+          <wp:inline distT="0" distB="0" distL="0" distR="0" wp14:anchorId="35D1F406" wp14:editId="528B619F">
+            <wp:extent cx="2402840" cy="2993011"/>
             <wp:effectExtent l="0" t="0" r="0" b="0"/>
-            <wp:docPr id="50" name="Рисунок 50"/>
+            <wp:docPr id="48" name="Рисунок 48"/>
             <wp:cNvGraphicFramePr>
               <a:graphicFrameLocks xmlns:a="http://schemas.openxmlformats.org/drawingml/2006/main" noChangeAspect="1"/>
             </wp:cNvGraphicFramePr>
@@ -6056,7 +5868,7 @@
                   <pic:spPr>
                     <a:xfrm>
                       <a:off x="0" y="0"/>
-                      <a:ext cx="2019300" cy="1924050"/>
+                      <a:ext cx="2409360" cy="3001133"/>
                     </a:xfrm>
                     <a:prstGeom prst="rect">
                       <a:avLst/>
@@ -6075,42 +5887,55 @@
         <w:jc w:val="center"/>
       </w:pPr>
       <w:r>
-        <w:t>Рисунок 1</w:t>
+        <w:t>Рисунок 15 – Результат создания трёх случайных фигур</w:t>
+      </w:r>
+    </w:p>
+    <w:p>
+      <w:pPr>
+        <w:ind w:firstLine="709"/>
+        <w:rPr>
+          <w:b/>
+          <w:bCs/>
+        </w:rPr>
+      </w:pPr>
+      <w:r>
+        <w:rPr>
+          <w:b/>
+          <w:bCs/>
+        </w:rPr>
+        <w:t>1.5.</w:t>
+      </w:r>
+      <w:r>
+        <w:rPr>
+          <w:b/>
+          <w:bCs/>
+        </w:rPr>
+        <w:t>4</w:t>
+      </w:r>
+      <w:r>
+        <w:rPr>
+          <w:b/>
+          <w:bCs/>
+        </w:rPr>
+        <w:t xml:space="preserve"> Тестовый случай «Найти элемент»</w:t>
+      </w:r>
+    </w:p>
+    <w:p>
+      <w:pPr>
+        <w:ind w:firstLine="709"/>
+      </w:pPr>
+      <w:r>
+        <w:t>Для поиска элементов в списке необходимо нажать кнопку «Найти…» (рисунок 1</w:t>
+      </w:r>
+      <w:r>
+        <w:t>6</w:t>
+      </w:r>
+      <w:r>
+        <w:t>). Откроется соответствующая форма для поиска (рисунок 1</w:t>
       </w:r>
       <w:r>
         <w:t>7</w:t>
       </w:r>
-      <w:r>
-        <w:t xml:space="preserve"> – Форма для поиска</w:t>
-      </w:r>
-    </w:p>
-    <w:p>
-      <w:pPr>
-        <w:ind w:firstLine="709"/>
-      </w:pPr>
-      <w:r>
-        <w:t>Пользователь отмечает нужные критерии поиска, при необходимости указывает значения параметров и нажимает кнопку «Показать» (рисунки 1</w:t>
-      </w:r>
-      <w:r>
-        <w:t>8</w:t>
-      </w:r>
-      <w:r>
-        <w:t xml:space="preserve"> и 1</w:t>
-      </w:r>
-      <w:r>
-        <w:t>9</w:t>
-      </w:r>
-      <w:r>
-        <w:t xml:space="preserve">). Для отмены фильтрации и возврата к полному списку служит кнопка «Сбросить фильтр» (рисунок </w:t>
-      </w:r>
-      <w:proofErr w:type="gramStart"/>
-      <w:r>
-        <w:t>20</w:t>
-      </w:r>
-      <w:r>
-        <w:t>-21</w:t>
-      </w:r>
-      <w:proofErr w:type="gramEnd"/>
       <w:r>
         <w:t>).</w:t>
       </w:r>
@@ -6119,16 +5944,19 @@
       <w:pPr>
         <w:ind w:firstLine="0"/>
         <w:jc w:val="center"/>
+        <w:rPr>
+          <w:lang w:val="en-US"/>
+        </w:rPr>
       </w:pPr>
       <w:r>
         <w:rPr>
           <w:noProof/>
         </w:rPr>
         <w:drawing>
-          <wp:inline distT="0" distB="0" distL="0" distR="0" wp14:anchorId="2A26B9E5" wp14:editId="2AB65CBC">
-            <wp:extent cx="4800600" cy="3467100"/>
-            <wp:effectExtent l="0" t="0" r="0" b="0"/>
-            <wp:docPr id="51" name="Рисунок 51"/>
+          <wp:inline distT="0" distB="0" distL="0" distR="0" wp14:anchorId="7CAB884A" wp14:editId="5B988C45">
+            <wp:extent cx="2714625" cy="3381375"/>
+            <wp:effectExtent l="0" t="0" r="9525" b="9525"/>
+            <wp:docPr id="49" name="Рисунок 49"/>
             <wp:cNvGraphicFramePr>
               <a:graphicFrameLocks xmlns:a="http://schemas.openxmlformats.org/drawingml/2006/main" noChangeAspect="1"/>
             </wp:cNvGraphicFramePr>
@@ -6148,7 +5976,7 @@
                   <pic:spPr>
                     <a:xfrm>
                       <a:off x="0" y="0"/>
-                      <a:ext cx="4800600" cy="3467100"/>
+                      <a:ext cx="2714625" cy="3381375"/>
                     </a:xfrm>
                     <a:prstGeom prst="rect">
                       <a:avLst/>
@@ -6160,13 +5988,6 @@
           </wp:inline>
         </w:drawing>
       </w:r>
-      <w:r>
-        <w:rPr>
-          <w:noProof/>
-          <w:lang w:eastAsia="ru-RU"/>
-        </w:rPr>
-        <w:t xml:space="preserve"> </w:t>
-      </w:r>
     </w:p>
     <w:p>
       <w:pPr>
@@ -6177,34 +5998,30 @@
         <w:t>Рисунок 1</w:t>
       </w:r>
       <w:r>
-        <w:t>8</w:t>
-      </w:r>
-      <w:r>
-        <w:t xml:space="preserve"> – Поиск элемента по названию</w:t>
+        <w:t>6</w:t>
+      </w:r>
+      <w:r>
+        <w:t xml:space="preserve"> – Вызов формы для поиска элементов</w:t>
       </w:r>
     </w:p>
     <w:p>
       <w:pPr>
         <w:ind w:firstLine="0"/>
         <w:jc w:val="center"/>
+        <w:rPr>
+          <w:lang w:val="en-US"/>
+        </w:rPr>
       </w:pPr>
       <w:r>
         <w:rPr>
           <w:noProof/>
-          <w:lang w:eastAsia="ru-RU"/>
         </w:rPr>
         <w:lastRenderedPageBreak/>
-        <w:t xml:space="preserve"> </w:t>
-      </w:r>
-      <w:r>
-        <w:rPr>
-          <w:noProof/>
-        </w:rPr>
         <w:drawing>
-          <wp:inline distT="0" distB="0" distL="0" distR="0" wp14:anchorId="0FB40734" wp14:editId="08850074">
-            <wp:extent cx="4838700" cy="3467100"/>
+          <wp:inline distT="0" distB="0" distL="0" distR="0" wp14:anchorId="2A220495" wp14:editId="76167F59">
+            <wp:extent cx="2019300" cy="1924050"/>
             <wp:effectExtent l="0" t="0" r="0" b="0"/>
-            <wp:docPr id="52" name="Рисунок 52"/>
+            <wp:docPr id="50" name="Рисунок 50"/>
             <wp:cNvGraphicFramePr>
               <a:graphicFrameLocks xmlns:a="http://schemas.openxmlformats.org/drawingml/2006/main" noChangeAspect="1"/>
             </wp:cNvGraphicFramePr>
@@ -6224,7 +6041,7 @@
                   <pic:spPr>
                     <a:xfrm>
                       <a:off x="0" y="0"/>
-                      <a:ext cx="4838700" cy="3467100"/>
+                      <a:ext cx="2019300" cy="1924050"/>
                     </a:xfrm>
                     <a:prstGeom prst="rect">
                       <a:avLst/>
@@ -6246,38 +6063,57 @@
         <w:t>Рисунок 1</w:t>
       </w:r>
       <w:r>
+        <w:t>7</w:t>
+      </w:r>
+      <w:r>
+        <w:t xml:space="preserve"> – Форма для поиска</w:t>
+      </w:r>
+    </w:p>
+    <w:p>
+      <w:pPr>
+        <w:ind w:firstLine="709"/>
+      </w:pPr>
+      <w:r>
+        <w:t>Пользователь отмечает нужные критерии поиска, при необходимости указывает значения параметров и нажимает кнопку «Показать» (рисунки 1</w:t>
+      </w:r>
+      <w:r>
+        <w:t>8</w:t>
+      </w:r>
+      <w:r>
+        <w:t xml:space="preserve"> и 1</w:t>
+      </w:r>
+      <w:r>
         <w:t>9</w:t>
       </w:r>
       <w:r>
-        <w:t xml:space="preserve"> – Результат поиска элемента</w:t>
+        <w:t xml:space="preserve">). Для отмены фильтрации и возврата к полному списку служит кнопка «Сбросить фильтр» (рисунок </w:t>
+      </w:r>
+      <w:proofErr w:type="gramStart"/>
+      <w:r>
+        <w:t>20</w:t>
+      </w:r>
+      <w:r>
+        <w:t>-21</w:t>
+      </w:r>
+      <w:proofErr w:type="gramEnd"/>
+      <w:r>
+        <w:t>).</w:t>
       </w:r>
     </w:p>
     <w:p>
       <w:pPr>
         <w:ind w:firstLine="0"/>
         <w:jc w:val="center"/>
-        <w:rPr>
-          <w:lang w:val="en-US"/>
-        </w:rPr>
-      </w:pPr>
-    </w:p>
-    <w:p>
-      <w:pPr>
-        <w:ind w:firstLine="0"/>
-        <w:jc w:val="center"/>
-        <w:rPr>
-          <w:lang w:val="en-US"/>
-        </w:rPr>
       </w:pPr>
       <w:r>
         <w:rPr>
           <w:noProof/>
         </w:rPr>
         <w:drawing>
-          <wp:inline distT="0" distB="0" distL="0" distR="0" wp14:anchorId="272A8501" wp14:editId="253D2DC3">
-            <wp:extent cx="2714625" cy="3381375"/>
-            <wp:effectExtent l="0" t="0" r="9525" b="9525"/>
-            <wp:docPr id="53" name="Рисунок 53"/>
+          <wp:inline distT="0" distB="0" distL="0" distR="0" wp14:anchorId="2A26B9E5" wp14:editId="2AB65CBC">
+            <wp:extent cx="4800600" cy="3467100"/>
+            <wp:effectExtent l="0" t="0" r="0" b="0"/>
+            <wp:docPr id="51" name="Рисунок 51"/>
             <wp:cNvGraphicFramePr>
               <a:graphicFrameLocks xmlns:a="http://schemas.openxmlformats.org/drawingml/2006/main" noChangeAspect="1"/>
             </wp:cNvGraphicFramePr>
@@ -6297,7 +6133,7 @@
                   <pic:spPr>
                     <a:xfrm>
                       <a:off x="0" y="0"/>
-                      <a:ext cx="2714625" cy="3381375"/>
+                      <a:ext cx="4800600" cy="3467100"/>
                     </a:xfrm>
                     <a:prstGeom prst="rect">
                       <a:avLst/>
@@ -6309,6 +6145,13 @@
           </wp:inline>
         </w:drawing>
       </w:r>
+      <w:r>
+        <w:rPr>
+          <w:noProof/>
+          <w:lang w:eastAsia="ru-RU"/>
+        </w:rPr>
+        <w:t xml:space="preserve"> </w:t>
+      </w:r>
     </w:p>
     <w:p>
       <w:pPr>
@@ -6316,13 +6159,13 @@
         <w:jc w:val="center"/>
       </w:pPr>
       <w:r>
-        <w:t xml:space="preserve">Рисунок </w:t>
-      </w:r>
-      <w:r>
-        <w:t>20</w:t>
-      </w:r>
-      <w:r>
-        <w:t xml:space="preserve"> – Сброс условий поиска</w:t>
+        <w:t>Рисунок 1</w:t>
+      </w:r>
+      <w:r>
+        <w:t>8</w:t>
+      </w:r>
+      <w:r>
+        <w:t xml:space="preserve"> – Поиск элемента по названию</w:t>
       </w:r>
     </w:p>
     <w:p>
@@ -6333,13 +6176,20 @@
       <w:r>
         <w:rPr>
           <w:noProof/>
+          <w:lang w:eastAsia="ru-RU"/>
         </w:rPr>
         <w:lastRenderedPageBreak/>
+        <w:t xml:space="preserve"> </w:t>
+      </w:r>
+      <w:r>
+        <w:rPr>
+          <w:noProof/>
+        </w:rPr>
         <w:drawing>
-          <wp:inline distT="0" distB="0" distL="0" distR="0" wp14:anchorId="758D7431" wp14:editId="4EAF740F">
-            <wp:extent cx="2714625" cy="3381375"/>
-            <wp:effectExtent l="0" t="0" r="9525" b="9525"/>
-            <wp:docPr id="54" name="Рисунок 54"/>
+          <wp:inline distT="0" distB="0" distL="0" distR="0" wp14:anchorId="0FB40734" wp14:editId="08850074">
+            <wp:extent cx="4838700" cy="3467100"/>
+            <wp:effectExtent l="0" t="0" r="0" b="0"/>
+            <wp:docPr id="52" name="Рисунок 52"/>
             <wp:cNvGraphicFramePr>
               <a:graphicFrameLocks xmlns:a="http://schemas.openxmlformats.org/drawingml/2006/main" noChangeAspect="1"/>
             </wp:cNvGraphicFramePr>
@@ -6359,7 +6209,7 @@
                   <pic:spPr>
                     <a:xfrm>
                       <a:off x="0" y="0"/>
-                      <a:ext cx="2714625" cy="3381375"/>
+                      <a:ext cx="4838700" cy="3467100"/>
                     </a:xfrm>
                     <a:prstGeom prst="rect">
                       <a:avLst/>
@@ -6378,40 +6228,41 @@
         <w:jc w:val="center"/>
       </w:pPr>
       <w:r>
-        <w:t>Рисунок 2</w:t>
-      </w:r>
-      <w:r>
-        <w:t>1</w:t>
-      </w:r>
-      <w:r>
-        <w:t xml:space="preserve"> – </w:t>
-      </w:r>
-      <w:r>
-        <w:t>Результат сброса условий поиска</w:t>
-      </w:r>
-    </w:p>
-    <w:p>
-      <w:pPr>
-        <w:ind w:firstLine="708"/>
-      </w:pPr>
-      <w:r>
-        <w:t>Кроме того, в случае, когда пользователь произвёл поиск нужной фигуры (например, фигуры «Круг»), функция «Удалить всё» произведёт удаление только отсортированной части (рис. 22).</w:t>
+        <w:t>Рисунок 1</w:t>
+      </w:r>
+      <w:r>
+        <w:t>9</w:t>
+      </w:r>
+      <w:r>
+        <w:t xml:space="preserve"> – Результат поиска элемента</w:t>
       </w:r>
     </w:p>
     <w:p>
       <w:pPr>
         <w:ind w:firstLine="0"/>
         <w:jc w:val="center"/>
+        <w:rPr>
+          <w:lang w:val="en-US"/>
+        </w:rPr>
+      </w:pPr>
+    </w:p>
+    <w:p>
+      <w:pPr>
+        <w:ind w:firstLine="0"/>
+        <w:jc w:val="center"/>
+        <w:rPr>
+          <w:lang w:val="en-US"/>
+        </w:rPr>
       </w:pPr>
       <w:r>
         <w:rPr>
           <w:noProof/>
         </w:rPr>
         <w:drawing>
-          <wp:inline distT="0" distB="0" distL="0" distR="0" wp14:anchorId="4CC9A3E5" wp14:editId="6B9090ED">
-            <wp:extent cx="6120130" cy="3183255"/>
-            <wp:effectExtent l="0" t="0" r="0" b="0"/>
-            <wp:docPr id="55" name="Рисунок 55"/>
+          <wp:inline distT="0" distB="0" distL="0" distR="0" wp14:anchorId="272A8501" wp14:editId="253D2DC3">
+            <wp:extent cx="2714625" cy="3381375"/>
+            <wp:effectExtent l="0" t="0" r="9525" b="9525"/>
+            <wp:docPr id="53" name="Рисунок 53"/>
             <wp:cNvGraphicFramePr>
               <a:graphicFrameLocks xmlns:a="http://schemas.openxmlformats.org/drawingml/2006/main" noChangeAspect="1"/>
             </wp:cNvGraphicFramePr>
@@ -6431,7 +6282,7 @@
                   <pic:spPr>
                     <a:xfrm>
                       <a:off x="0" y="0"/>
-                      <a:ext cx="6120130" cy="3183255"/>
+                      <a:ext cx="2714625" cy="3381375"/>
                     </a:xfrm>
                     <a:prstGeom prst="rect">
                       <a:avLst/>
@@ -6450,16 +6301,13 @@
         <w:jc w:val="center"/>
       </w:pPr>
       <w:r>
-        <w:t>Рисунок 2</w:t>
-      </w:r>
-      <w:r>
-        <w:t>2</w:t>
-      </w:r>
-      <w:r>
-        <w:t xml:space="preserve"> – Результат </w:t>
-      </w:r>
-      <w:r>
-        <w:t>работы функции «Удалить всё» после выполнения поиска фигуры (функция «Найти»)</w:t>
+        <w:t xml:space="preserve">Рисунок </w:t>
+      </w:r>
+      <w:r>
+        <w:t>20</w:t>
+      </w:r>
+      <w:r>
+        <w:t xml:space="preserve"> – Сброс условий поиска</w:t>
       </w:r>
     </w:p>
     <w:p>
@@ -6467,78 +6315,16 @@
         <w:ind w:firstLine="0"/>
         <w:jc w:val="center"/>
       </w:pPr>
-    </w:p>
-    <w:p>
-      <w:pPr>
-        <w:ind w:firstLine="0"/>
-        <w:jc w:val="center"/>
-      </w:pPr>
-    </w:p>
-    <w:p>
-      <w:pPr>
-        <w:ind w:firstLine="709"/>
-        <w:rPr>
-          <w:b/>
-          <w:bCs/>
-        </w:rPr>
-      </w:pPr>
-      <w:r>
-        <w:rPr>
-          <w:b/>
-          <w:bCs/>
+      <w:r>
+        <w:rPr>
+          <w:noProof/>
         </w:rPr>
         <w:lastRenderedPageBreak/>
-        <w:t>1.5.</w:t>
-      </w:r>
-      <w:r>
-        <w:rPr>
-          <w:b/>
-          <w:bCs/>
-        </w:rPr>
-        <w:t>5</w:t>
-      </w:r>
-      <w:r>
-        <w:rPr>
-          <w:b/>
-          <w:bCs/>
-        </w:rPr>
-        <w:t xml:space="preserve"> Тестовый случай «Сохранить данные»</w:t>
-      </w:r>
-    </w:p>
-    <w:p>
-      <w:pPr>
-        <w:ind w:firstLine="709"/>
-      </w:pPr>
-      <w:r>
-        <w:t xml:space="preserve">Для сохранения данных в таблице необходимо нажать на панели «Файл...\Сохранить» (рисунок </w:t>
-      </w:r>
-      <w:r>
-        <w:t>23</w:t>
-      </w:r>
-      <w:r>
-        <w:t>). Откроется системный диалог сохранения файла, где пользователь выбирает директорию и указывает имя файла (рисунок 2</w:t>
-      </w:r>
-      <w:r>
-        <w:t>4</w:t>
-      </w:r>
-      <w:r>
-        <w:t>).</w:t>
-      </w:r>
-    </w:p>
-    <w:p>
-      <w:pPr>
-        <w:ind w:firstLine="0"/>
-        <w:jc w:val="center"/>
-      </w:pPr>
-      <w:r>
-        <w:rPr>
-          <w:noProof/>
-        </w:rPr>
         <w:drawing>
-          <wp:inline distT="0" distB="0" distL="0" distR="0" wp14:anchorId="10975C11" wp14:editId="0B69B57D">
-            <wp:extent cx="2871281" cy="3352800"/>
-            <wp:effectExtent l="0" t="0" r="5715" b="0"/>
-            <wp:docPr id="57" name="Рисунок 57"/>
+          <wp:inline distT="0" distB="0" distL="0" distR="0" wp14:anchorId="758D7431" wp14:editId="4EAF740F">
+            <wp:extent cx="2714625" cy="3381375"/>
+            <wp:effectExtent l="0" t="0" r="9525" b="9525"/>
+            <wp:docPr id="54" name="Рисунок 54"/>
             <wp:cNvGraphicFramePr>
               <a:graphicFrameLocks xmlns:a="http://schemas.openxmlformats.org/drawingml/2006/main" noChangeAspect="1"/>
             </wp:cNvGraphicFramePr>
@@ -6558,7 +6344,7 @@
                   <pic:spPr>
                     <a:xfrm>
                       <a:off x="0" y="0"/>
-                      <a:ext cx="2874423" cy="3356469"/>
+                      <a:ext cx="2714625" cy="3381375"/>
                     </a:xfrm>
                     <a:prstGeom prst="rect">
                       <a:avLst/>
@@ -6577,35 +6363,31 @@
         <w:jc w:val="center"/>
       </w:pPr>
       <w:r>
-        <w:t xml:space="preserve">Рисунок </w:t>
-      </w:r>
-      <w:r>
-        <w:rPr>
-          <w:lang w:val="en-US"/>
-        </w:rPr>
-        <w:t>23</w:t>
-      </w:r>
-      <w:r>
-        <w:t xml:space="preserve"> – Сохранение данных</w:t>
+        <w:t>Рисунок 21 – Результат сброса условий поиска</w:t>
+      </w:r>
+    </w:p>
+    <w:p>
+      <w:pPr>
+        <w:ind w:firstLine="708"/>
+      </w:pPr>
+      <w:r>
+        <w:t>Кроме того, в случае, когда пользователь произвёл поиск нужной фигуры (например, фигуры «Круг»), функция «Удалить всё» произведёт удаление только отсортированной части (рис. 22).</w:t>
       </w:r>
     </w:p>
     <w:p>
       <w:pPr>
         <w:ind w:firstLine="0"/>
         <w:jc w:val="center"/>
-        <w:rPr>
-          <w:lang w:val="en-US"/>
-        </w:rPr>
       </w:pPr>
       <w:r>
         <w:rPr>
           <w:noProof/>
         </w:rPr>
         <w:drawing>
-          <wp:inline distT="0" distB="0" distL="0" distR="0" wp14:anchorId="1E126794" wp14:editId="4A347D16">
-            <wp:extent cx="6120130" cy="3448050"/>
+          <wp:inline distT="0" distB="0" distL="0" distR="0" wp14:anchorId="4CC9A3E5" wp14:editId="6B9090ED">
+            <wp:extent cx="6120130" cy="3183255"/>
             <wp:effectExtent l="0" t="0" r="0" b="0"/>
-            <wp:docPr id="59" name="Рисунок 59"/>
+            <wp:docPr id="55" name="Рисунок 55"/>
             <wp:cNvGraphicFramePr>
               <a:graphicFrameLocks xmlns:a="http://schemas.openxmlformats.org/drawingml/2006/main" noChangeAspect="1"/>
             </wp:cNvGraphicFramePr>
@@ -6625,7 +6407,7 @@
                   <pic:spPr>
                     <a:xfrm>
                       <a:off x="0" y="0"/>
-                      <a:ext cx="6120130" cy="3448050"/>
+                      <a:ext cx="6120130" cy="3183255"/>
                     </a:xfrm>
                     <a:prstGeom prst="rect">
                       <a:avLst/>
@@ -6644,53 +6426,86 @@
         <w:jc w:val="center"/>
       </w:pPr>
       <w:r>
-        <w:t>Рисунок 2</w:t>
-      </w:r>
-      <w:r>
-        <w:t>4</w:t>
-      </w:r>
-      <w:r>
-        <w:t xml:space="preserve"> – Сохранение файла</w:t>
-      </w:r>
-    </w:p>
-    <w:p>
-      <w:pPr>
-        <w:ind w:firstLine="709"/>
-      </w:pPr>
-      <w:r>
-        <w:lastRenderedPageBreak/>
-        <w:t>После сохранения данных в файл появится соответствующее сообщение (рисунки 2</w:t>
-      </w:r>
-      <w:r>
-        <w:t>5</w:t>
-      </w:r>
-      <w:r>
-        <w:t xml:space="preserve"> и 2</w:t>
-      </w:r>
-      <w:r>
-        <w:t>6</w:t>
-      </w:r>
-      <w:r>
-        <w:t>).</w:t>
+        <w:t>Рисунок 22 – Результат работы функции «Удалить всё» после выполнения поиска фигуры (функция «Найти»)</w:t>
       </w:r>
     </w:p>
     <w:p>
       <w:pPr>
         <w:ind w:firstLine="0"/>
         <w:jc w:val="center"/>
-        <w:rPr>
-          <w:lang w:val="en-US"/>
-        </w:rPr>
+      </w:pPr>
+    </w:p>
+    <w:p>
+      <w:pPr>
+        <w:ind w:firstLine="0"/>
+        <w:jc w:val="center"/>
+      </w:pPr>
+    </w:p>
+    <w:p>
+      <w:pPr>
+        <w:ind w:firstLine="709"/>
+        <w:rPr>
+          <w:b/>
+          <w:bCs/>
+        </w:rPr>
+      </w:pPr>
+      <w:r>
+        <w:rPr>
+          <w:b/>
+          <w:bCs/>
+        </w:rPr>
+        <w:lastRenderedPageBreak/>
+        <w:t>1.5.</w:t>
+      </w:r>
+      <w:r>
+        <w:rPr>
+          <w:b/>
+          <w:bCs/>
+        </w:rPr>
+        <w:t>5</w:t>
+      </w:r>
+      <w:r>
+        <w:rPr>
+          <w:b/>
+          <w:bCs/>
+        </w:rPr>
+        <w:t xml:space="preserve"> Тестовый случай «Сохранить данные»</w:t>
+      </w:r>
+    </w:p>
+    <w:p>
+      <w:pPr>
+        <w:ind w:firstLine="709"/>
+      </w:pPr>
+      <w:r>
+        <w:t xml:space="preserve">Для сохранения данных в таблице необходимо нажать на панели «Файл...\Сохранить» (рисунок </w:t>
+      </w:r>
+      <w:r>
+        <w:t>23</w:t>
+      </w:r>
+      <w:r>
+        <w:t>). Откроется системный диалог сохранения файла, где пользователь выбирает директорию и указывает имя файла (рисунок 2</w:t>
+      </w:r>
+      <w:r>
+        <w:t>4</w:t>
+      </w:r>
+      <w:r>
+        <w:t>).</w:t>
+      </w:r>
+    </w:p>
+    <w:p>
+      <w:pPr>
+        <w:ind w:firstLine="0"/>
+        <w:jc w:val="center"/>
       </w:pPr>
       <w:r>
         <w:rPr>
           <w:noProof/>
         </w:rPr>
         <w:drawing>
-          <wp:inline distT="0" distB="0" distL="0" distR="0" wp14:anchorId="2180E1AF" wp14:editId="685EB058">
-            <wp:extent cx="2152650" cy="1447800"/>
-            <wp:effectExtent l="0" t="0" r="0" b="0"/>
-            <wp:docPr id="61" name="Рисунок 61"/>
+          <wp:inline distT="0" distB="0" distL="0" distR="0" wp14:anchorId="10975C11" wp14:editId="0B69B57D">
+            <wp:extent cx="2871281" cy="3352800"/>
+            <wp:effectExtent l="0" t="0" r="5715" b="0"/>
+            <wp:docPr id="57" name="Рисунок 57"/>
             <wp:cNvGraphicFramePr>
               <a:graphicFrameLocks xmlns:a="http://schemas.openxmlformats.org/drawingml/2006/main" noChangeAspect="1"/>
             </wp:cNvGraphicFramePr>
@@ -6710,7 +6525,7 @@
                   <pic:spPr>
                     <a:xfrm>
                       <a:off x="0" y="0"/>
-                      <a:ext cx="2152650" cy="1447800"/>
+                      <a:ext cx="2874423" cy="3356469"/>
                     </a:xfrm>
                     <a:prstGeom prst="rect">
                       <a:avLst/>
@@ -6729,32 +6544,35 @@
         <w:jc w:val="center"/>
       </w:pPr>
       <w:r>
-        <w:t>Рисунок 2</w:t>
+        <w:t xml:space="preserve">Рисунок </w:t>
       </w:r>
       <w:r>
         <w:rPr>
           <w:lang w:val="en-US"/>
         </w:rPr>
-        <w:t>5</w:t>
-      </w:r>
-      <w:r>
-        <w:t xml:space="preserve"> – Сообщение о сохранении файла</w:t>
+        <w:t>23</w:t>
+      </w:r>
+      <w:r>
+        <w:t xml:space="preserve"> – Сохранение данных</w:t>
       </w:r>
     </w:p>
     <w:p>
       <w:pPr>
         <w:ind w:firstLine="0"/>
         <w:jc w:val="center"/>
+        <w:rPr>
+          <w:lang w:val="en-US"/>
+        </w:rPr>
       </w:pPr>
       <w:r>
         <w:rPr>
           <w:noProof/>
         </w:rPr>
         <w:drawing>
-          <wp:inline distT="0" distB="0" distL="0" distR="0" wp14:anchorId="57B526CC" wp14:editId="566184B8">
-            <wp:extent cx="6120130" cy="513715"/>
-            <wp:effectExtent l="0" t="0" r="0" b="635"/>
-            <wp:docPr id="62" name="Рисунок 62"/>
+          <wp:inline distT="0" distB="0" distL="0" distR="0" wp14:anchorId="1E126794" wp14:editId="4A347D16">
+            <wp:extent cx="6120130" cy="3448050"/>
+            <wp:effectExtent l="0" t="0" r="0" b="0"/>
+            <wp:docPr id="59" name="Рисунок 59"/>
             <wp:cNvGraphicFramePr>
               <a:graphicFrameLocks xmlns:a="http://schemas.openxmlformats.org/drawingml/2006/main" noChangeAspect="1"/>
             </wp:cNvGraphicFramePr>
@@ -6774,6 +6592,155 @@
                   <pic:spPr>
                     <a:xfrm>
                       <a:off x="0" y="0"/>
+                      <a:ext cx="6120130" cy="3448050"/>
+                    </a:xfrm>
+                    <a:prstGeom prst="rect">
+                      <a:avLst/>
+                    </a:prstGeom>
+                  </pic:spPr>
+                </pic:pic>
+              </a:graphicData>
+            </a:graphic>
+          </wp:inline>
+        </w:drawing>
+      </w:r>
+    </w:p>
+    <w:p>
+      <w:pPr>
+        <w:ind w:firstLine="0"/>
+        <w:jc w:val="center"/>
+      </w:pPr>
+      <w:r>
+        <w:t>Рисунок 2</w:t>
+      </w:r>
+      <w:r>
+        <w:t>4</w:t>
+      </w:r>
+      <w:r>
+        <w:t xml:space="preserve"> – Сохранение файла</w:t>
+      </w:r>
+    </w:p>
+    <w:p>
+      <w:pPr>
+        <w:ind w:firstLine="709"/>
+      </w:pPr>
+      <w:r>
+        <w:lastRenderedPageBreak/>
+        <w:t>После сохранения данных в файл появится соответствующее сообщение (рисунки 2</w:t>
+      </w:r>
+      <w:r>
+        <w:t>5</w:t>
+      </w:r>
+      <w:r>
+        <w:t xml:space="preserve"> и 2</w:t>
+      </w:r>
+      <w:r>
+        <w:t>6</w:t>
+      </w:r>
+      <w:r>
+        <w:t>).</w:t>
+      </w:r>
+    </w:p>
+    <w:p>
+      <w:pPr>
+        <w:ind w:firstLine="0"/>
+        <w:jc w:val="center"/>
+        <w:rPr>
+          <w:lang w:val="en-US"/>
+        </w:rPr>
+      </w:pPr>
+      <w:r>
+        <w:rPr>
+          <w:noProof/>
+        </w:rPr>
+        <w:drawing>
+          <wp:inline distT="0" distB="0" distL="0" distR="0" wp14:anchorId="2180E1AF" wp14:editId="685EB058">
+            <wp:extent cx="2152650" cy="1447800"/>
+            <wp:effectExtent l="0" t="0" r="0" b="0"/>
+            <wp:docPr id="61" name="Рисунок 61"/>
+            <wp:cNvGraphicFramePr>
+              <a:graphicFrameLocks xmlns:a="http://schemas.openxmlformats.org/drawingml/2006/main" noChangeAspect="1"/>
+            </wp:cNvGraphicFramePr>
+            <a:graphic xmlns:a="http://schemas.openxmlformats.org/drawingml/2006/main">
+              <a:graphicData uri="http://schemas.openxmlformats.org/drawingml/2006/picture">
+                <pic:pic xmlns:pic="http://schemas.openxmlformats.org/drawingml/2006/picture">
+                  <pic:nvPicPr>
+                    <pic:cNvPr id="1" name=""/>
+                    <pic:cNvPicPr/>
+                  </pic:nvPicPr>
+                  <pic:blipFill>
+                    <a:blip r:embed="rId34"/>
+                    <a:stretch>
+                      <a:fillRect/>
+                    </a:stretch>
+                  </pic:blipFill>
+                  <pic:spPr>
+                    <a:xfrm>
+                      <a:off x="0" y="0"/>
+                      <a:ext cx="2152650" cy="1447800"/>
+                    </a:xfrm>
+                    <a:prstGeom prst="rect">
+                      <a:avLst/>
+                    </a:prstGeom>
+                  </pic:spPr>
+                </pic:pic>
+              </a:graphicData>
+            </a:graphic>
+          </wp:inline>
+        </w:drawing>
+      </w:r>
+    </w:p>
+    <w:p>
+      <w:pPr>
+        <w:ind w:firstLine="0"/>
+        <w:jc w:val="center"/>
+      </w:pPr>
+      <w:r>
+        <w:t>Рисунок 2</w:t>
+      </w:r>
+      <w:r>
+        <w:rPr>
+          <w:lang w:val="en-US"/>
+        </w:rPr>
+        <w:t>5</w:t>
+      </w:r>
+      <w:r>
+        <w:t xml:space="preserve"> – Сообщение о сохранении файла</w:t>
+      </w:r>
+    </w:p>
+    <w:p>
+      <w:pPr>
+        <w:ind w:firstLine="0"/>
+        <w:jc w:val="center"/>
+      </w:pPr>
+      <w:r>
+        <w:rPr>
+          <w:noProof/>
+        </w:rPr>
+        <w:drawing>
+          <wp:inline distT="0" distB="0" distL="0" distR="0" wp14:anchorId="57B526CC" wp14:editId="566184B8">
+            <wp:extent cx="6120130" cy="513715"/>
+            <wp:effectExtent l="0" t="0" r="0" b="635"/>
+            <wp:docPr id="62" name="Рисунок 62"/>
+            <wp:cNvGraphicFramePr>
+              <a:graphicFrameLocks xmlns:a="http://schemas.openxmlformats.org/drawingml/2006/main" noChangeAspect="1"/>
+            </wp:cNvGraphicFramePr>
+            <a:graphic xmlns:a="http://schemas.openxmlformats.org/drawingml/2006/main">
+              <a:graphicData uri="http://schemas.openxmlformats.org/drawingml/2006/picture">
+                <pic:pic xmlns:pic="http://schemas.openxmlformats.org/drawingml/2006/picture">
+                  <pic:nvPicPr>
+                    <pic:cNvPr id="1" name=""/>
+                    <pic:cNvPicPr/>
+                  </pic:nvPicPr>
+                  <pic:blipFill>
+                    <a:blip r:embed="rId35"/>
+                    <a:stretch>
+                      <a:fillRect/>
+                    </a:stretch>
+                  </pic:blipFill>
+                  <pic:spPr>
+                    <a:xfrm>
+                      <a:off x="0" y="0"/>
                       <a:ext cx="6120130" cy="513715"/>
                     </a:xfrm>
                     <a:prstGeom prst="rect">
@@ -6842,7 +6809,7 @@
                     <pic:cNvPicPr/>
                   </pic:nvPicPr>
                   <pic:blipFill>
-                    <a:blip r:embed="rId34"/>
+                    <a:blip r:embed="rId36"/>
                     <a:stretch>
                       <a:fillRect/>
                     </a:stretch>
@@ -6952,7 +6919,7 @@
                     <pic:cNvPicPr/>
                   </pic:nvPicPr>
                   <pic:blipFill>
-                    <a:blip r:embed="rId35"/>
+                    <a:blip r:embed="rId37"/>
                     <a:stretch>
                       <a:fillRect/>
                     </a:stretch>
@@ -7040,7 +7007,7 @@
                     <pic:cNvPicPr/>
                   </pic:nvPicPr>
                   <pic:blipFill>
-                    <a:blip r:embed="rId36"/>
+                    <a:blip r:embed="rId38"/>
                     <a:stretch>
                       <a:fillRect/>
                     </a:stretch>
@@ -7105,7 +7072,7 @@
                     <pic:cNvPicPr/>
                   </pic:nvPicPr>
                   <pic:blipFill>
-                    <a:blip r:embed="rId37"/>
+                    <a:blip r:embed="rId39"/>
                     <a:stretch>
                       <a:fillRect/>
                     </a:stretch>
@@ -7171,7 +7138,7 @@
                     <pic:cNvPicPr/>
                   </pic:nvPicPr>
                   <pic:blipFill>
-                    <a:blip r:embed="rId38"/>
+                    <a:blip r:embed="rId40"/>
                     <a:stretch>
                       <a:fillRect/>
                     </a:stretch>
@@ -7201,9 +7168,6 @@
         <w:t xml:space="preserve">Рисунок </w:t>
       </w:r>
       <w:r>
-        <w:rPr>
-          <w:lang w:val="en-US"/>
-        </w:rPr>
         <w:t>31</w:t>
       </w:r>
       <w:r>
@@ -7260,7 +7224,7 @@
                     <pic:cNvPicPr/>
                   </pic:nvPicPr>
                   <pic:blipFill>
-                    <a:blip r:embed="rId39"/>
+                    <a:blip r:embed="rId41"/>
                     <a:stretch>
                       <a:fillRect/>
                     </a:stretch>
@@ -7295,9 +7259,6 @@
         <w:t xml:space="preserve">Рисунок </w:t>
       </w:r>
       <w:r>
-        <w:rPr>
-          <w:lang w:val="en-US"/>
-        </w:rPr>
         <w:t>32</w:t>
       </w:r>
       <w:r>
@@ -7619,10 +7580,7 @@
         <w:ind w:firstLine="709"/>
       </w:pPr>
       <w:r>
-        <w:t xml:space="preserve">Разработчик: Студент гр. О-5КМ31 НИ ТПУ </w:t>
-      </w:r>
-      <w:r>
-        <w:t>Шлапак М.Р.</w:t>
+        <w:t>Разработчик: Студент гр. О-5КМ31 НИ ТПУ Шлапак М.Р.</w:t>
       </w:r>
     </w:p>
     <w:p>
@@ -7667,19 +7625,7 @@
         <w:ind w:firstLine="709"/>
       </w:pPr>
       <w:r>
-        <w:t xml:space="preserve">Окончание работ: </w:t>
-      </w:r>
-      <w:r>
-        <w:t>04</w:t>
-      </w:r>
-      <w:r>
-        <w:t xml:space="preserve"> </w:t>
-      </w:r>
-      <w:r>
-        <w:t>ноября</w:t>
-      </w:r>
-      <w:r>
-        <w:t xml:space="preserve"> 2025 г.</w:t>
+        <w:t>Окончание работ: 04 ноября 2025 г.</w:t>
       </w:r>
     </w:p>
     <w:p>
@@ -8771,7 +8717,7 @@
           <w:color w:val="000000"/>
           <w:sz w:val="20"/>
           <w:szCs w:val="20"/>
-          <w:lang w:val="en-US" w:eastAsia="ru-RU"/>
+          <w:lang w:eastAsia="ru-RU"/>
         </w:rPr>
       </w:pPr>
       <w:r>
@@ -8782,7 +8728,17 @@
           <w:szCs w:val="20"/>
           <w:lang w:val="en-US" w:eastAsia="ru-RU"/>
         </w:rPr>
-        <w:t xml:space="preserve">  &lt;/</w:t>
+        <w:t xml:space="preserve">  </w:t>
+      </w:r>
+      <w:r>
+        <w:rPr>
+          <w:rFonts w:ascii="Courier New" w:eastAsia="Times New Roman" w:hAnsi="Courier New" w:cs="Courier New"/>
+          <w:color w:val="000000"/>
+          <w:sz w:val="20"/>
+          <w:szCs w:val="20"/>
+          <w:lang w:eastAsia="ru-RU"/>
+        </w:rPr>
+        <w:t>&lt;/</w:t>
       </w:r>
       <w:proofErr w:type="spellStart"/>
       <w:r>
@@ -8802,7 +8758,7 @@
           <w:color w:val="000000"/>
           <w:sz w:val="20"/>
           <w:szCs w:val="20"/>
-          <w:lang w:val="en-US" w:eastAsia="ru-RU"/>
+          <w:lang w:eastAsia="ru-RU"/>
         </w:rPr>
         <w:t>&gt;</w:t>
       </w:r>
@@ -8810,6 +8766,26 @@
     <w:p>
       <w:pPr>
         <w:ind w:firstLine="0"/>
+        <w:rPr>
+          <w:rFonts w:ascii="Courier New" w:eastAsia="Times New Roman" w:hAnsi="Courier New" w:cs="Courier New"/>
+          <w:color w:val="000000"/>
+          <w:sz w:val="20"/>
+          <w:szCs w:val="20"/>
+          <w:lang w:eastAsia="ru-RU"/>
+        </w:rPr>
+      </w:pPr>
+      <w:r>
+        <w:rPr>
+          <w:rFonts w:ascii="Courier New" w:eastAsia="Times New Roman" w:hAnsi="Courier New" w:cs="Courier New"/>
+          <w:color w:val="000000"/>
+          <w:sz w:val="20"/>
+          <w:szCs w:val="20"/>
+          <w:lang w:eastAsia="ru-RU"/>
+        </w:rPr>
+        <w:t>&lt;/</w:t>
+      </w:r>
+      <w:proofErr w:type="spellStart"/>
+      <w:r>
         <w:rPr>
           <w:rFonts w:ascii="Courier New" w:eastAsia="Times New Roman" w:hAnsi="Courier New" w:cs="Courier New"/>
           <w:color w:val="000000"/>
@@ -8817,36 +8793,16 @@
           <w:szCs w:val="20"/>
           <w:lang w:val="en-US" w:eastAsia="ru-RU"/>
         </w:rPr>
-      </w:pPr>
+        <w:t>ArrayOfFigureBase</w:t>
+      </w:r>
+      <w:proofErr w:type="spellEnd"/>
       <w:r>
         <w:rPr>
           <w:rFonts w:ascii="Courier New" w:eastAsia="Times New Roman" w:hAnsi="Courier New" w:cs="Courier New"/>
           <w:color w:val="000000"/>
           <w:sz w:val="20"/>
           <w:szCs w:val="20"/>
-          <w:lang w:val="en-US" w:eastAsia="ru-RU"/>
-        </w:rPr>
-        <w:t>&lt;/</w:t>
-      </w:r>
-      <w:proofErr w:type="spellStart"/>
-      <w:r>
-        <w:rPr>
-          <w:rFonts w:ascii="Courier New" w:eastAsia="Times New Roman" w:hAnsi="Courier New" w:cs="Courier New"/>
-          <w:color w:val="000000"/>
-          <w:sz w:val="20"/>
-          <w:szCs w:val="20"/>
-          <w:lang w:val="en-US" w:eastAsia="ru-RU"/>
-        </w:rPr>
-        <w:t>ArrayOfFigureBase</w:t>
-      </w:r>
-      <w:proofErr w:type="spellEnd"/>
-      <w:r>
-        <w:rPr>
-          <w:rFonts w:ascii="Courier New" w:eastAsia="Times New Roman" w:hAnsi="Courier New" w:cs="Courier New"/>
-          <w:color w:val="000000"/>
-          <w:sz w:val="20"/>
-          <w:szCs w:val="20"/>
-          <w:lang w:val="en-US" w:eastAsia="ru-RU"/>
+          <w:lang w:eastAsia="ru-RU"/>
         </w:rPr>
         <w:t>&gt;</w:t>
       </w:r>
@@ -8997,13 +8953,7 @@
             <w:rPr>
               <w:rFonts w:ascii="Cambria Math"/>
             </w:rPr>
-            <m:t>S</m:t>
-          </m:r>
-          <m:r>
-            <w:rPr>
-              <w:rFonts w:ascii="Cambria Math"/>
-            </w:rPr>
-            <m:t>=a</m:t>
+            <m:t>S=a</m:t>
           </m:r>
           <m:r>
             <w:rPr>
@@ -9136,7 +9086,7 @@
             <m:fPr>
               <m:ctrlPr>
                 <w:rPr>
-                  <w:rFonts w:ascii="Cambria Math"/>
+                  <w:rFonts w:ascii="Cambria Math" w:hAnsi="Cambria Math"/>
                   <w:i/>
                 </w:rPr>
               </m:ctrlPr>
@@ -9356,7 +9306,7 @@
             <m:sSupPr>
               <m:ctrlPr>
                 <w:rPr>
-                  <w:rFonts w:ascii="Cambria Math"/>
+                  <w:rFonts w:ascii="Cambria Math" w:hAnsi="Cambria Math"/>
                   <w:i/>
                 </w:rPr>
               </m:ctrlPr>
@@ -9811,6 +9761,12 @@
         <w:t>11</w:t>
       </w:r>
       <w:r>
+        <w:t xml:space="preserve"> </w:t>
+      </w:r>
+      <w:r>
+        <w:t>25H2</w:t>
+      </w:r>
+      <w:r>
         <w:t>.</w:t>
       </w:r>
     </w:p>
@@ -9923,7 +9879,19 @@
         <w:t xml:space="preserve"> </w:t>
       </w:r>
       <w:r>
-        <w:t>ОЗУ: 2 ГБ для 64-разрядных систем</w:t>
+        <w:t xml:space="preserve">ОЗУ: </w:t>
+      </w:r>
+      <w:r>
+        <w:t>4</w:t>
+      </w:r>
+      <w:r>
+        <w:t xml:space="preserve"> ГБ </w:t>
+      </w:r>
+      <w:r>
+        <w:t xml:space="preserve">или больше </w:t>
+      </w:r>
+      <w:r>
+        <w:t>для 64-разрядных систем</w:t>
       </w:r>
       <w:r>
         <w:t>.</w:t>
@@ -9977,6 +9945,31 @@
     </w:sectPr>
   </w:body>
 </w:document>
+</file>
+
+<file path=word/endnotes.xml><?xml version="1.0" encoding="utf-8"?>
+<w:endnotes xmlns:wpc="http://schemas.microsoft.com/office/word/2010/wordprocessingCanvas" xmlns:cx="http://schemas.microsoft.com/office/drawing/2014/chartex" xmlns:cx1="http://schemas.microsoft.com/office/drawing/2015/9/8/chartex" xmlns:cx2="http://schemas.microsoft.com/office/drawing/2015/10/21/chartex" xmlns:cx3="http://schemas.microsoft.com/office/drawing/2016/5/9/chartex" xmlns:cx4="http://schemas.microsoft.com/office/drawing/2016/5/10/chartex" xmlns:cx5="http://schemas.microsoft.com/office/drawing/2016/5/11/chartex" xmlns:cx6="http://schemas.microsoft.com/office/drawing/2016/5/12/chartex" xmlns:cx7="http://schemas.microsoft.com/office/drawing/2016/5/13/chartex" xmlns:cx8="http://schemas.microsoft.com/office/drawing/2016/5/14/chartex" xmlns:mc="http://schemas.openxmlformats.org/markup-compatibility/2006" xmlns:aink="http://schemas.microsoft.com/office/drawing/2016/ink" xmlns:am3d="http://schemas.microsoft.com/office/drawing/2017/model3d" xmlns:o="urn:schemas-microsoft-com:office:office" xmlns:r="http://schemas.openxmlformats.org/officeDocument/2006/relationships" xmlns:m="http://schemas.openxmlformats.org/officeDocument/2006/math" xmlns:v="urn:schemas-microsoft-com:vml" xmlns:wp14="http://schemas.microsoft.com/office/word/2010/wordprocessingDrawing" xmlns:wp="http://schemas.openxmlformats.org/drawingml/2006/wordprocessingDrawing" xmlns:w10="urn:schemas-microsoft-com:office:word" xmlns:w="http://schemas.openxmlformats.org/wordprocessingml/2006/main" xmlns:w14="http://schemas.microsoft.com/office/word/2010/wordml" xmlns:w15="http://schemas.microsoft.com/office/word/2012/wordml" xmlns:w16cex="http://schemas.microsoft.com/office/word/2018/wordml/cex" xmlns:w16cid="http://schemas.microsoft.com/office/word/2016/wordml/cid" xmlns:w16="http://schemas.microsoft.com/office/word/2018/wordml" xmlns:w16sdtdh="http://schemas.microsoft.com/office/word/2020/wordml/sdtdatahash" xmlns:w16se="http://schemas.microsoft.com/office/word/2015/wordml/symex" xmlns:wpg="http://schemas.microsoft.com/office/word/2010/wordprocessingGroup" xmlns:wpi="http://schemas.microsoft.com/office/word/2010/wordprocessingInk" xmlns:wne="http://schemas.microsoft.com/office/word/2006/wordml" xmlns:wps="http://schemas.microsoft.com/office/word/2010/wordprocessingShape" mc:Ignorable="w14 w15 w16se w16cid w16 w16cex w16sdtdh wp14">
+  <w:endnote w:type="separator" w:id="-1">
+    <w:p>
+      <w:pPr>
+        <w:spacing w:line="240" w:lineRule="auto"/>
+      </w:pPr>
+      <w:r>
+        <w:separator/>
+      </w:r>
+    </w:p>
+  </w:endnote>
+  <w:endnote w:type="continuationSeparator" w:id="0">
+    <w:p>
+      <w:pPr>
+        <w:spacing w:line="240" w:lineRule="auto"/>
+      </w:pPr>
+      <w:r>
+        <w:continuationSeparator/>
+      </w:r>
+    </w:p>
+  </w:endnote>
+</w:endnotes>
 </file>
 
 <file path=word/footer1.xml><?xml version="1.0" encoding="utf-8"?>
@@ -10019,6 +10012,31 @@
     </w:sdtContent>
   </w:sdt>
 </w:ftr>
+</file>
+
+<file path=word/footnotes.xml><?xml version="1.0" encoding="utf-8"?>
+<w:footnotes xmlns:wpc="http://schemas.microsoft.com/office/word/2010/wordprocessingCanvas" xmlns:cx="http://schemas.microsoft.com/office/drawing/2014/chartex" xmlns:cx1="http://schemas.microsoft.com/office/drawing/2015/9/8/chartex" xmlns:cx2="http://schemas.microsoft.com/office/drawing/2015/10/21/chartex" xmlns:cx3="http://schemas.microsoft.com/office/drawing/2016/5/9/chartex" xmlns:cx4="http://schemas.microsoft.com/office/drawing/2016/5/10/chartex" xmlns:cx5="http://schemas.microsoft.com/office/drawing/2016/5/11/chartex" xmlns:cx6="http://schemas.microsoft.com/office/drawing/2016/5/12/chartex" xmlns:cx7="http://schemas.microsoft.com/office/drawing/2016/5/13/chartex" xmlns:cx8="http://schemas.microsoft.com/office/drawing/2016/5/14/chartex" xmlns:mc="http://schemas.openxmlformats.org/markup-compatibility/2006" xmlns:aink="http://schemas.microsoft.com/office/drawing/2016/ink" xmlns:am3d="http://schemas.microsoft.com/office/drawing/2017/model3d" xmlns:o="urn:schemas-microsoft-com:office:office" xmlns:r="http://schemas.openxmlformats.org/officeDocument/2006/relationships" xmlns:m="http://schemas.openxmlformats.org/officeDocument/2006/math" xmlns:v="urn:schemas-microsoft-com:vml" xmlns:wp14="http://schemas.microsoft.com/office/word/2010/wordprocessingDrawing" xmlns:wp="http://schemas.openxmlformats.org/drawingml/2006/wordprocessingDrawing" xmlns:w10="urn:schemas-microsoft-com:office:word" xmlns:w="http://schemas.openxmlformats.org/wordprocessingml/2006/main" xmlns:w14="http://schemas.microsoft.com/office/word/2010/wordml" xmlns:w15="http://schemas.microsoft.com/office/word/2012/wordml" xmlns:w16cex="http://schemas.microsoft.com/office/word/2018/wordml/cex" xmlns:w16cid="http://schemas.microsoft.com/office/word/2016/wordml/cid" xmlns:w16="http://schemas.microsoft.com/office/word/2018/wordml" xmlns:w16sdtdh="http://schemas.microsoft.com/office/word/2020/wordml/sdtdatahash" xmlns:w16se="http://schemas.microsoft.com/office/word/2015/wordml/symex" xmlns:wpg="http://schemas.microsoft.com/office/word/2010/wordprocessingGroup" xmlns:wpi="http://schemas.microsoft.com/office/word/2010/wordprocessingInk" xmlns:wne="http://schemas.microsoft.com/office/word/2006/wordml" xmlns:wps="http://schemas.microsoft.com/office/word/2010/wordprocessingShape" mc:Ignorable="w14 w15 w16se w16cid w16 w16cex w16sdtdh wp14">
+  <w:footnote w:type="separator" w:id="-1">
+    <w:p>
+      <w:pPr>
+        <w:spacing w:line="240" w:lineRule="auto"/>
+      </w:pPr>
+      <w:r>
+        <w:separator/>
+      </w:r>
+    </w:p>
+  </w:footnote>
+  <w:footnote w:type="continuationSeparator" w:id="0">
+    <w:p>
+      <w:pPr>
+        <w:spacing w:line="240" w:lineRule="auto"/>
+      </w:pPr>
+      <w:r>
+        <w:continuationSeparator/>
+      </w:r>
+    </w:p>
+  </w:footnote>
+</w:footnotes>
 </file>
 
 <file path=word/numbering.xml><?xml version="1.0" encoding="utf-8"?>

--- a/Шлапак М.Р._Отчёт ЛБ 5.docx
+++ b/Шлапак М.Р._Отчёт ЛБ 5.docx
@@ -8995,19 +8995,44 @@
         <w:t>прямоугольника</w:t>
       </w:r>
       <w:r>
-        <w:t>, м;</w:t>
-      </w:r>
-    </w:p>
-    <w:p>
-      <w:pPr>
-        <w:ind w:left="567" w:firstLine="709"/>
-      </w:pPr>
+        <w:t xml:space="preserve"> </w:t>
+      </w:r>
+      <w:r>
+        <w:rPr>
+          <w:i/>
+          <w:iCs/>
+        </w:rPr>
+        <w:t>(</w:t>
+      </w:r>
       <w:r>
         <w:rPr>
           <w:i/>
           <w:iCs/>
           <w:lang w:val="en-US"/>
         </w:rPr>
+        <w:t>a</w:t>
+      </w:r>
+      <w:r>
+        <w:rPr>
+          <w:i/>
+          <w:iCs/>
+        </w:rPr>
+        <w:t xml:space="preserve"> &gt; 0)</w:t>
+      </w:r>
+      <w:r>
+        <w:t>, м;</w:t>
+      </w:r>
+    </w:p>
+    <w:p>
+      <w:pPr>
+        <w:ind w:left="567" w:firstLine="709"/>
+      </w:pPr>
+      <w:r>
+        <w:rPr>
+          <w:i/>
+          <w:iCs/>
+          <w:lang w:val="en-US"/>
+        </w:rPr>
         <w:t>b</w:t>
       </w:r>
       <w:r>
@@ -9018,6 +9043,31 @@
       </w:r>
       <w:r>
         <w:t>прямоугольника</w:t>
+      </w:r>
+      <w:r>
+        <w:t xml:space="preserve"> </w:t>
+      </w:r>
+      <w:r>
+        <w:rPr>
+          <w:i/>
+          <w:iCs/>
+        </w:rPr>
+        <w:t>(</w:t>
+      </w:r>
+      <w:r>
+        <w:rPr>
+          <w:i/>
+          <w:iCs/>
+          <w:lang w:val="en-US"/>
+        </w:rPr>
+        <w:t>b</w:t>
+      </w:r>
+      <w:r>
+        <w:rPr>
+          <w:i/>
+          <w:iCs/>
+        </w:rPr>
+        <w:t xml:space="preserve"> &gt; 0)</w:t>
       </w:r>
       <w:r>
         <w:t>, м</w:t>
@@ -9183,6 +9233,31 @@
         <w:t>сторона треугольника</w:t>
       </w:r>
       <w:r>
+        <w:t xml:space="preserve"> </w:t>
+      </w:r>
+      <w:r>
+        <w:rPr>
+          <w:i/>
+          <w:iCs/>
+        </w:rPr>
+        <w:t>(</w:t>
+      </w:r>
+      <w:r>
+        <w:rPr>
+          <w:i/>
+          <w:iCs/>
+          <w:lang w:val="en-US"/>
+        </w:rPr>
+        <w:t>a</w:t>
+      </w:r>
+      <w:r>
+        <w:rPr>
+          <w:i/>
+          <w:iCs/>
+        </w:rPr>
+        <w:t xml:space="preserve"> &gt; 0)</w:t>
+      </w:r>
+      <w:r>
         <w:t>, м;</w:t>
       </w:r>
     </w:p>
@@ -9241,6 +9316,55 @@
       </w:r>
       <w:r>
         <w:t>треугольника</w:t>
+      </w:r>
+      <w:r>
+        <w:t xml:space="preserve"> </w:t>
+      </w:r>
+      <w:r>
+        <w:rPr>
+          <w:i/>
+          <w:iCs/>
+        </w:rPr>
+        <w:t>(</w:t>
+      </w:r>
+      <w:r>
+        <w:rPr>
+          <w:i/>
+          <w:iCs/>
+          <w:lang w:val="en-US"/>
+        </w:rPr>
+        <w:t>h</w:t>
+      </w:r>
+      <w:r>
+        <w:rPr>
+          <w:i/>
+          <w:iCs/>
+          <w:vertAlign w:val="subscript"/>
+          <w:lang w:val="en-US"/>
+        </w:rPr>
+        <w:t>a</w:t>
+      </w:r>
+      <w:r>
+        <w:rPr>
+          <w:i/>
+          <w:iCs/>
+        </w:rPr>
+        <w:t xml:space="preserve"> &gt; 0, </w:t>
+      </w:r>
+      <w:r>
+        <w:rPr>
+          <w:i/>
+          <w:iCs/>
+          <w:lang w:val="en-US"/>
+        </w:rPr>
+        <w:t>a</w:t>
+      </w:r>
+      <w:r>
+        <w:rPr>
+          <w:i/>
+          <w:iCs/>
+        </w:rPr>
+        <w:t xml:space="preserve"> &gt; 0)</w:t>
       </w:r>
       <w:r>
         <w:t>, м</w:t>
@@ -9350,6 +9474,33 @@
           <w:lang w:val="en-US"/>
         </w:rPr>
         <w:t>R</w:t>
+      </w:r>
+      <w:r>
+        <w:rPr>
+          <w:i/>
+        </w:rPr>
+        <w:t xml:space="preserve"> </w:t>
+      </w:r>
+      <w:r>
+        <w:rPr>
+          <w:i/>
+          <w:iCs/>
+        </w:rPr>
+        <w:t>(</w:t>
+      </w:r>
+      <w:r>
+        <w:rPr>
+          <w:i/>
+          <w:lang w:val="en-US"/>
+        </w:rPr>
+        <w:t>R</w:t>
+      </w:r>
+      <w:r>
+        <w:rPr>
+          <w:i/>
+          <w:iCs/>
+        </w:rPr>
+        <w:t xml:space="preserve"> &gt; 0)</w:t>
       </w:r>
       <w:r>
         <w:t xml:space="preserve"> – </w:t>

--- a/Шлапак М.Р._Отчёт ЛБ 5.docx
+++ b/Шлапак М.Р._Отчёт ЛБ 5.docx
@@ -644,21 +644,12 @@
                 <w:u w:val="single"/>
               </w:rPr>
             </w:pPr>
-            <w:proofErr w:type="spellStart"/>
             <w:r>
               <w:rPr>
                 <w:szCs w:val="28"/>
                 <w:u w:val="single"/>
               </w:rPr>
-              <w:t>Калентьев</w:t>
-            </w:r>
-            <w:proofErr w:type="spellEnd"/>
-            <w:r>
-              <w:rPr>
-                <w:szCs w:val="28"/>
-                <w:u w:val="single"/>
-              </w:rPr>
-              <w:t xml:space="preserve"> А. А.</w:t>
+              <w:t>Калентьев А. А.</w:t>
             </w:r>
           </w:p>
         </w:tc>
@@ -1895,23 +1886,7 @@
     </w:p>
     <w:p>
       <w:r>
-        <w:t>Вариант использования (</w:t>
-      </w:r>
-      <w:proofErr w:type="spellStart"/>
-      <w:r>
-        <w:t>use</w:t>
-      </w:r>
-      <w:proofErr w:type="spellEnd"/>
-      <w:r>
-        <w:t xml:space="preserve"> </w:t>
-      </w:r>
-      <w:proofErr w:type="spellStart"/>
-      <w:r>
-        <w:t>case</w:t>
-      </w:r>
-      <w:proofErr w:type="spellEnd"/>
-      <w:r>
-        <w:t xml:space="preserve">) — это описание множества последовательных действий (включая вариации), которые выполняются некоторым субъектом с целью получения результата, значимого для некоторого действующего лица </w:t>
+        <w:t xml:space="preserve">Вариант использования (use case) — это описание множества последовательных действий (включая вариации), которые выполняются некоторым субъектом с целью получения результата, значимого для некоторого действующего лица </w:t>
       </w:r>
       <w:r>
         <w:t>[</w:t>
@@ -2101,9 +2076,9 @@
         </w:rPr>
         <w:lastRenderedPageBreak/>
         <w:drawing>
-          <wp:inline distT="0" distB="0" distL="0" distR="0" wp14:anchorId="0CD49DD4" wp14:editId="0A1F679B">
-            <wp:extent cx="6859905" cy="5360883"/>
-            <wp:effectExtent l="0" t="0" r="0" b="0"/>
+          <wp:inline distT="0" distB="0" distL="0" distR="0" wp14:anchorId="5A2C3E79" wp14:editId="6398C5AA">
+            <wp:extent cx="9251950" cy="5985510"/>
+            <wp:effectExtent l="0" t="0" r="6350" b="0"/>
             <wp:docPr id="1" name="Рисунок 1"/>
             <wp:cNvGraphicFramePr>
               <a:graphicFrameLocks xmlns:a="http://schemas.openxmlformats.org/drawingml/2006/main" noChangeAspect="1"/>
@@ -2124,7 +2099,7 @@
                   <pic:spPr>
                     <a:xfrm>
                       <a:off x="0" y="0"/>
-                      <a:ext cx="6864065" cy="5364134"/>
+                      <a:ext cx="9251950" cy="5985510"/>
                     </a:xfrm>
                     <a:prstGeom prst="rect">
                       <a:avLst/>
@@ -2149,6 +2124,7 @@
         </w:sectPr>
       </w:pPr>
       <w:r>
+        <w:lastRenderedPageBreak/>
         <w:t xml:space="preserve">Рисунок 2 – </w:t>
       </w:r>
       <w:r>
@@ -2192,7 +2168,6 @@
       <w:r>
         <w:t xml:space="preserve">В таблице 1 приведено описание абстрактного класса </w:t>
       </w:r>
-      <w:proofErr w:type="spellStart"/>
       <w:r>
         <w:rPr>
           <w:i/>
@@ -2200,7 +2175,6 @@
         </w:rPr>
         <w:t>FigureBase</w:t>
       </w:r>
-      <w:proofErr w:type="spellEnd"/>
       <w:r>
         <w:t xml:space="preserve"> </w:t>
       </w:r>
@@ -2218,7 +2192,6 @@
       <w:r>
         <w:t xml:space="preserve">Таблица 1 – Описание класса </w:t>
       </w:r>
-      <w:proofErr w:type="spellStart"/>
       <w:r>
         <w:rPr>
           <w:i/>
@@ -2226,7 +2199,6 @@
         </w:rPr>
         <w:t>FigureBase</w:t>
       </w:r>
-      <w:proofErr w:type="spellEnd"/>
     </w:p>
     <w:tbl>
       <w:tblPr>
@@ -2350,7 +2322,6 @@
               </w:rPr>
               <w:t xml:space="preserve">Класс </w:t>
             </w:r>
-            <w:proofErr w:type="spellStart"/>
             <w:r>
               <w:rPr>
                 <w:i/>
@@ -2359,7 +2330,6 @@
               </w:rPr>
               <w:t>FigureBase</w:t>
             </w:r>
-            <w:proofErr w:type="spellEnd"/>
             <w:r>
               <w:rPr>
                 <w:sz w:val="24"/>
@@ -2426,7 +2396,6 @@
               </w:rPr>
               <w:t xml:space="preserve">+ </w:t>
             </w:r>
-            <w:proofErr w:type="spellStart"/>
             <w:r>
               <w:rPr>
                 <w:sz w:val="24"/>
@@ -2434,7 +2403,6 @@
               </w:rPr>
               <w:t>FigureType</w:t>
             </w:r>
-            <w:proofErr w:type="spellEnd"/>
           </w:p>
         </w:tc>
         <w:tc>
@@ -2663,23 +2631,13 @@
               </w:rPr>
               <w:t xml:space="preserve"> </w:t>
             </w:r>
-            <w:proofErr w:type="spellStart"/>
             <w:r>
               <w:rPr>
                 <w:sz w:val="24"/>
                 <w:u w:val="single"/>
                 <w:lang w:val="en-US"/>
               </w:rPr>
-              <w:t>CheckingNumber</w:t>
-            </w:r>
-            <w:proofErr w:type="spellEnd"/>
-            <w:r>
-              <w:rPr>
-                <w:sz w:val="24"/>
-                <w:u w:val="single"/>
-                <w:lang w:val="en-US"/>
-              </w:rPr>
-              <w:t xml:space="preserve"> </w:t>
+              <w:t xml:space="preserve">CheckingNumber </w:t>
             </w:r>
             <w:r>
               <w:rPr>
@@ -2840,7 +2798,6 @@
       <w:r>
         <w:t xml:space="preserve">, которые наследуются от </w:t>
       </w:r>
-      <w:proofErr w:type="spellStart"/>
       <w:r>
         <w:rPr>
           <w:i/>
@@ -2848,7 +2805,6 @@
         </w:rPr>
         <w:t>FigureBase</w:t>
       </w:r>
-      <w:proofErr w:type="spellEnd"/>
       <w:r>
         <w:t>.</w:t>
       </w:r>
@@ -3002,19 +2958,11 @@
               </w:rPr>
               <w:t xml:space="preserve">Класс </w:t>
             </w:r>
-            <w:proofErr w:type="spellStart"/>
-            <w:r>
-              <w:rPr>
-                <w:sz w:val="24"/>
-              </w:rPr>
-              <w:t>Rectangle</w:t>
-            </w:r>
-            <w:proofErr w:type="spellEnd"/>
-            <w:r>
-              <w:rPr>
-                <w:sz w:val="24"/>
-              </w:rPr>
-              <w:t xml:space="preserve"> </w:t>
+            <w:r>
+              <w:rPr>
+                <w:sz w:val="24"/>
+              </w:rPr>
+              <w:t xml:space="preserve">Rectangle </w:t>
             </w:r>
             <w:r>
               <w:rPr>
@@ -3280,17 +3228,8 @@
                 <w:sz w:val="24"/>
                 <w:lang w:val="en-US"/>
               </w:rPr>
-              <w:t xml:space="preserve">+ </w:t>
-            </w:r>
-            <w:proofErr w:type="spellStart"/>
-            <w:r>
-              <w:rPr>
-                <w:sz w:val="24"/>
-                <w:lang w:val="en-US"/>
-              </w:rPr>
-              <w:t>FigureType</w:t>
-            </w:r>
-            <w:proofErr w:type="spellEnd"/>
+              <w:t>+ FigureType</w:t>
+            </w:r>
           </w:p>
         </w:tc>
         <w:tc>
@@ -3721,19 +3660,11 @@
               </w:rPr>
               <w:t xml:space="preserve">Класс </w:t>
             </w:r>
-            <w:proofErr w:type="spellStart"/>
-            <w:r>
-              <w:rPr>
-                <w:sz w:val="24"/>
-              </w:rPr>
-              <w:t>Triangle</w:t>
-            </w:r>
-            <w:proofErr w:type="spellEnd"/>
-            <w:r>
-              <w:rPr>
-                <w:sz w:val="24"/>
-              </w:rPr>
-              <w:t xml:space="preserve"> </w:t>
+            <w:r>
+              <w:rPr>
+                <w:sz w:val="24"/>
+              </w:rPr>
+              <w:t xml:space="preserve">Triangle </w:t>
             </w:r>
             <w:r>
               <w:rPr>
@@ -3966,17 +3897,8 @@
                 <w:sz w:val="24"/>
                 <w:lang w:val="en-US"/>
               </w:rPr>
-              <w:t xml:space="preserve">+ </w:t>
-            </w:r>
-            <w:proofErr w:type="spellStart"/>
-            <w:r>
-              <w:rPr>
-                <w:sz w:val="24"/>
-                <w:lang w:val="en-US"/>
-              </w:rPr>
-              <w:t>FigureType</w:t>
-            </w:r>
-            <w:proofErr w:type="spellEnd"/>
+              <w:t>+ FigureType</w:t>
+            </w:r>
           </w:p>
         </w:tc>
         <w:tc>
@@ -4498,7 +4420,6 @@
               </w:rPr>
               <w:t>_</w:t>
             </w:r>
-            <w:proofErr w:type="spellStart"/>
             <w:r>
               <w:rPr>
                 <w:sz w:val="24"/>
@@ -4506,7 +4427,6 @@
               </w:rPr>
               <w:t>radiusOfFigure</w:t>
             </w:r>
-            <w:proofErr w:type="spellEnd"/>
           </w:p>
         </w:tc>
         <w:tc>
@@ -4604,17 +4524,8 @@
                 <w:sz w:val="24"/>
                 <w:lang w:val="en-US"/>
               </w:rPr>
-              <w:t xml:space="preserve">+ </w:t>
-            </w:r>
-            <w:proofErr w:type="spellStart"/>
-            <w:r>
-              <w:rPr>
-                <w:sz w:val="24"/>
-                <w:lang w:val="en-US"/>
-              </w:rPr>
-              <w:t>FigureType</w:t>
-            </w:r>
-            <w:proofErr w:type="spellEnd"/>
+              <w:t>+ FigureType</w:t>
+            </w:r>
           </w:p>
         </w:tc>
         <w:tc>
@@ -4894,16 +4805,19 @@
       <w:pPr>
         <w:ind w:firstLine="0"/>
         <w:jc w:val="center"/>
+        <w:rPr>
+          <w:lang w:val="en-US"/>
+        </w:rPr>
       </w:pPr>
       <w:r>
         <w:rPr>
           <w:noProof/>
         </w:rPr>
         <w:drawing>
-          <wp:inline distT="0" distB="0" distL="0" distR="0" wp14:anchorId="45BA571A" wp14:editId="43B9DE83">
-            <wp:extent cx="6120130" cy="1711325"/>
-            <wp:effectExtent l="0" t="0" r="0" b="3175"/>
-            <wp:docPr id="69" name="Рисунок 69"/>
+          <wp:inline distT="0" distB="0" distL="0" distR="0" wp14:anchorId="62EF3479" wp14:editId="64E648A0">
+            <wp:extent cx="6120130" cy="2188845"/>
+            <wp:effectExtent l="0" t="0" r="0" b="1905"/>
+            <wp:docPr id="2" name="Рисунок 2"/>
             <wp:cNvGraphicFramePr>
               <a:graphicFrameLocks xmlns:a="http://schemas.openxmlformats.org/drawingml/2006/main" noChangeAspect="1"/>
             </wp:cNvGraphicFramePr>
@@ -4923,7 +4837,7 @@
                   <pic:spPr>
                     <a:xfrm>
                       <a:off x="0" y="0"/>
-                      <a:ext cx="6120130" cy="1711325"/>
+                      <a:ext cx="6120130" cy="2188845"/>
                     </a:xfrm>
                     <a:prstGeom prst="rect">
                       <a:avLst/>
@@ -5287,15 +5201,7 @@
         </w:rPr>
       </w:pPr>
       <w:r>
-        <w:t xml:space="preserve">В программе реализована проверка вводимых данных. Если пользователь попытается указать некорректные значения — например, отрицательное число или специальное значение </w:t>
-      </w:r>
-      <w:proofErr w:type="spellStart"/>
-      <w:r>
-        <w:t>NaN</w:t>
-      </w:r>
-      <w:proofErr w:type="spellEnd"/>
-      <w:r>
-        <w:t xml:space="preserve"> — на экране появится сообщение об ошибке с пояснением (см. рисунки 8–9).</w:t>
+        <w:t>В программе реализована проверка вводимых данных. Если пользователь попытается указать некорректные значения — например, отрицательное число или специальное значение NaN — на экране появится сообщение об ошибке с пояснением (см. рисунки 8–9).</w:t>
       </w:r>
     </w:p>
     <w:p>
@@ -6088,14 +5994,12 @@
       <w:r>
         <w:t xml:space="preserve">). Для отмены фильтрации и возврата к полному списку служит кнопка «Сбросить фильтр» (рисунок </w:t>
       </w:r>
-      <w:proofErr w:type="gramStart"/>
       <w:r>
         <w:t>20</w:t>
       </w:r>
       <w:r>
         <w:t>-21</w:t>
       </w:r>
-      <w:proofErr w:type="gramEnd"/>
       <w:r>
         <w:t>).</w:t>
       </w:r>
@@ -7307,37 +7211,8 @@
         </w:numPr>
         <w:ind w:left="0" w:firstLine="709"/>
       </w:pPr>
-      <w:proofErr w:type="spellStart"/>
-      <w:r>
-        <w:t>Калентьев</w:t>
-      </w:r>
-      <w:proofErr w:type="spellEnd"/>
-      <w:r>
-        <w:t xml:space="preserve">, А. А. Новые технологии в программировании : учебное пособие / А. А. </w:t>
-      </w:r>
-      <w:proofErr w:type="spellStart"/>
-      <w:r>
-        <w:t>Калентьев</w:t>
-      </w:r>
-      <w:proofErr w:type="spellEnd"/>
-      <w:r>
-        <w:t xml:space="preserve">, Д. В. </w:t>
-      </w:r>
-      <w:proofErr w:type="spellStart"/>
-      <w:r>
-        <w:t>Гарайс</w:t>
-      </w:r>
-      <w:proofErr w:type="spellEnd"/>
-      <w:r>
-        <w:t xml:space="preserve">, А. Е. </w:t>
-      </w:r>
-      <w:proofErr w:type="spellStart"/>
-      <w:r>
-        <w:t>Гориянов</w:t>
-      </w:r>
-      <w:proofErr w:type="spellEnd"/>
-      <w:r>
-        <w:t xml:space="preserve">. – Томск : Эль Контент, 2014. – 176 с. – </w:t>
+      <w:r>
+        <w:t xml:space="preserve">Калентьев, А. А. Новые технологии в программировании : учебное пособие / А. А. Калентьев, Д. В. Гарайс, А. Е. Гориянов. – Томск : Эль Контент, 2014. – 176 с. – </w:t>
       </w:r>
       <w:r>
         <w:rPr>
@@ -7433,15 +7308,7 @@
         <w:t xml:space="preserve">Заказчик: </w:t>
       </w:r>
       <w:r>
-        <w:t xml:space="preserve">Канд. техн. наук, доцент каф. КСУП ТУСУР </w:t>
-      </w:r>
-      <w:proofErr w:type="spellStart"/>
-      <w:r>
-        <w:t>Калентьев</w:t>
-      </w:r>
-      <w:proofErr w:type="spellEnd"/>
-      <w:r>
-        <w:t xml:space="preserve"> А. А.</w:t>
+        <w:t>Канд. техн. наук, доцент каф. КСУП ТУСУР Калентьев А. А.</w:t>
       </w:r>
     </w:p>
     <w:p>
@@ -7564,15 +7431,7 @@
         <w:ind w:firstLine="709"/>
       </w:pPr>
       <w:r>
-        <w:t xml:space="preserve">Заказчик: Канд. техн. наук, доцент каф. КСУП ТУСУР </w:t>
-      </w:r>
-      <w:proofErr w:type="spellStart"/>
-      <w:r>
-        <w:t>Калентьев</w:t>
-      </w:r>
-      <w:proofErr w:type="spellEnd"/>
-      <w:r>
-        <w:t xml:space="preserve"> А. А.</w:t>
+        <w:t>Заказчик: Канд. техн. наук, доцент каф. КСУП ТУСУР Калентьев А. А.</w:t>
       </w:r>
     </w:p>
     <w:p>
@@ -7625,7 +7484,19 @@
         <w:ind w:firstLine="709"/>
       </w:pPr>
       <w:r>
-        <w:t>Окончание работ: 04 ноября 2025 г.</w:t>
+        <w:t xml:space="preserve">Окончание работ: </w:t>
+      </w:r>
+      <w:r>
+        <w:t>11</w:t>
+      </w:r>
+      <w:r>
+        <w:t xml:space="preserve"> </w:t>
+      </w:r>
+      <w:r>
+        <w:t>декабря</w:t>
+      </w:r>
+      <w:r>
+        <w:t xml:space="preserve"> 2025 г.</w:t>
       </w:r>
     </w:p>
     <w:p>
@@ -8236,10 +8107,12 @@
           <w:szCs w:val="20"/>
           <w:lang w:val="en-US" w:eastAsia="ru-RU"/>
         </w:rPr>
-        <w:t>&lt;</w:t>
-      </w:r>
-      <w:proofErr w:type="spellStart"/>
-      <w:r>
+        <w:t>&lt;ArrayOfFigureBase xmlns:xsi="http://www.w3.org/2001/XMLSchema-instance" xmlns:xsd="http://www.w3.org/2001/XMLSchema"&gt;</w:t>
+      </w:r>
+    </w:p>
+    <w:p>
+      <w:pPr>
+        <w:ind w:firstLine="0"/>
         <w:rPr>
           <w:rFonts w:ascii="Courier New" w:eastAsia="Times New Roman" w:hAnsi="Courier New" w:cs="Courier New"/>
           <w:color w:val="000000"/>
@@ -8247,9 +8120,7 @@
           <w:szCs w:val="20"/>
           <w:lang w:val="en-US" w:eastAsia="ru-RU"/>
         </w:rPr>
-        <w:t>ArrayOfFigureBase</w:t>
-      </w:r>
-      <w:proofErr w:type="spellEnd"/>
+      </w:pPr>
       <w:r>
         <w:rPr>
           <w:rFonts w:ascii="Courier New" w:eastAsia="Times New Roman" w:hAnsi="Courier New" w:cs="Courier New"/>
@@ -8258,11 +8129,12 @@
           <w:szCs w:val="20"/>
           <w:lang w:val="en-US" w:eastAsia="ru-RU"/>
         </w:rPr>
-        <w:t xml:space="preserve"> </w:t>
-      </w:r>
-      <w:proofErr w:type="spellStart"/>
-      <w:proofErr w:type="gramStart"/>
-      <w:r>
+        <w:t xml:space="preserve">  &lt;FigureBase xsi:type="Triangle"&gt;</w:t>
+      </w:r>
+    </w:p>
+    <w:p>
+      <w:pPr>
+        <w:ind w:firstLine="0"/>
         <w:rPr>
           <w:rFonts w:ascii="Courier New" w:eastAsia="Times New Roman" w:hAnsi="Courier New" w:cs="Courier New"/>
           <w:color w:val="000000"/>
@@ -8270,10 +8142,7 @@
           <w:szCs w:val="20"/>
           <w:lang w:val="en-US" w:eastAsia="ru-RU"/>
         </w:rPr>
-        <w:t>xmlns:xsi</w:t>
-      </w:r>
-      <w:proofErr w:type="spellEnd"/>
-      <w:proofErr w:type="gramEnd"/>
+      </w:pPr>
       <w:r>
         <w:rPr>
           <w:rFonts w:ascii="Courier New" w:eastAsia="Times New Roman" w:hAnsi="Courier New" w:cs="Courier New"/>
@@ -8282,10 +8151,12 @@
           <w:szCs w:val="20"/>
           <w:lang w:val="en-US" w:eastAsia="ru-RU"/>
         </w:rPr>
-        <w:t xml:space="preserve">="http://www.w3.org/2001/XMLSchema-instance" </w:t>
-      </w:r>
-      <w:proofErr w:type="spellStart"/>
-      <w:r>
+        <w:t xml:space="preserve">    &lt;Length&gt;&lt;/Length&gt;</w:t>
+      </w:r>
+    </w:p>
+    <w:p>
+      <w:pPr>
+        <w:ind w:firstLine="0"/>
         <w:rPr>
           <w:rFonts w:ascii="Courier New" w:eastAsia="Times New Roman" w:hAnsi="Courier New" w:cs="Courier New"/>
           <w:color w:val="000000"/>
@@ -8293,9 +8164,7 @@
           <w:szCs w:val="20"/>
           <w:lang w:val="en-US" w:eastAsia="ru-RU"/>
         </w:rPr>
-        <w:t>xmlns:xsd</w:t>
-      </w:r>
-      <w:proofErr w:type="spellEnd"/>
+      </w:pPr>
       <w:r>
         <w:rPr>
           <w:rFonts w:ascii="Courier New" w:eastAsia="Times New Roman" w:hAnsi="Courier New" w:cs="Courier New"/>
@@ -8304,7 +8173,7 @@
           <w:szCs w:val="20"/>
           <w:lang w:val="en-US" w:eastAsia="ru-RU"/>
         </w:rPr>
-        <w:t>="http://www.w3.org/2001/XMLSchema"&gt;</w:t>
+        <w:t xml:space="preserve">    &lt;Height&gt;&lt;/Height&gt;</w:t>
       </w:r>
     </w:p>
     <w:p>
@@ -8326,10 +8195,12 @@
           <w:szCs w:val="20"/>
           <w:lang w:val="en-US" w:eastAsia="ru-RU"/>
         </w:rPr>
-        <w:t xml:space="preserve">  &lt;</w:t>
-      </w:r>
-      <w:proofErr w:type="spellStart"/>
-      <w:r>
+        <w:t xml:space="preserve">  &lt;/FigureBase&gt;</w:t>
+      </w:r>
+    </w:p>
+    <w:p>
+      <w:pPr>
+        <w:ind w:firstLine="0"/>
         <w:rPr>
           <w:rFonts w:ascii="Courier New" w:eastAsia="Times New Roman" w:hAnsi="Courier New" w:cs="Courier New"/>
           <w:color w:val="000000"/>
@@ -8337,9 +8208,7 @@
           <w:szCs w:val="20"/>
           <w:lang w:val="en-US" w:eastAsia="ru-RU"/>
         </w:rPr>
-        <w:t>FigureBase</w:t>
-      </w:r>
-      <w:proofErr w:type="spellEnd"/>
+      </w:pPr>
       <w:r>
         <w:rPr>
           <w:rFonts w:ascii="Courier New" w:eastAsia="Times New Roman" w:hAnsi="Courier New" w:cs="Courier New"/>
@@ -8348,11 +8217,12 @@
           <w:szCs w:val="20"/>
           <w:lang w:val="en-US" w:eastAsia="ru-RU"/>
         </w:rPr>
-        <w:t xml:space="preserve"> </w:t>
-      </w:r>
-      <w:proofErr w:type="spellStart"/>
-      <w:proofErr w:type="gramStart"/>
-      <w:r>
+        <w:t xml:space="preserve">  &lt;FigureBase xsi:type="Rectangle"&gt;</w:t>
+      </w:r>
+    </w:p>
+    <w:p>
+      <w:pPr>
+        <w:ind w:firstLine="0"/>
         <w:rPr>
           <w:rFonts w:ascii="Courier New" w:eastAsia="Times New Roman" w:hAnsi="Courier New" w:cs="Courier New"/>
           <w:color w:val="000000"/>
@@ -8360,10 +8230,7 @@
           <w:szCs w:val="20"/>
           <w:lang w:val="en-US" w:eastAsia="ru-RU"/>
         </w:rPr>
-        <w:t>xsi:type</w:t>
-      </w:r>
-      <w:proofErr w:type="spellEnd"/>
-      <w:proofErr w:type="gramEnd"/>
+      </w:pPr>
       <w:r>
         <w:rPr>
           <w:rFonts w:ascii="Courier New" w:eastAsia="Times New Roman" w:hAnsi="Courier New" w:cs="Courier New"/>
@@ -8372,7 +8239,7 @@
           <w:szCs w:val="20"/>
           <w:lang w:val="en-US" w:eastAsia="ru-RU"/>
         </w:rPr>
-        <w:t>="Triangle"&gt;</w:t>
+        <w:t xml:space="preserve">    &lt;Length&gt;&lt;/Length&gt;</w:t>
       </w:r>
     </w:p>
     <w:p>
@@ -8394,7 +8261,7 @@
           <w:szCs w:val="20"/>
           <w:lang w:val="en-US" w:eastAsia="ru-RU"/>
         </w:rPr>
-        <w:t xml:space="preserve">    &lt;Length&gt;&lt;/Length&gt;</w:t>
+        <w:t xml:space="preserve">    &lt;Width&gt;&lt;/Width&gt;</w:t>
       </w:r>
     </w:p>
     <w:p>
@@ -8416,7 +8283,7 @@
           <w:szCs w:val="20"/>
           <w:lang w:val="en-US" w:eastAsia="ru-RU"/>
         </w:rPr>
-        <w:t xml:space="preserve">    &lt;Height&gt;&lt;/Height&gt;</w:t>
+        <w:t xml:space="preserve">  &lt;/FigureBase&gt;</w:t>
       </w:r>
     </w:p>
     <w:p>
@@ -8438,10 +8305,12 @@
           <w:szCs w:val="20"/>
           <w:lang w:val="en-US" w:eastAsia="ru-RU"/>
         </w:rPr>
-        <w:t xml:space="preserve">  &lt;/</w:t>
-      </w:r>
-      <w:proofErr w:type="spellStart"/>
-      <w:r>
+        <w:t xml:space="preserve">  &lt;FigureBase xsi:type="Circle"&gt;</w:t>
+      </w:r>
+    </w:p>
+    <w:p>
+      <w:pPr>
+        <w:ind w:firstLine="0"/>
         <w:rPr>
           <w:rFonts w:ascii="Courier New" w:eastAsia="Times New Roman" w:hAnsi="Courier New" w:cs="Courier New"/>
           <w:color w:val="000000"/>
@@ -8449,9 +8318,7 @@
           <w:szCs w:val="20"/>
           <w:lang w:val="en-US" w:eastAsia="ru-RU"/>
         </w:rPr>
-        <w:t>FigureBase</w:t>
-      </w:r>
-      <w:proofErr w:type="spellEnd"/>
+      </w:pPr>
       <w:r>
         <w:rPr>
           <w:rFonts w:ascii="Courier New" w:eastAsia="Times New Roman" w:hAnsi="Courier New" w:cs="Courier New"/>
@@ -8460,12 +8327,21 @@
           <w:szCs w:val="20"/>
           <w:lang w:val="en-US" w:eastAsia="ru-RU"/>
         </w:rPr>
-        <w:t>&gt;</w:t>
+        <w:t xml:space="preserve">    &lt;Radius&gt;&lt;/Radius&gt;</w:t>
       </w:r>
     </w:p>
     <w:p>
       <w:pPr>
         <w:ind w:firstLine="0"/>
+        <w:rPr>
+          <w:rFonts w:ascii="Courier New" w:eastAsia="Times New Roman" w:hAnsi="Courier New" w:cs="Courier New"/>
+          <w:color w:val="000000"/>
+          <w:sz w:val="20"/>
+          <w:szCs w:val="20"/>
+          <w:lang w:eastAsia="ru-RU"/>
+        </w:rPr>
+      </w:pPr>
+      <w:r>
         <w:rPr>
           <w:rFonts w:ascii="Courier New" w:eastAsia="Times New Roman" w:hAnsi="Courier New" w:cs="Courier New"/>
           <w:color w:val="000000"/>
@@ -8473,7 +8349,18 @@
           <w:szCs w:val="20"/>
           <w:lang w:val="en-US" w:eastAsia="ru-RU"/>
         </w:rPr>
-      </w:pPr>
+        <w:t xml:space="preserve">  </w:t>
+      </w:r>
+      <w:r>
+        <w:rPr>
+          <w:rFonts w:ascii="Courier New" w:eastAsia="Times New Roman" w:hAnsi="Courier New" w:cs="Courier New"/>
+          <w:color w:val="000000"/>
+          <w:sz w:val="20"/>
+          <w:szCs w:val="20"/>
+          <w:lang w:eastAsia="ru-RU"/>
+        </w:rPr>
+        <w:t>&lt;/</w:t>
+      </w:r>
       <w:r>
         <w:rPr>
           <w:rFonts w:ascii="Courier New" w:eastAsia="Times New Roman" w:hAnsi="Courier New" w:cs="Courier New"/>
@@ -8482,9 +8369,40 @@
           <w:szCs w:val="20"/>
           <w:lang w:val="en-US" w:eastAsia="ru-RU"/>
         </w:rPr>
-        <w:t xml:space="preserve">  &lt;</w:t>
-      </w:r>
-      <w:proofErr w:type="spellStart"/>
+        <w:t>FigureBase</w:t>
+      </w:r>
+      <w:r>
+        <w:rPr>
+          <w:rFonts w:ascii="Courier New" w:eastAsia="Times New Roman" w:hAnsi="Courier New" w:cs="Courier New"/>
+          <w:color w:val="000000"/>
+          <w:sz w:val="20"/>
+          <w:szCs w:val="20"/>
+          <w:lang w:eastAsia="ru-RU"/>
+        </w:rPr>
+        <w:t>&gt;</w:t>
+      </w:r>
+    </w:p>
+    <w:p>
+      <w:pPr>
+        <w:ind w:firstLine="0"/>
+        <w:rPr>
+          <w:rFonts w:ascii="Courier New" w:eastAsia="Times New Roman" w:hAnsi="Courier New" w:cs="Courier New"/>
+          <w:color w:val="000000"/>
+          <w:sz w:val="20"/>
+          <w:szCs w:val="20"/>
+          <w:lang w:eastAsia="ru-RU"/>
+        </w:rPr>
+      </w:pPr>
+      <w:r>
+        <w:rPr>
+          <w:rFonts w:ascii="Courier New" w:eastAsia="Times New Roman" w:hAnsi="Courier New" w:cs="Courier New"/>
+          <w:color w:val="000000"/>
+          <w:sz w:val="20"/>
+          <w:szCs w:val="20"/>
+          <w:lang w:eastAsia="ru-RU"/>
+        </w:rPr>
+        <w:t>&lt;/</w:t>
+      </w:r>
       <w:r>
         <w:rPr>
           <w:rFonts w:ascii="Courier New" w:eastAsia="Times New Roman" w:hAnsi="Courier New" w:cs="Courier New"/>
@@ -8493,309 +8411,8 @@
           <w:szCs w:val="20"/>
           <w:lang w:val="en-US" w:eastAsia="ru-RU"/>
         </w:rPr>
-        <w:t>FigureBase</w:t>
-      </w:r>
-      <w:proofErr w:type="spellEnd"/>
-      <w:r>
-        <w:rPr>
-          <w:rFonts w:ascii="Courier New" w:eastAsia="Times New Roman" w:hAnsi="Courier New" w:cs="Courier New"/>
-          <w:color w:val="000000"/>
-          <w:sz w:val="20"/>
-          <w:szCs w:val="20"/>
-          <w:lang w:val="en-US" w:eastAsia="ru-RU"/>
-        </w:rPr>
-        <w:t xml:space="preserve"> </w:t>
-      </w:r>
-      <w:proofErr w:type="spellStart"/>
-      <w:proofErr w:type="gramStart"/>
-      <w:r>
-        <w:rPr>
-          <w:rFonts w:ascii="Courier New" w:eastAsia="Times New Roman" w:hAnsi="Courier New" w:cs="Courier New"/>
-          <w:color w:val="000000"/>
-          <w:sz w:val="20"/>
-          <w:szCs w:val="20"/>
-          <w:lang w:val="en-US" w:eastAsia="ru-RU"/>
-        </w:rPr>
-        <w:t>xsi:type</w:t>
-      </w:r>
-      <w:proofErr w:type="spellEnd"/>
-      <w:proofErr w:type="gramEnd"/>
-      <w:r>
-        <w:rPr>
-          <w:rFonts w:ascii="Courier New" w:eastAsia="Times New Roman" w:hAnsi="Courier New" w:cs="Courier New"/>
-          <w:color w:val="000000"/>
-          <w:sz w:val="20"/>
-          <w:szCs w:val="20"/>
-          <w:lang w:val="en-US" w:eastAsia="ru-RU"/>
-        </w:rPr>
-        <w:t>="Rectangle"&gt;</w:t>
-      </w:r>
-    </w:p>
-    <w:p>
-      <w:pPr>
-        <w:ind w:firstLine="0"/>
-        <w:rPr>
-          <w:rFonts w:ascii="Courier New" w:eastAsia="Times New Roman" w:hAnsi="Courier New" w:cs="Courier New"/>
-          <w:color w:val="000000"/>
-          <w:sz w:val="20"/>
-          <w:szCs w:val="20"/>
-          <w:lang w:val="en-US" w:eastAsia="ru-RU"/>
-        </w:rPr>
-      </w:pPr>
-      <w:r>
-        <w:rPr>
-          <w:rFonts w:ascii="Courier New" w:eastAsia="Times New Roman" w:hAnsi="Courier New" w:cs="Courier New"/>
-          <w:color w:val="000000"/>
-          <w:sz w:val="20"/>
-          <w:szCs w:val="20"/>
-          <w:lang w:val="en-US" w:eastAsia="ru-RU"/>
-        </w:rPr>
-        <w:t xml:space="preserve">    &lt;Length&gt;&lt;/Length&gt;</w:t>
-      </w:r>
-    </w:p>
-    <w:p>
-      <w:pPr>
-        <w:ind w:firstLine="0"/>
-        <w:rPr>
-          <w:rFonts w:ascii="Courier New" w:eastAsia="Times New Roman" w:hAnsi="Courier New" w:cs="Courier New"/>
-          <w:color w:val="000000"/>
-          <w:sz w:val="20"/>
-          <w:szCs w:val="20"/>
-          <w:lang w:val="en-US" w:eastAsia="ru-RU"/>
-        </w:rPr>
-      </w:pPr>
-      <w:r>
-        <w:rPr>
-          <w:rFonts w:ascii="Courier New" w:eastAsia="Times New Roman" w:hAnsi="Courier New" w:cs="Courier New"/>
-          <w:color w:val="000000"/>
-          <w:sz w:val="20"/>
-          <w:szCs w:val="20"/>
-          <w:lang w:val="en-US" w:eastAsia="ru-RU"/>
-        </w:rPr>
-        <w:t xml:space="preserve">    &lt;Width&gt;&lt;/Width&gt;</w:t>
-      </w:r>
-    </w:p>
-    <w:p>
-      <w:pPr>
-        <w:ind w:firstLine="0"/>
-        <w:rPr>
-          <w:rFonts w:ascii="Courier New" w:eastAsia="Times New Roman" w:hAnsi="Courier New" w:cs="Courier New"/>
-          <w:color w:val="000000"/>
-          <w:sz w:val="20"/>
-          <w:szCs w:val="20"/>
-          <w:lang w:val="en-US" w:eastAsia="ru-RU"/>
-        </w:rPr>
-      </w:pPr>
-      <w:r>
-        <w:rPr>
-          <w:rFonts w:ascii="Courier New" w:eastAsia="Times New Roman" w:hAnsi="Courier New" w:cs="Courier New"/>
-          <w:color w:val="000000"/>
-          <w:sz w:val="20"/>
-          <w:szCs w:val="20"/>
-          <w:lang w:val="en-US" w:eastAsia="ru-RU"/>
-        </w:rPr>
-        <w:t xml:space="preserve">  &lt;/</w:t>
-      </w:r>
-      <w:proofErr w:type="spellStart"/>
-      <w:r>
-        <w:rPr>
-          <w:rFonts w:ascii="Courier New" w:eastAsia="Times New Roman" w:hAnsi="Courier New" w:cs="Courier New"/>
-          <w:color w:val="000000"/>
-          <w:sz w:val="20"/>
-          <w:szCs w:val="20"/>
-          <w:lang w:val="en-US" w:eastAsia="ru-RU"/>
-        </w:rPr>
-        <w:t>FigureBase</w:t>
-      </w:r>
-      <w:proofErr w:type="spellEnd"/>
-      <w:r>
-        <w:rPr>
-          <w:rFonts w:ascii="Courier New" w:eastAsia="Times New Roman" w:hAnsi="Courier New" w:cs="Courier New"/>
-          <w:color w:val="000000"/>
-          <w:sz w:val="20"/>
-          <w:szCs w:val="20"/>
-          <w:lang w:val="en-US" w:eastAsia="ru-RU"/>
-        </w:rPr>
-        <w:t>&gt;</w:t>
-      </w:r>
-    </w:p>
-    <w:p>
-      <w:pPr>
-        <w:ind w:firstLine="0"/>
-        <w:rPr>
-          <w:rFonts w:ascii="Courier New" w:eastAsia="Times New Roman" w:hAnsi="Courier New" w:cs="Courier New"/>
-          <w:color w:val="000000"/>
-          <w:sz w:val="20"/>
-          <w:szCs w:val="20"/>
-          <w:lang w:val="en-US" w:eastAsia="ru-RU"/>
-        </w:rPr>
-      </w:pPr>
-      <w:r>
-        <w:rPr>
-          <w:rFonts w:ascii="Courier New" w:eastAsia="Times New Roman" w:hAnsi="Courier New" w:cs="Courier New"/>
-          <w:color w:val="000000"/>
-          <w:sz w:val="20"/>
-          <w:szCs w:val="20"/>
-          <w:lang w:val="en-US" w:eastAsia="ru-RU"/>
-        </w:rPr>
-        <w:t xml:space="preserve">  &lt;</w:t>
-      </w:r>
-      <w:proofErr w:type="spellStart"/>
-      <w:r>
-        <w:rPr>
-          <w:rFonts w:ascii="Courier New" w:eastAsia="Times New Roman" w:hAnsi="Courier New" w:cs="Courier New"/>
-          <w:color w:val="000000"/>
-          <w:sz w:val="20"/>
-          <w:szCs w:val="20"/>
-          <w:lang w:val="en-US" w:eastAsia="ru-RU"/>
-        </w:rPr>
-        <w:t>FigureBase</w:t>
-      </w:r>
-      <w:proofErr w:type="spellEnd"/>
-      <w:r>
-        <w:rPr>
-          <w:rFonts w:ascii="Courier New" w:eastAsia="Times New Roman" w:hAnsi="Courier New" w:cs="Courier New"/>
-          <w:color w:val="000000"/>
-          <w:sz w:val="20"/>
-          <w:szCs w:val="20"/>
-          <w:lang w:val="en-US" w:eastAsia="ru-RU"/>
-        </w:rPr>
-        <w:t xml:space="preserve"> </w:t>
-      </w:r>
-      <w:proofErr w:type="spellStart"/>
-      <w:proofErr w:type="gramStart"/>
-      <w:r>
-        <w:rPr>
-          <w:rFonts w:ascii="Courier New" w:eastAsia="Times New Roman" w:hAnsi="Courier New" w:cs="Courier New"/>
-          <w:color w:val="000000"/>
-          <w:sz w:val="20"/>
-          <w:szCs w:val="20"/>
-          <w:lang w:val="en-US" w:eastAsia="ru-RU"/>
-        </w:rPr>
-        <w:t>xsi:type</w:t>
-      </w:r>
-      <w:proofErr w:type="spellEnd"/>
-      <w:proofErr w:type="gramEnd"/>
-      <w:r>
-        <w:rPr>
-          <w:rFonts w:ascii="Courier New" w:eastAsia="Times New Roman" w:hAnsi="Courier New" w:cs="Courier New"/>
-          <w:color w:val="000000"/>
-          <w:sz w:val="20"/>
-          <w:szCs w:val="20"/>
-          <w:lang w:val="en-US" w:eastAsia="ru-RU"/>
-        </w:rPr>
-        <w:t>="Circle"&gt;</w:t>
-      </w:r>
-    </w:p>
-    <w:p>
-      <w:pPr>
-        <w:ind w:firstLine="0"/>
-        <w:rPr>
-          <w:rFonts w:ascii="Courier New" w:eastAsia="Times New Roman" w:hAnsi="Courier New" w:cs="Courier New"/>
-          <w:color w:val="000000"/>
-          <w:sz w:val="20"/>
-          <w:szCs w:val="20"/>
-          <w:lang w:val="en-US" w:eastAsia="ru-RU"/>
-        </w:rPr>
-      </w:pPr>
-      <w:r>
-        <w:rPr>
-          <w:rFonts w:ascii="Courier New" w:eastAsia="Times New Roman" w:hAnsi="Courier New" w:cs="Courier New"/>
-          <w:color w:val="000000"/>
-          <w:sz w:val="20"/>
-          <w:szCs w:val="20"/>
-          <w:lang w:val="en-US" w:eastAsia="ru-RU"/>
-        </w:rPr>
-        <w:t xml:space="preserve">    &lt;Radius&gt;&lt;/Radius&gt;</w:t>
-      </w:r>
-    </w:p>
-    <w:p>
-      <w:pPr>
-        <w:ind w:firstLine="0"/>
-        <w:rPr>
-          <w:rFonts w:ascii="Courier New" w:eastAsia="Times New Roman" w:hAnsi="Courier New" w:cs="Courier New"/>
-          <w:color w:val="000000"/>
-          <w:sz w:val="20"/>
-          <w:szCs w:val="20"/>
-          <w:lang w:eastAsia="ru-RU"/>
-        </w:rPr>
-      </w:pPr>
-      <w:r>
-        <w:rPr>
-          <w:rFonts w:ascii="Courier New" w:eastAsia="Times New Roman" w:hAnsi="Courier New" w:cs="Courier New"/>
-          <w:color w:val="000000"/>
-          <w:sz w:val="20"/>
-          <w:szCs w:val="20"/>
-          <w:lang w:val="en-US" w:eastAsia="ru-RU"/>
-        </w:rPr>
-        <w:t xml:space="preserve">  </w:t>
-      </w:r>
-      <w:r>
-        <w:rPr>
-          <w:rFonts w:ascii="Courier New" w:eastAsia="Times New Roman" w:hAnsi="Courier New" w:cs="Courier New"/>
-          <w:color w:val="000000"/>
-          <w:sz w:val="20"/>
-          <w:szCs w:val="20"/>
-          <w:lang w:eastAsia="ru-RU"/>
-        </w:rPr>
-        <w:t>&lt;/</w:t>
-      </w:r>
-      <w:proofErr w:type="spellStart"/>
-      <w:r>
-        <w:rPr>
-          <w:rFonts w:ascii="Courier New" w:eastAsia="Times New Roman" w:hAnsi="Courier New" w:cs="Courier New"/>
-          <w:color w:val="000000"/>
-          <w:sz w:val="20"/>
-          <w:szCs w:val="20"/>
-          <w:lang w:val="en-US" w:eastAsia="ru-RU"/>
-        </w:rPr>
-        <w:t>FigureBase</w:t>
-      </w:r>
-      <w:proofErr w:type="spellEnd"/>
-      <w:r>
-        <w:rPr>
-          <w:rFonts w:ascii="Courier New" w:eastAsia="Times New Roman" w:hAnsi="Courier New" w:cs="Courier New"/>
-          <w:color w:val="000000"/>
-          <w:sz w:val="20"/>
-          <w:szCs w:val="20"/>
-          <w:lang w:eastAsia="ru-RU"/>
-        </w:rPr>
-        <w:t>&gt;</w:t>
-      </w:r>
-    </w:p>
-    <w:p>
-      <w:pPr>
-        <w:ind w:firstLine="0"/>
-        <w:rPr>
-          <w:rFonts w:ascii="Courier New" w:eastAsia="Times New Roman" w:hAnsi="Courier New" w:cs="Courier New"/>
-          <w:color w:val="000000"/>
-          <w:sz w:val="20"/>
-          <w:szCs w:val="20"/>
-          <w:lang w:eastAsia="ru-RU"/>
-        </w:rPr>
-      </w:pPr>
-      <w:r>
-        <w:rPr>
-          <w:rFonts w:ascii="Courier New" w:eastAsia="Times New Roman" w:hAnsi="Courier New" w:cs="Courier New"/>
-          <w:color w:val="000000"/>
-          <w:sz w:val="20"/>
-          <w:szCs w:val="20"/>
-          <w:lang w:eastAsia="ru-RU"/>
-        </w:rPr>
-        <w:t>&lt;/</w:t>
-      </w:r>
-      <w:proofErr w:type="spellStart"/>
-      <w:r>
-        <w:rPr>
-          <w:rFonts w:ascii="Courier New" w:eastAsia="Times New Roman" w:hAnsi="Courier New" w:cs="Courier New"/>
-          <w:color w:val="000000"/>
-          <w:sz w:val="20"/>
-          <w:szCs w:val="20"/>
-          <w:lang w:val="en-US" w:eastAsia="ru-RU"/>
-        </w:rPr>
         <w:t>ArrayOfFigureBase</w:t>
       </w:r>
-      <w:proofErr w:type="spellEnd"/>
       <w:r>
         <w:rPr>
           <w:rFonts w:ascii="Courier New" w:eastAsia="Times New Roman" w:hAnsi="Courier New" w:cs="Courier New"/>

--- a/Шлапак М.Р._Отчёт ЛБ 5.docx
+++ b/Шлапак М.Р._Отчёт ЛБ 5.docx
@@ -333,11 +333,19 @@
                 <w:u w:val="single"/>
               </w:rPr>
             </w:pPr>
+            <w:proofErr w:type="spellStart"/>
             <w:r>
               <w:rPr>
                 <w:u w:val="single"/>
               </w:rPr>
-              <w:t>Шлапак М.Р.</w:t>
+              <w:t>Шлапак</w:t>
+            </w:r>
+            <w:proofErr w:type="spellEnd"/>
+            <w:r>
+              <w:rPr>
+                <w:u w:val="single"/>
+              </w:rPr>
+              <w:t xml:space="preserve"> М.Р.</w:t>
             </w:r>
           </w:p>
         </w:tc>
@@ -644,12 +652,21 @@
                 <w:u w:val="single"/>
               </w:rPr>
             </w:pPr>
+            <w:proofErr w:type="spellStart"/>
             <w:r>
               <w:rPr>
                 <w:szCs w:val="28"/>
                 <w:u w:val="single"/>
               </w:rPr>
-              <w:t>Калентьев А. А.</w:t>
+              <w:t>Калентьев</w:t>
+            </w:r>
+            <w:proofErr w:type="spellEnd"/>
+            <w:r>
+              <w:rPr>
+                <w:szCs w:val="28"/>
+                <w:u w:val="single"/>
+              </w:rPr>
+              <w:t xml:space="preserve"> А. А.</w:t>
             </w:r>
           </w:p>
         </w:tc>
@@ -1886,7 +1903,23 @@
     </w:p>
     <w:p>
       <w:r>
-        <w:t xml:space="preserve">Вариант использования (use case) — это описание множества последовательных действий (включая вариации), которые выполняются некоторым субъектом с целью получения результата, значимого для некоторого действующего лица </w:t>
+        <w:t>Вариант использования (</w:t>
+      </w:r>
+      <w:proofErr w:type="spellStart"/>
+      <w:r>
+        <w:t>use</w:t>
+      </w:r>
+      <w:proofErr w:type="spellEnd"/>
+      <w:r>
+        <w:t xml:space="preserve"> </w:t>
+      </w:r>
+      <w:proofErr w:type="spellStart"/>
+      <w:r>
+        <w:t>case</w:t>
+      </w:r>
+      <w:proofErr w:type="spellEnd"/>
+      <w:r>
+        <w:t xml:space="preserve">) — это описание множества последовательных действий (включая вариации), которые выполняются некоторым субъектом с целью получения результата, значимого для некоторого действующего лица </w:t>
       </w:r>
       <w:r>
         <w:t>[</w:t>
@@ -2123,6 +2156,7 @@
           <w:docGrid w:linePitch="381"/>
         </w:sectPr>
       </w:pPr>
+      <w:commentRangeStart w:id="8"/>
       <w:r>
         <w:lastRenderedPageBreak/>
         <w:t xml:space="preserve">Рисунок 2 – </w:t>
@@ -2134,7 +2168,17 @@
         <w:t>UML</w:t>
       </w:r>
       <w:r>
-        <w:t xml:space="preserve"> диаграмма классов</w:t>
+        <w:t xml:space="preserve"> ди</w:t>
+      </w:r>
+      <w:commentRangeEnd w:id="8"/>
+      <w:r>
+        <w:rPr>
+          <w:rStyle w:val="a9"/>
+        </w:rPr>
+        <w:commentReference w:id="8"/>
+      </w:r>
+      <w:r>
+        <w:t>аграмма классов</w:t>
       </w:r>
     </w:p>
     <w:p>
@@ -2147,8 +2191,8 @@
           <w:bCs/>
         </w:rPr>
       </w:pPr>
-      <w:bookmarkStart w:id="8" w:name="_Toc74829066"/>
-      <w:bookmarkStart w:id="9" w:name="_Toc215716519"/>
+      <w:bookmarkStart w:id="9" w:name="_Toc74829066"/>
+      <w:bookmarkStart w:id="10" w:name="_Toc215716519"/>
       <w:r>
         <w:rPr>
           <w:b/>
@@ -2157,8 +2201,8 @@
         <w:lastRenderedPageBreak/>
         <w:t>1.3 Описание классов, образующих связь типа «общее-частное»</w:t>
       </w:r>
-      <w:bookmarkEnd w:id="8"/>
       <w:bookmarkEnd w:id="9"/>
+      <w:bookmarkEnd w:id="10"/>
     </w:p>
     <w:p>
       <w:pPr>
@@ -2168,6 +2212,7 @@
       <w:r>
         <w:t xml:space="preserve">В таблице 1 приведено описание абстрактного класса </w:t>
       </w:r>
+      <w:proofErr w:type="spellStart"/>
       <w:r>
         <w:rPr>
           <w:i/>
@@ -2175,6 +2220,7 @@
         </w:rPr>
         <w:t>FigureBase</w:t>
       </w:r>
+      <w:proofErr w:type="spellEnd"/>
       <w:r>
         <w:t xml:space="preserve"> </w:t>
       </w:r>
@@ -2192,6 +2238,7 @@
       <w:r>
         <w:t xml:space="preserve">Таблица 1 – Описание класса </w:t>
       </w:r>
+      <w:proofErr w:type="spellStart"/>
       <w:r>
         <w:rPr>
           <w:i/>
@@ -2199,6 +2246,7 @@
         </w:rPr>
         <w:t>FigureBase</w:t>
       </w:r>
+      <w:proofErr w:type="spellEnd"/>
     </w:p>
     <w:tbl>
       <w:tblPr>
@@ -2322,6 +2370,7 @@
               </w:rPr>
               <w:t xml:space="preserve">Класс </w:t>
             </w:r>
+            <w:proofErr w:type="spellStart"/>
             <w:r>
               <w:rPr>
                 <w:i/>
@@ -2330,6 +2379,7 @@
               </w:rPr>
               <w:t>FigureBase</w:t>
             </w:r>
+            <w:proofErr w:type="spellEnd"/>
             <w:r>
               <w:rPr>
                 <w:sz w:val="24"/>
@@ -2396,6 +2446,7 @@
               </w:rPr>
               <w:t xml:space="preserve">+ </w:t>
             </w:r>
+            <w:proofErr w:type="spellStart"/>
             <w:r>
               <w:rPr>
                 <w:sz w:val="24"/>
@@ -2403,6 +2454,7 @@
               </w:rPr>
               <w:t>FigureType</w:t>
             </w:r>
+            <w:proofErr w:type="spellEnd"/>
           </w:p>
         </w:tc>
         <w:tc>
@@ -2631,13 +2683,23 @@
               </w:rPr>
               <w:t xml:space="preserve"> </w:t>
             </w:r>
+            <w:proofErr w:type="spellStart"/>
             <w:r>
               <w:rPr>
                 <w:sz w:val="24"/>
                 <w:u w:val="single"/>
                 <w:lang w:val="en-US"/>
               </w:rPr>
-              <w:t xml:space="preserve">CheckingNumber </w:t>
+              <w:t>CheckingNumber</w:t>
+            </w:r>
+            <w:proofErr w:type="spellEnd"/>
+            <w:r>
+              <w:rPr>
+                <w:sz w:val="24"/>
+                <w:u w:val="single"/>
+                <w:lang w:val="en-US"/>
+              </w:rPr>
+              <w:t xml:space="preserve"> </w:t>
             </w:r>
             <w:r>
               <w:rPr>
@@ -2798,6 +2860,7 @@
       <w:r>
         <w:t xml:space="preserve">, которые наследуются от </w:t>
       </w:r>
+      <w:proofErr w:type="spellStart"/>
       <w:r>
         <w:rPr>
           <w:i/>
@@ -2805,6 +2868,7 @@
         </w:rPr>
         <w:t>FigureBase</w:t>
       </w:r>
+      <w:proofErr w:type="spellEnd"/>
       <w:r>
         <w:t>.</w:t>
       </w:r>
@@ -2958,11 +3022,19 @@
               </w:rPr>
               <w:t xml:space="preserve">Класс </w:t>
             </w:r>
-            <w:r>
-              <w:rPr>
-                <w:sz w:val="24"/>
-              </w:rPr>
-              <w:t xml:space="preserve">Rectangle </w:t>
+            <w:proofErr w:type="spellStart"/>
+            <w:r>
+              <w:rPr>
+                <w:sz w:val="24"/>
+              </w:rPr>
+              <w:t>Rectangle</w:t>
+            </w:r>
+            <w:proofErr w:type="spellEnd"/>
+            <w:r>
+              <w:rPr>
+                <w:sz w:val="24"/>
+              </w:rPr>
+              <w:t xml:space="preserve"> </w:t>
             </w:r>
             <w:r>
               <w:rPr>
@@ -3228,8 +3300,17 @@
                 <w:sz w:val="24"/>
                 <w:lang w:val="en-US"/>
               </w:rPr>
-              <w:t>+ FigureType</w:t>
-            </w:r>
+              <w:t xml:space="preserve">+ </w:t>
+            </w:r>
+            <w:proofErr w:type="spellStart"/>
+            <w:r>
+              <w:rPr>
+                <w:sz w:val="24"/>
+                <w:lang w:val="en-US"/>
+              </w:rPr>
+              <w:t>FigureType</w:t>
+            </w:r>
+            <w:proofErr w:type="spellEnd"/>
           </w:p>
         </w:tc>
         <w:tc>
@@ -3660,11 +3741,19 @@
               </w:rPr>
               <w:t xml:space="preserve">Класс </w:t>
             </w:r>
-            <w:r>
-              <w:rPr>
-                <w:sz w:val="24"/>
-              </w:rPr>
-              <w:t xml:space="preserve">Triangle </w:t>
+            <w:proofErr w:type="spellStart"/>
+            <w:r>
+              <w:rPr>
+                <w:sz w:val="24"/>
+              </w:rPr>
+              <w:t>Triangle</w:t>
+            </w:r>
+            <w:proofErr w:type="spellEnd"/>
+            <w:r>
+              <w:rPr>
+                <w:sz w:val="24"/>
+              </w:rPr>
+              <w:t xml:space="preserve"> </w:t>
             </w:r>
             <w:r>
               <w:rPr>
@@ -3897,8 +3986,17 @@
                 <w:sz w:val="24"/>
                 <w:lang w:val="en-US"/>
               </w:rPr>
-              <w:t>+ FigureType</w:t>
-            </w:r>
+              <w:t xml:space="preserve">+ </w:t>
+            </w:r>
+            <w:proofErr w:type="spellStart"/>
+            <w:r>
+              <w:rPr>
+                <w:sz w:val="24"/>
+                <w:lang w:val="en-US"/>
+              </w:rPr>
+              <w:t>FigureType</w:t>
+            </w:r>
+            <w:proofErr w:type="spellEnd"/>
           </w:p>
         </w:tc>
         <w:tc>
@@ -4420,6 +4518,7 @@
               </w:rPr>
               <w:t>_</w:t>
             </w:r>
+            <w:proofErr w:type="spellStart"/>
             <w:r>
               <w:rPr>
                 <w:sz w:val="24"/>
@@ -4427,6 +4526,7 @@
               </w:rPr>
               <w:t>radiusOfFigure</w:t>
             </w:r>
+            <w:proofErr w:type="spellEnd"/>
           </w:p>
         </w:tc>
         <w:tc>
@@ -4524,8 +4624,17 @@
                 <w:sz w:val="24"/>
                 <w:lang w:val="en-US"/>
               </w:rPr>
-              <w:t>+ FigureType</w:t>
-            </w:r>
+              <w:t xml:space="preserve">+ </w:t>
+            </w:r>
+            <w:proofErr w:type="spellStart"/>
+            <w:r>
+              <w:rPr>
+                <w:sz w:val="24"/>
+                <w:lang w:val="en-US"/>
+              </w:rPr>
+              <w:t>FigureType</w:t>
+            </w:r>
+            <w:proofErr w:type="spellEnd"/>
           </w:p>
         </w:tc>
         <w:tc>
@@ -4763,8 +4872,8 @@
           <w:bCs/>
         </w:rPr>
       </w:pPr>
-      <w:bookmarkStart w:id="10" w:name="_Toc74829067"/>
-      <w:bookmarkStart w:id="11" w:name="_Toc215716520"/>
+      <w:bookmarkStart w:id="11" w:name="_Toc74829067"/>
+      <w:bookmarkStart w:id="12" w:name="_Toc215716520"/>
       <w:r>
         <w:rPr>
           <w:b/>
@@ -4781,8 +4890,8 @@
         </w:rPr>
         <w:t>Git</w:t>
       </w:r>
-      <w:bookmarkEnd w:id="10"/>
       <w:bookmarkEnd w:id="11"/>
+      <w:bookmarkEnd w:id="12"/>
     </w:p>
     <w:p>
       <w:pPr>
@@ -4818,340 +4927,6 @@
             <wp:extent cx="6120130" cy="2188845"/>
             <wp:effectExtent l="0" t="0" r="0" b="1905"/>
             <wp:docPr id="2" name="Рисунок 2"/>
-            <wp:cNvGraphicFramePr>
-              <a:graphicFrameLocks xmlns:a="http://schemas.openxmlformats.org/drawingml/2006/main" noChangeAspect="1"/>
-            </wp:cNvGraphicFramePr>
-            <a:graphic xmlns:a="http://schemas.openxmlformats.org/drawingml/2006/main">
-              <a:graphicData uri="http://schemas.openxmlformats.org/drawingml/2006/picture">
-                <pic:pic xmlns:pic="http://schemas.openxmlformats.org/drawingml/2006/picture">
-                  <pic:nvPicPr>
-                    <pic:cNvPr id="1" name=""/>
-                    <pic:cNvPicPr/>
-                  </pic:nvPicPr>
-                  <pic:blipFill>
-                    <a:blip r:embed="rId11"/>
-                    <a:stretch>
-                      <a:fillRect/>
-                    </a:stretch>
-                  </pic:blipFill>
-                  <pic:spPr>
-                    <a:xfrm>
-                      <a:off x="0" y="0"/>
-                      <a:ext cx="6120130" cy="2188845"/>
-                    </a:xfrm>
-                    <a:prstGeom prst="rect">
-                      <a:avLst/>
-                    </a:prstGeom>
-                  </pic:spPr>
-                </pic:pic>
-              </a:graphicData>
-            </a:graphic>
-          </wp:inline>
-        </w:drawing>
-      </w:r>
-    </w:p>
-    <w:p>
-      <w:pPr>
-        <w:ind w:firstLine="0"/>
-        <w:jc w:val="center"/>
-      </w:pPr>
-      <w:r>
-        <w:t xml:space="preserve">Рисунок 3 – Дерево ветвлений </w:t>
-      </w:r>
-      <w:r>
-        <w:rPr>
-          <w:lang w:val="en-US"/>
-        </w:rPr>
-        <w:t>Git</w:t>
-      </w:r>
-    </w:p>
-    <w:p>
-      <w:pPr>
-        <w:ind w:firstLine="0"/>
-        <w:jc w:val="center"/>
-        <w:sectPr>
-          <w:pgSz w:w="11906" w:h="16838"/>
-          <w:pgMar w:top="1134" w:right="567" w:bottom="1134" w:left="1701" w:header="709" w:footer="494" w:gutter="0"/>
-          <w:cols w:space="708"/>
-          <w:docGrid w:linePitch="381"/>
-        </w:sectPr>
-      </w:pPr>
-    </w:p>
-    <w:p>
-      <w:pPr>
-        <w:ind w:firstLine="709"/>
-        <w:outlineLvl w:val="1"/>
-        <w:rPr>
-          <w:b/>
-          <w:bCs/>
-        </w:rPr>
-      </w:pPr>
-      <w:bookmarkStart w:id="12" w:name="_Toc74829068"/>
-      <w:bookmarkStart w:id="13" w:name="_Toc215716521"/>
-      <w:r>
-        <w:rPr>
-          <w:b/>
-          <w:bCs/>
-        </w:rPr>
-        <w:lastRenderedPageBreak/>
-        <w:t>1.5 Тестирование программы</w:t>
-      </w:r>
-      <w:bookmarkEnd w:id="12"/>
-      <w:bookmarkEnd w:id="13"/>
-    </w:p>
-    <w:p>
-      <w:pPr>
-        <w:ind w:firstLine="709"/>
-      </w:pPr>
-      <w:r>
-        <w:t>Далее приводится процесс функционального тестирования программы.</w:t>
-      </w:r>
-    </w:p>
-    <w:p>
-      <w:pPr>
-        <w:spacing w:after="240"/>
-        <w:ind w:firstLine="709"/>
-      </w:pPr>
-      <w:r>
-        <w:t>Графический интерфейс пользователя представлен на рисунке 4.</w:t>
-      </w:r>
-    </w:p>
-    <w:p>
-      <w:pPr>
-        <w:ind w:firstLine="0"/>
-        <w:jc w:val="center"/>
-      </w:pPr>
-      <w:r>
-        <w:rPr>
-          <w:noProof/>
-        </w:rPr>
-        <w:drawing>
-          <wp:inline distT="0" distB="0" distL="0" distR="0" wp14:anchorId="39BF675F" wp14:editId="7EED6E64">
-            <wp:extent cx="2714625" cy="3381375"/>
-            <wp:effectExtent l="0" t="0" r="9525" b="9525"/>
-            <wp:docPr id="32" name="Рисунок 32"/>
-            <wp:cNvGraphicFramePr>
-              <a:graphicFrameLocks xmlns:a="http://schemas.openxmlformats.org/drawingml/2006/main" noChangeAspect="1"/>
-            </wp:cNvGraphicFramePr>
-            <a:graphic xmlns:a="http://schemas.openxmlformats.org/drawingml/2006/main">
-              <a:graphicData uri="http://schemas.openxmlformats.org/drawingml/2006/picture">
-                <pic:pic xmlns:pic="http://schemas.openxmlformats.org/drawingml/2006/picture">
-                  <pic:nvPicPr>
-                    <pic:cNvPr id="1" name=""/>
-                    <pic:cNvPicPr/>
-                  </pic:nvPicPr>
-                  <pic:blipFill>
-                    <a:blip r:embed="rId12"/>
-                    <a:stretch>
-                      <a:fillRect/>
-                    </a:stretch>
-                  </pic:blipFill>
-                  <pic:spPr>
-                    <a:xfrm>
-                      <a:off x="0" y="0"/>
-                      <a:ext cx="2714625" cy="3381375"/>
-                    </a:xfrm>
-                    <a:prstGeom prst="rect">
-                      <a:avLst/>
-                    </a:prstGeom>
-                  </pic:spPr>
-                </pic:pic>
-              </a:graphicData>
-            </a:graphic>
-          </wp:inline>
-        </w:drawing>
-      </w:r>
-    </w:p>
-    <w:p>
-      <w:pPr>
-        <w:ind w:firstLine="0"/>
-        <w:jc w:val="center"/>
-      </w:pPr>
-      <w:r>
-        <w:t>Рисунок 4 – Графический интерфейс пользователя</w:t>
-      </w:r>
-    </w:p>
-    <w:p>
-      <w:pPr>
-        <w:ind w:firstLine="709"/>
-        <w:rPr>
-          <w:b/>
-          <w:bCs/>
-        </w:rPr>
-      </w:pPr>
-      <w:r>
-        <w:rPr>
-          <w:b/>
-          <w:bCs/>
-        </w:rPr>
-        <w:t>1.5.1 Тестовый случай «Добавить элемент»</w:t>
-      </w:r>
-    </w:p>
-    <w:p>
-      <w:pPr>
-        <w:ind w:firstLine="709"/>
-      </w:pPr>
-      <w:r>
-        <w:t>Для добавления элемента необходимо вызвать соответствующую форму путём нажатия кнопки «Добавить…» (рисунок 5).</w:t>
-      </w:r>
-    </w:p>
-    <w:p>
-      <w:pPr>
-        <w:ind w:firstLine="0"/>
-        <w:jc w:val="center"/>
-      </w:pPr>
-      <w:r>
-        <w:rPr>
-          <w:noProof/>
-        </w:rPr>
-        <w:drawing>
-          <wp:inline distT="0" distB="0" distL="0" distR="0" wp14:anchorId="031771A0" wp14:editId="356EB967">
-            <wp:extent cx="2152650" cy="1876425"/>
-            <wp:effectExtent l="0" t="0" r="0" b="9525"/>
-            <wp:docPr id="29" name="Рисунок 29"/>
-            <wp:cNvGraphicFramePr>
-              <a:graphicFrameLocks xmlns:a="http://schemas.openxmlformats.org/drawingml/2006/main" noChangeAspect="1"/>
-            </wp:cNvGraphicFramePr>
-            <a:graphic xmlns:a="http://schemas.openxmlformats.org/drawingml/2006/main">
-              <a:graphicData uri="http://schemas.openxmlformats.org/drawingml/2006/picture">
-                <pic:pic xmlns:pic="http://schemas.openxmlformats.org/drawingml/2006/picture">
-                  <pic:nvPicPr>
-                    <pic:cNvPr id="1" name=""/>
-                    <pic:cNvPicPr/>
-                  </pic:nvPicPr>
-                  <pic:blipFill>
-                    <a:blip r:embed="rId13"/>
-                    <a:stretch>
-                      <a:fillRect/>
-                    </a:stretch>
-                  </pic:blipFill>
-                  <pic:spPr>
-                    <a:xfrm>
-                      <a:off x="0" y="0"/>
-                      <a:ext cx="2152650" cy="1876425"/>
-                    </a:xfrm>
-                    <a:prstGeom prst="rect">
-                      <a:avLst/>
-                    </a:prstGeom>
-                  </pic:spPr>
-                </pic:pic>
-              </a:graphicData>
-            </a:graphic>
-          </wp:inline>
-        </w:drawing>
-      </w:r>
-    </w:p>
-    <w:p>
-      <w:pPr>
-        <w:ind w:firstLine="0"/>
-        <w:jc w:val="center"/>
-      </w:pPr>
-      <w:r>
-        <w:t>Рисунок 5 – Форма для добавления элемента</w:t>
-      </w:r>
-    </w:p>
-    <w:p>
-      <w:pPr>
-        <w:ind w:firstLine="709"/>
-        <w:rPr>
-          <w:noProof/>
-        </w:rPr>
-      </w:pPr>
-      <w:r>
-        <w:t>Для</w:t>
-      </w:r>
-      <w:r>
-        <w:t xml:space="preserve"> ввода параметров фигуры (прямоугольника, треугольника или круга) </w:t>
-      </w:r>
-      <w:r>
-        <w:t xml:space="preserve">необходимо </w:t>
-      </w:r>
-      <w:r>
-        <w:t xml:space="preserve">сначала </w:t>
-      </w:r>
-      <w:r>
-        <w:t xml:space="preserve">выбрать </w:t>
-      </w:r>
-      <w:r>
-        <w:t xml:space="preserve">нужный тип в выпадающем списке. После заполнения всех полей </w:t>
-      </w:r>
-      <w:r>
-        <w:t>необходимо нажать на</w:t>
-      </w:r>
-      <w:r>
-        <w:t xml:space="preserve"> кнопку «ОК» — новая фигура добавится в таблицу на главной форме (см. рисунки 6 и 7).</w:t>
-      </w:r>
-    </w:p>
-    <w:p>
-      <w:pPr>
-        <w:ind w:firstLine="0"/>
-        <w:jc w:val="center"/>
-      </w:pPr>
-      <w:r>
-        <w:rPr>
-          <w:noProof/>
-        </w:rPr>
-        <w:lastRenderedPageBreak/>
-        <w:drawing>
-          <wp:inline distT="0" distB="0" distL="0" distR="0" wp14:anchorId="2478EE1F" wp14:editId="4E53E2AB">
-            <wp:extent cx="2152650" cy="2057400"/>
-            <wp:effectExtent l="0" t="0" r="0" b="0"/>
-            <wp:docPr id="30" name="Рисунок 30"/>
-            <wp:cNvGraphicFramePr>
-              <a:graphicFrameLocks xmlns:a="http://schemas.openxmlformats.org/drawingml/2006/main" noChangeAspect="1"/>
-            </wp:cNvGraphicFramePr>
-            <a:graphic xmlns:a="http://schemas.openxmlformats.org/drawingml/2006/main">
-              <a:graphicData uri="http://schemas.openxmlformats.org/drawingml/2006/picture">
-                <pic:pic xmlns:pic="http://schemas.openxmlformats.org/drawingml/2006/picture">
-                  <pic:nvPicPr>
-                    <pic:cNvPr id="1" name=""/>
-                    <pic:cNvPicPr/>
-                  </pic:nvPicPr>
-                  <pic:blipFill>
-                    <a:blip r:embed="rId14"/>
-                    <a:stretch>
-                      <a:fillRect/>
-                    </a:stretch>
-                  </pic:blipFill>
-                  <pic:spPr>
-                    <a:xfrm>
-                      <a:off x="0" y="0"/>
-                      <a:ext cx="2152650" cy="2057400"/>
-                    </a:xfrm>
-                    <a:prstGeom prst="rect">
-                      <a:avLst/>
-                    </a:prstGeom>
-                  </pic:spPr>
-                </pic:pic>
-              </a:graphicData>
-            </a:graphic>
-          </wp:inline>
-        </w:drawing>
-      </w:r>
-    </w:p>
-    <w:p>
-      <w:pPr>
-        <w:ind w:firstLine="0"/>
-        <w:jc w:val="center"/>
-      </w:pPr>
-      <w:r>
-        <w:t>Рисунок 6 – Заполнение полей</w:t>
-      </w:r>
-    </w:p>
-    <w:p>
-      <w:pPr>
-        <w:ind w:firstLine="0"/>
-        <w:jc w:val="center"/>
-      </w:pPr>
-      <w:r>
-        <w:rPr>
-          <w:noProof/>
-        </w:rPr>
-        <w:drawing>
-          <wp:inline distT="0" distB="0" distL="0" distR="0" wp14:anchorId="30E08A7E" wp14:editId="6156BD1E">
-            <wp:extent cx="2129790" cy="2652896"/>
-            <wp:effectExtent l="0" t="0" r="3810" b="0"/>
-            <wp:docPr id="33" name="Рисунок 33"/>
             <wp:cNvGraphicFramePr>
               <a:graphicFrameLocks xmlns:a="http://schemas.openxmlformats.org/drawingml/2006/main" noChangeAspect="1"/>
             </wp:cNvGraphicFramePr>
@@ -5171,7 +4946,7 @@
                   <pic:spPr>
                     <a:xfrm>
                       <a:off x="0" y="0"/>
-                      <a:ext cx="2137617" cy="2662645"/>
+                      <a:ext cx="6120130" cy="2188845"/>
                     </a:xfrm>
                     <a:prstGeom prst="rect">
                       <a:avLst/>
@@ -5190,34 +4965,80 @@
         <w:jc w:val="center"/>
       </w:pPr>
       <w:r>
-        <w:t>Рисунок 7 – Успешное добавление нового элемента</w:t>
-      </w:r>
-    </w:p>
-    <w:p>
-      <w:pPr>
-        <w:ind w:firstLine="709"/>
-        <w:rPr>
-          <w:noProof/>
-        </w:rPr>
-      </w:pPr>
-      <w:r>
-        <w:t>В программе реализована проверка вводимых данных. Если пользователь попытается указать некорректные значения — например, отрицательное число или специальное значение NaN — на экране появится сообщение об ошибке с пояснением (см. рисунки 8–9).</w:t>
+        <w:t xml:space="preserve">Рисунок 3 – Дерево ветвлений </w:t>
+      </w:r>
+      <w:r>
+        <w:rPr>
+          <w:lang w:val="en-US"/>
+        </w:rPr>
+        <w:t>Git</w:t>
       </w:r>
     </w:p>
     <w:p>
       <w:pPr>
         <w:ind w:firstLine="0"/>
         <w:jc w:val="center"/>
+        <w:sectPr>
+          <w:pgSz w:w="11906" w:h="16838"/>
+          <w:pgMar w:top="1134" w:right="567" w:bottom="1134" w:left="1701" w:header="709" w:footer="494" w:gutter="0"/>
+          <w:cols w:space="708"/>
+          <w:docGrid w:linePitch="381"/>
+        </w:sectPr>
+      </w:pPr>
+    </w:p>
+    <w:p>
+      <w:pPr>
+        <w:ind w:firstLine="709"/>
+        <w:outlineLvl w:val="1"/>
+        <w:rPr>
+          <w:b/>
+          <w:bCs/>
+        </w:rPr>
+      </w:pPr>
+      <w:bookmarkStart w:id="13" w:name="_Toc74829068"/>
+      <w:bookmarkStart w:id="14" w:name="_Toc215716521"/>
+      <w:r>
+        <w:rPr>
+          <w:b/>
+          <w:bCs/>
+        </w:rPr>
+        <w:lastRenderedPageBreak/>
+        <w:t>1.5 Тестирование программы</w:t>
+      </w:r>
+      <w:bookmarkEnd w:id="13"/>
+      <w:bookmarkEnd w:id="14"/>
+    </w:p>
+    <w:p>
+      <w:pPr>
+        <w:ind w:firstLine="709"/>
+      </w:pPr>
+      <w:r>
+        <w:t>Далее приводится процесс функционального тестирования программы.</w:t>
+      </w:r>
+    </w:p>
+    <w:p>
+      <w:pPr>
+        <w:spacing w:after="240"/>
+        <w:ind w:firstLine="709"/>
+      </w:pPr>
+      <w:r>
+        <w:t>Графический интерфейс пользователя представлен на рисунке 4.</w:t>
+      </w:r>
+    </w:p>
+    <w:p>
+      <w:pPr>
+        <w:ind w:firstLine="0"/>
+        <w:jc w:val="center"/>
       </w:pPr>
       <w:r>
         <w:rPr>
           <w:noProof/>
         </w:rPr>
         <w:drawing>
-          <wp:inline distT="0" distB="0" distL="0" distR="0" wp14:anchorId="28A2B5F7" wp14:editId="052B9356">
-            <wp:extent cx="2152650" cy="2057400"/>
-            <wp:effectExtent l="0" t="0" r="0" b="0"/>
-            <wp:docPr id="34" name="Рисунок 34"/>
+          <wp:inline distT="0" distB="0" distL="0" distR="0" wp14:anchorId="39BF675F" wp14:editId="7EED6E64">
+            <wp:extent cx="2714625" cy="3381375"/>
+            <wp:effectExtent l="0" t="0" r="9525" b="9525"/>
+            <wp:docPr id="32" name="Рисунок 32"/>
             <wp:cNvGraphicFramePr>
               <a:graphicFrameLocks xmlns:a="http://schemas.openxmlformats.org/drawingml/2006/main" noChangeAspect="1"/>
             </wp:cNvGraphicFramePr>
@@ -5237,7 +5058,7 @@
                   <pic:spPr>
                     <a:xfrm>
                       <a:off x="0" y="0"/>
-                      <a:ext cx="2152650" cy="2057400"/>
+                      <a:ext cx="2714625" cy="3381375"/>
                     </a:xfrm>
                     <a:prstGeom prst="rect">
                       <a:avLst/>
@@ -5256,7 +5077,31 @@
         <w:jc w:val="center"/>
       </w:pPr>
       <w:r>
-        <w:t>Рисунок 8 – Некорректный ввод (отрицательное число)</w:t>
+        <w:t>Рисунок 4 – Графический интерфейс пользователя</w:t>
+      </w:r>
+    </w:p>
+    <w:p>
+      <w:pPr>
+        <w:ind w:firstLine="709"/>
+        <w:rPr>
+          <w:b/>
+          <w:bCs/>
+        </w:rPr>
+      </w:pPr>
+      <w:r>
+        <w:rPr>
+          <w:b/>
+          <w:bCs/>
+        </w:rPr>
+        <w:t>1.5.1 Тестовый случай «Добавить элемент»</w:t>
+      </w:r>
+    </w:p>
+    <w:p>
+      <w:pPr>
+        <w:ind w:firstLine="709"/>
+      </w:pPr>
+      <w:r>
+        <w:t>Для добавления элемента необходимо вызвать соответствующую форму путём нажатия кнопки «Добавить…» (рисунок 5).</w:t>
       </w:r>
     </w:p>
     <w:p>
@@ -5268,12 +5113,11 @@
         <w:rPr>
           <w:noProof/>
         </w:rPr>
-        <w:lastRenderedPageBreak/>
         <w:drawing>
-          <wp:inline distT="0" distB="0" distL="0" distR="0" wp14:anchorId="7DB0B218" wp14:editId="7EAD470A">
-            <wp:extent cx="3924300" cy="1638300"/>
-            <wp:effectExtent l="0" t="0" r="0" b="0"/>
-            <wp:docPr id="35" name="Рисунок 35"/>
+          <wp:inline distT="0" distB="0" distL="0" distR="0" wp14:anchorId="031771A0" wp14:editId="356EB967">
+            <wp:extent cx="2152650" cy="1876425"/>
+            <wp:effectExtent l="0" t="0" r="0" b="9525"/>
+            <wp:docPr id="29" name="Рисунок 29"/>
             <wp:cNvGraphicFramePr>
               <a:graphicFrameLocks xmlns:a="http://schemas.openxmlformats.org/drawingml/2006/main" noChangeAspect="1"/>
             </wp:cNvGraphicFramePr>
@@ -5293,7 +5137,7 @@
                   <pic:spPr>
                     <a:xfrm>
                       <a:off x="0" y="0"/>
-                      <a:ext cx="3924300" cy="1638300"/>
+                      <a:ext cx="2152650" cy="1876425"/>
                     </a:xfrm>
                     <a:prstGeom prst="rect">
                       <a:avLst/>
@@ -5312,31 +5156,39 @@
         <w:jc w:val="center"/>
       </w:pPr>
       <w:r>
-        <w:t>Рисунок 9 – Сообщение об ошибке</w:t>
+        <w:t>Рисунок 5 – Форма для добавления элемента</w:t>
       </w:r>
     </w:p>
     <w:p>
       <w:pPr>
         <w:ind w:firstLine="709"/>
         <w:rPr>
-          <w:b/>
-          <w:bCs/>
-        </w:rPr>
-      </w:pPr>
-      <w:r>
-        <w:rPr>
-          <w:b/>
-          <w:bCs/>
-        </w:rPr>
-        <w:t>1.5.2 Тестовый случай «Удалить элемент»</w:t>
-      </w:r>
-    </w:p>
-    <w:p>
-      <w:pPr>
-        <w:ind w:firstLine="709"/>
-      </w:pPr>
-      <w:r>
-        <w:t>Для удаления одного элемента необходимо выбрать его в таблице и нажать на кнопку «Удалить» (рисунки 10 и 11).</w:t>
+          <w:noProof/>
+        </w:rPr>
+      </w:pPr>
+      <w:r>
+        <w:t>Для</w:t>
+      </w:r>
+      <w:r>
+        <w:t xml:space="preserve"> ввода параметров фигуры (прямоугольника, треугольника или круга) </w:t>
+      </w:r>
+      <w:r>
+        <w:t xml:space="preserve">необходимо </w:t>
+      </w:r>
+      <w:r>
+        <w:t xml:space="preserve">сначала </w:t>
+      </w:r>
+      <w:r>
+        <w:t xml:space="preserve">выбрать </w:t>
+      </w:r>
+      <w:r>
+        <w:t xml:space="preserve">нужный тип в выпадающем списке. После заполнения всех полей </w:t>
+      </w:r>
+      <w:r>
+        <w:t>необходимо нажать на</w:t>
+      </w:r>
+      <w:r>
+        <w:t xml:space="preserve"> кнопку «ОК» — новая фигура добавится в таблицу на главной форме (см. рисунки 6 и 7).</w:t>
       </w:r>
     </w:p>
     <w:p>
@@ -5348,11 +5200,12 @@
         <w:rPr>
           <w:noProof/>
         </w:rPr>
+        <w:lastRenderedPageBreak/>
         <w:drawing>
-          <wp:inline distT="0" distB="0" distL="0" distR="0" wp14:anchorId="32BF7C93" wp14:editId="771ACED1">
-            <wp:extent cx="2714625" cy="3381375"/>
-            <wp:effectExtent l="0" t="0" r="9525" b="9525"/>
-            <wp:docPr id="36" name="Рисунок 36"/>
+          <wp:inline distT="0" distB="0" distL="0" distR="0" wp14:anchorId="2478EE1F" wp14:editId="4E53E2AB">
+            <wp:extent cx="2152650" cy="2057400"/>
+            <wp:effectExtent l="0" t="0" r="0" b="0"/>
+            <wp:docPr id="30" name="Рисунок 30"/>
             <wp:cNvGraphicFramePr>
               <a:graphicFrameLocks xmlns:a="http://schemas.openxmlformats.org/drawingml/2006/main" noChangeAspect="1"/>
             </wp:cNvGraphicFramePr>
@@ -5372,7 +5225,7 @@
                   <pic:spPr>
                     <a:xfrm>
                       <a:off x="0" y="0"/>
-                      <a:ext cx="2714625" cy="3381375"/>
+                      <a:ext cx="2152650" cy="2057400"/>
                     </a:xfrm>
                     <a:prstGeom prst="rect">
                       <a:avLst/>
@@ -5391,7 +5244,7 @@
         <w:jc w:val="center"/>
       </w:pPr>
       <w:r>
-        <w:t>Рисунок 10 – Выбор элемента в таблице</w:t>
+        <w:t>Рисунок 6 – Заполнение полей</w:t>
       </w:r>
     </w:p>
     <w:p>
@@ -5403,12 +5256,11 @@
         <w:rPr>
           <w:noProof/>
         </w:rPr>
-        <w:lastRenderedPageBreak/>
         <w:drawing>
-          <wp:inline distT="0" distB="0" distL="0" distR="0" wp14:anchorId="04EA6EE5" wp14:editId="30AD0575">
-            <wp:extent cx="2714625" cy="3381375"/>
-            <wp:effectExtent l="0" t="0" r="9525" b="9525"/>
-            <wp:docPr id="37" name="Рисунок 37"/>
+          <wp:inline distT="0" distB="0" distL="0" distR="0" wp14:anchorId="30E08A7E" wp14:editId="6156BD1E">
+            <wp:extent cx="2129790" cy="2652896"/>
+            <wp:effectExtent l="0" t="0" r="3810" b="0"/>
+            <wp:docPr id="33" name="Рисунок 33"/>
             <wp:cNvGraphicFramePr>
               <a:graphicFrameLocks xmlns:a="http://schemas.openxmlformats.org/drawingml/2006/main" noChangeAspect="1"/>
             </wp:cNvGraphicFramePr>
@@ -5428,7 +5280,7 @@
                   <pic:spPr>
                     <a:xfrm>
                       <a:off x="0" y="0"/>
-                      <a:ext cx="2714625" cy="3381375"/>
+                      <a:ext cx="2137617" cy="2662645"/>
                     </a:xfrm>
                     <a:prstGeom prst="rect">
                       <a:avLst/>
@@ -5447,33 +5299,26 @@
         <w:jc w:val="center"/>
       </w:pPr>
       <w:r>
-        <w:t>Рисунок 11 – Результат нажатия кнопки «Удалить»</w:t>
-      </w:r>
-    </w:p>
-    <w:p>
-      <w:r>
-        <w:t>Для удаления всех элементов</w:t>
-      </w:r>
-      <w:r>
-        <w:t xml:space="preserve"> </w:t>
-      </w:r>
-      <w:r>
-        <w:t>в таблице</w:t>
-      </w:r>
-      <w:r>
-        <w:t xml:space="preserve"> не</w:t>
-      </w:r>
-      <w:r>
-        <w:t>обходимо</w:t>
-      </w:r>
-      <w:r>
-        <w:t xml:space="preserve"> нажать на кнопку «Удалить</w:t>
-      </w:r>
-      <w:r>
-        <w:t xml:space="preserve"> всё» (рисунки 12 и 13</w:t>
-      </w:r>
-      <w:r>
-        <w:t>).</w:t>
+        <w:t>Рисунок 7 – Успешное добавление нового элемента</w:t>
+      </w:r>
+    </w:p>
+    <w:p>
+      <w:pPr>
+        <w:ind w:firstLine="709"/>
+        <w:rPr>
+          <w:noProof/>
+        </w:rPr>
+      </w:pPr>
+      <w:r>
+        <w:t xml:space="preserve">В программе реализована проверка вводимых данных. Если пользователь попытается указать некорректные значения — например, отрицательное число или специальное значение </w:t>
+      </w:r>
+      <w:proofErr w:type="spellStart"/>
+      <w:r>
+        <w:t>NaN</w:t>
+      </w:r>
+      <w:proofErr w:type="spellEnd"/>
+      <w:r>
+        <w:t xml:space="preserve"> — на экране появится сообщение об ошибке с пояснением (см. рисунки 8–9).</w:t>
       </w:r>
     </w:p>
     <w:p>
@@ -5486,10 +5331,10 @@
           <w:noProof/>
         </w:rPr>
         <w:drawing>
-          <wp:inline distT="0" distB="0" distL="0" distR="0" wp14:anchorId="058EF963" wp14:editId="59020E2D">
-            <wp:extent cx="2714625" cy="3381375"/>
-            <wp:effectExtent l="0" t="0" r="9525" b="9525"/>
-            <wp:docPr id="38" name="Рисунок 38"/>
+          <wp:inline distT="0" distB="0" distL="0" distR="0" wp14:anchorId="28A2B5F7" wp14:editId="052B9356">
+            <wp:extent cx="2152650" cy="2057400"/>
+            <wp:effectExtent l="0" t="0" r="0" b="0"/>
+            <wp:docPr id="34" name="Рисунок 34"/>
             <wp:cNvGraphicFramePr>
               <a:graphicFrameLocks xmlns:a="http://schemas.openxmlformats.org/drawingml/2006/main" noChangeAspect="1"/>
             </wp:cNvGraphicFramePr>
@@ -5509,7 +5354,7 @@
                   <pic:spPr>
                     <a:xfrm>
                       <a:off x="0" y="0"/>
-                      <a:ext cx="2714625" cy="3381375"/>
+                      <a:ext cx="2152650" cy="2057400"/>
                     </a:xfrm>
                     <a:prstGeom prst="rect">
                       <a:avLst/>
@@ -5528,14 +5373,24 @@
         <w:jc w:val="center"/>
       </w:pPr>
       <w:r>
+        <w:t>Рисунок 8 – Некорректный ввод (отрицательное число)</w:t>
+      </w:r>
+    </w:p>
+    <w:p>
+      <w:pPr>
+        <w:ind w:firstLine="0"/>
+        <w:jc w:val="center"/>
+      </w:pPr>
+      <w:r>
         <w:rPr>
           <w:noProof/>
         </w:rPr>
+        <w:lastRenderedPageBreak/>
         <w:drawing>
-          <wp:inline distT="0" distB="0" distL="0" distR="0" wp14:anchorId="6A912FF8" wp14:editId="3AB8AD75">
-            <wp:extent cx="2635677" cy="1032197"/>
+          <wp:inline distT="0" distB="0" distL="0" distR="0" wp14:anchorId="7DB0B218" wp14:editId="7EAD470A">
+            <wp:extent cx="3924300" cy="1638300"/>
             <wp:effectExtent l="0" t="0" r="0" b="0"/>
-            <wp:docPr id="40" name="Рисунок 40"/>
+            <wp:docPr id="35" name="Рисунок 35"/>
             <wp:cNvGraphicFramePr>
               <a:graphicFrameLocks xmlns:a="http://schemas.openxmlformats.org/drawingml/2006/main" noChangeAspect="1"/>
             </wp:cNvGraphicFramePr>
@@ -5555,7 +5410,7 @@
                   <pic:spPr>
                     <a:xfrm>
                       <a:off x="0" y="0"/>
-                      <a:ext cx="2661580" cy="1042341"/>
+                      <a:ext cx="3924300" cy="1638300"/>
                     </a:xfrm>
                     <a:prstGeom prst="rect">
                       <a:avLst/>
@@ -5574,7 +5429,31 @@
         <w:jc w:val="center"/>
       </w:pPr>
       <w:r>
-        <w:t>Рисунок 12 – Удаление всех элементов</w:t>
+        <w:t>Рисунок 9 – Сообщение об ошибке</w:t>
+      </w:r>
+    </w:p>
+    <w:p>
+      <w:pPr>
+        <w:ind w:firstLine="709"/>
+        <w:rPr>
+          <w:b/>
+          <w:bCs/>
+        </w:rPr>
+      </w:pPr>
+      <w:r>
+        <w:rPr>
+          <w:b/>
+          <w:bCs/>
+        </w:rPr>
+        <w:t>1.5.2 Тестовый случай «Удалить элемент»</w:t>
+      </w:r>
+    </w:p>
+    <w:p>
+      <w:pPr>
+        <w:ind w:firstLine="709"/>
+      </w:pPr>
+      <w:r>
+        <w:t>Для удаления одного элемента необходимо выбрать его в таблице и нажать на кнопку «Удалить» (рисунки 10 и 11).</w:t>
       </w:r>
     </w:p>
     <w:p>
@@ -5586,12 +5465,11 @@
         <w:rPr>
           <w:noProof/>
         </w:rPr>
-        <w:lastRenderedPageBreak/>
         <w:drawing>
-          <wp:inline distT="0" distB="0" distL="0" distR="0" wp14:anchorId="0585C5F5" wp14:editId="7807F0C3">
+          <wp:inline distT="0" distB="0" distL="0" distR="0" wp14:anchorId="32BF7C93" wp14:editId="771ACED1">
             <wp:extent cx="2714625" cy="3381375"/>
             <wp:effectExtent l="0" t="0" r="9525" b="9525"/>
-            <wp:docPr id="43" name="Рисунок 43"/>
+            <wp:docPr id="36" name="Рисунок 36"/>
             <wp:cNvGraphicFramePr>
               <a:graphicFrameLocks xmlns:a="http://schemas.openxmlformats.org/drawingml/2006/main" noChangeAspect="1"/>
             </wp:cNvGraphicFramePr>
@@ -5630,75 +5508,24 @@
         <w:jc w:val="center"/>
       </w:pPr>
       <w:r>
-        <w:t>Рисунок 13 – Результат удаления всех элементов</w:t>
-      </w:r>
-    </w:p>
-    <w:p>
-      <w:pPr>
-        <w:ind w:firstLine="709"/>
-        <w:rPr>
-          <w:b/>
-          <w:bCs/>
-        </w:rPr>
-      </w:pPr>
-      <w:r>
-        <w:rPr>
-          <w:b/>
-          <w:bCs/>
-        </w:rPr>
-        <w:t>1.5.</w:t>
-      </w:r>
-      <w:r>
-        <w:rPr>
-          <w:b/>
-          <w:bCs/>
-        </w:rPr>
-        <w:t>3</w:t>
-      </w:r>
-      <w:r>
-        <w:rPr>
-          <w:b/>
-          <w:bCs/>
-        </w:rPr>
-        <w:t xml:space="preserve"> Тестовый случай «</w:t>
-      </w:r>
-      <w:r>
-        <w:rPr>
-          <w:b/>
-          <w:bCs/>
-        </w:rPr>
-        <w:t>Случайная фигура</w:t>
-      </w:r>
-      <w:r>
-        <w:rPr>
-          <w:b/>
-          <w:bCs/>
-        </w:rPr>
-        <w:t>»</w:t>
-      </w:r>
-    </w:p>
-    <w:p>
-      <w:pPr>
-        <w:ind w:firstLine="709"/>
-      </w:pPr>
-      <w:r>
-        <w:t>Для создания фигуры случайного класса (круг, прямоугольник, треугольник) с произвольной площадью необходимо нажать на кнопку «Случайная фигура» (рис. 14). После этого в списке сразу же появится запись. На рисунке 15 – пример трёх использований данной функции.</w:t>
-      </w:r>
-    </w:p>
-    <w:p>
-      <w:pPr>
-        <w:ind w:firstLine="709"/>
+        <w:t>Рисунок 10 – Выбор элемента в таблице</w:t>
+      </w:r>
+    </w:p>
+    <w:p>
+      <w:pPr>
+        <w:ind w:firstLine="0"/>
         <w:jc w:val="center"/>
       </w:pPr>
       <w:r>
         <w:rPr>
           <w:noProof/>
         </w:rPr>
+        <w:lastRenderedPageBreak/>
         <w:drawing>
-          <wp:inline distT="0" distB="0" distL="0" distR="0" wp14:anchorId="7A00425F" wp14:editId="76FF28ED">
-            <wp:extent cx="2378165" cy="2962275"/>
-            <wp:effectExtent l="0" t="0" r="3175" b="0"/>
-            <wp:docPr id="47" name="Рисунок 47"/>
+          <wp:inline distT="0" distB="0" distL="0" distR="0" wp14:anchorId="04EA6EE5" wp14:editId="30AD0575">
+            <wp:extent cx="2714625" cy="3381375"/>
+            <wp:effectExtent l="0" t="0" r="9525" b="9525"/>
+            <wp:docPr id="37" name="Рисунок 37"/>
             <wp:cNvGraphicFramePr>
               <a:graphicFrameLocks xmlns:a="http://schemas.openxmlformats.org/drawingml/2006/main" noChangeAspect="1"/>
             </wp:cNvGraphicFramePr>
@@ -5718,7 +5545,7 @@
                   <pic:spPr>
                     <a:xfrm>
                       <a:off x="0" y="0"/>
-                      <a:ext cx="2391500" cy="2978885"/>
+                      <a:ext cx="2714625" cy="3381375"/>
                     </a:xfrm>
                     <a:prstGeom prst="rect">
                       <a:avLst/>
@@ -5737,24 +5564,49 @@
         <w:jc w:val="center"/>
       </w:pPr>
       <w:r>
-        <w:t>Рисунок 14 – Случайная фигура</w:t>
-      </w:r>
-    </w:p>
-    <w:p>
-      <w:pPr>
-        <w:ind w:firstLine="709"/>
+        <w:t>Рисунок 11 – Результат нажатия кнопки «Удалить»</w:t>
+      </w:r>
+    </w:p>
+    <w:p>
+      <w:r>
+        <w:t>Для удаления всех элементов</w:t>
+      </w:r>
+      <w:r>
+        <w:t xml:space="preserve"> </w:t>
+      </w:r>
+      <w:r>
+        <w:t>в таблице</w:t>
+      </w:r>
+      <w:r>
+        <w:t xml:space="preserve"> не</w:t>
+      </w:r>
+      <w:r>
+        <w:t>обходимо</w:t>
+      </w:r>
+      <w:r>
+        <w:t xml:space="preserve"> нажать на кнопку «Удалить</w:t>
+      </w:r>
+      <w:r>
+        <w:t xml:space="preserve"> всё» (рисунки 12 и 13</w:t>
+      </w:r>
+      <w:r>
+        <w:t>).</w:t>
+      </w:r>
+    </w:p>
+    <w:p>
+      <w:pPr>
+        <w:ind w:firstLine="0"/>
         <w:jc w:val="center"/>
       </w:pPr>
       <w:r>
         <w:rPr>
           <w:noProof/>
         </w:rPr>
-        <w:lastRenderedPageBreak/>
         <w:drawing>
-          <wp:inline distT="0" distB="0" distL="0" distR="0" wp14:anchorId="35D1F406" wp14:editId="528B619F">
-            <wp:extent cx="2402840" cy="2993011"/>
-            <wp:effectExtent l="0" t="0" r="0" b="0"/>
-            <wp:docPr id="48" name="Рисунок 48"/>
+          <wp:inline distT="0" distB="0" distL="0" distR="0" wp14:anchorId="058EF963" wp14:editId="59020E2D">
+            <wp:extent cx="2714625" cy="3381375"/>
+            <wp:effectExtent l="0" t="0" r="9525" b="9525"/>
+            <wp:docPr id="38" name="Рисунок 38"/>
             <wp:cNvGraphicFramePr>
               <a:graphicFrameLocks xmlns:a="http://schemas.openxmlformats.org/drawingml/2006/main" noChangeAspect="1"/>
             </wp:cNvGraphicFramePr>
@@ -5774,7 +5626,7 @@
                   <pic:spPr>
                     <a:xfrm>
                       <a:off x="0" y="0"/>
-                      <a:ext cx="2409360" cy="3001133"/>
+                      <a:ext cx="2714625" cy="3381375"/>
                     </a:xfrm>
                     <a:prstGeom prst="rect">
                       <a:avLst/>
@@ -5793,76 +5645,14 @@
         <w:jc w:val="center"/>
       </w:pPr>
       <w:r>
-        <w:t>Рисунок 15 – Результат создания трёх случайных фигур</w:t>
-      </w:r>
-    </w:p>
-    <w:p>
-      <w:pPr>
-        <w:ind w:firstLine="709"/>
-        <w:rPr>
-          <w:b/>
-          <w:bCs/>
-        </w:rPr>
-      </w:pPr>
-      <w:r>
-        <w:rPr>
-          <w:b/>
-          <w:bCs/>
-        </w:rPr>
-        <w:t>1.5.</w:t>
-      </w:r>
-      <w:r>
-        <w:rPr>
-          <w:b/>
-          <w:bCs/>
-        </w:rPr>
-        <w:t>4</w:t>
-      </w:r>
-      <w:r>
-        <w:rPr>
-          <w:b/>
-          <w:bCs/>
-        </w:rPr>
-        <w:t xml:space="preserve"> Тестовый случай «Найти элемент»</w:t>
-      </w:r>
-    </w:p>
-    <w:p>
-      <w:pPr>
-        <w:ind w:firstLine="709"/>
-      </w:pPr>
-      <w:r>
-        <w:t>Для поиска элементов в списке необходимо нажать кнопку «Найти…» (рисунок 1</w:t>
-      </w:r>
-      <w:r>
-        <w:t>6</w:t>
-      </w:r>
-      <w:r>
-        <w:t>). Откроется соответствующая форма для поиска (рисунок 1</w:t>
-      </w:r>
-      <w:r>
-        <w:t>7</w:t>
-      </w:r>
-      <w:r>
-        <w:t>).</w:t>
-      </w:r>
-    </w:p>
-    <w:p>
-      <w:pPr>
-        <w:ind w:firstLine="0"/>
-        <w:jc w:val="center"/>
-        <w:rPr>
-          <w:lang w:val="en-US"/>
-        </w:rPr>
-      </w:pPr>
-      <w:r>
         <w:rPr>
           <w:noProof/>
         </w:rPr>
         <w:drawing>
-          <wp:inline distT="0" distB="0" distL="0" distR="0" wp14:anchorId="7CAB884A" wp14:editId="5B988C45">
-            <wp:extent cx="2714625" cy="3381375"/>
-            <wp:effectExtent l="0" t="0" r="9525" b="9525"/>
-            <wp:docPr id="49" name="Рисунок 49"/>
+          <wp:inline distT="0" distB="0" distL="0" distR="0" wp14:anchorId="6A912FF8" wp14:editId="3AB8AD75">
+            <wp:extent cx="2635677" cy="1032197"/>
+            <wp:effectExtent l="0" t="0" r="0" b="0"/>
+            <wp:docPr id="40" name="Рисунок 40"/>
             <wp:cNvGraphicFramePr>
               <a:graphicFrameLocks xmlns:a="http://schemas.openxmlformats.org/drawingml/2006/main" noChangeAspect="1"/>
             </wp:cNvGraphicFramePr>
@@ -5882,7 +5672,7 @@
                   <pic:spPr>
                     <a:xfrm>
                       <a:off x="0" y="0"/>
-                      <a:ext cx="2714625" cy="3381375"/>
+                      <a:ext cx="2661580" cy="1042341"/>
                     </a:xfrm>
                     <a:prstGeom prst="rect">
                       <a:avLst/>
@@ -5901,22 +5691,13 @@
         <w:jc w:val="center"/>
       </w:pPr>
       <w:r>
-        <w:t>Рисунок 1</w:t>
-      </w:r>
-      <w:r>
-        <w:t>6</w:t>
-      </w:r>
-      <w:r>
-        <w:t xml:space="preserve"> – Вызов формы для поиска элементов</w:t>
+        <w:t>Рисунок 12 – Удаление всех элементов</w:t>
       </w:r>
     </w:p>
     <w:p>
       <w:pPr>
         <w:ind w:firstLine="0"/>
         <w:jc w:val="center"/>
-        <w:rPr>
-          <w:lang w:val="en-US"/>
-        </w:rPr>
       </w:pPr>
       <w:r>
         <w:rPr>
@@ -5924,10 +5705,10 @@
         </w:rPr>
         <w:lastRenderedPageBreak/>
         <w:drawing>
-          <wp:inline distT="0" distB="0" distL="0" distR="0" wp14:anchorId="2A220495" wp14:editId="76167F59">
-            <wp:extent cx="2019300" cy="1924050"/>
-            <wp:effectExtent l="0" t="0" r="0" b="0"/>
-            <wp:docPr id="50" name="Рисунок 50"/>
+          <wp:inline distT="0" distB="0" distL="0" distR="0" wp14:anchorId="0585C5F5" wp14:editId="7807F0C3">
+            <wp:extent cx="2714625" cy="3381375"/>
+            <wp:effectExtent l="0" t="0" r="9525" b="9525"/>
+            <wp:docPr id="43" name="Рисунок 43"/>
             <wp:cNvGraphicFramePr>
               <a:graphicFrameLocks xmlns:a="http://schemas.openxmlformats.org/drawingml/2006/main" noChangeAspect="1"/>
             </wp:cNvGraphicFramePr>
@@ -5947,7 +5728,7 @@
                   <pic:spPr>
                     <a:xfrm>
                       <a:off x="0" y="0"/>
-                      <a:ext cx="2019300" cy="1924050"/>
+                      <a:ext cx="2714625" cy="3381375"/>
                     </a:xfrm>
                     <a:prstGeom prst="rect">
                       <a:avLst/>
@@ -5966,47 +5747,64 @@
         <w:jc w:val="center"/>
       </w:pPr>
       <w:r>
-        <w:t>Рисунок 1</w:t>
-      </w:r>
-      <w:r>
-        <w:t>7</w:t>
-      </w:r>
-      <w:r>
-        <w:t xml:space="preserve"> – Форма для поиска</w:t>
+        <w:t>Рисунок 13 – Результат удаления всех элементов</w:t>
       </w:r>
     </w:p>
     <w:p>
       <w:pPr>
         <w:ind w:firstLine="709"/>
-      </w:pPr>
-      <w:r>
-        <w:t>Пользователь отмечает нужные критерии поиска, при необходимости указывает значения параметров и нажимает кнопку «Показать» (рисунки 1</w:t>
-      </w:r>
-      <w:r>
-        <w:t>8</w:t>
-      </w:r>
-      <w:r>
-        <w:t xml:space="preserve"> и 1</w:t>
-      </w:r>
-      <w:r>
-        <w:t>9</w:t>
-      </w:r>
-      <w:r>
-        <w:t xml:space="preserve">). Для отмены фильтрации и возврата к полному списку служит кнопка «Сбросить фильтр» (рисунок </w:t>
-      </w:r>
-      <w:r>
-        <w:t>20</w:t>
-      </w:r>
-      <w:r>
-        <w:t>-21</w:t>
-      </w:r>
-      <w:r>
-        <w:t>).</w:t>
-      </w:r>
-    </w:p>
-    <w:p>
-      <w:pPr>
-        <w:ind w:firstLine="0"/>
+        <w:rPr>
+          <w:b/>
+          <w:bCs/>
+        </w:rPr>
+      </w:pPr>
+      <w:r>
+        <w:rPr>
+          <w:b/>
+          <w:bCs/>
+        </w:rPr>
+        <w:t>1.5.</w:t>
+      </w:r>
+      <w:r>
+        <w:rPr>
+          <w:b/>
+          <w:bCs/>
+        </w:rPr>
+        <w:t>3</w:t>
+      </w:r>
+      <w:r>
+        <w:rPr>
+          <w:b/>
+          <w:bCs/>
+        </w:rPr>
+        <w:t xml:space="preserve"> Тестовый случай «</w:t>
+      </w:r>
+      <w:r>
+        <w:rPr>
+          <w:b/>
+          <w:bCs/>
+        </w:rPr>
+        <w:t>Случайная фигура</w:t>
+      </w:r>
+      <w:r>
+        <w:rPr>
+          <w:b/>
+          <w:bCs/>
+        </w:rPr>
+        <w:t>»</w:t>
+      </w:r>
+    </w:p>
+    <w:p>
+      <w:pPr>
+        <w:ind w:firstLine="709"/>
+      </w:pPr>
+      <w:r>
+        <w:t>Для создания фигуры случайного класса (круг, прямоугольник, треугольник) с произвольной площадью необходимо нажать на кнопку «Случайная фигура» (рис. 14). После этого в списке сразу же появится запись. На рисунке 15 – пример трёх использований данной функции.</w:t>
+      </w:r>
+    </w:p>
+    <w:p>
+      <w:pPr>
+        <w:ind w:firstLine="709"/>
         <w:jc w:val="center"/>
       </w:pPr>
       <w:r>
@@ -6014,10 +5812,10 @@
           <w:noProof/>
         </w:rPr>
         <w:drawing>
-          <wp:inline distT="0" distB="0" distL="0" distR="0" wp14:anchorId="2A26B9E5" wp14:editId="2AB65CBC">
-            <wp:extent cx="4800600" cy="3467100"/>
-            <wp:effectExtent l="0" t="0" r="0" b="0"/>
-            <wp:docPr id="51" name="Рисунок 51"/>
+          <wp:inline distT="0" distB="0" distL="0" distR="0" wp14:anchorId="7A00425F" wp14:editId="76FF28ED">
+            <wp:extent cx="2378165" cy="2962275"/>
+            <wp:effectExtent l="0" t="0" r="3175" b="0"/>
+            <wp:docPr id="47" name="Рисунок 47"/>
             <wp:cNvGraphicFramePr>
               <a:graphicFrameLocks xmlns:a="http://schemas.openxmlformats.org/drawingml/2006/main" noChangeAspect="1"/>
             </wp:cNvGraphicFramePr>
@@ -6037,7 +5835,7 @@
                   <pic:spPr>
                     <a:xfrm>
                       <a:off x="0" y="0"/>
-                      <a:ext cx="4800600" cy="3467100"/>
+                      <a:ext cx="2391500" cy="2978885"/>
                     </a:xfrm>
                     <a:prstGeom prst="rect">
                       <a:avLst/>
@@ -6049,13 +5847,6 @@
           </wp:inline>
         </w:drawing>
       </w:r>
-      <w:r>
-        <w:rPr>
-          <w:noProof/>
-          <w:lang w:eastAsia="ru-RU"/>
-        </w:rPr>
-        <w:t xml:space="preserve"> </w:t>
-      </w:r>
     </w:p>
     <w:p>
       <w:pPr>
@@ -6063,37 +5854,24 @@
         <w:jc w:val="center"/>
       </w:pPr>
       <w:r>
-        <w:t>Рисунок 1</w:t>
-      </w:r>
-      <w:r>
-        <w:t>8</w:t>
-      </w:r>
-      <w:r>
-        <w:t xml:space="preserve"> – Поиск элемента по названию</w:t>
-      </w:r>
-    </w:p>
-    <w:p>
-      <w:pPr>
-        <w:ind w:firstLine="0"/>
+        <w:t>Рисунок 14 – Случайная фигура</w:t>
+      </w:r>
+    </w:p>
+    <w:p>
+      <w:pPr>
+        <w:ind w:firstLine="709"/>
         <w:jc w:val="center"/>
       </w:pPr>
       <w:r>
         <w:rPr>
           <w:noProof/>
-          <w:lang w:eastAsia="ru-RU"/>
         </w:rPr>
         <w:lastRenderedPageBreak/>
-        <w:t xml:space="preserve"> </w:t>
-      </w:r>
-      <w:r>
-        <w:rPr>
-          <w:noProof/>
-        </w:rPr>
         <w:drawing>
-          <wp:inline distT="0" distB="0" distL="0" distR="0" wp14:anchorId="0FB40734" wp14:editId="08850074">
-            <wp:extent cx="4838700" cy="3467100"/>
+          <wp:inline distT="0" distB="0" distL="0" distR="0" wp14:anchorId="35D1F406" wp14:editId="528B619F">
+            <wp:extent cx="2402840" cy="2993011"/>
             <wp:effectExtent l="0" t="0" r="0" b="0"/>
-            <wp:docPr id="52" name="Рисунок 52"/>
+            <wp:docPr id="48" name="Рисунок 48"/>
             <wp:cNvGraphicFramePr>
               <a:graphicFrameLocks xmlns:a="http://schemas.openxmlformats.org/drawingml/2006/main" noChangeAspect="1"/>
             </wp:cNvGraphicFramePr>
@@ -6113,7 +5891,7 @@
                   <pic:spPr>
                     <a:xfrm>
                       <a:off x="0" y="0"/>
-                      <a:ext cx="4838700" cy="3467100"/>
+                      <a:ext cx="2409360" cy="3001133"/>
                     </a:xfrm>
                     <a:prstGeom prst="rect">
                       <a:avLst/>
@@ -6132,13 +5910,57 @@
         <w:jc w:val="center"/>
       </w:pPr>
       <w:r>
-        <w:t>Рисунок 1</w:t>
-      </w:r>
-      <w:r>
-        <w:t>9</w:t>
-      </w:r>
-      <w:r>
-        <w:t xml:space="preserve"> – Результат поиска элемента</w:t>
+        <w:t>Рисунок 15 – Результат создания трёх случайных фигур</w:t>
+      </w:r>
+    </w:p>
+    <w:p>
+      <w:pPr>
+        <w:ind w:firstLine="709"/>
+        <w:rPr>
+          <w:b/>
+          <w:bCs/>
+        </w:rPr>
+      </w:pPr>
+      <w:r>
+        <w:rPr>
+          <w:b/>
+          <w:bCs/>
+        </w:rPr>
+        <w:t>1.5.</w:t>
+      </w:r>
+      <w:r>
+        <w:rPr>
+          <w:b/>
+          <w:bCs/>
+        </w:rPr>
+        <w:t>4</w:t>
+      </w:r>
+      <w:r>
+        <w:rPr>
+          <w:b/>
+          <w:bCs/>
+        </w:rPr>
+        <w:t xml:space="preserve"> Тестовый случай «Найти элемент»</w:t>
+      </w:r>
+    </w:p>
+    <w:p>
+      <w:pPr>
+        <w:ind w:firstLine="709"/>
+      </w:pPr>
+      <w:r>
+        <w:t>Для поиска элементов в списке необходимо нажать кнопку «Найти…» (рисунок 1</w:t>
+      </w:r>
+      <w:r>
+        <w:t>6</w:t>
+      </w:r>
+      <w:r>
+        <w:t>). Откроется соответствующая форма для поиска (рисунок 1</w:t>
+      </w:r>
+      <w:r>
+        <w:t>7</w:t>
+      </w:r>
+      <w:r>
+        <w:t>).</w:t>
       </w:r>
     </w:p>
     <w:p>
@@ -6149,24 +5971,15 @@
           <w:lang w:val="en-US"/>
         </w:rPr>
       </w:pPr>
-    </w:p>
-    <w:p>
-      <w:pPr>
-        <w:ind w:firstLine="0"/>
-        <w:jc w:val="center"/>
-        <w:rPr>
-          <w:lang w:val="en-US"/>
-        </w:rPr>
-      </w:pPr>
       <w:r>
         <w:rPr>
           <w:noProof/>
         </w:rPr>
         <w:drawing>
-          <wp:inline distT="0" distB="0" distL="0" distR="0" wp14:anchorId="272A8501" wp14:editId="253D2DC3">
+          <wp:inline distT="0" distB="0" distL="0" distR="0" wp14:anchorId="7CAB884A" wp14:editId="5B988C45">
             <wp:extent cx="2714625" cy="3381375"/>
             <wp:effectExtent l="0" t="0" r="9525" b="9525"/>
-            <wp:docPr id="53" name="Рисунок 53"/>
+            <wp:docPr id="49" name="Рисунок 49"/>
             <wp:cNvGraphicFramePr>
               <a:graphicFrameLocks xmlns:a="http://schemas.openxmlformats.org/drawingml/2006/main" noChangeAspect="1"/>
             </wp:cNvGraphicFramePr>
@@ -6205,19 +6018,22 @@
         <w:jc w:val="center"/>
       </w:pPr>
       <w:r>
-        <w:t xml:space="preserve">Рисунок </w:t>
-      </w:r>
-      <w:r>
-        <w:t>20</w:t>
-      </w:r>
-      <w:r>
-        <w:t xml:space="preserve"> – Сброс условий поиска</w:t>
+        <w:t>Рисунок 1</w:t>
+      </w:r>
+      <w:r>
+        <w:t>6</w:t>
+      </w:r>
+      <w:r>
+        <w:t xml:space="preserve"> – Вызов формы для поиска элементов</w:t>
       </w:r>
     </w:p>
     <w:p>
       <w:pPr>
         <w:ind w:firstLine="0"/>
         <w:jc w:val="center"/>
+        <w:rPr>
+          <w:lang w:val="en-US"/>
+        </w:rPr>
       </w:pPr>
       <w:r>
         <w:rPr>
@@ -6225,10 +6041,10 @@
         </w:rPr>
         <w:lastRenderedPageBreak/>
         <w:drawing>
-          <wp:inline distT="0" distB="0" distL="0" distR="0" wp14:anchorId="758D7431" wp14:editId="4EAF740F">
-            <wp:extent cx="2714625" cy="3381375"/>
-            <wp:effectExtent l="0" t="0" r="9525" b="9525"/>
-            <wp:docPr id="54" name="Рисунок 54"/>
+          <wp:inline distT="0" distB="0" distL="0" distR="0" wp14:anchorId="2A220495" wp14:editId="76167F59">
+            <wp:extent cx="2019300" cy="1924050"/>
+            <wp:effectExtent l="0" t="0" r="0" b="0"/>
+            <wp:docPr id="50" name="Рисунок 50"/>
             <wp:cNvGraphicFramePr>
               <a:graphicFrameLocks xmlns:a="http://schemas.openxmlformats.org/drawingml/2006/main" noChangeAspect="1"/>
             </wp:cNvGraphicFramePr>
@@ -6248,7 +6064,7 @@
                   <pic:spPr>
                     <a:xfrm>
                       <a:off x="0" y="0"/>
-                      <a:ext cx="2714625" cy="3381375"/>
+                      <a:ext cx="2019300" cy="1924050"/>
                     </a:xfrm>
                     <a:prstGeom prst="rect">
                       <a:avLst/>
@@ -6267,15 +6083,42 @@
         <w:jc w:val="center"/>
       </w:pPr>
       <w:r>
-        <w:t>Рисунок 21 – Результат сброса условий поиска</w:t>
-      </w:r>
-    </w:p>
-    <w:p>
-      <w:pPr>
-        <w:ind w:firstLine="708"/>
-      </w:pPr>
-      <w:r>
-        <w:t>Кроме того, в случае, когда пользователь произвёл поиск нужной фигуры (например, фигуры «Круг»), функция «Удалить всё» произведёт удаление только отсортированной части (рис. 22).</w:t>
+        <w:t>Рисунок 1</w:t>
+      </w:r>
+      <w:r>
+        <w:t>7</w:t>
+      </w:r>
+      <w:r>
+        <w:t xml:space="preserve"> – Форма для поиска</w:t>
+      </w:r>
+    </w:p>
+    <w:p>
+      <w:pPr>
+        <w:ind w:firstLine="709"/>
+      </w:pPr>
+      <w:r>
+        <w:t>Пользователь отмечает нужные критерии поиска, при необходимости указывает значения параметров и нажимает кнопку «Показать» (рисунки 1</w:t>
+      </w:r>
+      <w:r>
+        <w:t>8</w:t>
+      </w:r>
+      <w:r>
+        <w:t xml:space="preserve"> и 1</w:t>
+      </w:r>
+      <w:r>
+        <w:t>9</w:t>
+      </w:r>
+      <w:r>
+        <w:t xml:space="preserve">). Для отмены фильтрации и возврата к полному списку служит кнопка «Сбросить фильтр» (рисунок </w:t>
+      </w:r>
+      <w:r>
+        <w:t>20</w:t>
+      </w:r>
+      <w:r>
+        <w:t>-21</w:t>
+      </w:r>
+      <w:r>
+        <w:t>).</w:t>
       </w:r>
     </w:p>
     <w:p>
@@ -6288,10 +6131,10 @@
           <w:noProof/>
         </w:rPr>
         <w:drawing>
-          <wp:inline distT="0" distB="0" distL="0" distR="0" wp14:anchorId="4CC9A3E5" wp14:editId="6B9090ED">
-            <wp:extent cx="6120130" cy="3183255"/>
+          <wp:inline distT="0" distB="0" distL="0" distR="0" wp14:anchorId="2A26B9E5" wp14:editId="2AB65CBC">
+            <wp:extent cx="4800600" cy="3467100"/>
             <wp:effectExtent l="0" t="0" r="0" b="0"/>
-            <wp:docPr id="55" name="Рисунок 55"/>
+            <wp:docPr id="51" name="Рисунок 51"/>
             <wp:cNvGraphicFramePr>
               <a:graphicFrameLocks xmlns:a="http://schemas.openxmlformats.org/drawingml/2006/main" noChangeAspect="1"/>
             </wp:cNvGraphicFramePr>
@@ -6311,7 +6154,7 @@
                   <pic:spPr>
                     <a:xfrm>
                       <a:off x="0" y="0"/>
-                      <a:ext cx="6120130" cy="3183255"/>
+                      <a:ext cx="4800600" cy="3467100"/>
                     </a:xfrm>
                     <a:prstGeom prst="rect">
                       <a:avLst/>
@@ -6323,6 +6166,13 @@
           </wp:inline>
         </w:drawing>
       </w:r>
+      <w:r>
+        <w:rPr>
+          <w:noProof/>
+          <w:lang w:eastAsia="ru-RU"/>
+        </w:rPr>
+        <w:t xml:space="preserve"> </w:t>
+      </w:r>
     </w:p>
     <w:p>
       <w:pPr>
@@ -6330,7 +6180,13 @@
         <w:jc w:val="center"/>
       </w:pPr>
       <w:r>
-        <w:t>Рисунок 22 – Результат работы функции «Удалить всё» после выполнения поиска фигуры (функция «Найти»)</w:t>
+        <w:t>Рисунок 1</w:t>
+      </w:r>
+      <w:r>
+        <w:t>8</w:t>
+      </w:r>
+      <w:r>
+        <w:t xml:space="preserve"> – Поиск элемента по названию</w:t>
       </w:r>
     </w:p>
     <w:p>
@@ -6338,78 +6194,23 @@
         <w:ind w:firstLine="0"/>
         <w:jc w:val="center"/>
       </w:pPr>
-    </w:p>
-    <w:p>
-      <w:pPr>
-        <w:ind w:firstLine="0"/>
-        <w:jc w:val="center"/>
-      </w:pPr>
-    </w:p>
-    <w:p>
-      <w:pPr>
-        <w:ind w:firstLine="709"/>
-        <w:rPr>
-          <w:b/>
-          <w:bCs/>
-        </w:rPr>
-      </w:pPr>
-      <w:r>
-        <w:rPr>
-          <w:b/>
-          <w:bCs/>
+      <w:r>
+        <w:rPr>
+          <w:noProof/>
+          <w:lang w:eastAsia="ru-RU"/>
         </w:rPr>
         <w:lastRenderedPageBreak/>
-        <w:t>1.5.</w:t>
-      </w:r>
-      <w:r>
-        <w:rPr>
-          <w:b/>
-          <w:bCs/>
-        </w:rPr>
-        <w:t>5</w:t>
-      </w:r>
-      <w:r>
-        <w:rPr>
-          <w:b/>
-          <w:bCs/>
-        </w:rPr>
-        <w:t xml:space="preserve"> Тестовый случай «Сохранить данные»</w:t>
-      </w:r>
-    </w:p>
-    <w:p>
-      <w:pPr>
-        <w:ind w:firstLine="709"/>
-      </w:pPr>
-      <w:r>
-        <w:t xml:space="preserve">Для сохранения данных в таблице необходимо нажать на панели «Файл...\Сохранить» (рисунок </w:t>
-      </w:r>
-      <w:r>
-        <w:t>23</w:t>
-      </w:r>
-      <w:r>
-        <w:t>). Откроется системный диалог сохранения файла, где пользователь выбирает директорию и указывает имя файла (рисунок 2</w:t>
-      </w:r>
-      <w:r>
-        <w:t>4</w:t>
-      </w:r>
-      <w:r>
-        <w:t>).</w:t>
-      </w:r>
-    </w:p>
-    <w:p>
-      <w:pPr>
-        <w:ind w:firstLine="0"/>
-        <w:jc w:val="center"/>
-      </w:pPr>
+        <w:t xml:space="preserve"> </w:t>
+      </w:r>
       <w:r>
         <w:rPr>
           <w:noProof/>
         </w:rPr>
         <w:drawing>
-          <wp:inline distT="0" distB="0" distL="0" distR="0" wp14:anchorId="10975C11" wp14:editId="0B69B57D">
-            <wp:extent cx="2871281" cy="3352800"/>
-            <wp:effectExtent l="0" t="0" r="5715" b="0"/>
-            <wp:docPr id="57" name="Рисунок 57"/>
+          <wp:inline distT="0" distB="0" distL="0" distR="0" wp14:anchorId="0FB40734" wp14:editId="08850074">
+            <wp:extent cx="4838700" cy="3467100"/>
+            <wp:effectExtent l="0" t="0" r="0" b="0"/>
+            <wp:docPr id="52" name="Рисунок 52"/>
             <wp:cNvGraphicFramePr>
               <a:graphicFrameLocks xmlns:a="http://schemas.openxmlformats.org/drawingml/2006/main" noChangeAspect="1"/>
             </wp:cNvGraphicFramePr>
@@ -6429,7 +6230,7 @@
                   <pic:spPr>
                     <a:xfrm>
                       <a:off x="0" y="0"/>
-                      <a:ext cx="2874423" cy="3356469"/>
+                      <a:ext cx="4838700" cy="3467100"/>
                     </a:xfrm>
                     <a:prstGeom prst="rect">
                       <a:avLst/>
@@ -6448,16 +6249,13 @@
         <w:jc w:val="center"/>
       </w:pPr>
       <w:r>
-        <w:t xml:space="preserve">Рисунок </w:t>
-      </w:r>
-      <w:r>
-        <w:rPr>
-          <w:lang w:val="en-US"/>
-        </w:rPr>
-        <w:t>23</w:t>
-      </w:r>
-      <w:r>
-        <w:t xml:space="preserve"> – Сохранение данных</w:t>
+        <w:t>Рисунок 1</w:t>
+      </w:r>
+      <w:r>
+        <w:t>9</w:t>
+      </w:r>
+      <w:r>
+        <w:t xml:space="preserve"> – Результат поиска элемента</w:t>
       </w:r>
     </w:p>
     <w:p>
@@ -6468,15 +6266,24 @@
           <w:lang w:val="en-US"/>
         </w:rPr>
       </w:pPr>
+    </w:p>
+    <w:p>
+      <w:pPr>
+        <w:ind w:firstLine="0"/>
+        <w:jc w:val="center"/>
+        <w:rPr>
+          <w:lang w:val="en-US"/>
+        </w:rPr>
+      </w:pPr>
       <w:r>
         <w:rPr>
           <w:noProof/>
         </w:rPr>
         <w:drawing>
-          <wp:inline distT="0" distB="0" distL="0" distR="0" wp14:anchorId="1E126794" wp14:editId="4A347D16">
-            <wp:extent cx="6120130" cy="3448050"/>
-            <wp:effectExtent l="0" t="0" r="0" b="0"/>
-            <wp:docPr id="59" name="Рисунок 59"/>
+          <wp:inline distT="0" distB="0" distL="0" distR="0" wp14:anchorId="272A8501" wp14:editId="253D2DC3">
+            <wp:extent cx="2714625" cy="3381375"/>
+            <wp:effectExtent l="0" t="0" r="9525" b="9525"/>
+            <wp:docPr id="53" name="Рисунок 53"/>
             <wp:cNvGraphicFramePr>
               <a:graphicFrameLocks xmlns:a="http://schemas.openxmlformats.org/drawingml/2006/main" noChangeAspect="1"/>
             </wp:cNvGraphicFramePr>
@@ -6496,7 +6303,7 @@
                   <pic:spPr>
                     <a:xfrm>
                       <a:off x="0" y="0"/>
-                      <a:ext cx="6120130" cy="3448050"/>
+                      <a:ext cx="2714625" cy="3381375"/>
                     </a:xfrm>
                     <a:prstGeom prst="rect">
                       <a:avLst/>
@@ -6515,53 +6322,30 @@
         <w:jc w:val="center"/>
       </w:pPr>
       <w:r>
-        <w:t>Рисунок 2</w:t>
-      </w:r>
-      <w:r>
-        <w:t>4</w:t>
-      </w:r>
-      <w:r>
-        <w:t xml:space="preserve"> – Сохранение файла</w:t>
-      </w:r>
-    </w:p>
-    <w:p>
-      <w:pPr>
-        <w:ind w:firstLine="709"/>
-      </w:pPr>
-      <w:r>
-        <w:lastRenderedPageBreak/>
-        <w:t>После сохранения данных в файл появится соответствующее сообщение (рисунки 2</w:t>
-      </w:r>
-      <w:r>
-        <w:t>5</w:t>
-      </w:r>
-      <w:r>
-        <w:t xml:space="preserve"> и 2</w:t>
-      </w:r>
-      <w:r>
-        <w:t>6</w:t>
-      </w:r>
-      <w:r>
-        <w:t>).</w:t>
+        <w:t xml:space="preserve">Рисунок </w:t>
+      </w:r>
+      <w:r>
+        <w:t>20</w:t>
+      </w:r>
+      <w:r>
+        <w:t xml:space="preserve"> – Сброс условий поиска</w:t>
       </w:r>
     </w:p>
     <w:p>
       <w:pPr>
         <w:ind w:firstLine="0"/>
         <w:jc w:val="center"/>
-        <w:rPr>
-          <w:lang w:val="en-US"/>
-        </w:rPr>
       </w:pPr>
       <w:r>
         <w:rPr>
           <w:noProof/>
         </w:rPr>
+        <w:lastRenderedPageBreak/>
         <w:drawing>
-          <wp:inline distT="0" distB="0" distL="0" distR="0" wp14:anchorId="2180E1AF" wp14:editId="685EB058">
-            <wp:extent cx="2152650" cy="1447800"/>
-            <wp:effectExtent l="0" t="0" r="0" b="0"/>
-            <wp:docPr id="61" name="Рисунок 61"/>
+          <wp:inline distT="0" distB="0" distL="0" distR="0" wp14:anchorId="758D7431" wp14:editId="4EAF740F">
+            <wp:extent cx="2714625" cy="3381375"/>
+            <wp:effectExtent l="0" t="0" r="9525" b="9525"/>
+            <wp:docPr id="54" name="Рисунок 54"/>
             <wp:cNvGraphicFramePr>
               <a:graphicFrameLocks xmlns:a="http://schemas.openxmlformats.org/drawingml/2006/main" noChangeAspect="1"/>
             </wp:cNvGraphicFramePr>
@@ -6581,7 +6365,7 @@
                   <pic:spPr>
                     <a:xfrm>
                       <a:off x="0" y="0"/>
-                      <a:ext cx="2152650" cy="1447800"/>
+                      <a:ext cx="2714625" cy="3381375"/>
                     </a:xfrm>
                     <a:prstGeom prst="rect">
                       <a:avLst/>
@@ -6600,16 +6384,15 @@
         <w:jc w:val="center"/>
       </w:pPr>
       <w:r>
-        <w:t>Рисунок 2</w:t>
-      </w:r>
-      <w:r>
-        <w:rPr>
-          <w:lang w:val="en-US"/>
-        </w:rPr>
-        <w:t>5</w:t>
-      </w:r>
-      <w:r>
-        <w:t xml:space="preserve"> – Сообщение о сохранении файла</w:t>
+        <w:t>Рисунок 21 – Результат сброса условий поиска</w:t>
+      </w:r>
+    </w:p>
+    <w:p>
+      <w:pPr>
+        <w:ind w:firstLine="708"/>
+      </w:pPr>
+      <w:r>
+        <w:t>Кроме того, в случае, когда пользователь произвёл поиск нужной фигуры (например, фигуры «Круг»), функция «Удалить всё» произведёт удаление только отсортированной части (рис. 22).</w:t>
       </w:r>
     </w:p>
     <w:p>
@@ -6622,10 +6405,10 @@
           <w:noProof/>
         </w:rPr>
         <w:drawing>
-          <wp:inline distT="0" distB="0" distL="0" distR="0" wp14:anchorId="57B526CC" wp14:editId="566184B8">
-            <wp:extent cx="6120130" cy="513715"/>
-            <wp:effectExtent l="0" t="0" r="0" b="635"/>
-            <wp:docPr id="62" name="Рисунок 62"/>
+          <wp:inline distT="0" distB="0" distL="0" distR="0" wp14:anchorId="4CC9A3E5" wp14:editId="6B9090ED">
+            <wp:extent cx="6120130" cy="3183255"/>
+            <wp:effectExtent l="0" t="0" r="0" b="0"/>
+            <wp:docPr id="55" name="Рисунок 55"/>
             <wp:cNvGraphicFramePr>
               <a:graphicFrameLocks xmlns:a="http://schemas.openxmlformats.org/drawingml/2006/main" noChangeAspect="1"/>
             </wp:cNvGraphicFramePr>
@@ -6645,6 +6428,340 @@
                   <pic:spPr>
                     <a:xfrm>
                       <a:off x="0" y="0"/>
+                      <a:ext cx="6120130" cy="3183255"/>
+                    </a:xfrm>
+                    <a:prstGeom prst="rect">
+                      <a:avLst/>
+                    </a:prstGeom>
+                  </pic:spPr>
+                </pic:pic>
+              </a:graphicData>
+            </a:graphic>
+          </wp:inline>
+        </w:drawing>
+      </w:r>
+    </w:p>
+    <w:p>
+      <w:pPr>
+        <w:ind w:firstLine="0"/>
+        <w:jc w:val="center"/>
+      </w:pPr>
+      <w:r>
+        <w:t>Рисунок 22 – Результат работы функции «Удалить всё» после выполнения поиска фигуры (функция «Найти»)</w:t>
+      </w:r>
+    </w:p>
+    <w:p>
+      <w:pPr>
+        <w:ind w:firstLine="0"/>
+        <w:jc w:val="center"/>
+      </w:pPr>
+    </w:p>
+    <w:p>
+      <w:pPr>
+        <w:ind w:firstLine="0"/>
+        <w:jc w:val="center"/>
+      </w:pPr>
+    </w:p>
+    <w:p>
+      <w:pPr>
+        <w:ind w:firstLine="709"/>
+        <w:rPr>
+          <w:b/>
+          <w:bCs/>
+        </w:rPr>
+      </w:pPr>
+      <w:r>
+        <w:rPr>
+          <w:b/>
+          <w:bCs/>
+        </w:rPr>
+        <w:lastRenderedPageBreak/>
+        <w:t>1.5.</w:t>
+      </w:r>
+      <w:r>
+        <w:rPr>
+          <w:b/>
+          <w:bCs/>
+        </w:rPr>
+        <w:t>5</w:t>
+      </w:r>
+      <w:r>
+        <w:rPr>
+          <w:b/>
+          <w:bCs/>
+        </w:rPr>
+        <w:t xml:space="preserve"> Тестовый случай «Сохранить данные»</w:t>
+      </w:r>
+    </w:p>
+    <w:p>
+      <w:pPr>
+        <w:ind w:firstLine="709"/>
+      </w:pPr>
+      <w:r>
+        <w:t xml:space="preserve">Для сохранения данных в таблице необходимо нажать на панели «Файл...\Сохранить» (рисунок </w:t>
+      </w:r>
+      <w:r>
+        <w:t>23</w:t>
+      </w:r>
+      <w:r>
+        <w:t>). Откроется системный диалог сохранения файла, где пользователь выбирает директорию и указывает имя файла (рисунок 2</w:t>
+      </w:r>
+      <w:r>
+        <w:t>4</w:t>
+      </w:r>
+      <w:r>
+        <w:t>).</w:t>
+      </w:r>
+    </w:p>
+    <w:p>
+      <w:pPr>
+        <w:ind w:firstLine="0"/>
+        <w:jc w:val="center"/>
+      </w:pPr>
+      <w:r>
+        <w:rPr>
+          <w:noProof/>
+        </w:rPr>
+        <w:drawing>
+          <wp:inline distT="0" distB="0" distL="0" distR="0" wp14:anchorId="10975C11" wp14:editId="0B69B57D">
+            <wp:extent cx="2871281" cy="3352800"/>
+            <wp:effectExtent l="0" t="0" r="5715" b="0"/>
+            <wp:docPr id="57" name="Рисунок 57"/>
+            <wp:cNvGraphicFramePr>
+              <a:graphicFrameLocks xmlns:a="http://schemas.openxmlformats.org/drawingml/2006/main" noChangeAspect="1"/>
+            </wp:cNvGraphicFramePr>
+            <a:graphic xmlns:a="http://schemas.openxmlformats.org/drawingml/2006/main">
+              <a:graphicData uri="http://schemas.openxmlformats.org/drawingml/2006/picture">
+                <pic:pic xmlns:pic="http://schemas.openxmlformats.org/drawingml/2006/picture">
+                  <pic:nvPicPr>
+                    <pic:cNvPr id="1" name=""/>
+                    <pic:cNvPicPr/>
+                  </pic:nvPicPr>
+                  <pic:blipFill>
+                    <a:blip r:embed="rId36"/>
+                    <a:stretch>
+                      <a:fillRect/>
+                    </a:stretch>
+                  </pic:blipFill>
+                  <pic:spPr>
+                    <a:xfrm>
+                      <a:off x="0" y="0"/>
+                      <a:ext cx="2874423" cy="3356469"/>
+                    </a:xfrm>
+                    <a:prstGeom prst="rect">
+                      <a:avLst/>
+                    </a:prstGeom>
+                  </pic:spPr>
+                </pic:pic>
+              </a:graphicData>
+            </a:graphic>
+          </wp:inline>
+        </w:drawing>
+      </w:r>
+    </w:p>
+    <w:p>
+      <w:pPr>
+        <w:ind w:firstLine="0"/>
+        <w:jc w:val="center"/>
+      </w:pPr>
+      <w:r>
+        <w:t xml:space="preserve">Рисунок </w:t>
+      </w:r>
+      <w:r>
+        <w:rPr>
+          <w:lang w:val="en-US"/>
+        </w:rPr>
+        <w:t>23</w:t>
+      </w:r>
+      <w:r>
+        <w:t xml:space="preserve"> – Сохранение данных</w:t>
+      </w:r>
+    </w:p>
+    <w:p>
+      <w:pPr>
+        <w:ind w:firstLine="0"/>
+        <w:jc w:val="center"/>
+        <w:rPr>
+          <w:lang w:val="en-US"/>
+        </w:rPr>
+      </w:pPr>
+      <w:r>
+        <w:rPr>
+          <w:noProof/>
+        </w:rPr>
+        <w:drawing>
+          <wp:inline distT="0" distB="0" distL="0" distR="0" wp14:anchorId="1E126794" wp14:editId="4A347D16">
+            <wp:extent cx="6120130" cy="3448050"/>
+            <wp:effectExtent l="0" t="0" r="0" b="0"/>
+            <wp:docPr id="59" name="Рисунок 59"/>
+            <wp:cNvGraphicFramePr>
+              <a:graphicFrameLocks xmlns:a="http://schemas.openxmlformats.org/drawingml/2006/main" noChangeAspect="1"/>
+            </wp:cNvGraphicFramePr>
+            <a:graphic xmlns:a="http://schemas.openxmlformats.org/drawingml/2006/main">
+              <a:graphicData uri="http://schemas.openxmlformats.org/drawingml/2006/picture">
+                <pic:pic xmlns:pic="http://schemas.openxmlformats.org/drawingml/2006/picture">
+                  <pic:nvPicPr>
+                    <pic:cNvPr id="1" name=""/>
+                    <pic:cNvPicPr/>
+                  </pic:nvPicPr>
+                  <pic:blipFill>
+                    <a:blip r:embed="rId37"/>
+                    <a:stretch>
+                      <a:fillRect/>
+                    </a:stretch>
+                  </pic:blipFill>
+                  <pic:spPr>
+                    <a:xfrm>
+                      <a:off x="0" y="0"/>
+                      <a:ext cx="6120130" cy="3448050"/>
+                    </a:xfrm>
+                    <a:prstGeom prst="rect">
+                      <a:avLst/>
+                    </a:prstGeom>
+                  </pic:spPr>
+                </pic:pic>
+              </a:graphicData>
+            </a:graphic>
+          </wp:inline>
+        </w:drawing>
+      </w:r>
+    </w:p>
+    <w:p>
+      <w:pPr>
+        <w:ind w:firstLine="0"/>
+        <w:jc w:val="center"/>
+      </w:pPr>
+      <w:r>
+        <w:t>Рисунок 2</w:t>
+      </w:r>
+      <w:r>
+        <w:t>4</w:t>
+      </w:r>
+      <w:r>
+        <w:t xml:space="preserve"> – Сохранение файла</w:t>
+      </w:r>
+    </w:p>
+    <w:p>
+      <w:pPr>
+        <w:ind w:firstLine="709"/>
+      </w:pPr>
+      <w:r>
+        <w:lastRenderedPageBreak/>
+        <w:t>После сохранения данных в файл появится соответствующее сообщение (рисунки 2</w:t>
+      </w:r>
+      <w:r>
+        <w:t>5</w:t>
+      </w:r>
+      <w:r>
+        <w:t xml:space="preserve"> и 2</w:t>
+      </w:r>
+      <w:r>
+        <w:t>6</w:t>
+      </w:r>
+      <w:r>
+        <w:t>).</w:t>
+      </w:r>
+    </w:p>
+    <w:p>
+      <w:pPr>
+        <w:ind w:firstLine="0"/>
+        <w:jc w:val="center"/>
+        <w:rPr>
+          <w:lang w:val="en-US"/>
+        </w:rPr>
+      </w:pPr>
+      <w:r>
+        <w:rPr>
+          <w:noProof/>
+        </w:rPr>
+        <w:drawing>
+          <wp:inline distT="0" distB="0" distL="0" distR="0" wp14:anchorId="2180E1AF" wp14:editId="685EB058">
+            <wp:extent cx="2152650" cy="1447800"/>
+            <wp:effectExtent l="0" t="0" r="0" b="0"/>
+            <wp:docPr id="61" name="Рисунок 61"/>
+            <wp:cNvGraphicFramePr>
+              <a:graphicFrameLocks xmlns:a="http://schemas.openxmlformats.org/drawingml/2006/main" noChangeAspect="1"/>
+            </wp:cNvGraphicFramePr>
+            <a:graphic xmlns:a="http://schemas.openxmlformats.org/drawingml/2006/main">
+              <a:graphicData uri="http://schemas.openxmlformats.org/drawingml/2006/picture">
+                <pic:pic xmlns:pic="http://schemas.openxmlformats.org/drawingml/2006/picture">
+                  <pic:nvPicPr>
+                    <pic:cNvPr id="1" name=""/>
+                    <pic:cNvPicPr/>
+                  </pic:nvPicPr>
+                  <pic:blipFill>
+                    <a:blip r:embed="rId38"/>
+                    <a:stretch>
+                      <a:fillRect/>
+                    </a:stretch>
+                  </pic:blipFill>
+                  <pic:spPr>
+                    <a:xfrm>
+                      <a:off x="0" y="0"/>
+                      <a:ext cx="2152650" cy="1447800"/>
+                    </a:xfrm>
+                    <a:prstGeom prst="rect">
+                      <a:avLst/>
+                    </a:prstGeom>
+                  </pic:spPr>
+                </pic:pic>
+              </a:graphicData>
+            </a:graphic>
+          </wp:inline>
+        </w:drawing>
+      </w:r>
+    </w:p>
+    <w:p>
+      <w:pPr>
+        <w:ind w:firstLine="0"/>
+        <w:jc w:val="center"/>
+      </w:pPr>
+      <w:r>
+        <w:t>Рисунок 2</w:t>
+      </w:r>
+      <w:r>
+        <w:rPr>
+          <w:lang w:val="en-US"/>
+        </w:rPr>
+        <w:t>5</w:t>
+      </w:r>
+      <w:r>
+        <w:t xml:space="preserve"> – Сообщение о сохранении файла</w:t>
+      </w:r>
+    </w:p>
+    <w:p>
+      <w:pPr>
+        <w:ind w:firstLine="0"/>
+        <w:jc w:val="center"/>
+      </w:pPr>
+      <w:r>
+        <w:rPr>
+          <w:noProof/>
+        </w:rPr>
+        <w:drawing>
+          <wp:inline distT="0" distB="0" distL="0" distR="0" wp14:anchorId="57B526CC" wp14:editId="566184B8">
+            <wp:extent cx="6120130" cy="513715"/>
+            <wp:effectExtent l="0" t="0" r="0" b="635"/>
+            <wp:docPr id="62" name="Рисунок 62"/>
+            <wp:cNvGraphicFramePr>
+              <a:graphicFrameLocks xmlns:a="http://schemas.openxmlformats.org/drawingml/2006/main" noChangeAspect="1"/>
+            </wp:cNvGraphicFramePr>
+            <a:graphic xmlns:a="http://schemas.openxmlformats.org/drawingml/2006/main">
+              <a:graphicData uri="http://schemas.openxmlformats.org/drawingml/2006/picture">
+                <pic:pic xmlns:pic="http://schemas.openxmlformats.org/drawingml/2006/picture">
+                  <pic:nvPicPr>
+                    <pic:cNvPr id="1" name=""/>
+                    <pic:cNvPicPr/>
+                  </pic:nvPicPr>
+                  <pic:blipFill>
+                    <a:blip r:embed="rId39"/>
+                    <a:stretch>
+                      <a:fillRect/>
+                    </a:stretch>
+                  </pic:blipFill>
+                  <pic:spPr>
+                    <a:xfrm>
+                      <a:off x="0" y="0"/>
                       <a:ext cx="6120130" cy="513715"/>
                     </a:xfrm>
                     <a:prstGeom prst="rect">
@@ -6713,7 +6830,7 @@
                     <pic:cNvPicPr/>
                   </pic:nvPicPr>
                   <pic:blipFill>
-                    <a:blip r:embed="rId36"/>
+                    <a:blip r:embed="rId40"/>
                     <a:stretch>
                       <a:fillRect/>
                     </a:stretch>
@@ -6823,7 +6940,7 @@
                     <pic:cNvPicPr/>
                   </pic:nvPicPr>
                   <pic:blipFill>
-                    <a:blip r:embed="rId37"/>
+                    <a:blip r:embed="rId41"/>
                     <a:stretch>
                       <a:fillRect/>
                     </a:stretch>
@@ -6911,7 +7028,7 @@
                     <pic:cNvPicPr/>
                   </pic:nvPicPr>
                   <pic:blipFill>
-                    <a:blip r:embed="rId38"/>
+                    <a:blip r:embed="rId42"/>
                     <a:stretch>
                       <a:fillRect/>
                     </a:stretch>
@@ -6976,7 +7093,7 @@
                     <pic:cNvPicPr/>
                   </pic:nvPicPr>
                   <pic:blipFill>
-                    <a:blip r:embed="rId39"/>
+                    <a:blip r:embed="rId43"/>
                     <a:stretch>
                       <a:fillRect/>
                     </a:stretch>
@@ -7042,7 +7159,7 @@
                     <pic:cNvPicPr/>
                   </pic:nvPicPr>
                   <pic:blipFill>
-                    <a:blip r:embed="rId40"/>
+                    <a:blip r:embed="rId44"/>
                     <a:stretch>
                       <a:fillRect/>
                     </a:stretch>
@@ -7128,7 +7245,7 @@
                     <pic:cNvPicPr/>
                   </pic:nvPicPr>
                   <pic:blipFill>
-                    <a:blip r:embed="rId41"/>
+                    <a:blip r:embed="rId45"/>
                     <a:stretch>
                       <a:fillRect/>
                     </a:stretch>
@@ -7190,8 +7307,8 @@
           <w:bCs/>
         </w:rPr>
       </w:pPr>
-      <w:bookmarkStart w:id="14" w:name="_Toc74829069"/>
-      <w:bookmarkStart w:id="15" w:name="_Toc215716522"/>
+      <w:bookmarkStart w:id="15" w:name="_Toc74829069"/>
+      <w:bookmarkStart w:id="16" w:name="_Toc215716522"/>
       <w:r>
         <w:rPr>
           <w:b/>
@@ -7199,8 +7316,8 @@
         </w:rPr>
         <w:t>СПИСОК ИСПОЛЬЗОВАННЫХ ИСТОЧНИКОВ</w:t>
       </w:r>
-      <w:bookmarkEnd w:id="14"/>
       <w:bookmarkEnd w:id="15"/>
+      <w:bookmarkEnd w:id="16"/>
     </w:p>
     <w:p>
       <w:pPr>
@@ -7211,8 +7328,53 @@
         </w:numPr>
         <w:ind w:left="0" w:firstLine="709"/>
       </w:pPr>
-      <w:r>
-        <w:t xml:space="preserve">Калентьев, А. А. Новые технологии в программировании : учебное пособие / А. А. Калентьев, Д. В. Гарайс, А. Е. Гориянов. – Томск : Эль Контент, 2014. – 176 с. – </w:t>
+      <w:proofErr w:type="spellStart"/>
+      <w:r>
+        <w:t>Калентьев</w:t>
+      </w:r>
+      <w:proofErr w:type="spellEnd"/>
+      <w:r>
+        <w:t xml:space="preserve">, А. А. Новые технологии в </w:t>
+      </w:r>
+      <w:proofErr w:type="gramStart"/>
+      <w:r>
+        <w:t>программировании :</w:t>
+      </w:r>
+      <w:proofErr w:type="gramEnd"/>
+      <w:r>
+        <w:t xml:space="preserve"> учебное пособие / А. А. </w:t>
+      </w:r>
+      <w:proofErr w:type="spellStart"/>
+      <w:r>
+        <w:t>Калентьев</w:t>
+      </w:r>
+      <w:proofErr w:type="spellEnd"/>
+      <w:r>
+        <w:t xml:space="preserve">, Д. В. </w:t>
+      </w:r>
+      <w:proofErr w:type="spellStart"/>
+      <w:r>
+        <w:t>Гарайс</w:t>
+      </w:r>
+      <w:proofErr w:type="spellEnd"/>
+      <w:r>
+        <w:t xml:space="preserve">, А. Е. </w:t>
+      </w:r>
+      <w:proofErr w:type="spellStart"/>
+      <w:r>
+        <w:t>Гориянов</w:t>
+      </w:r>
+      <w:proofErr w:type="spellEnd"/>
+      <w:r>
+        <w:t xml:space="preserve">. – </w:t>
+      </w:r>
+      <w:proofErr w:type="gramStart"/>
+      <w:r>
+        <w:t>Томск :</w:t>
+      </w:r>
+      <w:proofErr w:type="gramEnd"/>
+      <w:r>
+        <w:t xml:space="preserve"> Эль Контент, 2014. – 176 с. – </w:t>
       </w:r>
       <w:r>
         <w:rPr>
@@ -7240,8 +7402,8 @@
           <w:bCs/>
         </w:rPr>
       </w:pPr>
-      <w:bookmarkStart w:id="16" w:name="_Toc74829070"/>
-      <w:bookmarkStart w:id="17" w:name="_Toc215716523"/>
+      <w:bookmarkStart w:id="17" w:name="_Toc74829070"/>
+      <w:bookmarkStart w:id="18" w:name="_Toc215716523"/>
       <w:r>
         <w:rPr>
           <w:b/>
@@ -7250,8 +7412,8 @@
         <w:lastRenderedPageBreak/>
         <w:t>ПРИЛОЖЕНИЕ А</w:t>
       </w:r>
-      <w:bookmarkEnd w:id="16"/>
       <w:bookmarkEnd w:id="17"/>
+      <w:bookmarkEnd w:id="18"/>
     </w:p>
     <w:p>
       <w:pPr>
@@ -7296,8 +7458,13 @@
       <w:r>
         <w:t xml:space="preserve"> НИ ТПУ </w:t>
       </w:r>
-      <w:r>
-        <w:t>Шлапак М.Р.</w:t>
+      <w:proofErr w:type="spellStart"/>
+      <w:r>
+        <w:t>Шлапак</w:t>
+      </w:r>
+      <w:proofErr w:type="spellEnd"/>
+      <w:r>
+        <w:t xml:space="preserve"> М.Р.</w:t>
       </w:r>
     </w:p>
     <w:p>
@@ -7308,7 +7475,15 @@
         <w:t xml:space="preserve">Заказчик: </w:t>
       </w:r>
       <w:r>
-        <w:t>Канд. техн. наук, доцент каф. КСУП ТУСУР Калентьев А. А.</w:t>
+        <w:t xml:space="preserve">Канд. техн. наук, доцент каф. КСУП ТУСУР </w:t>
+      </w:r>
+      <w:proofErr w:type="spellStart"/>
+      <w:r>
+        <w:t>Калентьев</w:t>
+      </w:r>
+      <w:proofErr w:type="spellEnd"/>
+      <w:r>
+        <w:t xml:space="preserve"> А. А.</w:t>
       </w:r>
     </w:p>
     <w:p>
@@ -7431,7 +7606,15 @@
         <w:ind w:firstLine="709"/>
       </w:pPr>
       <w:r>
-        <w:t>Заказчик: Канд. техн. наук, доцент каф. КСУП ТУСУР Калентьев А. А.</w:t>
+        <w:t xml:space="preserve">Заказчик: Канд. техн. наук, доцент каф. КСУП ТУСУР </w:t>
+      </w:r>
+      <w:proofErr w:type="spellStart"/>
+      <w:r>
+        <w:t>Калентьев</w:t>
+      </w:r>
+      <w:proofErr w:type="spellEnd"/>
+      <w:r>
+        <w:t xml:space="preserve"> А. А.</w:t>
       </w:r>
     </w:p>
     <w:p>
@@ -7439,7 +7622,15 @@
         <w:ind w:firstLine="709"/>
       </w:pPr>
       <w:r>
-        <w:t>Разработчик: Студент гр. О-5КМ31 НИ ТПУ Шлапак М.Р.</w:t>
+        <w:t xml:space="preserve">Разработчик: Студент гр. О-5КМ31 НИ ТПУ </w:t>
+      </w:r>
+      <w:proofErr w:type="spellStart"/>
+      <w:r>
+        <w:t>Шлапак</w:t>
+      </w:r>
+      <w:proofErr w:type="spellEnd"/>
+      <w:r>
+        <w:t xml:space="preserve"> М.Р.</w:t>
       </w:r>
     </w:p>
     <w:p>
@@ -8012,6 +8203,7 @@
       <w:r>
         <w:t xml:space="preserve">файле с расширением </w:t>
       </w:r>
+      <w:proofErr w:type="gramStart"/>
       <w:r>
         <w:t>*.</w:t>
       </w:r>
@@ -8024,6 +8216,7 @@
       <w:r>
         <w:t>.</w:t>
       </w:r>
+      <w:proofErr w:type="gramEnd"/>
     </w:p>
     <w:p>
       <w:pPr>
@@ -8107,12 +8300,10 @@
           <w:szCs w:val="20"/>
           <w:lang w:val="en-US" w:eastAsia="ru-RU"/>
         </w:rPr>
-        <w:t>&lt;ArrayOfFigureBase xmlns:xsi="http://www.w3.org/2001/XMLSchema-instance" xmlns:xsd="http://www.w3.org/2001/XMLSchema"&gt;</w:t>
-      </w:r>
-    </w:p>
-    <w:p>
-      <w:pPr>
-        <w:ind w:firstLine="0"/>
+        <w:t>&lt;</w:t>
+      </w:r>
+      <w:proofErr w:type="spellStart"/>
+      <w:r>
         <w:rPr>
           <w:rFonts w:ascii="Courier New" w:eastAsia="Times New Roman" w:hAnsi="Courier New" w:cs="Courier New"/>
           <w:color w:val="000000"/>
@@ -8120,7 +8311,9 @@
           <w:szCs w:val="20"/>
           <w:lang w:val="en-US" w:eastAsia="ru-RU"/>
         </w:rPr>
-      </w:pPr>
+        <w:t>ArrayOfFigureBase</w:t>
+      </w:r>
+      <w:proofErr w:type="spellEnd"/>
       <w:r>
         <w:rPr>
           <w:rFonts w:ascii="Courier New" w:eastAsia="Times New Roman" w:hAnsi="Courier New" w:cs="Courier New"/>
@@ -8129,12 +8322,11 @@
           <w:szCs w:val="20"/>
           <w:lang w:val="en-US" w:eastAsia="ru-RU"/>
         </w:rPr>
-        <w:t xml:space="preserve">  &lt;FigureBase xsi:type="Triangle"&gt;</w:t>
-      </w:r>
-    </w:p>
-    <w:p>
-      <w:pPr>
-        <w:ind w:firstLine="0"/>
+        <w:t xml:space="preserve"> </w:t>
+      </w:r>
+      <w:proofErr w:type="spellStart"/>
+      <w:proofErr w:type="gramStart"/>
+      <w:r>
         <w:rPr>
           <w:rFonts w:ascii="Courier New" w:eastAsia="Times New Roman" w:hAnsi="Courier New" w:cs="Courier New"/>
           <w:color w:val="000000"/>
@@ -8142,7 +8334,10 @@
           <w:szCs w:val="20"/>
           <w:lang w:val="en-US" w:eastAsia="ru-RU"/>
         </w:rPr>
-      </w:pPr>
+        <w:t>xmlns:xsi</w:t>
+      </w:r>
+      <w:proofErr w:type="spellEnd"/>
+      <w:proofErr w:type="gramEnd"/>
       <w:r>
         <w:rPr>
           <w:rFonts w:ascii="Courier New" w:eastAsia="Times New Roman" w:hAnsi="Courier New" w:cs="Courier New"/>
@@ -8151,12 +8346,10 @@
           <w:szCs w:val="20"/>
           <w:lang w:val="en-US" w:eastAsia="ru-RU"/>
         </w:rPr>
-        <w:t xml:space="preserve">    &lt;Length&gt;&lt;/Length&gt;</w:t>
-      </w:r>
-    </w:p>
-    <w:p>
-      <w:pPr>
-        <w:ind w:firstLine="0"/>
+        <w:t xml:space="preserve">="http://www.w3.org/2001/XMLSchema-instance" </w:t>
+      </w:r>
+      <w:proofErr w:type="spellStart"/>
+      <w:r>
         <w:rPr>
           <w:rFonts w:ascii="Courier New" w:eastAsia="Times New Roman" w:hAnsi="Courier New" w:cs="Courier New"/>
           <w:color w:val="000000"/>
@@ -8164,7 +8357,9 @@
           <w:szCs w:val="20"/>
           <w:lang w:val="en-US" w:eastAsia="ru-RU"/>
         </w:rPr>
-      </w:pPr>
+        <w:t>xmlns:xsd</w:t>
+      </w:r>
+      <w:proofErr w:type="spellEnd"/>
       <w:r>
         <w:rPr>
           <w:rFonts w:ascii="Courier New" w:eastAsia="Times New Roman" w:hAnsi="Courier New" w:cs="Courier New"/>
@@ -8173,7 +8368,7 @@
           <w:szCs w:val="20"/>
           <w:lang w:val="en-US" w:eastAsia="ru-RU"/>
         </w:rPr>
-        <w:t xml:space="preserve">    &lt;Height&gt;&lt;/Height&gt;</w:t>
+        <w:t>="http://www.w3.org/2001/XMLSchema"&gt;</w:t>
       </w:r>
     </w:p>
     <w:p>
@@ -8195,12 +8390,10 @@
           <w:szCs w:val="20"/>
           <w:lang w:val="en-US" w:eastAsia="ru-RU"/>
         </w:rPr>
-        <w:t xml:space="preserve">  &lt;/FigureBase&gt;</w:t>
-      </w:r>
-    </w:p>
-    <w:p>
-      <w:pPr>
-        <w:ind w:firstLine="0"/>
+        <w:t xml:space="preserve">  &lt;</w:t>
+      </w:r>
+      <w:proofErr w:type="spellStart"/>
+      <w:r>
         <w:rPr>
           <w:rFonts w:ascii="Courier New" w:eastAsia="Times New Roman" w:hAnsi="Courier New" w:cs="Courier New"/>
           <w:color w:val="000000"/>
@@ -8208,7 +8401,9 @@
           <w:szCs w:val="20"/>
           <w:lang w:val="en-US" w:eastAsia="ru-RU"/>
         </w:rPr>
-      </w:pPr>
+        <w:t>FigureBase</w:t>
+      </w:r>
+      <w:proofErr w:type="spellEnd"/>
       <w:r>
         <w:rPr>
           <w:rFonts w:ascii="Courier New" w:eastAsia="Times New Roman" w:hAnsi="Courier New" w:cs="Courier New"/>
@@ -8217,12 +8412,11 @@
           <w:szCs w:val="20"/>
           <w:lang w:val="en-US" w:eastAsia="ru-RU"/>
         </w:rPr>
-        <w:t xml:space="preserve">  &lt;FigureBase xsi:type="Rectangle"&gt;</w:t>
-      </w:r>
-    </w:p>
-    <w:p>
-      <w:pPr>
-        <w:ind w:firstLine="0"/>
+        <w:t xml:space="preserve"> </w:t>
+      </w:r>
+      <w:proofErr w:type="spellStart"/>
+      <w:proofErr w:type="gramStart"/>
+      <w:r>
         <w:rPr>
           <w:rFonts w:ascii="Courier New" w:eastAsia="Times New Roman" w:hAnsi="Courier New" w:cs="Courier New"/>
           <w:color w:val="000000"/>
@@ -8230,7 +8424,10 @@
           <w:szCs w:val="20"/>
           <w:lang w:val="en-US" w:eastAsia="ru-RU"/>
         </w:rPr>
-      </w:pPr>
+        <w:t>xsi:type</w:t>
+      </w:r>
+      <w:proofErr w:type="spellEnd"/>
+      <w:proofErr w:type="gramEnd"/>
       <w:r>
         <w:rPr>
           <w:rFonts w:ascii="Courier New" w:eastAsia="Times New Roman" w:hAnsi="Courier New" w:cs="Courier New"/>
@@ -8239,7 +8436,7 @@
           <w:szCs w:val="20"/>
           <w:lang w:val="en-US" w:eastAsia="ru-RU"/>
         </w:rPr>
-        <w:t xml:space="preserve">    &lt;Length&gt;&lt;/Length&gt;</w:t>
+        <w:t>="Triangle"&gt;</w:t>
       </w:r>
     </w:p>
     <w:p>
@@ -8261,7 +8458,7 @@
           <w:szCs w:val="20"/>
           <w:lang w:val="en-US" w:eastAsia="ru-RU"/>
         </w:rPr>
-        <w:t xml:space="preserve">    &lt;Width&gt;&lt;/Width&gt;</w:t>
+        <w:t xml:space="preserve">    &lt;Length&gt;&lt;/Length&gt;</w:t>
       </w:r>
     </w:p>
     <w:p>
@@ -8283,7 +8480,7 @@
           <w:szCs w:val="20"/>
           <w:lang w:val="en-US" w:eastAsia="ru-RU"/>
         </w:rPr>
-        <w:t xml:space="preserve">  &lt;/FigureBase&gt;</w:t>
+        <w:t xml:space="preserve">    &lt;Height&gt;&lt;/Height&gt;</w:t>
       </w:r>
     </w:p>
     <w:p>
@@ -8305,12 +8502,10 @@
           <w:szCs w:val="20"/>
           <w:lang w:val="en-US" w:eastAsia="ru-RU"/>
         </w:rPr>
-        <w:t xml:space="preserve">  &lt;FigureBase xsi:type="Circle"&gt;</w:t>
-      </w:r>
-    </w:p>
-    <w:p>
-      <w:pPr>
-        <w:ind w:firstLine="0"/>
+        <w:t xml:space="preserve">  &lt;/</w:t>
+      </w:r>
+      <w:proofErr w:type="spellStart"/>
+      <w:r>
         <w:rPr>
           <w:rFonts w:ascii="Courier New" w:eastAsia="Times New Roman" w:hAnsi="Courier New" w:cs="Courier New"/>
           <w:color w:val="000000"/>
@@ -8318,7 +8513,9 @@
           <w:szCs w:val="20"/>
           <w:lang w:val="en-US" w:eastAsia="ru-RU"/>
         </w:rPr>
-      </w:pPr>
+        <w:t>FigureBase</w:t>
+      </w:r>
+      <w:proofErr w:type="spellEnd"/>
       <w:r>
         <w:rPr>
           <w:rFonts w:ascii="Courier New" w:eastAsia="Times New Roman" w:hAnsi="Courier New" w:cs="Courier New"/>
@@ -8327,6 +8524,252 @@
           <w:szCs w:val="20"/>
           <w:lang w:val="en-US" w:eastAsia="ru-RU"/>
         </w:rPr>
+        <w:t>&gt;</w:t>
+      </w:r>
+    </w:p>
+    <w:p>
+      <w:pPr>
+        <w:ind w:firstLine="0"/>
+        <w:rPr>
+          <w:rFonts w:ascii="Courier New" w:eastAsia="Times New Roman" w:hAnsi="Courier New" w:cs="Courier New"/>
+          <w:color w:val="000000"/>
+          <w:sz w:val="20"/>
+          <w:szCs w:val="20"/>
+          <w:lang w:val="en-US" w:eastAsia="ru-RU"/>
+        </w:rPr>
+      </w:pPr>
+      <w:r>
+        <w:rPr>
+          <w:rFonts w:ascii="Courier New" w:eastAsia="Times New Roman" w:hAnsi="Courier New" w:cs="Courier New"/>
+          <w:color w:val="000000"/>
+          <w:sz w:val="20"/>
+          <w:szCs w:val="20"/>
+          <w:lang w:val="en-US" w:eastAsia="ru-RU"/>
+        </w:rPr>
+        <w:t xml:space="preserve">  &lt;</w:t>
+      </w:r>
+      <w:proofErr w:type="spellStart"/>
+      <w:r>
+        <w:rPr>
+          <w:rFonts w:ascii="Courier New" w:eastAsia="Times New Roman" w:hAnsi="Courier New" w:cs="Courier New"/>
+          <w:color w:val="000000"/>
+          <w:sz w:val="20"/>
+          <w:szCs w:val="20"/>
+          <w:lang w:val="en-US" w:eastAsia="ru-RU"/>
+        </w:rPr>
+        <w:t>FigureBase</w:t>
+      </w:r>
+      <w:proofErr w:type="spellEnd"/>
+      <w:r>
+        <w:rPr>
+          <w:rFonts w:ascii="Courier New" w:eastAsia="Times New Roman" w:hAnsi="Courier New" w:cs="Courier New"/>
+          <w:color w:val="000000"/>
+          <w:sz w:val="20"/>
+          <w:szCs w:val="20"/>
+          <w:lang w:val="en-US" w:eastAsia="ru-RU"/>
+        </w:rPr>
+        <w:t xml:space="preserve"> </w:t>
+      </w:r>
+      <w:proofErr w:type="spellStart"/>
+      <w:proofErr w:type="gramStart"/>
+      <w:r>
+        <w:rPr>
+          <w:rFonts w:ascii="Courier New" w:eastAsia="Times New Roman" w:hAnsi="Courier New" w:cs="Courier New"/>
+          <w:color w:val="000000"/>
+          <w:sz w:val="20"/>
+          <w:szCs w:val="20"/>
+          <w:lang w:val="en-US" w:eastAsia="ru-RU"/>
+        </w:rPr>
+        <w:t>xsi:type</w:t>
+      </w:r>
+      <w:proofErr w:type="spellEnd"/>
+      <w:proofErr w:type="gramEnd"/>
+      <w:r>
+        <w:rPr>
+          <w:rFonts w:ascii="Courier New" w:eastAsia="Times New Roman" w:hAnsi="Courier New" w:cs="Courier New"/>
+          <w:color w:val="000000"/>
+          <w:sz w:val="20"/>
+          <w:szCs w:val="20"/>
+          <w:lang w:val="en-US" w:eastAsia="ru-RU"/>
+        </w:rPr>
+        <w:t>="Rectangle"&gt;</w:t>
+      </w:r>
+    </w:p>
+    <w:p>
+      <w:pPr>
+        <w:ind w:firstLine="0"/>
+        <w:rPr>
+          <w:rFonts w:ascii="Courier New" w:eastAsia="Times New Roman" w:hAnsi="Courier New" w:cs="Courier New"/>
+          <w:color w:val="000000"/>
+          <w:sz w:val="20"/>
+          <w:szCs w:val="20"/>
+          <w:lang w:val="en-US" w:eastAsia="ru-RU"/>
+        </w:rPr>
+      </w:pPr>
+      <w:r>
+        <w:rPr>
+          <w:rFonts w:ascii="Courier New" w:eastAsia="Times New Roman" w:hAnsi="Courier New" w:cs="Courier New"/>
+          <w:color w:val="000000"/>
+          <w:sz w:val="20"/>
+          <w:szCs w:val="20"/>
+          <w:lang w:val="en-US" w:eastAsia="ru-RU"/>
+        </w:rPr>
+        <w:t xml:space="preserve">    &lt;Length&gt;&lt;/Length&gt;</w:t>
+      </w:r>
+    </w:p>
+    <w:p>
+      <w:pPr>
+        <w:ind w:firstLine="0"/>
+        <w:rPr>
+          <w:rFonts w:ascii="Courier New" w:eastAsia="Times New Roman" w:hAnsi="Courier New" w:cs="Courier New"/>
+          <w:color w:val="000000"/>
+          <w:sz w:val="20"/>
+          <w:szCs w:val="20"/>
+          <w:lang w:val="en-US" w:eastAsia="ru-RU"/>
+        </w:rPr>
+      </w:pPr>
+      <w:r>
+        <w:rPr>
+          <w:rFonts w:ascii="Courier New" w:eastAsia="Times New Roman" w:hAnsi="Courier New" w:cs="Courier New"/>
+          <w:color w:val="000000"/>
+          <w:sz w:val="20"/>
+          <w:szCs w:val="20"/>
+          <w:lang w:val="en-US" w:eastAsia="ru-RU"/>
+        </w:rPr>
+        <w:t xml:space="preserve">    &lt;Width&gt;&lt;/Width&gt;</w:t>
+      </w:r>
+    </w:p>
+    <w:p>
+      <w:pPr>
+        <w:ind w:firstLine="0"/>
+        <w:rPr>
+          <w:rFonts w:ascii="Courier New" w:eastAsia="Times New Roman" w:hAnsi="Courier New" w:cs="Courier New"/>
+          <w:color w:val="000000"/>
+          <w:sz w:val="20"/>
+          <w:szCs w:val="20"/>
+          <w:lang w:val="en-US" w:eastAsia="ru-RU"/>
+        </w:rPr>
+      </w:pPr>
+      <w:r>
+        <w:rPr>
+          <w:rFonts w:ascii="Courier New" w:eastAsia="Times New Roman" w:hAnsi="Courier New" w:cs="Courier New"/>
+          <w:color w:val="000000"/>
+          <w:sz w:val="20"/>
+          <w:szCs w:val="20"/>
+          <w:lang w:val="en-US" w:eastAsia="ru-RU"/>
+        </w:rPr>
+        <w:t xml:space="preserve">  &lt;/</w:t>
+      </w:r>
+      <w:proofErr w:type="spellStart"/>
+      <w:r>
+        <w:rPr>
+          <w:rFonts w:ascii="Courier New" w:eastAsia="Times New Roman" w:hAnsi="Courier New" w:cs="Courier New"/>
+          <w:color w:val="000000"/>
+          <w:sz w:val="20"/>
+          <w:szCs w:val="20"/>
+          <w:lang w:val="en-US" w:eastAsia="ru-RU"/>
+        </w:rPr>
+        <w:t>FigureBase</w:t>
+      </w:r>
+      <w:proofErr w:type="spellEnd"/>
+      <w:r>
+        <w:rPr>
+          <w:rFonts w:ascii="Courier New" w:eastAsia="Times New Roman" w:hAnsi="Courier New" w:cs="Courier New"/>
+          <w:color w:val="000000"/>
+          <w:sz w:val="20"/>
+          <w:szCs w:val="20"/>
+          <w:lang w:val="en-US" w:eastAsia="ru-RU"/>
+        </w:rPr>
+        <w:t>&gt;</w:t>
+      </w:r>
+    </w:p>
+    <w:p>
+      <w:pPr>
+        <w:ind w:firstLine="0"/>
+        <w:rPr>
+          <w:rFonts w:ascii="Courier New" w:eastAsia="Times New Roman" w:hAnsi="Courier New" w:cs="Courier New"/>
+          <w:color w:val="000000"/>
+          <w:sz w:val="20"/>
+          <w:szCs w:val="20"/>
+          <w:lang w:val="en-US" w:eastAsia="ru-RU"/>
+        </w:rPr>
+      </w:pPr>
+      <w:r>
+        <w:rPr>
+          <w:rFonts w:ascii="Courier New" w:eastAsia="Times New Roman" w:hAnsi="Courier New" w:cs="Courier New"/>
+          <w:color w:val="000000"/>
+          <w:sz w:val="20"/>
+          <w:szCs w:val="20"/>
+          <w:lang w:val="en-US" w:eastAsia="ru-RU"/>
+        </w:rPr>
+        <w:t xml:space="preserve">  &lt;</w:t>
+      </w:r>
+      <w:proofErr w:type="spellStart"/>
+      <w:r>
+        <w:rPr>
+          <w:rFonts w:ascii="Courier New" w:eastAsia="Times New Roman" w:hAnsi="Courier New" w:cs="Courier New"/>
+          <w:color w:val="000000"/>
+          <w:sz w:val="20"/>
+          <w:szCs w:val="20"/>
+          <w:lang w:val="en-US" w:eastAsia="ru-RU"/>
+        </w:rPr>
+        <w:t>FigureBase</w:t>
+      </w:r>
+      <w:proofErr w:type="spellEnd"/>
+      <w:r>
+        <w:rPr>
+          <w:rFonts w:ascii="Courier New" w:eastAsia="Times New Roman" w:hAnsi="Courier New" w:cs="Courier New"/>
+          <w:color w:val="000000"/>
+          <w:sz w:val="20"/>
+          <w:szCs w:val="20"/>
+          <w:lang w:val="en-US" w:eastAsia="ru-RU"/>
+        </w:rPr>
+        <w:t xml:space="preserve"> </w:t>
+      </w:r>
+      <w:proofErr w:type="spellStart"/>
+      <w:proofErr w:type="gramStart"/>
+      <w:r>
+        <w:rPr>
+          <w:rFonts w:ascii="Courier New" w:eastAsia="Times New Roman" w:hAnsi="Courier New" w:cs="Courier New"/>
+          <w:color w:val="000000"/>
+          <w:sz w:val="20"/>
+          <w:szCs w:val="20"/>
+          <w:lang w:val="en-US" w:eastAsia="ru-RU"/>
+        </w:rPr>
+        <w:t>xsi:type</w:t>
+      </w:r>
+      <w:proofErr w:type="spellEnd"/>
+      <w:proofErr w:type="gramEnd"/>
+      <w:r>
+        <w:rPr>
+          <w:rFonts w:ascii="Courier New" w:eastAsia="Times New Roman" w:hAnsi="Courier New" w:cs="Courier New"/>
+          <w:color w:val="000000"/>
+          <w:sz w:val="20"/>
+          <w:szCs w:val="20"/>
+          <w:lang w:val="en-US" w:eastAsia="ru-RU"/>
+        </w:rPr>
+        <w:t>="Circle"&gt;</w:t>
+      </w:r>
+    </w:p>
+    <w:p>
+      <w:pPr>
+        <w:ind w:firstLine="0"/>
+        <w:rPr>
+          <w:rFonts w:ascii="Courier New" w:eastAsia="Times New Roman" w:hAnsi="Courier New" w:cs="Courier New"/>
+          <w:color w:val="000000"/>
+          <w:sz w:val="20"/>
+          <w:szCs w:val="20"/>
+          <w:lang w:val="en-US" w:eastAsia="ru-RU"/>
+        </w:rPr>
+      </w:pPr>
+      <w:r>
+        <w:rPr>
+          <w:rFonts w:ascii="Courier New" w:eastAsia="Times New Roman" w:hAnsi="Courier New" w:cs="Courier New"/>
+          <w:color w:val="000000"/>
+          <w:sz w:val="20"/>
+          <w:szCs w:val="20"/>
+          <w:lang w:val="en-US" w:eastAsia="ru-RU"/>
+        </w:rPr>
         <w:t xml:space="preserve">    &lt;Radius&gt;&lt;/Radius&gt;</w:t>
       </w:r>
     </w:p>
@@ -8361,6 +8804,7 @@
         </w:rPr>
         <w:t>&lt;/</w:t>
       </w:r>
+      <w:proofErr w:type="spellStart"/>
       <w:r>
         <w:rPr>
           <w:rFonts w:ascii="Courier New" w:eastAsia="Times New Roman" w:hAnsi="Courier New" w:cs="Courier New"/>
@@ -8371,6 +8815,7 @@
         </w:rPr>
         <w:t>FigureBase</w:t>
       </w:r>
+      <w:proofErr w:type="spellEnd"/>
       <w:r>
         <w:rPr>
           <w:rFonts w:ascii="Courier New" w:eastAsia="Times New Roman" w:hAnsi="Courier New" w:cs="Courier New"/>
@@ -8403,6 +8848,7 @@
         </w:rPr>
         <w:t>&lt;/</w:t>
       </w:r>
+      <w:proofErr w:type="spellStart"/>
       <w:r>
         <w:rPr>
           <w:rFonts w:ascii="Courier New" w:eastAsia="Times New Roman" w:hAnsi="Courier New" w:cs="Courier New"/>
@@ -8413,6 +8859,7 @@
         </w:rPr>
         <w:t>ArrayOfFigureBase</w:t>
       </w:r>
+      <w:proofErr w:type="spellEnd"/>
       <w:r>
         <w:rPr>
           <w:rFonts w:ascii="Courier New" w:eastAsia="Times New Roman" w:hAnsi="Courier New" w:cs="Courier New"/>
@@ -8621,6 +9068,7 @@
         </w:rPr>
         <w:t>(</w:t>
       </w:r>
+      <w:proofErr w:type="gramStart"/>
       <w:r>
         <w:rPr>
           <w:i/>
@@ -8634,7 +9082,15 @@
           <w:i/>
           <w:iCs/>
         </w:rPr>
-        <w:t xml:space="preserve"> &gt; 0)</w:t>
+        <w:t xml:space="preserve"> &gt;</w:t>
+      </w:r>
+      <w:proofErr w:type="gramEnd"/>
+      <w:r>
+        <w:rPr>
+          <w:i/>
+          <w:iCs/>
+        </w:rPr>
+        <w:t xml:space="preserve"> 0)</w:t>
       </w:r>
       <w:r>
         <w:t>, м;</w:t>
@@ -8859,6 +9315,7 @@
         </w:rPr>
         <w:t>(</w:t>
       </w:r>
+      <w:proofErr w:type="gramStart"/>
       <w:r>
         <w:rPr>
           <w:i/>
@@ -8872,7 +9329,15 @@
           <w:i/>
           <w:iCs/>
         </w:rPr>
-        <w:t xml:space="preserve"> &gt; 0)</w:t>
+        <w:t xml:space="preserve"> &gt;</w:t>
+      </w:r>
+      <w:proofErr w:type="gramEnd"/>
+      <w:r>
+        <w:rPr>
+          <w:i/>
+          <w:iCs/>
+        </w:rPr>
+        <w:t xml:space="preserve"> 0)</w:t>
       </w:r>
       <w:r>
         <w:t>, м;</w:t>
@@ -8944,6 +9409,7 @@
         </w:rPr>
         <w:t>(</w:t>
       </w:r>
+      <w:proofErr w:type="gramStart"/>
       <w:r>
         <w:rPr>
           <w:i/>
@@ -8966,7 +9432,15 @@
           <w:i/>
           <w:iCs/>
         </w:rPr>
-        <w:t xml:space="preserve"> &gt; 0, </w:t>
+        <w:t xml:space="preserve"> &gt;</w:t>
+      </w:r>
+      <w:proofErr w:type="gramEnd"/>
+      <w:r>
+        <w:rPr>
+          <w:i/>
+          <w:iCs/>
+        </w:rPr>
+        <w:t xml:space="preserve"> 0, </w:t>
       </w:r>
       <w:r>
         <w:rPr>
@@ -9105,6 +9579,7 @@
         </w:rPr>
         <w:t>(</w:t>
       </w:r>
+      <w:proofErr w:type="gramStart"/>
       <w:r>
         <w:rPr>
           <w:i/>
@@ -9117,7 +9592,15 @@
           <w:i/>
           <w:iCs/>
         </w:rPr>
-        <w:t xml:space="preserve"> &gt; 0)</w:t>
+        <w:t xml:space="preserve"> &gt;</w:t>
+      </w:r>
+      <w:proofErr w:type="gramEnd"/>
+      <w:r>
+        <w:rPr>
+          <w:i/>
+          <w:iCs/>
+        </w:rPr>
+        <w:t xml:space="preserve"> 0)</w:t>
       </w:r>
       <w:r>
         <w:t xml:space="preserve"> – </w:t>
@@ -9713,6 +10196,42 @@
     </w:sectPr>
   </w:body>
 </w:document>
+</file>
+
+<file path=word/comments.xml><?xml version="1.0" encoding="utf-8"?>
+<w:comments xmlns:wpc="http://schemas.microsoft.com/office/word/2010/wordprocessingCanvas" xmlns:cx="http://schemas.microsoft.com/office/drawing/2014/chartex" xmlns:cx1="http://schemas.microsoft.com/office/drawing/2015/9/8/chartex" xmlns:cx2="http://schemas.microsoft.com/office/drawing/2015/10/21/chartex" xmlns:cx3="http://schemas.microsoft.com/office/drawing/2016/5/9/chartex" xmlns:cx4="http://schemas.microsoft.com/office/drawing/2016/5/10/chartex" xmlns:cx5="http://schemas.microsoft.com/office/drawing/2016/5/11/chartex" xmlns:cx6="http://schemas.microsoft.com/office/drawing/2016/5/12/chartex" xmlns:cx7="http://schemas.microsoft.com/office/drawing/2016/5/13/chartex" xmlns:cx8="http://schemas.microsoft.com/office/drawing/2016/5/14/chartex" xmlns:mc="http://schemas.openxmlformats.org/markup-compatibility/2006" xmlns:aink="http://schemas.microsoft.com/office/drawing/2016/ink" xmlns:am3d="http://schemas.microsoft.com/office/drawing/2017/model3d" xmlns:o="urn:schemas-microsoft-com:office:office" xmlns:r="http://schemas.openxmlformats.org/officeDocument/2006/relationships" xmlns:m="http://schemas.openxmlformats.org/officeDocument/2006/math" xmlns:v="urn:schemas-microsoft-com:vml" xmlns:wp14="http://schemas.microsoft.com/office/word/2010/wordprocessingDrawing" xmlns:wp="http://schemas.openxmlformats.org/drawingml/2006/wordprocessingDrawing" xmlns:w10="urn:schemas-microsoft-com:office:word" xmlns:w="http://schemas.openxmlformats.org/wordprocessingml/2006/main" xmlns:w14="http://schemas.microsoft.com/office/word/2010/wordml" xmlns:w15="http://schemas.microsoft.com/office/word/2012/wordml" xmlns:w16cex="http://schemas.microsoft.com/office/word/2018/wordml/cex" xmlns:w16cid="http://schemas.microsoft.com/office/word/2016/wordml/cid" xmlns:w16="http://schemas.microsoft.com/office/word/2018/wordml" xmlns:w16sdtdh="http://schemas.microsoft.com/office/word/2020/wordml/sdtdatahash" xmlns:w16se="http://schemas.microsoft.com/office/word/2015/wordml/symex" xmlns:wpg="http://schemas.microsoft.com/office/word/2010/wordprocessingGroup" xmlns:wpi="http://schemas.microsoft.com/office/word/2010/wordprocessingInk" xmlns:wne="http://schemas.microsoft.com/office/word/2006/wordml" xmlns:wps="http://schemas.microsoft.com/office/word/2010/wordprocessingShape" mc:Ignorable="w14 w15 w16se w16cid w16 w16cex w16sdtdh wp14">
+  <w:comment w:id="8" w:author="Aleksey A. Kalentev" w:date="2025-12-11T10:21:00Z" w:initials="AAK">
+    <w:p>
+      <w:pPr>
+        <w:pStyle w:val="aa"/>
+      </w:pPr>
+      <w:r>
+        <w:rPr>
+          <w:rStyle w:val="a9"/>
+        </w:rPr>
+        <w:annotationRef/>
+      </w:r>
+    </w:p>
+  </w:comment>
+</w:comments>
+</file>
+
+<file path=word/commentsExtended.xml><?xml version="1.0" encoding="utf-8"?>
+<w15:commentsEx xmlns:wpc="http://schemas.microsoft.com/office/word/2010/wordprocessingCanvas" xmlns:cx="http://schemas.microsoft.com/office/drawing/2014/chartex" xmlns:cx1="http://schemas.microsoft.com/office/drawing/2015/9/8/chartex" xmlns:cx2="http://schemas.microsoft.com/office/drawing/2015/10/21/chartex" xmlns:cx3="http://schemas.microsoft.com/office/drawing/2016/5/9/chartex" xmlns:cx4="http://schemas.microsoft.com/office/drawing/2016/5/10/chartex" xmlns:cx5="http://schemas.microsoft.com/office/drawing/2016/5/11/chartex" xmlns:cx6="http://schemas.microsoft.com/office/drawing/2016/5/12/chartex" xmlns:cx7="http://schemas.microsoft.com/office/drawing/2016/5/13/chartex" xmlns:cx8="http://schemas.microsoft.com/office/drawing/2016/5/14/chartex" xmlns:mc="http://schemas.openxmlformats.org/markup-compatibility/2006" xmlns:aink="http://schemas.microsoft.com/office/drawing/2016/ink" xmlns:am3d="http://schemas.microsoft.com/office/drawing/2017/model3d" xmlns:o="urn:schemas-microsoft-com:office:office" xmlns:r="http://schemas.openxmlformats.org/officeDocument/2006/relationships" xmlns:m="http://schemas.openxmlformats.org/officeDocument/2006/math" xmlns:v="urn:schemas-microsoft-com:vml" xmlns:wp14="http://schemas.microsoft.com/office/word/2010/wordprocessingDrawing" xmlns:wp="http://schemas.openxmlformats.org/drawingml/2006/wordprocessingDrawing" xmlns:w10="urn:schemas-microsoft-com:office:word" xmlns:w="http://schemas.openxmlformats.org/wordprocessingml/2006/main" xmlns:w14="http://schemas.microsoft.com/office/word/2010/wordml" xmlns:w15="http://schemas.microsoft.com/office/word/2012/wordml" xmlns:w16cex="http://schemas.microsoft.com/office/word/2018/wordml/cex" xmlns:w16cid="http://schemas.microsoft.com/office/word/2016/wordml/cid" xmlns:w16="http://schemas.microsoft.com/office/word/2018/wordml" xmlns:w16sdtdh="http://schemas.microsoft.com/office/word/2020/wordml/sdtdatahash" xmlns:w16se="http://schemas.microsoft.com/office/word/2015/wordml/symex" xmlns:wpg="http://schemas.microsoft.com/office/word/2010/wordprocessingGroup" xmlns:wpi="http://schemas.microsoft.com/office/word/2010/wordprocessingInk" xmlns:wne="http://schemas.microsoft.com/office/word/2006/wordml" xmlns:wps="http://schemas.microsoft.com/office/word/2010/wordprocessingShape" mc:Ignorable="w14 w15 w16se w16cid w16 w16cex w16sdtdh wp14">
+  <w15:commentEx w15:paraId="4889FDED" w15:done="0"/>
+</w15:commentsEx>
+</file>
+
+<file path=word/commentsExtensible.xml><?xml version="1.0" encoding="utf-8"?>
+<w16cex:commentsExtensible xmlns:wpc="http://schemas.microsoft.com/office/word/2010/wordprocessingCanvas" xmlns:cx="http://schemas.microsoft.com/office/drawing/2014/chartex" xmlns:cx1="http://schemas.microsoft.com/office/drawing/2015/9/8/chartex" xmlns:cx2="http://schemas.microsoft.com/office/drawing/2015/10/21/chartex" xmlns:cx3="http://schemas.microsoft.com/office/drawing/2016/5/9/chartex" xmlns:cx4="http://schemas.microsoft.com/office/drawing/2016/5/10/chartex" xmlns:cx5="http://schemas.microsoft.com/office/drawing/2016/5/11/chartex" xmlns:cx6="http://schemas.microsoft.com/office/drawing/2016/5/12/chartex" xmlns:cx7="http://schemas.microsoft.com/office/drawing/2016/5/13/chartex" xmlns:cx8="http://schemas.microsoft.com/office/drawing/2016/5/14/chartex" xmlns:mc="http://schemas.openxmlformats.org/markup-compatibility/2006" xmlns:aink="http://schemas.microsoft.com/office/drawing/2016/ink" xmlns:am3d="http://schemas.microsoft.com/office/drawing/2017/model3d" xmlns:o="urn:schemas-microsoft-com:office:office" xmlns:r="http://schemas.openxmlformats.org/officeDocument/2006/relationships" xmlns:m="http://schemas.openxmlformats.org/officeDocument/2006/math" xmlns:v="urn:schemas-microsoft-com:vml" xmlns:wp14="http://schemas.microsoft.com/office/word/2010/wordprocessingDrawing" xmlns:wp="http://schemas.openxmlformats.org/drawingml/2006/wordprocessingDrawing" xmlns:w10="urn:schemas-microsoft-com:office:word" xmlns:w="http://schemas.openxmlformats.org/wordprocessingml/2006/main" xmlns:w14="http://schemas.microsoft.com/office/word/2010/wordml" xmlns:w15="http://schemas.microsoft.com/office/word/2012/wordml" xmlns:w16cex="http://schemas.microsoft.com/office/word/2018/wordml/cex" xmlns:w16cid="http://schemas.microsoft.com/office/word/2016/wordml/cid" xmlns:w16="http://schemas.microsoft.com/office/word/2018/wordml" xmlns:w16sdtdh="http://schemas.microsoft.com/office/word/2020/wordml/sdtdatahash" xmlns:w16se="http://schemas.microsoft.com/office/word/2015/wordml/symex" xmlns:wpg="http://schemas.microsoft.com/office/word/2010/wordprocessingGroup" xmlns:wpi="http://schemas.microsoft.com/office/word/2010/wordprocessingInk" xmlns:wne="http://schemas.microsoft.com/office/word/2006/wordml" xmlns:wps="http://schemas.microsoft.com/office/word/2010/wordprocessingShape" mc:Ignorable="w14 w15 w16se w16cid w16 w16cex w16sdtdh wp14">
+  <w16cex:commentExtensible w16cex:durableId="2CE519AF" w16cex:dateUtc="2025-12-11T03:21:00Z"/>
+</w16cex:commentsExtensible>
+</file>
+
+<file path=word/commentsIds.xml><?xml version="1.0" encoding="utf-8"?>
+<w16cid:commentsIds xmlns:wpc="http://schemas.microsoft.com/office/word/2010/wordprocessingCanvas" xmlns:cx="http://schemas.microsoft.com/office/drawing/2014/chartex" xmlns:cx1="http://schemas.microsoft.com/office/drawing/2015/9/8/chartex" xmlns:cx2="http://schemas.microsoft.com/office/drawing/2015/10/21/chartex" xmlns:cx3="http://schemas.microsoft.com/office/drawing/2016/5/9/chartex" xmlns:cx4="http://schemas.microsoft.com/office/drawing/2016/5/10/chartex" xmlns:cx5="http://schemas.microsoft.com/office/drawing/2016/5/11/chartex" xmlns:cx6="http://schemas.microsoft.com/office/drawing/2016/5/12/chartex" xmlns:cx7="http://schemas.microsoft.com/office/drawing/2016/5/13/chartex" xmlns:cx8="http://schemas.microsoft.com/office/drawing/2016/5/14/chartex" xmlns:mc="http://schemas.openxmlformats.org/markup-compatibility/2006" xmlns:aink="http://schemas.microsoft.com/office/drawing/2016/ink" xmlns:am3d="http://schemas.microsoft.com/office/drawing/2017/model3d" xmlns:o="urn:schemas-microsoft-com:office:office" xmlns:r="http://schemas.openxmlformats.org/officeDocument/2006/relationships" xmlns:m="http://schemas.openxmlformats.org/officeDocument/2006/math" xmlns:v="urn:schemas-microsoft-com:vml" xmlns:wp14="http://schemas.microsoft.com/office/word/2010/wordprocessingDrawing" xmlns:wp="http://schemas.openxmlformats.org/drawingml/2006/wordprocessingDrawing" xmlns:w10="urn:schemas-microsoft-com:office:word" xmlns:w="http://schemas.openxmlformats.org/wordprocessingml/2006/main" xmlns:w14="http://schemas.microsoft.com/office/word/2010/wordml" xmlns:w15="http://schemas.microsoft.com/office/word/2012/wordml" xmlns:w16cex="http://schemas.microsoft.com/office/word/2018/wordml/cex" xmlns:w16cid="http://schemas.microsoft.com/office/word/2016/wordml/cid" xmlns:w16="http://schemas.microsoft.com/office/word/2018/wordml" xmlns:w16sdtdh="http://schemas.microsoft.com/office/word/2020/wordml/sdtdatahash" xmlns:w16se="http://schemas.microsoft.com/office/word/2015/wordml/symex" xmlns:wpg="http://schemas.microsoft.com/office/word/2010/wordprocessingGroup" xmlns:wpi="http://schemas.microsoft.com/office/word/2010/wordprocessingInk" xmlns:wne="http://schemas.microsoft.com/office/word/2006/wordml" xmlns:wps="http://schemas.microsoft.com/office/word/2010/wordprocessingShape" mc:Ignorable="w14 w15 w16se w16cid w16 w16cex w16sdtdh wp14">
+  <w16cid:commentId w16cid:paraId="4889FDED" w16cid:durableId="2CE519AF"/>
+</w16cid:commentsIds>
 </file>
 
 <file path=word/endnotes.xml><?xml version="1.0" encoding="utf-8"?>
@@ -10228,6 +10747,14 @@
     <w:abstractNumId w:val="0"/>
   </w:num>
 </w:numbering>
+</file>
+
+<file path=word/people.xml><?xml version="1.0" encoding="utf-8"?>
+<w15:people xmlns:wpc="http://schemas.microsoft.com/office/word/2010/wordprocessingCanvas" xmlns:cx="http://schemas.microsoft.com/office/drawing/2014/chartex" xmlns:cx1="http://schemas.microsoft.com/office/drawing/2015/9/8/chartex" xmlns:cx2="http://schemas.microsoft.com/office/drawing/2015/10/21/chartex" xmlns:cx3="http://schemas.microsoft.com/office/drawing/2016/5/9/chartex" xmlns:cx4="http://schemas.microsoft.com/office/drawing/2016/5/10/chartex" xmlns:cx5="http://schemas.microsoft.com/office/drawing/2016/5/11/chartex" xmlns:cx6="http://schemas.microsoft.com/office/drawing/2016/5/12/chartex" xmlns:cx7="http://schemas.microsoft.com/office/drawing/2016/5/13/chartex" xmlns:cx8="http://schemas.microsoft.com/office/drawing/2016/5/14/chartex" xmlns:mc="http://schemas.openxmlformats.org/markup-compatibility/2006" xmlns:aink="http://schemas.microsoft.com/office/drawing/2016/ink" xmlns:am3d="http://schemas.microsoft.com/office/drawing/2017/model3d" xmlns:o="urn:schemas-microsoft-com:office:office" xmlns:r="http://schemas.openxmlformats.org/officeDocument/2006/relationships" xmlns:m="http://schemas.openxmlformats.org/officeDocument/2006/math" xmlns:v="urn:schemas-microsoft-com:vml" xmlns:wp14="http://schemas.microsoft.com/office/word/2010/wordprocessingDrawing" xmlns:wp="http://schemas.openxmlformats.org/drawingml/2006/wordprocessingDrawing" xmlns:w10="urn:schemas-microsoft-com:office:word" xmlns:w="http://schemas.openxmlformats.org/wordprocessingml/2006/main" xmlns:w14="http://schemas.microsoft.com/office/word/2010/wordml" xmlns:w15="http://schemas.microsoft.com/office/word/2012/wordml" xmlns:w16cex="http://schemas.microsoft.com/office/word/2018/wordml/cex" xmlns:w16cid="http://schemas.microsoft.com/office/word/2016/wordml/cid" xmlns:w16="http://schemas.microsoft.com/office/word/2018/wordml" xmlns:w16sdtdh="http://schemas.microsoft.com/office/word/2020/wordml/sdtdatahash" xmlns:w16se="http://schemas.microsoft.com/office/word/2015/wordml/symex" xmlns:wpg="http://schemas.microsoft.com/office/word/2010/wordprocessingGroup" xmlns:wpi="http://schemas.microsoft.com/office/word/2010/wordprocessingInk" xmlns:wne="http://schemas.microsoft.com/office/word/2006/wordml" xmlns:wps="http://schemas.microsoft.com/office/word/2010/wordprocessingShape" mc:Ignorable="w14 w15 w16se w16cid w16 w16cex w16sdtdh wp14">
+  <w15:person w15:author="Aleksey A. Kalentev">
+    <w15:presenceInfo w15:providerId="AD" w15:userId="S-1-5-21-507921405-1993962763-1957994488-151096"/>
+  </w15:person>
+</w15:people>
 </file>
 
 <file path=word/styles.xml><?xml version="1.0" encoding="utf-8"?>
@@ -10841,6 +11368,76 @@
       <w:sz w:val="28"/>
     </w:rPr>
   </w:style>
+  <w:style w:type="character" w:styleId="a9">
+    <w:name w:val="annotation reference"/>
+    <w:basedOn w:val="a0"/>
+    <w:uiPriority w:val="99"/>
+    <w:semiHidden/>
+    <w:unhideWhenUsed/>
+    <w:rsid w:val="00B02B2A"/>
+    <w:rPr>
+      <w:sz w:val="16"/>
+      <w:szCs w:val="16"/>
+    </w:rPr>
+  </w:style>
+  <w:style w:type="paragraph" w:styleId="aa">
+    <w:name w:val="annotation text"/>
+    <w:basedOn w:val="a"/>
+    <w:link w:val="ab"/>
+    <w:uiPriority w:val="99"/>
+    <w:semiHidden/>
+    <w:unhideWhenUsed/>
+    <w:rsid w:val="00B02B2A"/>
+    <w:pPr>
+      <w:spacing w:line="240" w:lineRule="auto"/>
+    </w:pPr>
+    <w:rPr>
+      <w:sz w:val="20"/>
+      <w:szCs w:val="20"/>
+    </w:rPr>
+  </w:style>
+  <w:style w:type="character" w:customStyle="1" w:styleId="ab">
+    <w:name w:val="Текст примечания Знак"/>
+    <w:basedOn w:val="a0"/>
+    <w:link w:val="aa"/>
+    <w:uiPriority w:val="99"/>
+    <w:semiHidden/>
+    <w:rsid w:val="00B02B2A"/>
+    <w:rPr>
+      <w:rFonts w:ascii="Times New Roman" w:hAnsi="Times New Roman"/>
+      <w:sz w:val="20"/>
+      <w:szCs w:val="20"/>
+    </w:rPr>
+  </w:style>
+  <w:style w:type="paragraph" w:styleId="ac">
+    <w:name w:val="annotation subject"/>
+    <w:basedOn w:val="aa"/>
+    <w:next w:val="aa"/>
+    <w:link w:val="ad"/>
+    <w:uiPriority w:val="99"/>
+    <w:semiHidden/>
+    <w:unhideWhenUsed/>
+    <w:rsid w:val="00B02B2A"/>
+    <w:rPr>
+      <w:b/>
+      <w:bCs/>
+    </w:rPr>
+  </w:style>
+  <w:style w:type="character" w:customStyle="1" w:styleId="ad">
+    <w:name w:val="Тема примечания Знак"/>
+    <w:basedOn w:val="ab"/>
+    <w:link w:val="ac"/>
+    <w:uiPriority w:val="99"/>
+    <w:semiHidden/>
+    <w:rsid w:val="00B02B2A"/>
+    <w:rPr>
+      <w:rFonts w:ascii="Times New Roman" w:hAnsi="Times New Roman"/>
+      <w:b/>
+      <w:bCs/>
+      <w:sz w:val="20"/>
+      <w:szCs w:val="20"/>
+    </w:rPr>
+  </w:style>
 </w:styles>
 </file>
 

--- a/Шлапак М.Р._Отчёт ЛБ 5.docx
+++ b/Шлапак М.Р._Отчёт ЛБ 5.docx
@@ -333,19 +333,11 @@
                 <w:u w:val="single"/>
               </w:rPr>
             </w:pPr>
-            <w:proofErr w:type="spellStart"/>
             <w:r>
               <w:rPr>
                 <w:u w:val="single"/>
               </w:rPr>
-              <w:t>Шлапак</w:t>
-            </w:r>
-            <w:proofErr w:type="spellEnd"/>
-            <w:r>
-              <w:rPr>
-                <w:u w:val="single"/>
-              </w:rPr>
-              <w:t xml:space="preserve"> М.Р.</w:t>
+              <w:t>Шлапак М.Р.</w:t>
             </w:r>
           </w:p>
         </w:tc>
@@ -2109,9 +2101,9 @@
         </w:rPr>
         <w:lastRenderedPageBreak/>
         <w:drawing>
-          <wp:inline distT="0" distB="0" distL="0" distR="0" wp14:anchorId="5A2C3E79" wp14:editId="6398C5AA">
-            <wp:extent cx="9251950" cy="5985510"/>
-            <wp:effectExtent l="0" t="0" r="6350" b="0"/>
+          <wp:inline distT="0" distB="0" distL="0" distR="0" wp14:anchorId="07BE81E6" wp14:editId="38C25453">
+            <wp:extent cx="8441454" cy="5298359"/>
+            <wp:effectExtent l="0" t="0" r="0" b="0"/>
             <wp:docPr id="1" name="Рисунок 1"/>
             <wp:cNvGraphicFramePr>
               <a:graphicFrameLocks xmlns:a="http://schemas.openxmlformats.org/drawingml/2006/main" noChangeAspect="1"/>
@@ -2132,7 +2124,7 @@
                   <pic:spPr>
                     <a:xfrm>
                       <a:off x="0" y="0"/>
-                      <a:ext cx="9251950" cy="5985510"/>
+                      <a:ext cx="8444875" cy="5300506"/>
                     </a:xfrm>
                     <a:prstGeom prst="rect">
                       <a:avLst/>
@@ -2158,7 +2150,6 @@
       </w:pPr>
       <w:commentRangeStart w:id="8"/>
       <w:r>
-        <w:lastRenderedPageBreak/>
         <w:t xml:space="preserve">Рисунок 2 – </w:t>
       </w:r>
       <w:r>
@@ -7334,15 +7325,7 @@
       </w:r>
       <w:proofErr w:type="spellEnd"/>
       <w:r>
-        <w:t xml:space="preserve">, А. А. Новые технологии в </w:t>
-      </w:r>
-      <w:proofErr w:type="gramStart"/>
-      <w:r>
-        <w:t>программировании :</w:t>
-      </w:r>
-      <w:proofErr w:type="gramEnd"/>
-      <w:r>
-        <w:t xml:space="preserve"> учебное пособие / А. А. </w:t>
+        <w:t xml:space="preserve">, А. А. Новые технологии в программировании : учебное пособие / А. А. </w:t>
       </w:r>
       <w:proofErr w:type="spellStart"/>
       <w:r>
@@ -7366,15 +7349,7 @@
       </w:r>
       <w:proofErr w:type="spellEnd"/>
       <w:r>
-        <w:t xml:space="preserve">. – </w:t>
-      </w:r>
-      <w:proofErr w:type="gramStart"/>
-      <w:r>
-        <w:t>Томск :</w:t>
-      </w:r>
-      <w:proofErr w:type="gramEnd"/>
-      <w:r>
-        <w:t xml:space="preserve"> Эль Контент, 2014. – 176 с. – </w:t>
+        <w:t xml:space="preserve">. – Томск : Эль Контент, 2014. – 176 с. – </w:t>
       </w:r>
       <w:r>
         <w:rPr>
@@ -7458,13 +7433,8 @@
       <w:r>
         <w:t xml:space="preserve"> НИ ТПУ </w:t>
       </w:r>
-      <w:proofErr w:type="spellStart"/>
-      <w:r>
-        <w:t>Шлапак</w:t>
-      </w:r>
-      <w:proofErr w:type="spellEnd"/>
-      <w:r>
-        <w:t xml:space="preserve"> М.Р.</w:t>
+      <w:r>
+        <w:t>Шлапак М.Р.</w:t>
       </w:r>
     </w:p>
     <w:p>
@@ -7622,15 +7592,7 @@
         <w:ind w:firstLine="709"/>
       </w:pPr>
       <w:r>
-        <w:t xml:space="preserve">Разработчик: Студент гр. О-5КМ31 НИ ТПУ </w:t>
-      </w:r>
-      <w:proofErr w:type="spellStart"/>
-      <w:r>
-        <w:t>Шлапак</w:t>
-      </w:r>
-      <w:proofErr w:type="spellEnd"/>
-      <w:r>
-        <w:t xml:space="preserve"> М.Р.</w:t>
+        <w:t>Разработчик: Студент гр. О-5КМ31 НИ ТПУ Шлапак М.Р.</w:t>
       </w:r>
     </w:p>
     <w:p>
@@ -8203,7 +8165,6 @@
       <w:r>
         <w:t xml:space="preserve">файле с расширением </w:t>
       </w:r>
-      <w:proofErr w:type="gramStart"/>
       <w:r>
         <w:t>*.</w:t>
       </w:r>
@@ -8216,7 +8177,6 @@
       <w:r>
         <w:t>.</w:t>
       </w:r>
-      <w:proofErr w:type="gramEnd"/>
     </w:p>
     <w:p>
       <w:pPr>
@@ -8325,7 +8285,6 @@
         <w:t xml:space="preserve"> </w:t>
       </w:r>
       <w:proofErr w:type="spellStart"/>
-      <w:proofErr w:type="gramStart"/>
       <w:r>
         <w:rPr>
           <w:rFonts w:ascii="Courier New" w:eastAsia="Times New Roman" w:hAnsi="Courier New" w:cs="Courier New"/>
@@ -8337,7 +8296,6 @@
         <w:t>xmlns:xsi</w:t>
       </w:r>
       <w:proofErr w:type="spellEnd"/>
-      <w:proofErr w:type="gramEnd"/>
       <w:r>
         <w:rPr>
           <w:rFonts w:ascii="Courier New" w:eastAsia="Times New Roman" w:hAnsi="Courier New" w:cs="Courier New"/>
@@ -8415,7 +8373,6 @@
         <w:t xml:space="preserve"> </w:t>
       </w:r>
       <w:proofErr w:type="spellStart"/>
-      <w:proofErr w:type="gramStart"/>
       <w:r>
         <w:rPr>
           <w:rFonts w:ascii="Courier New" w:eastAsia="Times New Roman" w:hAnsi="Courier New" w:cs="Courier New"/>
@@ -8427,7 +8384,6 @@
         <w:t>xsi:type</w:t>
       </w:r>
       <w:proofErr w:type="spellEnd"/>
-      <w:proofErr w:type="gramEnd"/>
       <w:r>
         <w:rPr>
           <w:rFonts w:ascii="Courier New" w:eastAsia="Times New Roman" w:hAnsi="Courier New" w:cs="Courier New"/>
@@ -8571,7 +8527,6 @@
         <w:t xml:space="preserve"> </w:t>
       </w:r>
       <w:proofErr w:type="spellStart"/>
-      <w:proofErr w:type="gramStart"/>
       <w:r>
         <w:rPr>
           <w:rFonts w:ascii="Courier New" w:eastAsia="Times New Roman" w:hAnsi="Courier New" w:cs="Courier New"/>
@@ -8583,7 +8538,6 @@
         <w:t>xsi:type</w:t>
       </w:r>
       <w:proofErr w:type="spellEnd"/>
-      <w:proofErr w:type="gramEnd"/>
       <w:r>
         <w:rPr>
           <w:rFonts w:ascii="Courier New" w:eastAsia="Times New Roman" w:hAnsi="Courier New" w:cs="Courier New"/>
@@ -8727,7 +8681,6 @@
         <w:t xml:space="preserve"> </w:t>
       </w:r>
       <w:proofErr w:type="spellStart"/>
-      <w:proofErr w:type="gramStart"/>
       <w:r>
         <w:rPr>
           <w:rFonts w:ascii="Courier New" w:eastAsia="Times New Roman" w:hAnsi="Courier New" w:cs="Courier New"/>
@@ -8739,7 +8692,6 @@
         <w:t>xsi:type</w:t>
       </w:r>
       <w:proofErr w:type="spellEnd"/>
-      <w:proofErr w:type="gramEnd"/>
       <w:r>
         <w:rPr>
           <w:rFonts w:ascii="Courier New" w:eastAsia="Times New Roman" w:hAnsi="Courier New" w:cs="Courier New"/>
@@ -9068,7 +9020,6 @@
         </w:rPr>
         <w:t>(</w:t>
       </w:r>
-      <w:proofErr w:type="gramStart"/>
       <w:r>
         <w:rPr>
           <w:i/>
@@ -9082,15 +9033,7 @@
           <w:i/>
           <w:iCs/>
         </w:rPr>
-        <w:t xml:space="preserve"> &gt;</w:t>
-      </w:r>
-      <w:proofErr w:type="gramEnd"/>
-      <w:r>
-        <w:rPr>
-          <w:i/>
-          <w:iCs/>
-        </w:rPr>
-        <w:t xml:space="preserve"> 0)</w:t>
+        <w:t xml:space="preserve"> &gt; 0)</w:t>
       </w:r>
       <w:r>
         <w:t>, м;</w:t>
@@ -9315,7 +9258,6 @@
         </w:rPr>
         <w:t>(</w:t>
       </w:r>
-      <w:proofErr w:type="gramStart"/>
       <w:r>
         <w:rPr>
           <w:i/>
@@ -9329,15 +9271,7 @@
           <w:i/>
           <w:iCs/>
         </w:rPr>
-        <w:t xml:space="preserve"> &gt;</w:t>
-      </w:r>
-      <w:proofErr w:type="gramEnd"/>
-      <w:r>
-        <w:rPr>
-          <w:i/>
-          <w:iCs/>
-        </w:rPr>
-        <w:t xml:space="preserve"> 0)</w:t>
+        <w:t xml:space="preserve"> &gt; 0)</w:t>
       </w:r>
       <w:r>
         <w:t>, м;</w:t>
@@ -9409,7 +9343,6 @@
         </w:rPr>
         <w:t>(</w:t>
       </w:r>
-      <w:proofErr w:type="gramStart"/>
       <w:r>
         <w:rPr>
           <w:i/>
@@ -9432,15 +9365,7 @@
           <w:i/>
           <w:iCs/>
         </w:rPr>
-        <w:t xml:space="preserve"> &gt;</w:t>
-      </w:r>
-      <w:proofErr w:type="gramEnd"/>
-      <w:r>
-        <w:rPr>
-          <w:i/>
-          <w:iCs/>
-        </w:rPr>
-        <w:t xml:space="preserve"> 0, </w:t>
+        <w:t xml:space="preserve"> &gt; 0, </w:t>
       </w:r>
       <w:r>
         <w:rPr>
@@ -9579,7 +9504,6 @@
         </w:rPr>
         <w:t>(</w:t>
       </w:r>
-      <w:proofErr w:type="gramStart"/>
       <w:r>
         <w:rPr>
           <w:i/>
@@ -9592,15 +9516,7 @@
           <w:i/>
           <w:iCs/>
         </w:rPr>
-        <w:t xml:space="preserve"> &gt;</w:t>
-      </w:r>
-      <w:proofErr w:type="gramEnd"/>
-      <w:r>
-        <w:rPr>
-          <w:i/>
-          <w:iCs/>
-        </w:rPr>
-        <w:t xml:space="preserve"> 0)</w:t>
+        <w:t xml:space="preserve"> &gt; 0)</w:t>
       </w:r>
       <w:r>
         <w:t xml:space="preserve"> – </w:t>

--- a/Шлапак М.Р._Отчёт ЛБ 5.docx
+++ b/Шлапак М.Р._Отчёт ЛБ 5.docx
@@ -2148,7 +2148,6 @@
           <w:docGrid w:linePitch="381"/>
         </w:sectPr>
       </w:pPr>
-      <w:commentRangeStart w:id="8"/>
       <w:r>
         <w:t xml:space="preserve">Рисунок 2 – </w:t>
       </w:r>
@@ -2159,17 +2158,7 @@
         <w:t>UML</w:t>
       </w:r>
       <w:r>
-        <w:t xml:space="preserve"> ди</w:t>
-      </w:r>
-      <w:commentRangeEnd w:id="8"/>
-      <w:r>
-        <w:rPr>
-          <w:rStyle w:val="a9"/>
-        </w:rPr>
-        <w:commentReference w:id="8"/>
-      </w:r>
-      <w:r>
-        <w:t>аграмма классов</w:t>
+        <w:t xml:space="preserve"> диаграмма классов</w:t>
       </w:r>
     </w:p>
     <w:p>
@@ -2182,8 +2171,8 @@
           <w:bCs/>
         </w:rPr>
       </w:pPr>
-      <w:bookmarkStart w:id="9" w:name="_Toc74829066"/>
-      <w:bookmarkStart w:id="10" w:name="_Toc215716519"/>
+      <w:bookmarkStart w:id="8" w:name="_Toc74829066"/>
+      <w:bookmarkStart w:id="9" w:name="_Toc215716519"/>
       <w:r>
         <w:rPr>
           <w:b/>
@@ -2192,8 +2181,8 @@
         <w:lastRenderedPageBreak/>
         <w:t>1.3 Описание классов, образующих связь типа «общее-частное»</w:t>
       </w:r>
+      <w:bookmarkEnd w:id="8"/>
       <w:bookmarkEnd w:id="9"/>
-      <w:bookmarkEnd w:id="10"/>
     </w:p>
     <w:p>
       <w:pPr>
@@ -4863,8 +4852,8 @@
           <w:bCs/>
         </w:rPr>
       </w:pPr>
-      <w:bookmarkStart w:id="11" w:name="_Toc74829067"/>
-      <w:bookmarkStart w:id="12" w:name="_Toc215716520"/>
+      <w:bookmarkStart w:id="10" w:name="_Toc74829067"/>
+      <w:bookmarkStart w:id="11" w:name="_Toc215716520"/>
       <w:r>
         <w:rPr>
           <w:b/>
@@ -4881,8 +4870,8 @@
         </w:rPr>
         <w:t>Git</w:t>
       </w:r>
+      <w:bookmarkEnd w:id="10"/>
       <w:bookmarkEnd w:id="11"/>
-      <w:bookmarkEnd w:id="12"/>
     </w:p>
     <w:p>
       <w:pPr>
@@ -4918,6 +4907,340 @@
             <wp:extent cx="6120130" cy="2188845"/>
             <wp:effectExtent l="0" t="0" r="0" b="1905"/>
             <wp:docPr id="2" name="Рисунок 2"/>
+            <wp:cNvGraphicFramePr>
+              <a:graphicFrameLocks xmlns:a="http://schemas.openxmlformats.org/drawingml/2006/main" noChangeAspect="1"/>
+            </wp:cNvGraphicFramePr>
+            <a:graphic xmlns:a="http://schemas.openxmlformats.org/drawingml/2006/main">
+              <a:graphicData uri="http://schemas.openxmlformats.org/drawingml/2006/picture">
+                <pic:pic xmlns:pic="http://schemas.openxmlformats.org/drawingml/2006/picture">
+                  <pic:nvPicPr>
+                    <pic:cNvPr id="1" name=""/>
+                    <pic:cNvPicPr/>
+                  </pic:nvPicPr>
+                  <pic:blipFill>
+                    <a:blip r:embed="rId11"/>
+                    <a:stretch>
+                      <a:fillRect/>
+                    </a:stretch>
+                  </pic:blipFill>
+                  <pic:spPr>
+                    <a:xfrm>
+                      <a:off x="0" y="0"/>
+                      <a:ext cx="6120130" cy="2188845"/>
+                    </a:xfrm>
+                    <a:prstGeom prst="rect">
+                      <a:avLst/>
+                    </a:prstGeom>
+                  </pic:spPr>
+                </pic:pic>
+              </a:graphicData>
+            </a:graphic>
+          </wp:inline>
+        </w:drawing>
+      </w:r>
+    </w:p>
+    <w:p>
+      <w:pPr>
+        <w:ind w:firstLine="0"/>
+        <w:jc w:val="center"/>
+      </w:pPr>
+      <w:r>
+        <w:t xml:space="preserve">Рисунок 3 – Дерево ветвлений </w:t>
+      </w:r>
+      <w:r>
+        <w:rPr>
+          <w:lang w:val="en-US"/>
+        </w:rPr>
+        <w:t>Git</w:t>
+      </w:r>
+    </w:p>
+    <w:p>
+      <w:pPr>
+        <w:ind w:firstLine="0"/>
+        <w:jc w:val="center"/>
+        <w:sectPr>
+          <w:pgSz w:w="11906" w:h="16838"/>
+          <w:pgMar w:top="1134" w:right="567" w:bottom="1134" w:left="1701" w:header="709" w:footer="494" w:gutter="0"/>
+          <w:cols w:space="708"/>
+          <w:docGrid w:linePitch="381"/>
+        </w:sectPr>
+      </w:pPr>
+    </w:p>
+    <w:p>
+      <w:pPr>
+        <w:ind w:firstLine="709"/>
+        <w:outlineLvl w:val="1"/>
+        <w:rPr>
+          <w:b/>
+          <w:bCs/>
+        </w:rPr>
+      </w:pPr>
+      <w:bookmarkStart w:id="12" w:name="_Toc74829068"/>
+      <w:bookmarkStart w:id="13" w:name="_Toc215716521"/>
+      <w:r>
+        <w:rPr>
+          <w:b/>
+          <w:bCs/>
+        </w:rPr>
+        <w:lastRenderedPageBreak/>
+        <w:t>1.5 Тестирование программы</w:t>
+      </w:r>
+      <w:bookmarkEnd w:id="12"/>
+      <w:bookmarkEnd w:id="13"/>
+    </w:p>
+    <w:p>
+      <w:pPr>
+        <w:ind w:firstLine="709"/>
+      </w:pPr>
+      <w:r>
+        <w:t>Далее приводится процесс функционального тестирования программы.</w:t>
+      </w:r>
+    </w:p>
+    <w:p>
+      <w:pPr>
+        <w:spacing w:after="240"/>
+        <w:ind w:firstLine="709"/>
+      </w:pPr>
+      <w:r>
+        <w:t>Графический интерфейс пользователя представлен на рисунке 4.</w:t>
+      </w:r>
+    </w:p>
+    <w:p>
+      <w:pPr>
+        <w:ind w:firstLine="0"/>
+        <w:jc w:val="center"/>
+      </w:pPr>
+      <w:r>
+        <w:rPr>
+          <w:noProof/>
+        </w:rPr>
+        <w:drawing>
+          <wp:inline distT="0" distB="0" distL="0" distR="0" wp14:anchorId="39BF675F" wp14:editId="7EED6E64">
+            <wp:extent cx="2714625" cy="3381375"/>
+            <wp:effectExtent l="0" t="0" r="9525" b="9525"/>
+            <wp:docPr id="32" name="Рисунок 32"/>
+            <wp:cNvGraphicFramePr>
+              <a:graphicFrameLocks xmlns:a="http://schemas.openxmlformats.org/drawingml/2006/main" noChangeAspect="1"/>
+            </wp:cNvGraphicFramePr>
+            <a:graphic xmlns:a="http://schemas.openxmlformats.org/drawingml/2006/main">
+              <a:graphicData uri="http://schemas.openxmlformats.org/drawingml/2006/picture">
+                <pic:pic xmlns:pic="http://schemas.openxmlformats.org/drawingml/2006/picture">
+                  <pic:nvPicPr>
+                    <pic:cNvPr id="1" name=""/>
+                    <pic:cNvPicPr/>
+                  </pic:nvPicPr>
+                  <pic:blipFill>
+                    <a:blip r:embed="rId12"/>
+                    <a:stretch>
+                      <a:fillRect/>
+                    </a:stretch>
+                  </pic:blipFill>
+                  <pic:spPr>
+                    <a:xfrm>
+                      <a:off x="0" y="0"/>
+                      <a:ext cx="2714625" cy="3381375"/>
+                    </a:xfrm>
+                    <a:prstGeom prst="rect">
+                      <a:avLst/>
+                    </a:prstGeom>
+                  </pic:spPr>
+                </pic:pic>
+              </a:graphicData>
+            </a:graphic>
+          </wp:inline>
+        </w:drawing>
+      </w:r>
+    </w:p>
+    <w:p>
+      <w:pPr>
+        <w:ind w:firstLine="0"/>
+        <w:jc w:val="center"/>
+      </w:pPr>
+      <w:r>
+        <w:t>Рисунок 4 – Графический интерфейс пользователя</w:t>
+      </w:r>
+    </w:p>
+    <w:p>
+      <w:pPr>
+        <w:ind w:firstLine="709"/>
+        <w:rPr>
+          <w:b/>
+          <w:bCs/>
+        </w:rPr>
+      </w:pPr>
+      <w:r>
+        <w:rPr>
+          <w:b/>
+          <w:bCs/>
+        </w:rPr>
+        <w:t>1.5.1 Тестовый случай «Добавить элемент»</w:t>
+      </w:r>
+    </w:p>
+    <w:p>
+      <w:pPr>
+        <w:ind w:firstLine="709"/>
+      </w:pPr>
+      <w:r>
+        <w:t>Для добавления элемента необходимо вызвать соответствующую форму путём нажатия кнопки «Добавить…» (рисунок 5).</w:t>
+      </w:r>
+    </w:p>
+    <w:p>
+      <w:pPr>
+        <w:ind w:firstLine="0"/>
+        <w:jc w:val="center"/>
+      </w:pPr>
+      <w:r>
+        <w:rPr>
+          <w:noProof/>
+        </w:rPr>
+        <w:drawing>
+          <wp:inline distT="0" distB="0" distL="0" distR="0" wp14:anchorId="031771A0" wp14:editId="356EB967">
+            <wp:extent cx="2152650" cy="1876425"/>
+            <wp:effectExtent l="0" t="0" r="0" b="9525"/>
+            <wp:docPr id="29" name="Рисунок 29"/>
+            <wp:cNvGraphicFramePr>
+              <a:graphicFrameLocks xmlns:a="http://schemas.openxmlformats.org/drawingml/2006/main" noChangeAspect="1"/>
+            </wp:cNvGraphicFramePr>
+            <a:graphic xmlns:a="http://schemas.openxmlformats.org/drawingml/2006/main">
+              <a:graphicData uri="http://schemas.openxmlformats.org/drawingml/2006/picture">
+                <pic:pic xmlns:pic="http://schemas.openxmlformats.org/drawingml/2006/picture">
+                  <pic:nvPicPr>
+                    <pic:cNvPr id="1" name=""/>
+                    <pic:cNvPicPr/>
+                  </pic:nvPicPr>
+                  <pic:blipFill>
+                    <a:blip r:embed="rId13"/>
+                    <a:stretch>
+                      <a:fillRect/>
+                    </a:stretch>
+                  </pic:blipFill>
+                  <pic:spPr>
+                    <a:xfrm>
+                      <a:off x="0" y="0"/>
+                      <a:ext cx="2152650" cy="1876425"/>
+                    </a:xfrm>
+                    <a:prstGeom prst="rect">
+                      <a:avLst/>
+                    </a:prstGeom>
+                  </pic:spPr>
+                </pic:pic>
+              </a:graphicData>
+            </a:graphic>
+          </wp:inline>
+        </w:drawing>
+      </w:r>
+    </w:p>
+    <w:p>
+      <w:pPr>
+        <w:ind w:firstLine="0"/>
+        <w:jc w:val="center"/>
+      </w:pPr>
+      <w:r>
+        <w:t>Рисунок 5 – Форма для добавления элемента</w:t>
+      </w:r>
+    </w:p>
+    <w:p>
+      <w:pPr>
+        <w:ind w:firstLine="709"/>
+        <w:rPr>
+          <w:noProof/>
+        </w:rPr>
+      </w:pPr>
+      <w:r>
+        <w:t>Для</w:t>
+      </w:r>
+      <w:r>
+        <w:t xml:space="preserve"> ввода параметров фигуры (прямоугольника, треугольника или круга) </w:t>
+      </w:r>
+      <w:r>
+        <w:t xml:space="preserve">необходимо </w:t>
+      </w:r>
+      <w:r>
+        <w:t xml:space="preserve">сначала </w:t>
+      </w:r>
+      <w:r>
+        <w:t xml:space="preserve">выбрать </w:t>
+      </w:r>
+      <w:r>
+        <w:t xml:space="preserve">нужный тип в выпадающем списке. После заполнения всех полей </w:t>
+      </w:r>
+      <w:r>
+        <w:t>необходимо нажать на</w:t>
+      </w:r>
+      <w:r>
+        <w:t xml:space="preserve"> кнопку «ОК» — новая фигура добавится в таблицу на главной форме (см. рисунки 6 и 7).</w:t>
+      </w:r>
+    </w:p>
+    <w:p>
+      <w:pPr>
+        <w:ind w:firstLine="0"/>
+        <w:jc w:val="center"/>
+      </w:pPr>
+      <w:r>
+        <w:rPr>
+          <w:noProof/>
+        </w:rPr>
+        <w:lastRenderedPageBreak/>
+        <w:drawing>
+          <wp:inline distT="0" distB="0" distL="0" distR="0" wp14:anchorId="2478EE1F" wp14:editId="4E53E2AB">
+            <wp:extent cx="2152650" cy="2057400"/>
+            <wp:effectExtent l="0" t="0" r="0" b="0"/>
+            <wp:docPr id="30" name="Рисунок 30"/>
+            <wp:cNvGraphicFramePr>
+              <a:graphicFrameLocks xmlns:a="http://schemas.openxmlformats.org/drawingml/2006/main" noChangeAspect="1"/>
+            </wp:cNvGraphicFramePr>
+            <a:graphic xmlns:a="http://schemas.openxmlformats.org/drawingml/2006/main">
+              <a:graphicData uri="http://schemas.openxmlformats.org/drawingml/2006/picture">
+                <pic:pic xmlns:pic="http://schemas.openxmlformats.org/drawingml/2006/picture">
+                  <pic:nvPicPr>
+                    <pic:cNvPr id="1" name=""/>
+                    <pic:cNvPicPr/>
+                  </pic:nvPicPr>
+                  <pic:blipFill>
+                    <a:blip r:embed="rId14"/>
+                    <a:stretch>
+                      <a:fillRect/>
+                    </a:stretch>
+                  </pic:blipFill>
+                  <pic:spPr>
+                    <a:xfrm>
+                      <a:off x="0" y="0"/>
+                      <a:ext cx="2152650" cy="2057400"/>
+                    </a:xfrm>
+                    <a:prstGeom prst="rect">
+                      <a:avLst/>
+                    </a:prstGeom>
+                  </pic:spPr>
+                </pic:pic>
+              </a:graphicData>
+            </a:graphic>
+          </wp:inline>
+        </w:drawing>
+      </w:r>
+    </w:p>
+    <w:p>
+      <w:pPr>
+        <w:ind w:firstLine="0"/>
+        <w:jc w:val="center"/>
+      </w:pPr>
+      <w:r>
+        <w:t>Рисунок 6 – Заполнение полей</w:t>
+      </w:r>
+    </w:p>
+    <w:p>
+      <w:pPr>
+        <w:ind w:firstLine="0"/>
+        <w:jc w:val="center"/>
+      </w:pPr>
+      <w:r>
+        <w:rPr>
+          <w:noProof/>
+        </w:rPr>
+        <w:drawing>
+          <wp:inline distT="0" distB="0" distL="0" distR="0" wp14:anchorId="30E08A7E" wp14:editId="6156BD1E">
+            <wp:extent cx="2129790" cy="2652896"/>
+            <wp:effectExtent l="0" t="0" r="3810" b="0"/>
+            <wp:docPr id="33" name="Рисунок 33"/>
             <wp:cNvGraphicFramePr>
               <a:graphicFrameLocks xmlns:a="http://schemas.openxmlformats.org/drawingml/2006/main" noChangeAspect="1"/>
             </wp:cNvGraphicFramePr>
@@ -4937,7 +5260,7 @@
                   <pic:spPr>
                     <a:xfrm>
                       <a:off x="0" y="0"/>
-                      <a:ext cx="6120130" cy="2188845"/>
+                      <a:ext cx="2137617" cy="2662645"/>
                     </a:xfrm>
                     <a:prstGeom prst="rect">
                       <a:avLst/>
@@ -4956,80 +5279,42 @@
         <w:jc w:val="center"/>
       </w:pPr>
       <w:r>
-        <w:t xml:space="preserve">Рисунок 3 – Дерево ветвлений </w:t>
-      </w:r>
-      <w:r>
-        <w:rPr>
-          <w:lang w:val="en-US"/>
-        </w:rPr>
-        <w:t>Git</w:t>
+        <w:t>Рисунок 7 – Успешное добавление нового элемента</w:t>
+      </w:r>
+    </w:p>
+    <w:p>
+      <w:pPr>
+        <w:ind w:firstLine="709"/>
+        <w:rPr>
+          <w:noProof/>
+        </w:rPr>
+      </w:pPr>
+      <w:r>
+        <w:t xml:space="preserve">В программе реализована проверка вводимых данных. Если пользователь попытается указать некорректные значения — например, отрицательное число или специальное значение </w:t>
+      </w:r>
+      <w:proofErr w:type="spellStart"/>
+      <w:r>
+        <w:t>NaN</w:t>
+      </w:r>
+      <w:proofErr w:type="spellEnd"/>
+      <w:r>
+        <w:t xml:space="preserve"> — на экране появится сообщение об ошибке с пояснением (см. рисунки 8–9).</w:t>
       </w:r>
     </w:p>
     <w:p>
       <w:pPr>
         <w:ind w:firstLine="0"/>
         <w:jc w:val="center"/>
-        <w:sectPr>
-          <w:pgSz w:w="11906" w:h="16838"/>
-          <w:pgMar w:top="1134" w:right="567" w:bottom="1134" w:left="1701" w:header="709" w:footer="494" w:gutter="0"/>
-          <w:cols w:space="708"/>
-          <w:docGrid w:linePitch="381"/>
-        </w:sectPr>
-      </w:pPr>
-    </w:p>
-    <w:p>
-      <w:pPr>
-        <w:ind w:firstLine="709"/>
-        <w:outlineLvl w:val="1"/>
-        <w:rPr>
-          <w:b/>
-          <w:bCs/>
-        </w:rPr>
-      </w:pPr>
-      <w:bookmarkStart w:id="13" w:name="_Toc74829068"/>
-      <w:bookmarkStart w:id="14" w:name="_Toc215716521"/>
-      <w:r>
-        <w:rPr>
-          <w:b/>
-          <w:bCs/>
-        </w:rPr>
-        <w:lastRenderedPageBreak/>
-        <w:t>1.5 Тестирование программы</w:t>
-      </w:r>
-      <w:bookmarkEnd w:id="13"/>
-      <w:bookmarkEnd w:id="14"/>
-    </w:p>
-    <w:p>
-      <w:pPr>
-        <w:ind w:firstLine="709"/>
-      </w:pPr>
-      <w:r>
-        <w:t>Далее приводится процесс функционального тестирования программы.</w:t>
-      </w:r>
-    </w:p>
-    <w:p>
-      <w:pPr>
-        <w:spacing w:after="240"/>
-        <w:ind w:firstLine="709"/>
-      </w:pPr>
-      <w:r>
-        <w:t>Графический интерфейс пользователя представлен на рисунке 4.</w:t>
-      </w:r>
-    </w:p>
-    <w:p>
-      <w:pPr>
-        <w:ind w:firstLine="0"/>
-        <w:jc w:val="center"/>
       </w:pPr>
       <w:r>
         <w:rPr>
           <w:noProof/>
         </w:rPr>
         <w:drawing>
-          <wp:inline distT="0" distB="0" distL="0" distR="0" wp14:anchorId="39BF675F" wp14:editId="7EED6E64">
-            <wp:extent cx="2714625" cy="3381375"/>
-            <wp:effectExtent l="0" t="0" r="9525" b="9525"/>
-            <wp:docPr id="32" name="Рисунок 32"/>
+          <wp:inline distT="0" distB="0" distL="0" distR="0" wp14:anchorId="28A2B5F7" wp14:editId="052B9356">
+            <wp:extent cx="2152650" cy="2057400"/>
+            <wp:effectExtent l="0" t="0" r="0" b="0"/>
+            <wp:docPr id="34" name="Рисунок 34"/>
             <wp:cNvGraphicFramePr>
               <a:graphicFrameLocks xmlns:a="http://schemas.openxmlformats.org/drawingml/2006/main" noChangeAspect="1"/>
             </wp:cNvGraphicFramePr>
@@ -5049,7 +5334,7 @@
                   <pic:spPr>
                     <a:xfrm>
                       <a:off x="0" y="0"/>
-                      <a:ext cx="2714625" cy="3381375"/>
+                      <a:ext cx="2152650" cy="2057400"/>
                     </a:xfrm>
                     <a:prstGeom prst="rect">
                       <a:avLst/>
@@ -5068,31 +5353,7 @@
         <w:jc w:val="center"/>
       </w:pPr>
       <w:r>
-        <w:t>Рисунок 4 – Графический интерфейс пользователя</w:t>
-      </w:r>
-    </w:p>
-    <w:p>
-      <w:pPr>
-        <w:ind w:firstLine="709"/>
-        <w:rPr>
-          <w:b/>
-          <w:bCs/>
-        </w:rPr>
-      </w:pPr>
-      <w:r>
-        <w:rPr>
-          <w:b/>
-          <w:bCs/>
-        </w:rPr>
-        <w:t>1.5.1 Тестовый случай «Добавить элемент»</w:t>
-      </w:r>
-    </w:p>
-    <w:p>
-      <w:pPr>
-        <w:ind w:firstLine="709"/>
-      </w:pPr>
-      <w:r>
-        <w:t>Для добавления элемента необходимо вызвать соответствующую форму путём нажатия кнопки «Добавить…» (рисунок 5).</w:t>
+        <w:t>Рисунок 8 – Некорректный ввод (отрицательное число)</w:t>
       </w:r>
     </w:p>
     <w:p>
@@ -5104,11 +5365,12 @@
         <w:rPr>
           <w:noProof/>
         </w:rPr>
+        <w:lastRenderedPageBreak/>
         <w:drawing>
-          <wp:inline distT="0" distB="0" distL="0" distR="0" wp14:anchorId="031771A0" wp14:editId="356EB967">
-            <wp:extent cx="2152650" cy="1876425"/>
-            <wp:effectExtent l="0" t="0" r="0" b="9525"/>
-            <wp:docPr id="29" name="Рисунок 29"/>
+          <wp:inline distT="0" distB="0" distL="0" distR="0" wp14:anchorId="7DB0B218" wp14:editId="7EAD470A">
+            <wp:extent cx="3924300" cy="1638300"/>
+            <wp:effectExtent l="0" t="0" r="0" b="0"/>
+            <wp:docPr id="35" name="Рисунок 35"/>
             <wp:cNvGraphicFramePr>
               <a:graphicFrameLocks xmlns:a="http://schemas.openxmlformats.org/drawingml/2006/main" noChangeAspect="1"/>
             </wp:cNvGraphicFramePr>
@@ -5128,7 +5390,7 @@
                   <pic:spPr>
                     <a:xfrm>
                       <a:off x="0" y="0"/>
-                      <a:ext cx="2152650" cy="1876425"/>
+                      <a:ext cx="3924300" cy="1638300"/>
                     </a:xfrm>
                     <a:prstGeom prst="rect">
                       <a:avLst/>
@@ -5147,39 +5409,31 @@
         <w:jc w:val="center"/>
       </w:pPr>
       <w:r>
-        <w:t>Рисунок 5 – Форма для добавления элемента</w:t>
+        <w:t>Рисунок 9 – Сообщение об ошибке</w:t>
       </w:r>
     </w:p>
     <w:p>
       <w:pPr>
         <w:ind w:firstLine="709"/>
         <w:rPr>
-          <w:noProof/>
-        </w:rPr>
-      </w:pPr>
-      <w:r>
-        <w:t>Для</w:t>
-      </w:r>
-      <w:r>
-        <w:t xml:space="preserve"> ввода параметров фигуры (прямоугольника, треугольника или круга) </w:t>
-      </w:r>
-      <w:r>
-        <w:t xml:space="preserve">необходимо </w:t>
-      </w:r>
-      <w:r>
-        <w:t xml:space="preserve">сначала </w:t>
-      </w:r>
-      <w:r>
-        <w:t xml:space="preserve">выбрать </w:t>
-      </w:r>
-      <w:r>
-        <w:t xml:space="preserve">нужный тип в выпадающем списке. После заполнения всех полей </w:t>
-      </w:r>
-      <w:r>
-        <w:t>необходимо нажать на</w:t>
-      </w:r>
-      <w:r>
-        <w:t xml:space="preserve"> кнопку «ОК» — новая фигура добавится в таблицу на главной форме (см. рисунки 6 и 7).</w:t>
+          <w:b/>
+          <w:bCs/>
+        </w:rPr>
+      </w:pPr>
+      <w:r>
+        <w:rPr>
+          <w:b/>
+          <w:bCs/>
+        </w:rPr>
+        <w:t>1.5.2 Тестовый случай «Удалить элемент»</w:t>
+      </w:r>
+    </w:p>
+    <w:p>
+      <w:pPr>
+        <w:ind w:firstLine="709"/>
+      </w:pPr>
+      <w:r>
+        <w:t>Для удаления одного элемента необходимо выбрать его в таблице и нажать на кнопку «Удалить» (рисунки 10 и 11).</w:t>
       </w:r>
     </w:p>
     <w:p>
@@ -5191,12 +5445,11 @@
         <w:rPr>
           <w:noProof/>
         </w:rPr>
-        <w:lastRenderedPageBreak/>
         <w:drawing>
-          <wp:inline distT="0" distB="0" distL="0" distR="0" wp14:anchorId="2478EE1F" wp14:editId="4E53E2AB">
-            <wp:extent cx="2152650" cy="2057400"/>
-            <wp:effectExtent l="0" t="0" r="0" b="0"/>
-            <wp:docPr id="30" name="Рисунок 30"/>
+          <wp:inline distT="0" distB="0" distL="0" distR="0" wp14:anchorId="32BF7C93" wp14:editId="771ACED1">
+            <wp:extent cx="2714625" cy="3381375"/>
+            <wp:effectExtent l="0" t="0" r="9525" b="9525"/>
+            <wp:docPr id="36" name="Рисунок 36"/>
             <wp:cNvGraphicFramePr>
               <a:graphicFrameLocks xmlns:a="http://schemas.openxmlformats.org/drawingml/2006/main" noChangeAspect="1"/>
             </wp:cNvGraphicFramePr>
@@ -5216,7 +5469,7 @@
                   <pic:spPr>
                     <a:xfrm>
                       <a:off x="0" y="0"/>
-                      <a:ext cx="2152650" cy="2057400"/>
+                      <a:ext cx="2714625" cy="3381375"/>
                     </a:xfrm>
                     <a:prstGeom prst="rect">
                       <a:avLst/>
@@ -5235,7 +5488,7 @@
         <w:jc w:val="center"/>
       </w:pPr>
       <w:r>
-        <w:t>Рисунок 6 – Заполнение полей</w:t>
+        <w:t>Рисунок 10 – Выбор элемента в таблице</w:t>
       </w:r>
     </w:p>
     <w:p>
@@ -5247,11 +5500,12 @@
         <w:rPr>
           <w:noProof/>
         </w:rPr>
+        <w:lastRenderedPageBreak/>
         <w:drawing>
-          <wp:inline distT="0" distB="0" distL="0" distR="0" wp14:anchorId="30E08A7E" wp14:editId="6156BD1E">
-            <wp:extent cx="2129790" cy="2652896"/>
-            <wp:effectExtent l="0" t="0" r="3810" b="0"/>
-            <wp:docPr id="33" name="Рисунок 33"/>
+          <wp:inline distT="0" distB="0" distL="0" distR="0" wp14:anchorId="04EA6EE5" wp14:editId="30AD0575">
+            <wp:extent cx="2714625" cy="3381375"/>
+            <wp:effectExtent l="0" t="0" r="9525" b="9525"/>
+            <wp:docPr id="37" name="Рисунок 37"/>
             <wp:cNvGraphicFramePr>
               <a:graphicFrameLocks xmlns:a="http://schemas.openxmlformats.org/drawingml/2006/main" noChangeAspect="1"/>
             </wp:cNvGraphicFramePr>
@@ -5271,7 +5525,7 @@
                   <pic:spPr>
                     <a:xfrm>
                       <a:off x="0" y="0"/>
-                      <a:ext cx="2137617" cy="2662645"/>
+                      <a:ext cx="2714625" cy="3381375"/>
                     </a:xfrm>
                     <a:prstGeom prst="rect">
                       <a:avLst/>
@@ -5290,26 +5544,33 @@
         <w:jc w:val="center"/>
       </w:pPr>
       <w:r>
-        <w:t>Рисунок 7 – Успешное добавление нового элемента</w:t>
-      </w:r>
-    </w:p>
-    <w:p>
-      <w:pPr>
-        <w:ind w:firstLine="709"/>
-        <w:rPr>
-          <w:noProof/>
-        </w:rPr>
-      </w:pPr>
-      <w:r>
-        <w:t xml:space="preserve">В программе реализована проверка вводимых данных. Если пользователь попытается указать некорректные значения — например, отрицательное число или специальное значение </w:t>
-      </w:r>
-      <w:proofErr w:type="spellStart"/>
-      <w:r>
-        <w:t>NaN</w:t>
-      </w:r>
-      <w:proofErr w:type="spellEnd"/>
-      <w:r>
-        <w:t xml:space="preserve"> — на экране появится сообщение об ошибке с пояснением (см. рисунки 8–9).</w:t>
+        <w:t>Рисунок 11 – Результат нажатия кнопки «Удалить»</w:t>
+      </w:r>
+    </w:p>
+    <w:p>
+      <w:r>
+        <w:t>Для удаления всех элементов</w:t>
+      </w:r>
+      <w:r>
+        <w:t xml:space="preserve"> </w:t>
+      </w:r>
+      <w:r>
+        <w:t>в таблице</w:t>
+      </w:r>
+      <w:r>
+        <w:t xml:space="preserve"> не</w:t>
+      </w:r>
+      <w:r>
+        <w:t>обходимо</w:t>
+      </w:r>
+      <w:r>
+        <w:t xml:space="preserve"> нажать на кнопку «Удалить</w:t>
+      </w:r>
+      <w:r>
+        <w:t xml:space="preserve"> всё» (рисунки 12 и 13</w:t>
+      </w:r>
+      <w:r>
+        <w:t>).</w:t>
       </w:r>
     </w:p>
     <w:p>
@@ -5322,10 +5583,10 @@
           <w:noProof/>
         </w:rPr>
         <w:drawing>
-          <wp:inline distT="0" distB="0" distL="0" distR="0" wp14:anchorId="28A2B5F7" wp14:editId="052B9356">
-            <wp:extent cx="2152650" cy="2057400"/>
-            <wp:effectExtent l="0" t="0" r="0" b="0"/>
-            <wp:docPr id="34" name="Рисунок 34"/>
+          <wp:inline distT="0" distB="0" distL="0" distR="0" wp14:anchorId="058EF963" wp14:editId="59020E2D">
+            <wp:extent cx="2714625" cy="3381375"/>
+            <wp:effectExtent l="0" t="0" r="9525" b="9525"/>
+            <wp:docPr id="38" name="Рисунок 38"/>
             <wp:cNvGraphicFramePr>
               <a:graphicFrameLocks xmlns:a="http://schemas.openxmlformats.org/drawingml/2006/main" noChangeAspect="1"/>
             </wp:cNvGraphicFramePr>
@@ -5345,7 +5606,7 @@
                   <pic:spPr>
                     <a:xfrm>
                       <a:off x="0" y="0"/>
-                      <a:ext cx="2152650" cy="2057400"/>
+                      <a:ext cx="2714625" cy="3381375"/>
                     </a:xfrm>
                     <a:prstGeom prst="rect">
                       <a:avLst/>
@@ -5364,24 +5625,14 @@
         <w:jc w:val="center"/>
       </w:pPr>
       <w:r>
-        <w:t>Рисунок 8 – Некорректный ввод (отрицательное число)</w:t>
-      </w:r>
-    </w:p>
-    <w:p>
-      <w:pPr>
-        <w:ind w:firstLine="0"/>
-        <w:jc w:val="center"/>
-      </w:pPr>
-      <w:r>
         <w:rPr>
           <w:noProof/>
         </w:rPr>
-        <w:lastRenderedPageBreak/>
         <w:drawing>
-          <wp:inline distT="0" distB="0" distL="0" distR="0" wp14:anchorId="7DB0B218" wp14:editId="7EAD470A">
-            <wp:extent cx="3924300" cy="1638300"/>
+          <wp:inline distT="0" distB="0" distL="0" distR="0" wp14:anchorId="6A912FF8" wp14:editId="3AB8AD75">
+            <wp:extent cx="2635677" cy="1032197"/>
             <wp:effectExtent l="0" t="0" r="0" b="0"/>
-            <wp:docPr id="35" name="Рисунок 35"/>
+            <wp:docPr id="40" name="Рисунок 40"/>
             <wp:cNvGraphicFramePr>
               <a:graphicFrameLocks xmlns:a="http://schemas.openxmlformats.org/drawingml/2006/main" noChangeAspect="1"/>
             </wp:cNvGraphicFramePr>
@@ -5401,7 +5652,7 @@
                   <pic:spPr>
                     <a:xfrm>
                       <a:off x="0" y="0"/>
-                      <a:ext cx="3924300" cy="1638300"/>
+                      <a:ext cx="2661580" cy="1042341"/>
                     </a:xfrm>
                     <a:prstGeom prst="rect">
                       <a:avLst/>
@@ -5420,31 +5671,7 @@
         <w:jc w:val="center"/>
       </w:pPr>
       <w:r>
-        <w:t>Рисунок 9 – Сообщение об ошибке</w:t>
-      </w:r>
-    </w:p>
-    <w:p>
-      <w:pPr>
-        <w:ind w:firstLine="709"/>
-        <w:rPr>
-          <w:b/>
-          <w:bCs/>
-        </w:rPr>
-      </w:pPr>
-      <w:r>
-        <w:rPr>
-          <w:b/>
-          <w:bCs/>
-        </w:rPr>
-        <w:t>1.5.2 Тестовый случай «Удалить элемент»</w:t>
-      </w:r>
-    </w:p>
-    <w:p>
-      <w:pPr>
-        <w:ind w:firstLine="709"/>
-      </w:pPr>
-      <w:r>
-        <w:t>Для удаления одного элемента необходимо выбрать его в таблице и нажать на кнопку «Удалить» (рисунки 10 и 11).</w:t>
+        <w:t>Рисунок 12 – Удаление всех элементов</w:t>
       </w:r>
     </w:p>
     <w:p>
@@ -5456,11 +5683,12 @@
         <w:rPr>
           <w:noProof/>
         </w:rPr>
+        <w:lastRenderedPageBreak/>
         <w:drawing>
-          <wp:inline distT="0" distB="0" distL="0" distR="0" wp14:anchorId="32BF7C93" wp14:editId="771ACED1">
+          <wp:inline distT="0" distB="0" distL="0" distR="0" wp14:anchorId="0585C5F5" wp14:editId="7807F0C3">
             <wp:extent cx="2714625" cy="3381375"/>
             <wp:effectExtent l="0" t="0" r="9525" b="9525"/>
-            <wp:docPr id="36" name="Рисунок 36"/>
+            <wp:docPr id="43" name="Рисунок 43"/>
             <wp:cNvGraphicFramePr>
               <a:graphicFrameLocks xmlns:a="http://schemas.openxmlformats.org/drawingml/2006/main" noChangeAspect="1"/>
             </wp:cNvGraphicFramePr>
@@ -5499,24 +5727,75 @@
         <w:jc w:val="center"/>
       </w:pPr>
       <w:r>
-        <w:t>Рисунок 10 – Выбор элемента в таблице</w:t>
-      </w:r>
-    </w:p>
-    <w:p>
-      <w:pPr>
-        <w:ind w:firstLine="0"/>
+        <w:t>Рисунок 13 – Результат удаления всех элементов</w:t>
+      </w:r>
+    </w:p>
+    <w:p>
+      <w:pPr>
+        <w:ind w:firstLine="709"/>
+        <w:rPr>
+          <w:b/>
+          <w:bCs/>
+        </w:rPr>
+      </w:pPr>
+      <w:r>
+        <w:rPr>
+          <w:b/>
+          <w:bCs/>
+        </w:rPr>
+        <w:t>1.5.</w:t>
+      </w:r>
+      <w:r>
+        <w:rPr>
+          <w:b/>
+          <w:bCs/>
+        </w:rPr>
+        <w:t>3</w:t>
+      </w:r>
+      <w:r>
+        <w:rPr>
+          <w:b/>
+          <w:bCs/>
+        </w:rPr>
+        <w:t xml:space="preserve"> Тестовый случай «</w:t>
+      </w:r>
+      <w:r>
+        <w:rPr>
+          <w:b/>
+          <w:bCs/>
+        </w:rPr>
+        <w:t>Случайная фигура</w:t>
+      </w:r>
+      <w:r>
+        <w:rPr>
+          <w:b/>
+          <w:bCs/>
+        </w:rPr>
+        <w:t>»</w:t>
+      </w:r>
+    </w:p>
+    <w:p>
+      <w:pPr>
+        <w:ind w:firstLine="709"/>
+      </w:pPr>
+      <w:r>
+        <w:t>Для создания фигуры случайного класса (круг, прямоугольник, треугольник) с произвольной площадью необходимо нажать на кнопку «Случайная фигура» (рис. 14). После этого в списке сразу же появится запись. На рисунке 15 – пример трёх использований данной функции.</w:t>
+      </w:r>
+    </w:p>
+    <w:p>
+      <w:pPr>
+        <w:ind w:firstLine="709"/>
         <w:jc w:val="center"/>
       </w:pPr>
       <w:r>
         <w:rPr>
           <w:noProof/>
         </w:rPr>
-        <w:lastRenderedPageBreak/>
         <w:drawing>
-          <wp:inline distT="0" distB="0" distL="0" distR="0" wp14:anchorId="04EA6EE5" wp14:editId="30AD0575">
-            <wp:extent cx="2714625" cy="3381375"/>
-            <wp:effectExtent l="0" t="0" r="9525" b="9525"/>
-            <wp:docPr id="37" name="Рисунок 37"/>
+          <wp:inline distT="0" distB="0" distL="0" distR="0" wp14:anchorId="7A00425F" wp14:editId="76FF28ED">
+            <wp:extent cx="2378165" cy="2962275"/>
+            <wp:effectExtent l="0" t="0" r="3175" b="0"/>
+            <wp:docPr id="47" name="Рисунок 47"/>
             <wp:cNvGraphicFramePr>
               <a:graphicFrameLocks xmlns:a="http://schemas.openxmlformats.org/drawingml/2006/main" noChangeAspect="1"/>
             </wp:cNvGraphicFramePr>
@@ -5536,7 +5815,7 @@
                   <pic:spPr>
                     <a:xfrm>
                       <a:off x="0" y="0"/>
-                      <a:ext cx="2714625" cy="3381375"/>
+                      <a:ext cx="2391500" cy="2978885"/>
                     </a:xfrm>
                     <a:prstGeom prst="rect">
                       <a:avLst/>
@@ -5555,49 +5834,24 @@
         <w:jc w:val="center"/>
       </w:pPr>
       <w:r>
-        <w:t>Рисунок 11 – Результат нажатия кнопки «Удалить»</w:t>
-      </w:r>
-    </w:p>
-    <w:p>
-      <w:r>
-        <w:t>Для удаления всех элементов</w:t>
-      </w:r>
-      <w:r>
-        <w:t xml:space="preserve"> </w:t>
-      </w:r>
-      <w:r>
-        <w:t>в таблице</w:t>
-      </w:r>
-      <w:r>
-        <w:t xml:space="preserve"> не</w:t>
-      </w:r>
-      <w:r>
-        <w:t>обходимо</w:t>
-      </w:r>
-      <w:r>
-        <w:t xml:space="preserve"> нажать на кнопку «Удалить</w:t>
-      </w:r>
-      <w:r>
-        <w:t xml:space="preserve"> всё» (рисунки 12 и 13</w:t>
-      </w:r>
-      <w:r>
-        <w:t>).</w:t>
-      </w:r>
-    </w:p>
-    <w:p>
-      <w:pPr>
-        <w:ind w:firstLine="0"/>
+        <w:t>Рисунок 14 – Случайная фигура</w:t>
+      </w:r>
+    </w:p>
+    <w:p>
+      <w:pPr>
+        <w:ind w:firstLine="709"/>
         <w:jc w:val="center"/>
       </w:pPr>
       <w:r>
         <w:rPr>
           <w:noProof/>
         </w:rPr>
+        <w:lastRenderedPageBreak/>
         <w:drawing>
-          <wp:inline distT="0" distB="0" distL="0" distR="0" wp14:anchorId="058EF963" wp14:editId="59020E2D">
-            <wp:extent cx="2714625" cy="3381375"/>
-            <wp:effectExtent l="0" t="0" r="9525" b="9525"/>
-            <wp:docPr id="38" name="Рисунок 38"/>
+          <wp:inline distT="0" distB="0" distL="0" distR="0" wp14:anchorId="35D1F406" wp14:editId="528B619F">
+            <wp:extent cx="2402840" cy="2993011"/>
+            <wp:effectExtent l="0" t="0" r="0" b="0"/>
+            <wp:docPr id="48" name="Рисунок 48"/>
             <wp:cNvGraphicFramePr>
               <a:graphicFrameLocks xmlns:a="http://schemas.openxmlformats.org/drawingml/2006/main" noChangeAspect="1"/>
             </wp:cNvGraphicFramePr>
@@ -5617,7 +5871,7 @@
                   <pic:spPr>
                     <a:xfrm>
                       <a:off x="0" y="0"/>
-                      <a:ext cx="2714625" cy="3381375"/>
+                      <a:ext cx="2409360" cy="3001133"/>
                     </a:xfrm>
                     <a:prstGeom prst="rect">
                       <a:avLst/>
@@ -5636,14 +5890,76 @@
         <w:jc w:val="center"/>
       </w:pPr>
       <w:r>
+        <w:t>Рисунок 15 – Результат создания трёх случайных фигур</w:t>
+      </w:r>
+    </w:p>
+    <w:p>
+      <w:pPr>
+        <w:ind w:firstLine="709"/>
+        <w:rPr>
+          <w:b/>
+          <w:bCs/>
+        </w:rPr>
+      </w:pPr>
+      <w:r>
+        <w:rPr>
+          <w:b/>
+          <w:bCs/>
+        </w:rPr>
+        <w:t>1.5.</w:t>
+      </w:r>
+      <w:r>
+        <w:rPr>
+          <w:b/>
+          <w:bCs/>
+        </w:rPr>
+        <w:t>4</w:t>
+      </w:r>
+      <w:r>
+        <w:rPr>
+          <w:b/>
+          <w:bCs/>
+        </w:rPr>
+        <w:t xml:space="preserve"> Тестовый случай «Найти элемент»</w:t>
+      </w:r>
+    </w:p>
+    <w:p>
+      <w:pPr>
+        <w:ind w:firstLine="709"/>
+      </w:pPr>
+      <w:r>
+        <w:t>Для поиска элементов в списке необходимо нажать кнопку «Найти…» (рисунок 1</w:t>
+      </w:r>
+      <w:r>
+        <w:t>6</w:t>
+      </w:r>
+      <w:r>
+        <w:t>). Откроется соответствующая форма для поиска (рисунок 1</w:t>
+      </w:r>
+      <w:r>
+        <w:t>7</w:t>
+      </w:r>
+      <w:r>
+        <w:t>).</w:t>
+      </w:r>
+    </w:p>
+    <w:p>
+      <w:pPr>
+        <w:ind w:firstLine="0"/>
+        <w:jc w:val="center"/>
+        <w:rPr>
+          <w:lang w:val="en-US"/>
+        </w:rPr>
+      </w:pPr>
+      <w:r>
         <w:rPr>
           <w:noProof/>
         </w:rPr>
         <w:drawing>
-          <wp:inline distT="0" distB="0" distL="0" distR="0" wp14:anchorId="6A912FF8" wp14:editId="3AB8AD75">
-            <wp:extent cx="2635677" cy="1032197"/>
-            <wp:effectExtent l="0" t="0" r="0" b="0"/>
-            <wp:docPr id="40" name="Рисунок 40"/>
+          <wp:inline distT="0" distB="0" distL="0" distR="0" wp14:anchorId="7CAB884A" wp14:editId="5B988C45">
+            <wp:extent cx="2714625" cy="3381375"/>
+            <wp:effectExtent l="0" t="0" r="9525" b="9525"/>
+            <wp:docPr id="49" name="Рисунок 49"/>
             <wp:cNvGraphicFramePr>
               <a:graphicFrameLocks xmlns:a="http://schemas.openxmlformats.org/drawingml/2006/main" noChangeAspect="1"/>
             </wp:cNvGraphicFramePr>
@@ -5663,7 +5979,7 @@
                   <pic:spPr>
                     <a:xfrm>
                       <a:off x="0" y="0"/>
-                      <a:ext cx="2661580" cy="1042341"/>
+                      <a:ext cx="2714625" cy="3381375"/>
                     </a:xfrm>
                     <a:prstGeom prst="rect">
                       <a:avLst/>
@@ -5682,13 +5998,22 @@
         <w:jc w:val="center"/>
       </w:pPr>
       <w:r>
-        <w:t>Рисунок 12 – Удаление всех элементов</w:t>
+        <w:t>Рисунок 1</w:t>
+      </w:r>
+      <w:r>
+        <w:t>6</w:t>
+      </w:r>
+      <w:r>
+        <w:t xml:space="preserve"> – Вызов формы для поиска элементов</w:t>
       </w:r>
     </w:p>
     <w:p>
       <w:pPr>
         <w:ind w:firstLine="0"/>
         <w:jc w:val="center"/>
+        <w:rPr>
+          <w:lang w:val="en-US"/>
+        </w:rPr>
       </w:pPr>
       <w:r>
         <w:rPr>
@@ -5696,10 +6021,10 @@
         </w:rPr>
         <w:lastRenderedPageBreak/>
         <w:drawing>
-          <wp:inline distT="0" distB="0" distL="0" distR="0" wp14:anchorId="0585C5F5" wp14:editId="7807F0C3">
-            <wp:extent cx="2714625" cy="3381375"/>
-            <wp:effectExtent l="0" t="0" r="9525" b="9525"/>
-            <wp:docPr id="43" name="Рисунок 43"/>
+          <wp:inline distT="0" distB="0" distL="0" distR="0" wp14:anchorId="2A220495" wp14:editId="76167F59">
+            <wp:extent cx="2019300" cy="1924050"/>
+            <wp:effectExtent l="0" t="0" r="0" b="0"/>
+            <wp:docPr id="50" name="Рисунок 50"/>
             <wp:cNvGraphicFramePr>
               <a:graphicFrameLocks xmlns:a="http://schemas.openxmlformats.org/drawingml/2006/main" noChangeAspect="1"/>
             </wp:cNvGraphicFramePr>
@@ -5719,7 +6044,7 @@
                   <pic:spPr>
                     <a:xfrm>
                       <a:off x="0" y="0"/>
-                      <a:ext cx="2714625" cy="3381375"/>
+                      <a:ext cx="2019300" cy="1924050"/>
                     </a:xfrm>
                     <a:prstGeom prst="rect">
                       <a:avLst/>
@@ -5738,64 +6063,47 @@
         <w:jc w:val="center"/>
       </w:pPr>
       <w:r>
-        <w:t>Рисунок 13 – Результат удаления всех элементов</w:t>
+        <w:t>Рисунок 1</w:t>
+      </w:r>
+      <w:r>
+        <w:t>7</w:t>
+      </w:r>
+      <w:r>
+        <w:t xml:space="preserve"> – Форма для поиска</w:t>
       </w:r>
     </w:p>
     <w:p>
       <w:pPr>
         <w:ind w:firstLine="709"/>
-        <w:rPr>
-          <w:b/>
-          <w:bCs/>
-        </w:rPr>
-      </w:pPr>
-      <w:r>
-        <w:rPr>
-          <w:b/>
-          <w:bCs/>
-        </w:rPr>
-        <w:t>1.5.</w:t>
-      </w:r>
-      <w:r>
-        <w:rPr>
-          <w:b/>
-          <w:bCs/>
-        </w:rPr>
-        <w:t>3</w:t>
-      </w:r>
-      <w:r>
-        <w:rPr>
-          <w:b/>
-          <w:bCs/>
-        </w:rPr>
-        <w:t xml:space="preserve"> Тестовый случай «</w:t>
-      </w:r>
-      <w:r>
-        <w:rPr>
-          <w:b/>
-          <w:bCs/>
-        </w:rPr>
-        <w:t>Случайная фигура</w:t>
-      </w:r>
-      <w:r>
-        <w:rPr>
-          <w:b/>
-          <w:bCs/>
-        </w:rPr>
-        <w:t>»</w:t>
-      </w:r>
-    </w:p>
-    <w:p>
-      <w:pPr>
-        <w:ind w:firstLine="709"/>
-      </w:pPr>
-      <w:r>
-        <w:t>Для создания фигуры случайного класса (круг, прямоугольник, треугольник) с произвольной площадью необходимо нажать на кнопку «Случайная фигура» (рис. 14). После этого в списке сразу же появится запись. На рисунке 15 – пример трёх использований данной функции.</w:t>
-      </w:r>
-    </w:p>
-    <w:p>
-      <w:pPr>
-        <w:ind w:firstLine="709"/>
+      </w:pPr>
+      <w:r>
+        <w:t>Пользователь отмечает нужные критерии поиска, при необходимости указывает значения параметров и нажимает кнопку «Показать» (рисунки 1</w:t>
+      </w:r>
+      <w:r>
+        <w:t>8</w:t>
+      </w:r>
+      <w:r>
+        <w:t xml:space="preserve"> и 1</w:t>
+      </w:r>
+      <w:r>
+        <w:t>9</w:t>
+      </w:r>
+      <w:r>
+        <w:t xml:space="preserve">). Для отмены фильтрации и возврата к полному списку служит кнопка «Сбросить фильтр» (рисунок </w:t>
+      </w:r>
+      <w:r>
+        <w:t>20</w:t>
+      </w:r>
+      <w:r>
+        <w:t>-21</w:t>
+      </w:r>
+      <w:r>
+        <w:t>).</w:t>
+      </w:r>
+    </w:p>
+    <w:p>
+      <w:pPr>
+        <w:ind w:firstLine="0"/>
         <w:jc w:val="center"/>
       </w:pPr>
       <w:r>
@@ -5803,10 +6111,10 @@
           <w:noProof/>
         </w:rPr>
         <w:drawing>
-          <wp:inline distT="0" distB="0" distL="0" distR="0" wp14:anchorId="7A00425F" wp14:editId="76FF28ED">
-            <wp:extent cx="2378165" cy="2962275"/>
-            <wp:effectExtent l="0" t="0" r="3175" b="0"/>
-            <wp:docPr id="47" name="Рисунок 47"/>
+          <wp:inline distT="0" distB="0" distL="0" distR="0" wp14:anchorId="2A26B9E5" wp14:editId="2AB65CBC">
+            <wp:extent cx="4800600" cy="3467100"/>
+            <wp:effectExtent l="0" t="0" r="0" b="0"/>
+            <wp:docPr id="51" name="Рисунок 51"/>
             <wp:cNvGraphicFramePr>
               <a:graphicFrameLocks xmlns:a="http://schemas.openxmlformats.org/drawingml/2006/main" noChangeAspect="1"/>
             </wp:cNvGraphicFramePr>
@@ -5826,7 +6134,7 @@
                   <pic:spPr>
                     <a:xfrm>
                       <a:off x="0" y="0"/>
-                      <a:ext cx="2391500" cy="2978885"/>
+                      <a:ext cx="4800600" cy="3467100"/>
                     </a:xfrm>
                     <a:prstGeom prst="rect">
                       <a:avLst/>
@@ -5838,6 +6146,13 @@
           </wp:inline>
         </w:drawing>
       </w:r>
+      <w:r>
+        <w:rPr>
+          <w:noProof/>
+          <w:lang w:eastAsia="ru-RU"/>
+        </w:rPr>
+        <w:t xml:space="preserve"> </w:t>
+      </w:r>
     </w:p>
     <w:p>
       <w:pPr>
@@ -5845,24 +6160,37 @@
         <w:jc w:val="center"/>
       </w:pPr>
       <w:r>
-        <w:t>Рисунок 14 – Случайная фигура</w:t>
-      </w:r>
-    </w:p>
-    <w:p>
-      <w:pPr>
-        <w:ind w:firstLine="709"/>
+        <w:t>Рисунок 1</w:t>
+      </w:r>
+      <w:r>
+        <w:t>8</w:t>
+      </w:r>
+      <w:r>
+        <w:t xml:space="preserve"> – Поиск элемента по названию</w:t>
+      </w:r>
+    </w:p>
+    <w:p>
+      <w:pPr>
+        <w:ind w:firstLine="0"/>
         <w:jc w:val="center"/>
       </w:pPr>
       <w:r>
         <w:rPr>
           <w:noProof/>
+          <w:lang w:eastAsia="ru-RU"/>
         </w:rPr>
         <w:lastRenderedPageBreak/>
+        <w:t xml:space="preserve"> </w:t>
+      </w:r>
+      <w:r>
+        <w:rPr>
+          <w:noProof/>
+        </w:rPr>
         <w:drawing>
-          <wp:inline distT="0" distB="0" distL="0" distR="0" wp14:anchorId="35D1F406" wp14:editId="528B619F">
-            <wp:extent cx="2402840" cy="2993011"/>
+          <wp:inline distT="0" distB="0" distL="0" distR="0" wp14:anchorId="0FB40734" wp14:editId="08850074">
+            <wp:extent cx="4838700" cy="3467100"/>
             <wp:effectExtent l="0" t="0" r="0" b="0"/>
-            <wp:docPr id="48" name="Рисунок 48"/>
+            <wp:docPr id="52" name="Рисунок 52"/>
             <wp:cNvGraphicFramePr>
               <a:graphicFrameLocks xmlns:a="http://schemas.openxmlformats.org/drawingml/2006/main" noChangeAspect="1"/>
             </wp:cNvGraphicFramePr>
@@ -5882,7 +6210,7 @@
                   <pic:spPr>
                     <a:xfrm>
                       <a:off x="0" y="0"/>
-                      <a:ext cx="2409360" cy="3001133"/>
+                      <a:ext cx="4838700" cy="3467100"/>
                     </a:xfrm>
                     <a:prstGeom prst="rect">
                       <a:avLst/>
@@ -5901,57 +6229,13 @@
         <w:jc w:val="center"/>
       </w:pPr>
       <w:r>
-        <w:t>Рисунок 15 – Результат создания трёх случайных фигур</w:t>
-      </w:r>
-    </w:p>
-    <w:p>
-      <w:pPr>
-        <w:ind w:firstLine="709"/>
-        <w:rPr>
-          <w:b/>
-          <w:bCs/>
-        </w:rPr>
-      </w:pPr>
-      <w:r>
-        <w:rPr>
-          <w:b/>
-          <w:bCs/>
-        </w:rPr>
-        <w:t>1.5.</w:t>
-      </w:r>
-      <w:r>
-        <w:rPr>
-          <w:b/>
-          <w:bCs/>
-        </w:rPr>
-        <w:t>4</w:t>
-      </w:r>
-      <w:r>
-        <w:rPr>
-          <w:b/>
-          <w:bCs/>
-        </w:rPr>
-        <w:t xml:space="preserve"> Тестовый случай «Найти элемент»</w:t>
-      </w:r>
-    </w:p>
-    <w:p>
-      <w:pPr>
-        <w:ind w:firstLine="709"/>
-      </w:pPr>
-      <w:r>
-        <w:t>Для поиска элементов в списке необходимо нажать кнопку «Найти…» (рисунок 1</w:t>
-      </w:r>
-      <w:r>
-        <w:t>6</w:t>
-      </w:r>
-      <w:r>
-        <w:t>). Откроется соответствующая форма для поиска (рисунок 1</w:t>
-      </w:r>
-      <w:r>
-        <w:t>7</w:t>
-      </w:r>
-      <w:r>
-        <w:t>).</w:t>
+        <w:t>Рисунок 1</w:t>
+      </w:r>
+      <w:r>
+        <w:t>9</w:t>
+      </w:r>
+      <w:r>
+        <w:t xml:space="preserve"> – Результат поиска элемента</w:t>
       </w:r>
     </w:p>
     <w:p>
@@ -5962,15 +6246,24 @@
           <w:lang w:val="en-US"/>
         </w:rPr>
       </w:pPr>
+    </w:p>
+    <w:p>
+      <w:pPr>
+        <w:ind w:firstLine="0"/>
+        <w:jc w:val="center"/>
+        <w:rPr>
+          <w:lang w:val="en-US"/>
+        </w:rPr>
+      </w:pPr>
       <w:r>
         <w:rPr>
           <w:noProof/>
         </w:rPr>
         <w:drawing>
-          <wp:inline distT="0" distB="0" distL="0" distR="0" wp14:anchorId="7CAB884A" wp14:editId="5B988C45">
+          <wp:inline distT="0" distB="0" distL="0" distR="0" wp14:anchorId="272A8501" wp14:editId="253D2DC3">
             <wp:extent cx="2714625" cy="3381375"/>
             <wp:effectExtent l="0" t="0" r="9525" b="9525"/>
-            <wp:docPr id="49" name="Рисунок 49"/>
+            <wp:docPr id="53" name="Рисунок 53"/>
             <wp:cNvGraphicFramePr>
               <a:graphicFrameLocks xmlns:a="http://schemas.openxmlformats.org/drawingml/2006/main" noChangeAspect="1"/>
             </wp:cNvGraphicFramePr>
@@ -6009,22 +6302,19 @@
         <w:jc w:val="center"/>
       </w:pPr>
       <w:r>
-        <w:t>Рисунок 1</w:t>
-      </w:r>
-      <w:r>
-        <w:t>6</w:t>
-      </w:r>
-      <w:r>
-        <w:t xml:space="preserve"> – Вызов формы для поиска элементов</w:t>
+        <w:t xml:space="preserve">Рисунок </w:t>
+      </w:r>
+      <w:r>
+        <w:t>20</w:t>
+      </w:r>
+      <w:r>
+        <w:t xml:space="preserve"> – Сброс условий поиска</w:t>
       </w:r>
     </w:p>
     <w:p>
       <w:pPr>
         <w:ind w:firstLine="0"/>
         <w:jc w:val="center"/>
-        <w:rPr>
-          <w:lang w:val="en-US"/>
-        </w:rPr>
       </w:pPr>
       <w:r>
         <w:rPr>
@@ -6032,10 +6322,10 @@
         </w:rPr>
         <w:lastRenderedPageBreak/>
         <w:drawing>
-          <wp:inline distT="0" distB="0" distL="0" distR="0" wp14:anchorId="2A220495" wp14:editId="76167F59">
-            <wp:extent cx="2019300" cy="1924050"/>
-            <wp:effectExtent l="0" t="0" r="0" b="0"/>
-            <wp:docPr id="50" name="Рисунок 50"/>
+          <wp:inline distT="0" distB="0" distL="0" distR="0" wp14:anchorId="758D7431" wp14:editId="4EAF740F">
+            <wp:extent cx="2714625" cy="3381375"/>
+            <wp:effectExtent l="0" t="0" r="9525" b="9525"/>
+            <wp:docPr id="54" name="Рисунок 54"/>
             <wp:cNvGraphicFramePr>
               <a:graphicFrameLocks xmlns:a="http://schemas.openxmlformats.org/drawingml/2006/main" noChangeAspect="1"/>
             </wp:cNvGraphicFramePr>
@@ -6055,7 +6345,7 @@
                   <pic:spPr>
                     <a:xfrm>
                       <a:off x="0" y="0"/>
-                      <a:ext cx="2019300" cy="1924050"/>
+                      <a:ext cx="2714625" cy="3381375"/>
                     </a:xfrm>
                     <a:prstGeom prst="rect">
                       <a:avLst/>
@@ -6074,42 +6364,15 @@
         <w:jc w:val="center"/>
       </w:pPr>
       <w:r>
-        <w:t>Рисунок 1</w:t>
-      </w:r>
-      <w:r>
-        <w:t>7</w:t>
-      </w:r>
-      <w:r>
-        <w:t xml:space="preserve"> – Форма для поиска</w:t>
-      </w:r>
-    </w:p>
-    <w:p>
-      <w:pPr>
-        <w:ind w:firstLine="709"/>
-      </w:pPr>
-      <w:r>
-        <w:t>Пользователь отмечает нужные критерии поиска, при необходимости указывает значения параметров и нажимает кнопку «Показать» (рисунки 1</w:t>
-      </w:r>
-      <w:r>
-        <w:t>8</w:t>
-      </w:r>
-      <w:r>
-        <w:t xml:space="preserve"> и 1</w:t>
-      </w:r>
-      <w:r>
-        <w:t>9</w:t>
-      </w:r>
-      <w:r>
-        <w:t xml:space="preserve">). Для отмены фильтрации и возврата к полному списку служит кнопка «Сбросить фильтр» (рисунок </w:t>
-      </w:r>
-      <w:r>
-        <w:t>20</w:t>
-      </w:r>
-      <w:r>
-        <w:t>-21</w:t>
-      </w:r>
-      <w:r>
-        <w:t>).</w:t>
+        <w:t>Рисунок 21 – Результат сброса условий поиска</w:t>
+      </w:r>
+    </w:p>
+    <w:p>
+      <w:pPr>
+        <w:ind w:firstLine="708"/>
+      </w:pPr>
+      <w:r>
+        <w:t>Кроме того, в случае, когда пользователь произвёл поиск нужной фигуры (например, фигуры «Круг»), функция «Удалить всё» произведёт удаление только отсортированной части (рис. 22).</w:t>
       </w:r>
     </w:p>
     <w:p>
@@ -6122,10 +6385,10 @@
           <w:noProof/>
         </w:rPr>
         <w:drawing>
-          <wp:inline distT="0" distB="0" distL="0" distR="0" wp14:anchorId="2A26B9E5" wp14:editId="2AB65CBC">
-            <wp:extent cx="4800600" cy="3467100"/>
+          <wp:inline distT="0" distB="0" distL="0" distR="0" wp14:anchorId="4CC9A3E5" wp14:editId="6B9090ED">
+            <wp:extent cx="6120130" cy="3183255"/>
             <wp:effectExtent l="0" t="0" r="0" b="0"/>
-            <wp:docPr id="51" name="Рисунок 51"/>
+            <wp:docPr id="55" name="Рисунок 55"/>
             <wp:cNvGraphicFramePr>
               <a:graphicFrameLocks xmlns:a="http://schemas.openxmlformats.org/drawingml/2006/main" noChangeAspect="1"/>
             </wp:cNvGraphicFramePr>
@@ -6145,7 +6408,7 @@
                   <pic:spPr>
                     <a:xfrm>
                       <a:off x="0" y="0"/>
-                      <a:ext cx="4800600" cy="3467100"/>
+                      <a:ext cx="6120130" cy="3183255"/>
                     </a:xfrm>
                     <a:prstGeom prst="rect">
                       <a:avLst/>
@@ -6157,13 +6420,6 @@
           </wp:inline>
         </w:drawing>
       </w:r>
-      <w:r>
-        <w:rPr>
-          <w:noProof/>
-          <w:lang w:eastAsia="ru-RU"/>
-        </w:rPr>
-        <w:t xml:space="preserve"> </w:t>
-      </w:r>
     </w:p>
     <w:p>
       <w:pPr>
@@ -6171,13 +6427,7 @@
         <w:jc w:val="center"/>
       </w:pPr>
       <w:r>
-        <w:t>Рисунок 1</w:t>
-      </w:r>
-      <w:r>
-        <w:t>8</w:t>
-      </w:r>
-      <w:r>
-        <w:t xml:space="preserve"> – Поиск элемента по названию</w:t>
+        <w:t>Рисунок 22 – Результат работы функции «Удалить всё» после выполнения поиска фигуры (функция «Найти»)</w:t>
       </w:r>
     </w:p>
     <w:p>
@@ -6185,23 +6435,78 @@
         <w:ind w:firstLine="0"/>
         <w:jc w:val="center"/>
       </w:pPr>
+    </w:p>
+    <w:p>
+      <w:pPr>
+        <w:ind w:firstLine="0"/>
+        <w:jc w:val="center"/>
+      </w:pPr>
+    </w:p>
+    <w:p>
+      <w:pPr>
+        <w:ind w:firstLine="709"/>
+        <w:rPr>
+          <w:b/>
+          <w:bCs/>
+        </w:rPr>
+      </w:pPr>
+      <w:r>
+        <w:rPr>
+          <w:b/>
+          <w:bCs/>
+        </w:rPr>
+        <w:lastRenderedPageBreak/>
+        <w:t>1.5.</w:t>
+      </w:r>
+      <w:r>
+        <w:rPr>
+          <w:b/>
+          <w:bCs/>
+        </w:rPr>
+        <w:t>5</w:t>
+      </w:r>
+      <w:r>
+        <w:rPr>
+          <w:b/>
+          <w:bCs/>
+        </w:rPr>
+        <w:t xml:space="preserve"> Тестовый случай «Сохранить данные»</w:t>
+      </w:r>
+    </w:p>
+    <w:p>
+      <w:pPr>
+        <w:ind w:firstLine="709"/>
+      </w:pPr>
+      <w:r>
+        <w:t xml:space="preserve">Для сохранения данных в таблице необходимо нажать на панели «Файл...\Сохранить» (рисунок </w:t>
+      </w:r>
+      <w:r>
+        <w:t>23</w:t>
+      </w:r>
+      <w:r>
+        <w:t>). Откроется системный диалог сохранения файла, где пользователь выбирает директорию и указывает имя файла (рисунок 2</w:t>
+      </w:r>
+      <w:r>
+        <w:t>4</w:t>
+      </w:r>
+      <w:r>
+        <w:t>).</w:t>
+      </w:r>
+    </w:p>
+    <w:p>
+      <w:pPr>
+        <w:ind w:firstLine="0"/>
+        <w:jc w:val="center"/>
+      </w:pPr>
       <w:r>
         <w:rPr>
           <w:noProof/>
-          <w:lang w:eastAsia="ru-RU"/>
-        </w:rPr>
-        <w:lastRenderedPageBreak/>
-        <w:t xml:space="preserve"> </w:t>
-      </w:r>
-      <w:r>
-        <w:rPr>
-          <w:noProof/>
         </w:rPr>
         <w:drawing>
-          <wp:inline distT="0" distB="0" distL="0" distR="0" wp14:anchorId="0FB40734" wp14:editId="08850074">
-            <wp:extent cx="4838700" cy="3467100"/>
-            <wp:effectExtent l="0" t="0" r="0" b="0"/>
-            <wp:docPr id="52" name="Рисунок 52"/>
+          <wp:inline distT="0" distB="0" distL="0" distR="0" wp14:anchorId="10975C11" wp14:editId="0B69B57D">
+            <wp:extent cx="2871281" cy="3352800"/>
+            <wp:effectExtent l="0" t="0" r="5715" b="0"/>
+            <wp:docPr id="57" name="Рисунок 57"/>
             <wp:cNvGraphicFramePr>
               <a:graphicFrameLocks xmlns:a="http://schemas.openxmlformats.org/drawingml/2006/main" noChangeAspect="1"/>
             </wp:cNvGraphicFramePr>
@@ -6221,7 +6526,7 @@
                   <pic:spPr>
                     <a:xfrm>
                       <a:off x="0" y="0"/>
-                      <a:ext cx="4838700" cy="3467100"/>
+                      <a:ext cx="2874423" cy="3356469"/>
                     </a:xfrm>
                     <a:prstGeom prst="rect">
                       <a:avLst/>
@@ -6240,13 +6545,16 @@
         <w:jc w:val="center"/>
       </w:pPr>
       <w:r>
-        <w:t>Рисунок 1</w:t>
-      </w:r>
-      <w:r>
-        <w:t>9</w:t>
-      </w:r>
-      <w:r>
-        <w:t xml:space="preserve"> – Результат поиска элемента</w:t>
+        <w:t xml:space="preserve">Рисунок </w:t>
+      </w:r>
+      <w:r>
+        <w:rPr>
+          <w:lang w:val="en-US"/>
+        </w:rPr>
+        <w:t>23</w:t>
+      </w:r>
+      <w:r>
+        <w:t xml:space="preserve"> – Сохранение данных</w:t>
       </w:r>
     </w:p>
     <w:p>
@@ -6257,24 +6565,15 @@
           <w:lang w:val="en-US"/>
         </w:rPr>
       </w:pPr>
-    </w:p>
-    <w:p>
-      <w:pPr>
-        <w:ind w:firstLine="0"/>
-        <w:jc w:val="center"/>
-        <w:rPr>
-          <w:lang w:val="en-US"/>
-        </w:rPr>
-      </w:pPr>
       <w:r>
         <w:rPr>
           <w:noProof/>
         </w:rPr>
         <w:drawing>
-          <wp:inline distT="0" distB="0" distL="0" distR="0" wp14:anchorId="272A8501" wp14:editId="253D2DC3">
-            <wp:extent cx="2714625" cy="3381375"/>
-            <wp:effectExtent l="0" t="0" r="9525" b="9525"/>
-            <wp:docPr id="53" name="Рисунок 53"/>
+          <wp:inline distT="0" distB="0" distL="0" distR="0" wp14:anchorId="1E126794" wp14:editId="4A347D16">
+            <wp:extent cx="6120130" cy="3448050"/>
+            <wp:effectExtent l="0" t="0" r="0" b="0"/>
+            <wp:docPr id="59" name="Рисунок 59"/>
             <wp:cNvGraphicFramePr>
               <a:graphicFrameLocks xmlns:a="http://schemas.openxmlformats.org/drawingml/2006/main" noChangeAspect="1"/>
             </wp:cNvGraphicFramePr>
@@ -6294,7 +6593,7 @@
                   <pic:spPr>
                     <a:xfrm>
                       <a:off x="0" y="0"/>
-                      <a:ext cx="2714625" cy="3381375"/>
+                      <a:ext cx="6120130" cy="3448050"/>
                     </a:xfrm>
                     <a:prstGeom prst="rect">
                       <a:avLst/>
@@ -6313,30 +6612,53 @@
         <w:jc w:val="center"/>
       </w:pPr>
       <w:r>
-        <w:t xml:space="preserve">Рисунок </w:t>
-      </w:r>
-      <w:r>
-        <w:t>20</w:t>
-      </w:r>
-      <w:r>
-        <w:t xml:space="preserve"> – Сброс условий поиска</w:t>
+        <w:t>Рисунок 2</w:t>
+      </w:r>
+      <w:r>
+        <w:t>4</w:t>
+      </w:r>
+      <w:r>
+        <w:t xml:space="preserve"> – Сохранение файла</w:t>
+      </w:r>
+    </w:p>
+    <w:p>
+      <w:pPr>
+        <w:ind w:firstLine="709"/>
+      </w:pPr>
+      <w:r>
+        <w:lastRenderedPageBreak/>
+        <w:t>После сохранения данных в файл появится соответствующее сообщение (рисунки 2</w:t>
+      </w:r>
+      <w:r>
+        <w:t>5</w:t>
+      </w:r>
+      <w:r>
+        <w:t xml:space="preserve"> и 2</w:t>
+      </w:r>
+      <w:r>
+        <w:t>6</w:t>
+      </w:r>
+      <w:r>
+        <w:t>).</w:t>
       </w:r>
     </w:p>
     <w:p>
       <w:pPr>
         <w:ind w:firstLine="0"/>
         <w:jc w:val="center"/>
+        <w:rPr>
+          <w:lang w:val="en-US"/>
+        </w:rPr>
       </w:pPr>
       <w:r>
         <w:rPr>
           <w:noProof/>
         </w:rPr>
-        <w:lastRenderedPageBreak/>
         <w:drawing>
-          <wp:inline distT="0" distB="0" distL="0" distR="0" wp14:anchorId="758D7431" wp14:editId="4EAF740F">
-            <wp:extent cx="2714625" cy="3381375"/>
-            <wp:effectExtent l="0" t="0" r="9525" b="9525"/>
-            <wp:docPr id="54" name="Рисунок 54"/>
+          <wp:inline distT="0" distB="0" distL="0" distR="0" wp14:anchorId="2180E1AF" wp14:editId="685EB058">
+            <wp:extent cx="2152650" cy="1447800"/>
+            <wp:effectExtent l="0" t="0" r="0" b="0"/>
+            <wp:docPr id="61" name="Рисунок 61"/>
             <wp:cNvGraphicFramePr>
               <a:graphicFrameLocks xmlns:a="http://schemas.openxmlformats.org/drawingml/2006/main" noChangeAspect="1"/>
             </wp:cNvGraphicFramePr>
@@ -6356,7 +6678,7 @@
                   <pic:spPr>
                     <a:xfrm>
                       <a:off x="0" y="0"/>
-                      <a:ext cx="2714625" cy="3381375"/>
+                      <a:ext cx="2152650" cy="1447800"/>
                     </a:xfrm>
                     <a:prstGeom prst="rect">
                       <a:avLst/>
@@ -6375,15 +6697,16 @@
         <w:jc w:val="center"/>
       </w:pPr>
       <w:r>
-        <w:t>Рисунок 21 – Результат сброса условий поиска</w:t>
-      </w:r>
-    </w:p>
-    <w:p>
-      <w:pPr>
-        <w:ind w:firstLine="708"/>
-      </w:pPr>
-      <w:r>
-        <w:t>Кроме того, в случае, когда пользователь произвёл поиск нужной фигуры (например, фигуры «Круг»), функция «Удалить всё» произведёт удаление только отсортированной части (рис. 22).</w:t>
+        <w:t>Рисунок 2</w:t>
+      </w:r>
+      <w:r>
+        <w:rPr>
+          <w:lang w:val="en-US"/>
+        </w:rPr>
+        <w:t>5</w:t>
+      </w:r>
+      <w:r>
+        <w:t xml:space="preserve"> – Сообщение о сохранении файла</w:t>
       </w:r>
     </w:p>
     <w:p>
@@ -6396,10 +6719,10 @@
           <w:noProof/>
         </w:rPr>
         <w:drawing>
-          <wp:inline distT="0" distB="0" distL="0" distR="0" wp14:anchorId="4CC9A3E5" wp14:editId="6B9090ED">
-            <wp:extent cx="6120130" cy="3183255"/>
-            <wp:effectExtent l="0" t="0" r="0" b="0"/>
-            <wp:docPr id="55" name="Рисунок 55"/>
+          <wp:inline distT="0" distB="0" distL="0" distR="0" wp14:anchorId="57B526CC" wp14:editId="566184B8">
+            <wp:extent cx="6120130" cy="513715"/>
+            <wp:effectExtent l="0" t="0" r="0" b="635"/>
+            <wp:docPr id="62" name="Рисунок 62"/>
             <wp:cNvGraphicFramePr>
               <a:graphicFrameLocks xmlns:a="http://schemas.openxmlformats.org/drawingml/2006/main" noChangeAspect="1"/>
             </wp:cNvGraphicFramePr>
@@ -6419,340 +6742,6 @@
                   <pic:spPr>
                     <a:xfrm>
                       <a:off x="0" y="0"/>
-                      <a:ext cx="6120130" cy="3183255"/>
-                    </a:xfrm>
-                    <a:prstGeom prst="rect">
-                      <a:avLst/>
-                    </a:prstGeom>
-                  </pic:spPr>
-                </pic:pic>
-              </a:graphicData>
-            </a:graphic>
-          </wp:inline>
-        </w:drawing>
-      </w:r>
-    </w:p>
-    <w:p>
-      <w:pPr>
-        <w:ind w:firstLine="0"/>
-        <w:jc w:val="center"/>
-      </w:pPr>
-      <w:r>
-        <w:t>Рисунок 22 – Результат работы функции «Удалить всё» после выполнения поиска фигуры (функция «Найти»)</w:t>
-      </w:r>
-    </w:p>
-    <w:p>
-      <w:pPr>
-        <w:ind w:firstLine="0"/>
-        <w:jc w:val="center"/>
-      </w:pPr>
-    </w:p>
-    <w:p>
-      <w:pPr>
-        <w:ind w:firstLine="0"/>
-        <w:jc w:val="center"/>
-      </w:pPr>
-    </w:p>
-    <w:p>
-      <w:pPr>
-        <w:ind w:firstLine="709"/>
-        <w:rPr>
-          <w:b/>
-          <w:bCs/>
-        </w:rPr>
-      </w:pPr>
-      <w:r>
-        <w:rPr>
-          <w:b/>
-          <w:bCs/>
-        </w:rPr>
-        <w:lastRenderedPageBreak/>
-        <w:t>1.5.</w:t>
-      </w:r>
-      <w:r>
-        <w:rPr>
-          <w:b/>
-          <w:bCs/>
-        </w:rPr>
-        <w:t>5</w:t>
-      </w:r>
-      <w:r>
-        <w:rPr>
-          <w:b/>
-          <w:bCs/>
-        </w:rPr>
-        <w:t xml:space="preserve"> Тестовый случай «Сохранить данные»</w:t>
-      </w:r>
-    </w:p>
-    <w:p>
-      <w:pPr>
-        <w:ind w:firstLine="709"/>
-      </w:pPr>
-      <w:r>
-        <w:t xml:space="preserve">Для сохранения данных в таблице необходимо нажать на панели «Файл...\Сохранить» (рисунок </w:t>
-      </w:r>
-      <w:r>
-        <w:t>23</w:t>
-      </w:r>
-      <w:r>
-        <w:t>). Откроется системный диалог сохранения файла, где пользователь выбирает директорию и указывает имя файла (рисунок 2</w:t>
-      </w:r>
-      <w:r>
-        <w:t>4</w:t>
-      </w:r>
-      <w:r>
-        <w:t>).</w:t>
-      </w:r>
-    </w:p>
-    <w:p>
-      <w:pPr>
-        <w:ind w:firstLine="0"/>
-        <w:jc w:val="center"/>
-      </w:pPr>
-      <w:r>
-        <w:rPr>
-          <w:noProof/>
-        </w:rPr>
-        <w:drawing>
-          <wp:inline distT="0" distB="0" distL="0" distR="0" wp14:anchorId="10975C11" wp14:editId="0B69B57D">
-            <wp:extent cx="2871281" cy="3352800"/>
-            <wp:effectExtent l="0" t="0" r="5715" b="0"/>
-            <wp:docPr id="57" name="Рисунок 57"/>
-            <wp:cNvGraphicFramePr>
-              <a:graphicFrameLocks xmlns:a="http://schemas.openxmlformats.org/drawingml/2006/main" noChangeAspect="1"/>
-            </wp:cNvGraphicFramePr>
-            <a:graphic xmlns:a="http://schemas.openxmlformats.org/drawingml/2006/main">
-              <a:graphicData uri="http://schemas.openxmlformats.org/drawingml/2006/picture">
-                <pic:pic xmlns:pic="http://schemas.openxmlformats.org/drawingml/2006/picture">
-                  <pic:nvPicPr>
-                    <pic:cNvPr id="1" name=""/>
-                    <pic:cNvPicPr/>
-                  </pic:nvPicPr>
-                  <pic:blipFill>
-                    <a:blip r:embed="rId36"/>
-                    <a:stretch>
-                      <a:fillRect/>
-                    </a:stretch>
-                  </pic:blipFill>
-                  <pic:spPr>
-                    <a:xfrm>
-                      <a:off x="0" y="0"/>
-                      <a:ext cx="2874423" cy="3356469"/>
-                    </a:xfrm>
-                    <a:prstGeom prst="rect">
-                      <a:avLst/>
-                    </a:prstGeom>
-                  </pic:spPr>
-                </pic:pic>
-              </a:graphicData>
-            </a:graphic>
-          </wp:inline>
-        </w:drawing>
-      </w:r>
-    </w:p>
-    <w:p>
-      <w:pPr>
-        <w:ind w:firstLine="0"/>
-        <w:jc w:val="center"/>
-      </w:pPr>
-      <w:r>
-        <w:t xml:space="preserve">Рисунок </w:t>
-      </w:r>
-      <w:r>
-        <w:rPr>
-          <w:lang w:val="en-US"/>
-        </w:rPr>
-        <w:t>23</w:t>
-      </w:r>
-      <w:r>
-        <w:t xml:space="preserve"> – Сохранение данных</w:t>
-      </w:r>
-    </w:p>
-    <w:p>
-      <w:pPr>
-        <w:ind w:firstLine="0"/>
-        <w:jc w:val="center"/>
-        <w:rPr>
-          <w:lang w:val="en-US"/>
-        </w:rPr>
-      </w:pPr>
-      <w:r>
-        <w:rPr>
-          <w:noProof/>
-        </w:rPr>
-        <w:drawing>
-          <wp:inline distT="0" distB="0" distL="0" distR="0" wp14:anchorId="1E126794" wp14:editId="4A347D16">
-            <wp:extent cx="6120130" cy="3448050"/>
-            <wp:effectExtent l="0" t="0" r="0" b="0"/>
-            <wp:docPr id="59" name="Рисунок 59"/>
-            <wp:cNvGraphicFramePr>
-              <a:graphicFrameLocks xmlns:a="http://schemas.openxmlformats.org/drawingml/2006/main" noChangeAspect="1"/>
-            </wp:cNvGraphicFramePr>
-            <a:graphic xmlns:a="http://schemas.openxmlformats.org/drawingml/2006/main">
-              <a:graphicData uri="http://schemas.openxmlformats.org/drawingml/2006/picture">
-                <pic:pic xmlns:pic="http://schemas.openxmlformats.org/drawingml/2006/picture">
-                  <pic:nvPicPr>
-                    <pic:cNvPr id="1" name=""/>
-                    <pic:cNvPicPr/>
-                  </pic:nvPicPr>
-                  <pic:blipFill>
-                    <a:blip r:embed="rId37"/>
-                    <a:stretch>
-                      <a:fillRect/>
-                    </a:stretch>
-                  </pic:blipFill>
-                  <pic:spPr>
-                    <a:xfrm>
-                      <a:off x="0" y="0"/>
-                      <a:ext cx="6120130" cy="3448050"/>
-                    </a:xfrm>
-                    <a:prstGeom prst="rect">
-                      <a:avLst/>
-                    </a:prstGeom>
-                  </pic:spPr>
-                </pic:pic>
-              </a:graphicData>
-            </a:graphic>
-          </wp:inline>
-        </w:drawing>
-      </w:r>
-    </w:p>
-    <w:p>
-      <w:pPr>
-        <w:ind w:firstLine="0"/>
-        <w:jc w:val="center"/>
-      </w:pPr>
-      <w:r>
-        <w:t>Рисунок 2</w:t>
-      </w:r>
-      <w:r>
-        <w:t>4</w:t>
-      </w:r>
-      <w:r>
-        <w:t xml:space="preserve"> – Сохранение файла</w:t>
-      </w:r>
-    </w:p>
-    <w:p>
-      <w:pPr>
-        <w:ind w:firstLine="709"/>
-      </w:pPr>
-      <w:r>
-        <w:lastRenderedPageBreak/>
-        <w:t>После сохранения данных в файл появится соответствующее сообщение (рисунки 2</w:t>
-      </w:r>
-      <w:r>
-        <w:t>5</w:t>
-      </w:r>
-      <w:r>
-        <w:t xml:space="preserve"> и 2</w:t>
-      </w:r>
-      <w:r>
-        <w:t>6</w:t>
-      </w:r>
-      <w:r>
-        <w:t>).</w:t>
-      </w:r>
-    </w:p>
-    <w:p>
-      <w:pPr>
-        <w:ind w:firstLine="0"/>
-        <w:jc w:val="center"/>
-        <w:rPr>
-          <w:lang w:val="en-US"/>
-        </w:rPr>
-      </w:pPr>
-      <w:r>
-        <w:rPr>
-          <w:noProof/>
-        </w:rPr>
-        <w:drawing>
-          <wp:inline distT="0" distB="0" distL="0" distR="0" wp14:anchorId="2180E1AF" wp14:editId="685EB058">
-            <wp:extent cx="2152650" cy="1447800"/>
-            <wp:effectExtent l="0" t="0" r="0" b="0"/>
-            <wp:docPr id="61" name="Рисунок 61"/>
-            <wp:cNvGraphicFramePr>
-              <a:graphicFrameLocks xmlns:a="http://schemas.openxmlformats.org/drawingml/2006/main" noChangeAspect="1"/>
-            </wp:cNvGraphicFramePr>
-            <a:graphic xmlns:a="http://schemas.openxmlformats.org/drawingml/2006/main">
-              <a:graphicData uri="http://schemas.openxmlformats.org/drawingml/2006/picture">
-                <pic:pic xmlns:pic="http://schemas.openxmlformats.org/drawingml/2006/picture">
-                  <pic:nvPicPr>
-                    <pic:cNvPr id="1" name=""/>
-                    <pic:cNvPicPr/>
-                  </pic:nvPicPr>
-                  <pic:blipFill>
-                    <a:blip r:embed="rId38"/>
-                    <a:stretch>
-                      <a:fillRect/>
-                    </a:stretch>
-                  </pic:blipFill>
-                  <pic:spPr>
-                    <a:xfrm>
-                      <a:off x="0" y="0"/>
-                      <a:ext cx="2152650" cy="1447800"/>
-                    </a:xfrm>
-                    <a:prstGeom prst="rect">
-                      <a:avLst/>
-                    </a:prstGeom>
-                  </pic:spPr>
-                </pic:pic>
-              </a:graphicData>
-            </a:graphic>
-          </wp:inline>
-        </w:drawing>
-      </w:r>
-    </w:p>
-    <w:p>
-      <w:pPr>
-        <w:ind w:firstLine="0"/>
-        <w:jc w:val="center"/>
-      </w:pPr>
-      <w:r>
-        <w:t>Рисунок 2</w:t>
-      </w:r>
-      <w:r>
-        <w:rPr>
-          <w:lang w:val="en-US"/>
-        </w:rPr>
-        <w:t>5</w:t>
-      </w:r>
-      <w:r>
-        <w:t xml:space="preserve"> – Сообщение о сохранении файла</w:t>
-      </w:r>
-    </w:p>
-    <w:p>
-      <w:pPr>
-        <w:ind w:firstLine="0"/>
-        <w:jc w:val="center"/>
-      </w:pPr>
-      <w:r>
-        <w:rPr>
-          <w:noProof/>
-        </w:rPr>
-        <w:drawing>
-          <wp:inline distT="0" distB="0" distL="0" distR="0" wp14:anchorId="57B526CC" wp14:editId="566184B8">
-            <wp:extent cx="6120130" cy="513715"/>
-            <wp:effectExtent l="0" t="0" r="0" b="635"/>
-            <wp:docPr id="62" name="Рисунок 62"/>
-            <wp:cNvGraphicFramePr>
-              <a:graphicFrameLocks xmlns:a="http://schemas.openxmlformats.org/drawingml/2006/main" noChangeAspect="1"/>
-            </wp:cNvGraphicFramePr>
-            <a:graphic xmlns:a="http://schemas.openxmlformats.org/drawingml/2006/main">
-              <a:graphicData uri="http://schemas.openxmlformats.org/drawingml/2006/picture">
-                <pic:pic xmlns:pic="http://schemas.openxmlformats.org/drawingml/2006/picture">
-                  <pic:nvPicPr>
-                    <pic:cNvPr id="1" name=""/>
-                    <pic:cNvPicPr/>
-                  </pic:nvPicPr>
-                  <pic:blipFill>
-                    <a:blip r:embed="rId39"/>
-                    <a:stretch>
-                      <a:fillRect/>
-                    </a:stretch>
-                  </pic:blipFill>
-                  <pic:spPr>
-                    <a:xfrm>
-                      <a:off x="0" y="0"/>
                       <a:ext cx="6120130" cy="513715"/>
                     </a:xfrm>
                     <a:prstGeom prst="rect">
@@ -6821,7 +6810,7 @@
                     <pic:cNvPicPr/>
                   </pic:nvPicPr>
                   <pic:blipFill>
-                    <a:blip r:embed="rId40"/>
+                    <a:blip r:embed="rId36"/>
                     <a:stretch>
                       <a:fillRect/>
                     </a:stretch>
@@ -6931,7 +6920,7 @@
                     <pic:cNvPicPr/>
                   </pic:nvPicPr>
                   <pic:blipFill>
-                    <a:blip r:embed="rId41"/>
+                    <a:blip r:embed="rId37"/>
                     <a:stretch>
                       <a:fillRect/>
                     </a:stretch>
@@ -7019,7 +7008,7 @@
                     <pic:cNvPicPr/>
                   </pic:nvPicPr>
                   <pic:blipFill>
-                    <a:blip r:embed="rId42"/>
+                    <a:blip r:embed="rId38"/>
                     <a:stretch>
                       <a:fillRect/>
                     </a:stretch>
@@ -7084,7 +7073,7 @@
                     <pic:cNvPicPr/>
                   </pic:nvPicPr>
                   <pic:blipFill>
-                    <a:blip r:embed="rId43"/>
+                    <a:blip r:embed="rId39"/>
                     <a:stretch>
                       <a:fillRect/>
                     </a:stretch>
@@ -7150,7 +7139,7 @@
                     <pic:cNvPicPr/>
                   </pic:nvPicPr>
                   <pic:blipFill>
-                    <a:blip r:embed="rId44"/>
+                    <a:blip r:embed="rId40"/>
                     <a:stretch>
                       <a:fillRect/>
                     </a:stretch>
@@ -7236,7 +7225,7 @@
                     <pic:cNvPicPr/>
                   </pic:nvPicPr>
                   <pic:blipFill>
-                    <a:blip r:embed="rId45"/>
+                    <a:blip r:embed="rId41"/>
                     <a:stretch>
                       <a:fillRect/>
                     </a:stretch>
@@ -7298,8 +7287,8 @@
           <w:bCs/>
         </w:rPr>
       </w:pPr>
-      <w:bookmarkStart w:id="15" w:name="_Toc74829069"/>
-      <w:bookmarkStart w:id="16" w:name="_Toc215716522"/>
+      <w:bookmarkStart w:id="14" w:name="_Toc74829069"/>
+      <w:bookmarkStart w:id="15" w:name="_Toc215716522"/>
       <w:r>
         <w:rPr>
           <w:b/>
@@ -7307,8 +7296,8 @@
         </w:rPr>
         <w:t>СПИСОК ИСПОЛЬЗОВАННЫХ ИСТОЧНИКОВ</w:t>
       </w:r>
+      <w:bookmarkEnd w:id="14"/>
       <w:bookmarkEnd w:id="15"/>
-      <w:bookmarkEnd w:id="16"/>
     </w:p>
     <w:p>
       <w:pPr>
@@ -7325,7 +7314,15 @@
       </w:r>
       <w:proofErr w:type="spellEnd"/>
       <w:r>
-        <w:t xml:space="preserve">, А. А. Новые технологии в программировании : учебное пособие / А. А. </w:t>
+        <w:t xml:space="preserve">, А. А. Новые технологии в </w:t>
+      </w:r>
+      <w:proofErr w:type="gramStart"/>
+      <w:r>
+        <w:t>программировании :</w:t>
+      </w:r>
+      <w:proofErr w:type="gramEnd"/>
+      <w:r>
+        <w:t xml:space="preserve"> учебное пособие / А. А. </w:t>
       </w:r>
       <w:proofErr w:type="spellStart"/>
       <w:r>
@@ -7349,7 +7346,15 @@
       </w:r>
       <w:proofErr w:type="spellEnd"/>
       <w:r>
-        <w:t xml:space="preserve">. – Томск : Эль Контент, 2014. – 176 с. – </w:t>
+        <w:t xml:space="preserve">. – </w:t>
+      </w:r>
+      <w:proofErr w:type="gramStart"/>
+      <w:r>
+        <w:t>Томск :</w:t>
+      </w:r>
+      <w:proofErr w:type="gramEnd"/>
+      <w:r>
+        <w:t xml:space="preserve"> Эль Контент, 2014. – 176 с. – </w:t>
       </w:r>
       <w:r>
         <w:rPr>
@@ -7377,8 +7382,8 @@
           <w:bCs/>
         </w:rPr>
       </w:pPr>
-      <w:bookmarkStart w:id="17" w:name="_Toc74829070"/>
-      <w:bookmarkStart w:id="18" w:name="_Toc215716523"/>
+      <w:bookmarkStart w:id="16" w:name="_Toc74829070"/>
+      <w:bookmarkStart w:id="17" w:name="_Toc215716523"/>
       <w:r>
         <w:rPr>
           <w:b/>
@@ -7387,8 +7392,8 @@
         <w:lastRenderedPageBreak/>
         <w:t>ПРИЛОЖЕНИЕ А</w:t>
       </w:r>
+      <w:bookmarkEnd w:id="16"/>
       <w:bookmarkEnd w:id="17"/>
-      <w:bookmarkEnd w:id="18"/>
     </w:p>
     <w:p>
       <w:pPr>
@@ -8165,6 +8170,7 @@
       <w:r>
         <w:t xml:space="preserve">файле с расширением </w:t>
       </w:r>
+      <w:proofErr w:type="gramStart"/>
       <w:r>
         <w:t>*.</w:t>
       </w:r>
@@ -8177,6 +8183,7 @@
       <w:r>
         <w:t>.</w:t>
       </w:r>
+      <w:proofErr w:type="gramEnd"/>
     </w:p>
     <w:p>
       <w:pPr>
@@ -8285,6 +8292,7 @@
         <w:t xml:space="preserve"> </w:t>
       </w:r>
       <w:proofErr w:type="spellStart"/>
+      <w:proofErr w:type="gramStart"/>
       <w:r>
         <w:rPr>
           <w:rFonts w:ascii="Courier New" w:eastAsia="Times New Roman" w:hAnsi="Courier New" w:cs="Courier New"/>
@@ -8296,6 +8304,7 @@
         <w:t>xmlns:xsi</w:t>
       </w:r>
       <w:proofErr w:type="spellEnd"/>
+      <w:proofErr w:type="gramEnd"/>
       <w:r>
         <w:rPr>
           <w:rFonts w:ascii="Courier New" w:eastAsia="Times New Roman" w:hAnsi="Courier New" w:cs="Courier New"/>
@@ -8373,6 +8382,7 @@
         <w:t xml:space="preserve"> </w:t>
       </w:r>
       <w:proofErr w:type="spellStart"/>
+      <w:proofErr w:type="gramStart"/>
       <w:r>
         <w:rPr>
           <w:rFonts w:ascii="Courier New" w:eastAsia="Times New Roman" w:hAnsi="Courier New" w:cs="Courier New"/>
@@ -8384,6 +8394,7 @@
         <w:t>xsi:type</w:t>
       </w:r>
       <w:proofErr w:type="spellEnd"/>
+      <w:proofErr w:type="gramEnd"/>
       <w:r>
         <w:rPr>
           <w:rFonts w:ascii="Courier New" w:eastAsia="Times New Roman" w:hAnsi="Courier New" w:cs="Courier New"/>
@@ -8527,6 +8538,7 @@
         <w:t xml:space="preserve"> </w:t>
       </w:r>
       <w:proofErr w:type="spellStart"/>
+      <w:proofErr w:type="gramStart"/>
       <w:r>
         <w:rPr>
           <w:rFonts w:ascii="Courier New" w:eastAsia="Times New Roman" w:hAnsi="Courier New" w:cs="Courier New"/>
@@ -8538,6 +8550,7 @@
         <w:t>xsi:type</w:t>
       </w:r>
       <w:proofErr w:type="spellEnd"/>
+      <w:proofErr w:type="gramEnd"/>
       <w:r>
         <w:rPr>
           <w:rFonts w:ascii="Courier New" w:eastAsia="Times New Roman" w:hAnsi="Courier New" w:cs="Courier New"/>
@@ -8681,6 +8694,7 @@
         <w:t xml:space="preserve"> </w:t>
       </w:r>
       <w:proofErr w:type="spellStart"/>
+      <w:proofErr w:type="gramStart"/>
       <w:r>
         <w:rPr>
           <w:rFonts w:ascii="Courier New" w:eastAsia="Times New Roman" w:hAnsi="Courier New" w:cs="Courier New"/>
@@ -8692,6 +8706,7 @@
         <w:t>xsi:type</w:t>
       </w:r>
       <w:proofErr w:type="spellEnd"/>
+      <w:proofErr w:type="gramEnd"/>
       <w:r>
         <w:rPr>
           <w:rFonts w:ascii="Courier New" w:eastAsia="Times New Roman" w:hAnsi="Courier New" w:cs="Courier New"/>
@@ -9020,6 +9035,7 @@
         </w:rPr>
         <w:t>(</w:t>
       </w:r>
+      <w:proofErr w:type="gramStart"/>
       <w:r>
         <w:rPr>
           <w:i/>
@@ -9033,7 +9049,15 @@
           <w:i/>
           <w:iCs/>
         </w:rPr>
-        <w:t xml:space="preserve"> &gt; 0)</w:t>
+        <w:t xml:space="preserve"> &gt;</w:t>
+      </w:r>
+      <w:proofErr w:type="gramEnd"/>
+      <w:r>
+        <w:rPr>
+          <w:i/>
+          <w:iCs/>
+        </w:rPr>
+        <w:t xml:space="preserve"> 0)</w:t>
       </w:r>
       <w:r>
         <w:t>, м;</w:t>
@@ -9258,6 +9282,7 @@
         </w:rPr>
         <w:t>(</w:t>
       </w:r>
+      <w:proofErr w:type="gramStart"/>
       <w:r>
         <w:rPr>
           <w:i/>
@@ -9271,7 +9296,15 @@
           <w:i/>
           <w:iCs/>
         </w:rPr>
-        <w:t xml:space="preserve"> &gt; 0)</w:t>
+        <w:t xml:space="preserve"> &gt;</w:t>
+      </w:r>
+      <w:proofErr w:type="gramEnd"/>
+      <w:r>
+        <w:rPr>
+          <w:i/>
+          <w:iCs/>
+        </w:rPr>
+        <w:t xml:space="preserve"> 0)</w:t>
       </w:r>
       <w:r>
         <w:t>, м;</w:t>
@@ -9343,6 +9376,7 @@
         </w:rPr>
         <w:t>(</w:t>
       </w:r>
+      <w:proofErr w:type="gramStart"/>
       <w:r>
         <w:rPr>
           <w:i/>
@@ -9365,7 +9399,15 @@
           <w:i/>
           <w:iCs/>
         </w:rPr>
-        <w:t xml:space="preserve"> &gt; 0, </w:t>
+        <w:t xml:space="preserve"> &gt;</w:t>
+      </w:r>
+      <w:proofErr w:type="gramEnd"/>
+      <w:r>
+        <w:rPr>
+          <w:i/>
+          <w:iCs/>
+        </w:rPr>
+        <w:t xml:space="preserve"> 0, </w:t>
       </w:r>
       <w:r>
         <w:rPr>
@@ -9504,6 +9546,7 @@
         </w:rPr>
         <w:t>(</w:t>
       </w:r>
+      <w:proofErr w:type="gramStart"/>
       <w:r>
         <w:rPr>
           <w:i/>
@@ -9516,7 +9559,15 @@
           <w:i/>
           <w:iCs/>
         </w:rPr>
-        <w:t xml:space="preserve"> &gt; 0)</w:t>
+        <w:t xml:space="preserve"> &gt;</w:t>
+      </w:r>
+      <w:proofErr w:type="gramEnd"/>
+      <w:r>
+        <w:rPr>
+          <w:i/>
+          <w:iCs/>
+        </w:rPr>
+        <w:t xml:space="preserve"> 0)</w:t>
       </w:r>
       <w:r>
         <w:t xml:space="preserve"> – </w:t>
@@ -10112,42 +10163,6 @@
     </w:sectPr>
   </w:body>
 </w:document>
-</file>
-
-<file path=word/comments.xml><?xml version="1.0" encoding="utf-8"?>
-<w:comments xmlns:wpc="http://schemas.microsoft.com/office/word/2010/wordprocessingCanvas" xmlns:cx="http://schemas.microsoft.com/office/drawing/2014/chartex" xmlns:cx1="http://schemas.microsoft.com/office/drawing/2015/9/8/chartex" xmlns:cx2="http://schemas.microsoft.com/office/drawing/2015/10/21/chartex" xmlns:cx3="http://schemas.microsoft.com/office/drawing/2016/5/9/chartex" xmlns:cx4="http://schemas.microsoft.com/office/drawing/2016/5/10/chartex" xmlns:cx5="http://schemas.microsoft.com/office/drawing/2016/5/11/chartex" xmlns:cx6="http://schemas.microsoft.com/office/drawing/2016/5/12/chartex" xmlns:cx7="http://schemas.microsoft.com/office/drawing/2016/5/13/chartex" xmlns:cx8="http://schemas.microsoft.com/office/drawing/2016/5/14/chartex" xmlns:mc="http://schemas.openxmlformats.org/markup-compatibility/2006" xmlns:aink="http://schemas.microsoft.com/office/drawing/2016/ink" xmlns:am3d="http://schemas.microsoft.com/office/drawing/2017/model3d" xmlns:o="urn:schemas-microsoft-com:office:office" xmlns:r="http://schemas.openxmlformats.org/officeDocument/2006/relationships" xmlns:m="http://schemas.openxmlformats.org/officeDocument/2006/math" xmlns:v="urn:schemas-microsoft-com:vml" xmlns:wp14="http://schemas.microsoft.com/office/word/2010/wordprocessingDrawing" xmlns:wp="http://schemas.openxmlformats.org/drawingml/2006/wordprocessingDrawing" xmlns:w10="urn:schemas-microsoft-com:office:word" xmlns:w="http://schemas.openxmlformats.org/wordprocessingml/2006/main" xmlns:w14="http://schemas.microsoft.com/office/word/2010/wordml" xmlns:w15="http://schemas.microsoft.com/office/word/2012/wordml" xmlns:w16cex="http://schemas.microsoft.com/office/word/2018/wordml/cex" xmlns:w16cid="http://schemas.microsoft.com/office/word/2016/wordml/cid" xmlns:w16="http://schemas.microsoft.com/office/word/2018/wordml" xmlns:w16sdtdh="http://schemas.microsoft.com/office/word/2020/wordml/sdtdatahash" xmlns:w16se="http://schemas.microsoft.com/office/word/2015/wordml/symex" xmlns:wpg="http://schemas.microsoft.com/office/word/2010/wordprocessingGroup" xmlns:wpi="http://schemas.microsoft.com/office/word/2010/wordprocessingInk" xmlns:wne="http://schemas.microsoft.com/office/word/2006/wordml" xmlns:wps="http://schemas.microsoft.com/office/word/2010/wordprocessingShape" mc:Ignorable="w14 w15 w16se w16cid w16 w16cex w16sdtdh wp14">
-  <w:comment w:id="8" w:author="Aleksey A. Kalentev" w:date="2025-12-11T10:21:00Z" w:initials="AAK">
-    <w:p>
-      <w:pPr>
-        <w:pStyle w:val="aa"/>
-      </w:pPr>
-      <w:r>
-        <w:rPr>
-          <w:rStyle w:val="a9"/>
-        </w:rPr>
-        <w:annotationRef/>
-      </w:r>
-    </w:p>
-  </w:comment>
-</w:comments>
-</file>
-
-<file path=word/commentsExtended.xml><?xml version="1.0" encoding="utf-8"?>
-<w15:commentsEx xmlns:wpc="http://schemas.microsoft.com/office/word/2010/wordprocessingCanvas" xmlns:cx="http://schemas.microsoft.com/office/drawing/2014/chartex" xmlns:cx1="http://schemas.microsoft.com/office/drawing/2015/9/8/chartex" xmlns:cx2="http://schemas.microsoft.com/office/drawing/2015/10/21/chartex" xmlns:cx3="http://schemas.microsoft.com/office/drawing/2016/5/9/chartex" xmlns:cx4="http://schemas.microsoft.com/office/drawing/2016/5/10/chartex" xmlns:cx5="http://schemas.microsoft.com/office/drawing/2016/5/11/chartex" xmlns:cx6="http://schemas.microsoft.com/office/drawing/2016/5/12/chartex" xmlns:cx7="http://schemas.microsoft.com/office/drawing/2016/5/13/chartex" xmlns:cx8="http://schemas.microsoft.com/office/drawing/2016/5/14/chartex" xmlns:mc="http://schemas.openxmlformats.org/markup-compatibility/2006" xmlns:aink="http://schemas.microsoft.com/office/drawing/2016/ink" xmlns:am3d="http://schemas.microsoft.com/office/drawing/2017/model3d" xmlns:o="urn:schemas-microsoft-com:office:office" xmlns:r="http://schemas.openxmlformats.org/officeDocument/2006/relationships" xmlns:m="http://schemas.openxmlformats.org/officeDocument/2006/math" xmlns:v="urn:schemas-microsoft-com:vml" xmlns:wp14="http://schemas.microsoft.com/office/word/2010/wordprocessingDrawing" xmlns:wp="http://schemas.openxmlformats.org/drawingml/2006/wordprocessingDrawing" xmlns:w10="urn:schemas-microsoft-com:office:word" xmlns:w="http://schemas.openxmlformats.org/wordprocessingml/2006/main" xmlns:w14="http://schemas.microsoft.com/office/word/2010/wordml" xmlns:w15="http://schemas.microsoft.com/office/word/2012/wordml" xmlns:w16cex="http://schemas.microsoft.com/office/word/2018/wordml/cex" xmlns:w16cid="http://schemas.microsoft.com/office/word/2016/wordml/cid" xmlns:w16="http://schemas.microsoft.com/office/word/2018/wordml" xmlns:w16sdtdh="http://schemas.microsoft.com/office/word/2020/wordml/sdtdatahash" xmlns:w16se="http://schemas.microsoft.com/office/word/2015/wordml/symex" xmlns:wpg="http://schemas.microsoft.com/office/word/2010/wordprocessingGroup" xmlns:wpi="http://schemas.microsoft.com/office/word/2010/wordprocessingInk" xmlns:wne="http://schemas.microsoft.com/office/word/2006/wordml" xmlns:wps="http://schemas.microsoft.com/office/word/2010/wordprocessingShape" mc:Ignorable="w14 w15 w16se w16cid w16 w16cex w16sdtdh wp14">
-  <w15:commentEx w15:paraId="4889FDED" w15:done="0"/>
-</w15:commentsEx>
-</file>
-
-<file path=word/commentsExtensible.xml><?xml version="1.0" encoding="utf-8"?>
-<w16cex:commentsExtensible xmlns:wpc="http://schemas.microsoft.com/office/word/2010/wordprocessingCanvas" xmlns:cx="http://schemas.microsoft.com/office/drawing/2014/chartex" xmlns:cx1="http://schemas.microsoft.com/office/drawing/2015/9/8/chartex" xmlns:cx2="http://schemas.microsoft.com/office/drawing/2015/10/21/chartex" xmlns:cx3="http://schemas.microsoft.com/office/drawing/2016/5/9/chartex" xmlns:cx4="http://schemas.microsoft.com/office/drawing/2016/5/10/chartex" xmlns:cx5="http://schemas.microsoft.com/office/drawing/2016/5/11/chartex" xmlns:cx6="http://schemas.microsoft.com/office/drawing/2016/5/12/chartex" xmlns:cx7="http://schemas.microsoft.com/office/drawing/2016/5/13/chartex" xmlns:cx8="http://schemas.microsoft.com/office/drawing/2016/5/14/chartex" xmlns:mc="http://schemas.openxmlformats.org/markup-compatibility/2006" xmlns:aink="http://schemas.microsoft.com/office/drawing/2016/ink" xmlns:am3d="http://schemas.microsoft.com/office/drawing/2017/model3d" xmlns:o="urn:schemas-microsoft-com:office:office" xmlns:r="http://schemas.openxmlformats.org/officeDocument/2006/relationships" xmlns:m="http://schemas.openxmlformats.org/officeDocument/2006/math" xmlns:v="urn:schemas-microsoft-com:vml" xmlns:wp14="http://schemas.microsoft.com/office/word/2010/wordprocessingDrawing" xmlns:wp="http://schemas.openxmlformats.org/drawingml/2006/wordprocessingDrawing" xmlns:w10="urn:schemas-microsoft-com:office:word" xmlns:w="http://schemas.openxmlformats.org/wordprocessingml/2006/main" xmlns:w14="http://schemas.microsoft.com/office/word/2010/wordml" xmlns:w15="http://schemas.microsoft.com/office/word/2012/wordml" xmlns:w16cex="http://schemas.microsoft.com/office/word/2018/wordml/cex" xmlns:w16cid="http://schemas.microsoft.com/office/word/2016/wordml/cid" xmlns:w16="http://schemas.microsoft.com/office/word/2018/wordml" xmlns:w16sdtdh="http://schemas.microsoft.com/office/word/2020/wordml/sdtdatahash" xmlns:w16se="http://schemas.microsoft.com/office/word/2015/wordml/symex" xmlns:wpg="http://schemas.microsoft.com/office/word/2010/wordprocessingGroup" xmlns:wpi="http://schemas.microsoft.com/office/word/2010/wordprocessingInk" xmlns:wne="http://schemas.microsoft.com/office/word/2006/wordml" xmlns:wps="http://schemas.microsoft.com/office/word/2010/wordprocessingShape" mc:Ignorable="w14 w15 w16se w16cid w16 w16cex w16sdtdh wp14">
-  <w16cex:commentExtensible w16cex:durableId="2CE519AF" w16cex:dateUtc="2025-12-11T03:21:00Z"/>
-</w16cex:commentsExtensible>
-</file>
-
-<file path=word/commentsIds.xml><?xml version="1.0" encoding="utf-8"?>
-<w16cid:commentsIds xmlns:wpc="http://schemas.microsoft.com/office/word/2010/wordprocessingCanvas" xmlns:cx="http://schemas.microsoft.com/office/drawing/2014/chartex" xmlns:cx1="http://schemas.microsoft.com/office/drawing/2015/9/8/chartex" xmlns:cx2="http://schemas.microsoft.com/office/drawing/2015/10/21/chartex" xmlns:cx3="http://schemas.microsoft.com/office/drawing/2016/5/9/chartex" xmlns:cx4="http://schemas.microsoft.com/office/drawing/2016/5/10/chartex" xmlns:cx5="http://schemas.microsoft.com/office/drawing/2016/5/11/chartex" xmlns:cx6="http://schemas.microsoft.com/office/drawing/2016/5/12/chartex" xmlns:cx7="http://schemas.microsoft.com/office/drawing/2016/5/13/chartex" xmlns:cx8="http://schemas.microsoft.com/office/drawing/2016/5/14/chartex" xmlns:mc="http://schemas.openxmlformats.org/markup-compatibility/2006" xmlns:aink="http://schemas.microsoft.com/office/drawing/2016/ink" xmlns:am3d="http://schemas.microsoft.com/office/drawing/2017/model3d" xmlns:o="urn:schemas-microsoft-com:office:office" xmlns:r="http://schemas.openxmlformats.org/officeDocument/2006/relationships" xmlns:m="http://schemas.openxmlformats.org/officeDocument/2006/math" xmlns:v="urn:schemas-microsoft-com:vml" xmlns:wp14="http://schemas.microsoft.com/office/word/2010/wordprocessingDrawing" xmlns:wp="http://schemas.openxmlformats.org/drawingml/2006/wordprocessingDrawing" xmlns:w10="urn:schemas-microsoft-com:office:word" xmlns:w="http://schemas.openxmlformats.org/wordprocessingml/2006/main" xmlns:w14="http://schemas.microsoft.com/office/word/2010/wordml" xmlns:w15="http://schemas.microsoft.com/office/word/2012/wordml" xmlns:w16cex="http://schemas.microsoft.com/office/word/2018/wordml/cex" xmlns:w16cid="http://schemas.microsoft.com/office/word/2016/wordml/cid" xmlns:w16="http://schemas.microsoft.com/office/word/2018/wordml" xmlns:w16sdtdh="http://schemas.microsoft.com/office/word/2020/wordml/sdtdatahash" xmlns:w16se="http://schemas.microsoft.com/office/word/2015/wordml/symex" xmlns:wpg="http://schemas.microsoft.com/office/word/2010/wordprocessingGroup" xmlns:wpi="http://schemas.microsoft.com/office/word/2010/wordprocessingInk" xmlns:wne="http://schemas.microsoft.com/office/word/2006/wordml" xmlns:wps="http://schemas.microsoft.com/office/word/2010/wordprocessingShape" mc:Ignorable="w14 w15 w16se w16cid w16 w16cex w16sdtdh wp14">
-  <w16cid:commentId w16cid:paraId="4889FDED" w16cid:durableId="2CE519AF"/>
-</w16cid:commentsIds>
 </file>
 
 <file path=word/endnotes.xml><?xml version="1.0" encoding="utf-8"?>
@@ -10663,14 +10678,6 @@
     <w:abstractNumId w:val="0"/>
   </w:num>
 </w:numbering>
-</file>
-
-<file path=word/people.xml><?xml version="1.0" encoding="utf-8"?>
-<w15:people xmlns:wpc="http://schemas.microsoft.com/office/word/2010/wordprocessingCanvas" xmlns:cx="http://schemas.microsoft.com/office/drawing/2014/chartex" xmlns:cx1="http://schemas.microsoft.com/office/drawing/2015/9/8/chartex" xmlns:cx2="http://schemas.microsoft.com/office/drawing/2015/10/21/chartex" xmlns:cx3="http://schemas.microsoft.com/office/drawing/2016/5/9/chartex" xmlns:cx4="http://schemas.microsoft.com/office/drawing/2016/5/10/chartex" xmlns:cx5="http://schemas.microsoft.com/office/drawing/2016/5/11/chartex" xmlns:cx6="http://schemas.microsoft.com/office/drawing/2016/5/12/chartex" xmlns:cx7="http://schemas.microsoft.com/office/drawing/2016/5/13/chartex" xmlns:cx8="http://schemas.microsoft.com/office/drawing/2016/5/14/chartex" xmlns:mc="http://schemas.openxmlformats.org/markup-compatibility/2006" xmlns:aink="http://schemas.microsoft.com/office/drawing/2016/ink" xmlns:am3d="http://schemas.microsoft.com/office/drawing/2017/model3d" xmlns:o="urn:schemas-microsoft-com:office:office" xmlns:r="http://schemas.openxmlformats.org/officeDocument/2006/relationships" xmlns:m="http://schemas.openxmlformats.org/officeDocument/2006/math" xmlns:v="urn:schemas-microsoft-com:vml" xmlns:wp14="http://schemas.microsoft.com/office/word/2010/wordprocessingDrawing" xmlns:wp="http://schemas.openxmlformats.org/drawingml/2006/wordprocessingDrawing" xmlns:w10="urn:schemas-microsoft-com:office:word" xmlns:w="http://schemas.openxmlformats.org/wordprocessingml/2006/main" xmlns:w14="http://schemas.microsoft.com/office/word/2010/wordml" xmlns:w15="http://schemas.microsoft.com/office/word/2012/wordml" xmlns:w16cex="http://schemas.microsoft.com/office/word/2018/wordml/cex" xmlns:w16cid="http://schemas.microsoft.com/office/word/2016/wordml/cid" xmlns:w16="http://schemas.microsoft.com/office/word/2018/wordml" xmlns:w16sdtdh="http://schemas.microsoft.com/office/word/2020/wordml/sdtdatahash" xmlns:w16se="http://schemas.microsoft.com/office/word/2015/wordml/symex" xmlns:wpg="http://schemas.microsoft.com/office/word/2010/wordprocessingGroup" xmlns:wpi="http://schemas.microsoft.com/office/word/2010/wordprocessingInk" xmlns:wne="http://schemas.microsoft.com/office/word/2006/wordml" xmlns:wps="http://schemas.microsoft.com/office/word/2010/wordprocessingShape" mc:Ignorable="w14 w15 w16se w16cid w16 w16cex w16sdtdh wp14">
-  <w15:person w15:author="Aleksey A. Kalentev">
-    <w15:presenceInfo w15:providerId="AD" w15:userId="S-1-5-21-507921405-1993962763-1957994488-151096"/>
-  </w15:person>
-</w15:people>
 </file>
 
 <file path=word/styles.xml><?xml version="1.0" encoding="utf-8"?>
